--- a/case-study-pack/docx/HMF-Solution-Guide.docx
+++ b/case-study-pack/docx/HMF-Solution-Guide.docx
@@ -46,7 +46,7 @@
           <w:sz w:val="24"/>
           <w:szCs w:val="24"/>
         </w:rPr>
-        <w:t xml:space="preserve">Reference answers &amp; the Good · Better · Best ladder</w:t>
+        <w:t xml:space="preserve">Reference answers and the Good, Better, Best ladder</w:t>
       </w:r>
     </w:p>
     <w:tbl>
@@ -105,7 +105,7 @@
                 <w:sz w:val="20"/>
                 <w:szCs w:val="20"/>
               </w:rPr>
-              <w:t xml:space="preserve">For every pain point: the fitting Cisco solution, how a strong SE explains it, the outcome it delivers, and what Good, Better and Best sound like — so you can recognise and coach each level.</w:t>
+              <w:t xml:space="preserve">For every pain point: the fitting Cisco solution, how a strong Solution Engineer explains it, the outcome it delivers, and what Good, Better and Best sound like, so you can recognise and coach each level.</w:t>
             </w:r>
           </w:p>
         </w:tc>
@@ -181,7 +181,7 @@
                 <w:sz w:val="20"/>
                 <w:szCs w:val="20"/>
               </w:rPr>
-              <w:t xml:space="preserve">Cedarline Health Group is a regional healthcare payer-provider — roughly 8,000 employees across four hospitals and thirty-one clinics, plus a claims-processing business that handles the money. Growth by acquisition (including a second data centre absorbed as-is) and a mid-flight, disorderly move to public cloud have left a fragmented security posture. After a security incident in March, the board asked what would have stopped it — and leadership still cannot answer. Budget and executive attention are approved, but explicitly temporary, and the security team is small.</w:t>
+              <w:t xml:space="preserve">Cedarline Health Group is a regional healthcare payer-provider with roughly 8,000 employees across four hospitals and thirty-one clinics, plus a claims-processing business that handles the money. Growth by acquisition (including a second data centre absorbed as-is) and a mid-flight, disorderly move to public cloud have left a fragmented security posture. After a security incident in March, the board asked what would have stopped it, and leadership still cannot answer. Budget and executive attention are approved but explicitly temporary, and the security team is small.</w:t>
             </w:r>
           </w:p>
         </w:tc>
@@ -240,7 +240,7 @@
           <w:sz w:val="30"/>
           <w:szCs w:val="30"/>
         </w:rPr>
-        <w:t xml:space="preserve">Good · Better · Best — a growth ladder, not a grade</w:t>
+        <w:t xml:space="preserve">Good, Better, Best: a growth ladder, not a grade</w:t>
       </w:r>
     </w:p>
     <w:p>
@@ -254,7 +254,7 @@
           <w:sz w:val="21"/>
           <w:szCs w:val="21"/>
         </w:rPr>
-        <w:t xml:space="preserve">We evaluate qualitatively. There are no points — each answer sits on a ladder, and your job is to recognise where it lands and nudge it upward. Every level is a win worth naming.</w:t>
+        <w:t xml:space="preserve">We evaluate qualitatively. There are no points. Each answer sits on a ladder, and your job is to recognise where it lands and nudge it upward. Every level is a win worth naming.</w:t>
       </w:r>
     </w:p>
     <w:tbl>
@@ -336,7 +336,7 @@
                 <w:sz w:val="18"/>
                 <w:szCs w:val="18"/>
               </w:rPr>
-              <w:t xml:space="preserve">You put the right Cisco solution on the table and show you understand what the customer is actually worried about.</w:t>
+              <w:t xml:space="preserve">You put the right Cisco solution on the table and show that you understand what the customer is actually worried about.</w:t>
             </w:r>
           </w:p>
         </w:tc>
@@ -401,7 +401,7 @@
                 <w:sz w:val="18"/>
                 <w:szCs w:val="18"/>
               </w:rPr>
-              <w:t xml:space="preserve">You connect that solution to the concern — how it works and why it answers this specific problem — in language the customer would nod along to.</w:t>
+              <w:t xml:space="preserve">You connect that solution to the concern, showing how it works and why it answers this specific problem, in language the customer would nod along to.</w:t>
             </w:r>
           </w:p>
         </w:tc>
@@ -533,7 +533,7 @@
                 <w:sz w:val="20"/>
                 <w:szCs w:val="20"/>
               </w:rPr>
-              <w:t xml:space="preserve">Coach both audiences.  </w:t>
+              <w:t xml:space="preserve">Coach toward the outcome.  </w:t>
             </w:r>
             <w:r>
               <w:rPr>
@@ -542,7 +542,7 @@
                 <w:sz w:val="20"/>
                 <w:szCs w:val="20"/>
               </w:rPr>
-              <w:t xml:space="preserve">A specialist may leap to Best — push them on the customer's specific constraints. A generalist who reaches Good has genuinely succeeded — celebrate it, then show the one sentence that makes it Better.</w:t>
+              <w:t xml:space="preserve">When an answer names the right product but stops there, affirm the fit, then ask for the one sentence about Cedarline's constraints and the business result that would move it up the ladder.</w:t>
             </w:r>
           </w:p>
         </w:tc>
@@ -591,114 +591,59 @@
       <w:tblPr>
         <w:tblW w:type="dxa" w:w="9360"/>
         <w:tblBorders>
-          <w:top w:val="none" w:color="FFFFFF" w:sz="0"/>
-          <w:left w:val="none" w:color="FFFFFF" w:sz="0"/>
-          <w:bottom w:val="none" w:color="FFFFFF" w:sz="0"/>
-          <w:right w:val="none" w:color="FFFFFF" w:sz="0"/>
-          <w:insideH w:val="none" w:color="FFFFFF" w:sz="0"/>
-          <w:insideV w:val="single" w:color="FFFFFF" w:sz="60"/>
+          <w:top w:val="single" w:color="auto" w:sz="4"/>
+          <w:left w:val="single" w:color="auto" w:sz="4"/>
+          <w:bottom w:val="single" w:color="auto" w:sz="4"/>
+          <w:right w:val="single" w:color="auto" w:sz="4"/>
+          <w:insideH w:val="single" w:color="auto" w:sz="4"/>
+          <w:insideV w:val="single" w:color="auto" w:sz="4"/>
         </w:tblBorders>
       </w:tblPr>
       <w:tblGrid>
-        <w:gridCol w:w="4680"/>
-        <w:gridCol w:w="4680"/>
+        <w:gridCol w:w="9360"/>
       </w:tblGrid>
       <w:tr>
         <w:tc>
           <w:tcPr>
-            <w:tcW w:type="dxa" w:w="4680"/>
-            <w:tcBorders>
-              <w:top w:val="single" w:color="BEE6F2" w:sz="6"/>
-              <w:left w:val="single" w:color="BEE6F2" w:sz="6"/>
-              <w:bottom w:val="single" w:color="BEE6F2" w:sz="6"/>
-              <w:right w:val="single" w:color="BEE6F2" w:sz="6"/>
-            </w:tcBorders>
-            <w:shd w:fill="EAF7FB" w:color="auto" w:val="clear"/>
+            <w:tcW w:type="dxa" w:w="9360"/>
+            <w:tcBorders>
+              <w:top w:val="single" w:color="DCE6F1" w:sz="6"/>
+              <w:left w:val="single" w:color="DCE6F1" w:sz="6"/>
+              <w:bottom w:val="single" w:color="DCE6F1" w:sz="6"/>
+              <w:right w:val="single" w:color="DCE6F1" w:sz="6"/>
+            </w:tcBorders>
+            <w:shd w:fill="F3F7FB" w:color="auto" w:val="clear"/>
             <w:tcMar>
               <w:top w:type="dxa" w:w="110"/>
-              <w:left w:type="dxa" w:w="140"/>
+              <w:left w:type="dxa" w:w="160"/>
               <w:bottom w:type="dxa" w:w="110"/>
-              <w:right w:type="dxa" w:w="140"/>
-            </w:tcMar>
-          </w:tcPr>
-          <w:p>
-            <w:pPr>
-              <w:spacing w:after="50" w:before="0" w:line="276"/>
+              <w:right w:type="dxa" w:w="160"/>
+            </w:tcMar>
+            <w:vAlign w:val="top"/>
+          </w:tcPr>
+          <w:p>
+            <w:pPr>
+              <w:spacing w:after="0" w:before="0" w:line="276"/>
             </w:pPr>
             <w:r>
               <w:rPr>
                 <w:rFonts w:ascii="Calibri" w:cs="Calibri" w:eastAsia="Calibri" w:hAnsi="Calibri"/>
                 <w:b/>
                 <w:bCs/>
-                <w:caps/>
-                <w:color w:val="0E6E90"/>
-                <w:sz w:val="16"/>
-                <w:szCs w:val="16"/>
-              </w:rPr>
-              <w:t xml:space="preserve">🧭 New to this area?</w:t>
-            </w:r>
-          </w:p>
-          <w:p>
-            <w:pPr>
-              <w:spacing w:after="0" w:before="0" w:line="276"/>
-            </w:pPr>
-            <w:r>
-              <w:rPr>
-                <w:rFonts w:ascii="Calibri" w:cs="Calibri" w:eastAsia="Calibri" w:hAnsi="Calibri"/>
-                <w:color w:val="134A5E"/>
-                <w:sz w:val="18"/>
-                <w:szCs w:val="18"/>
-              </w:rPr>
-              <w:t xml:space="preserve">AI is now part of the attack surface. Cedarline has to prove to regulators that their AI is safe, vet the AI models and tools they adopt before they go live, and get eyes on AI traffic they currently can't see.</w:t>
-            </w:r>
-          </w:p>
-        </w:tc>
-        <w:tc>
-          <w:tcPr>
-            <w:tcW w:type="dxa" w:w="4680"/>
-            <w:tcBorders>
-              <w:top w:val="single" w:color="D6CBF0" w:sz="6"/>
-              <w:left w:val="single" w:color="D6CBF0" w:sz="6"/>
-              <w:bottom w:val="single" w:color="D6CBF0" w:sz="6"/>
-              <w:right w:val="single" w:color="D6CBF0" w:sz="6"/>
-            </w:tcBorders>
-            <w:shd w:fill="F1ECFA" w:color="auto" w:val="clear"/>
-            <w:tcMar>
-              <w:top w:type="dxa" w:w="110"/>
-              <w:left w:type="dxa" w:w="140"/>
-              <w:bottom w:type="dxa" w:w="110"/>
-              <w:right w:type="dxa" w:w="140"/>
-            </w:tcMar>
-          </w:tcPr>
-          <w:p>
-            <w:pPr>
-              <w:spacing w:after="50" w:before="0" w:line="276"/>
-            </w:pPr>
-            <w:r>
-              <w:rPr>
-                <w:rFonts w:ascii="Calibri" w:cs="Calibri" w:eastAsia="Calibri" w:hAnsi="Calibri"/>
-                <w:b/>
-                <w:bCs/>
-                <w:caps/>
-                <w:color w:val="5B3FBC"/>
-                <w:sz w:val="16"/>
-                <w:szCs w:val="16"/>
-              </w:rPr>
-              <w:t xml:space="preserve">🔐 For security specialists</w:t>
-            </w:r>
-          </w:p>
-          <w:p>
-            <w:pPr>
-              <w:spacing w:after="0" w:before="0" w:line="276"/>
-            </w:pPr>
-            <w:r>
-              <w:rPr>
-                <w:rFonts w:ascii="Calibri" w:cs="Calibri" w:eastAsia="Calibri" w:hAnsi="Calibri"/>
-                <w:color w:val="3E2E73"/>
-                <w:sz w:val="18"/>
-                <w:szCs w:val="18"/>
-              </w:rPr>
-              <w:t xml:space="preserve">Frame around AI Defense: algorithmic red-teaming for model/app validation, supply-chain scanning of models, repos and MCP servers, AI cloud visibility for asset discovery, and runtime prompt/response guardrails via the AI Defense–Multicloud Defense integration.</w:t>
+                <w:color w:val="0D274D"/>
+                <w:sz w:val="20"/>
+                <w:szCs w:val="20"/>
+              </w:rPr>
+              <w:t xml:space="preserve">The conversation.  </w:t>
+            </w:r>
+            <w:r>
+              <w:rPr>
+                <w:rFonts w:ascii="Calibri" w:cs="Calibri" w:eastAsia="Calibri" w:hAnsi="Calibri"/>
+                <w:color w:val="33465F"/>
+                <w:sz w:val="20"/>
+                <w:szCs w:val="20"/>
+              </w:rPr>
+              <w:t xml:space="preserve">Cedarline is standing up AI across regulated workflows and public cloud faster than security can see it. Help them prove compliance, vet what they adopt, and get visibility and guardrails over AI traffic.</w:t>
             </w:r>
           </w:p>
         </w:tc>
@@ -862,7 +807,7 @@
         </w:tc>
         <w:tc>
           <w:tcPr>
-            <w:tcW w:type="dxa" w:w="6177"/>
+            <w:tcW w:type="dxa" w:w="6178"/>
             <w:tcBorders>
               <w:top w:val="none" w:color="FFFFFF" w:sz="0"/>
               <w:left w:val="none" w:color="FFFFFF" w:sz="0"/>
@@ -928,7 +873,7 @@
         </w:tc>
         <w:tc>
           <w:tcPr>
-            <w:tcW w:type="dxa" w:w="6177"/>
+            <w:tcW w:type="dxa" w:w="6178"/>
             <w:tcBorders>
               <w:top w:val="single" w:color="E4EBF3" w:sz="4"/>
               <w:left w:val="none" w:color="FFFFFF" w:sz="0"/>
@@ -994,7 +939,7 @@
         </w:tc>
         <w:tc>
           <w:tcPr>
-            <w:tcW w:type="dxa" w:w="6177"/>
+            <w:tcW w:type="dxa" w:w="6178"/>
             <w:tcBorders>
               <w:top w:val="single" w:color="E4EBF3" w:sz="4"/>
               <w:left w:val="none" w:color="FFFFFF" w:sz="0"/>
@@ -1132,7 +1077,7 @@
                 <w:sz w:val="18"/>
                 <w:szCs w:val="18"/>
               </w:rPr>
-              <w:t xml:space="preserve">Names AI Defense and clearly gets the concern — the right tool is on the table.</w:t>
+              <w:t xml:space="preserve">Names AI Defense and clearly understands the concern. The right tool is on the table.</w:t>
             </w:r>
           </w:p>
         </w:tc>
@@ -1214,7 +1159,7 @@
                 <w:sz w:val="18"/>
                 <w:szCs w:val="18"/>
               </w:rPr>
-              <w:t xml:space="preserve">Explains how it addresses the concern: Cisco AI Defense is specifically designed to support Provider obligations under the EU AI Act. We utilize algorithmic red teaming technology for AI Model &amp; App Validation, which identifies safety and security vulnerabilities at scale.</w:t>
+              <w:t xml:space="preserve">Explains how it addresses the concern. Cisco AI Defense is specifically designed to support Provider obligations under the EU AI Act. We utilize algorithmic red teaming technology for AI Model &amp; App Validation, which identifies safety and security vulnerabilities at scale.</w:t>
             </w:r>
           </w:p>
         </w:tc>
@@ -1296,7 +1241,7 @@
                 <w:sz w:val="18"/>
                 <w:szCs w:val="18"/>
               </w:rPr>
-              <w:t xml:space="preserve">Ties it to Cedarline's constraints and the outcome — It automates the technical evidence gathering required for "Conformity Assessments." By mapping AI-specific threats to standardized frameworks (like MITRE ATLAS and OWASP), it provides the documentation and continuous monitoring necessary to prove to regulators that your systems are robust and compliant. — and positions it within the wider Hybrid Mesh Firewall design.</w:t>
+              <w:t xml:space="preserve">Ties it to Cedarline's constraints and the outcome it delivers. It automates the technical evidence gathering required for "Conformity Assessments." By mapping AI-specific threats to standardized frameworks (like MITRE ATLAS and OWASP), it provides the documentation and continuous monitoring necessary to prove to regulators that your systems are robust and compliant. It also positions the solution within the wider Hybrid Mesh Firewall design.</w:t>
             </w:r>
           </w:p>
         </w:tc>
@@ -1460,7 +1405,7 @@
         </w:tc>
         <w:tc>
           <w:tcPr>
-            <w:tcW w:type="dxa" w:w="6177"/>
+            <w:tcW w:type="dxa" w:w="6178"/>
             <w:tcBorders>
               <w:top w:val="none" w:color="FFFFFF" w:sz="0"/>
               <w:left w:val="none" w:color="FFFFFF" w:sz="0"/>
@@ -1526,7 +1471,7 @@
         </w:tc>
         <w:tc>
           <w:tcPr>
-            <w:tcW w:type="dxa" w:w="6177"/>
+            <w:tcW w:type="dxa" w:w="6178"/>
             <w:tcBorders>
               <w:top w:val="single" w:color="E4EBF3" w:sz="4"/>
               <w:left w:val="none" w:color="FFFFFF" w:sz="0"/>
@@ -1592,7 +1537,7 @@
         </w:tc>
         <w:tc>
           <w:tcPr>
-            <w:tcW w:type="dxa" w:w="6177"/>
+            <w:tcW w:type="dxa" w:w="6178"/>
             <w:tcBorders>
               <w:top w:val="single" w:color="E4EBF3" w:sz="4"/>
               <w:left w:val="none" w:color="FFFFFF" w:sz="0"/>
@@ -1730,7 +1675,7 @@
                 <w:sz w:val="18"/>
                 <w:szCs w:val="18"/>
               </w:rPr>
-              <w:t xml:space="preserve">Names AI Defense and clearly gets the concern — the right tool is on the table.</w:t>
+              <w:t xml:space="preserve">Names AI Defense and clearly understands the concern. The right tool is on the table.</w:t>
             </w:r>
           </w:p>
         </w:tc>
@@ -1812,7 +1757,7 @@
                 <w:sz w:val="18"/>
                 <w:szCs w:val="18"/>
               </w:rPr>
-              <w:t xml:space="preserve">Explains how it addresses the concern: Cisco AI Defense addresses this through proactive Supply Chain Risk Management. We scan your model files, repositories, and MCP servers to identify malicious or unsafe assets.</w:t>
+              <w:t xml:space="preserve">Explains how it addresses the concern. Cisco AI Defense addresses this through proactive Supply Chain Risk Management. We scan your model files, repositories, and MCP servers to identify malicious or unsafe assets.</w:t>
             </w:r>
           </w:p>
         </w:tc>
@@ -1894,7 +1839,7 @@
                 <w:sz w:val="18"/>
                 <w:szCs w:val="18"/>
               </w:rPr>
-              <w:t xml:space="preserve">Ties it to Cedarline's constraints and the outcome — It enables "Shift-Left" security by creating an inventory of all AI models and agents. By identifying vulnerabilities before production, it prevents the introduction of malicious code or poisoned data into your ecosystem. — and positions it within the wider Hybrid Mesh Firewall design.</w:t>
+              <w:t xml:space="preserve">Ties it to Cedarline's constraints and the outcome it delivers. It enables "Shift-Left" security by creating an inventory of all AI models and agents. By identifying vulnerabilities before production, it prevents the introduction of malicious code or poisoned data into your ecosystem. It also positions the solution within the wider Hybrid Mesh Firewall design.</w:t>
             </w:r>
           </w:p>
         </w:tc>
@@ -2058,7 +2003,7 @@
         </w:tc>
         <w:tc>
           <w:tcPr>
-            <w:tcW w:type="dxa" w:w="6177"/>
+            <w:tcW w:type="dxa" w:w="6178"/>
             <w:tcBorders>
               <w:top w:val="none" w:color="FFFFFF" w:sz="0"/>
               <w:left w:val="none" w:color="FFFFFF" w:sz="0"/>
@@ -2083,7 +2028,7 @@
                 <w:sz w:val="18"/>
                 <w:szCs w:val="18"/>
               </w:rPr>
-              <w:t xml:space="preserve">Cisco AI Defense - AI Cloud Visibility · Ai Cloud Visibility</w:t>
+              <w:t xml:space="preserve">Cisco AI Defense, AI Cloud Visibility · Ai Cloud Visibility</w:t>
             </w:r>
           </w:p>
         </w:tc>
@@ -2124,7 +2069,7 @@
         </w:tc>
         <w:tc>
           <w:tcPr>
-            <w:tcW w:type="dxa" w:w="6177"/>
+            <w:tcW w:type="dxa" w:w="6178"/>
             <w:tcBorders>
               <w:top w:val="single" w:color="E4EBF3" w:sz="4"/>
               <w:left w:val="none" w:color="FFFFFF" w:sz="0"/>
@@ -2190,7 +2135,7 @@
         </w:tc>
         <w:tc>
           <w:tcPr>
-            <w:tcW w:type="dxa" w:w="6177"/>
+            <w:tcW w:type="dxa" w:w="6178"/>
             <w:tcBorders>
               <w:top w:val="single" w:color="E4EBF3" w:sz="4"/>
               <w:left w:val="none" w:color="FFFFFF" w:sz="0"/>
@@ -2328,7 +2273,7 @@
                 <w:sz w:val="18"/>
                 <w:szCs w:val="18"/>
               </w:rPr>
-              <w:t xml:space="preserve">Names Cisco AI Defense - AI Cloud Visibility and clearly gets the concern — the right tool is on the table.</w:t>
+              <w:t xml:space="preserve">Names Cisco AI Defense, AI Cloud Visibility and clearly understands the concern. The right tool is on the table.</w:t>
             </w:r>
           </w:p>
         </w:tc>
@@ -2410,7 +2355,7 @@
                 <w:sz w:val="18"/>
                 <w:szCs w:val="18"/>
               </w:rPr>
-              <w:t xml:space="preserve">Explains how it addresses the concern: That's exactly the visibility gap Cisco AI Defense is built to solve. With AI Cloud Visibility, Cisco AI Defense continuously discovers AI assets across distributed cloud environments, including models, agents, datasets, MCP servers, and agent-to-tool workflows.</w:t>
+              <w:t xml:space="preserve">Explains how it addresses the concern. That's exactly the visibility gap Cisco AI Defense is built to solve. With AI Cloud Visibility, Cisco AI Defense continuously discovers AI assets across distributed cloud environments, including models, agents, datasets, MCP servers, and agent-to-tool workflows.</w:t>
             </w:r>
           </w:p>
         </w:tc>
@@ -2492,7 +2437,7 @@
                 <w:sz w:val="18"/>
                 <w:szCs w:val="18"/>
               </w:rPr>
-              <w:t xml:space="preserve">Ties it to Cedarline's constraints and the outcome — dentifies rogue or unsanctioned AI assets Maps relationships across data, models, agents, and tools Gives security teams a single-pane-of-glass view of AI exposure Helps close gaps before unknown AI usage becomes a production risk. — and positions it within the wider Hybrid Mesh Firewall design.</w:t>
+              <w:t xml:space="preserve">Ties it to Cedarline's constraints and the outcome it delivers. dentifies rogue or unsanctioned AI assets Maps relationships across data, models, agents, and tools Gives security teams a single-pane-of-glass view of AI exposure Helps close gaps before unknown AI usage becomes a production risk. It also positions the solution within the wider Hybrid Mesh Firewall design.</w:t>
             </w:r>
           </w:p>
         </w:tc>
@@ -2656,7 +2601,7 @@
         </w:tc>
         <w:tc>
           <w:tcPr>
-            <w:tcW w:type="dxa" w:w="6177"/>
+            <w:tcW w:type="dxa" w:w="6178"/>
             <w:tcBorders>
               <w:top w:val="none" w:color="FFFFFF" w:sz="0"/>
               <w:left w:val="none" w:color="FFFFFF" w:sz="0"/>
@@ -2723,7 +2668,7 @@
         </w:tc>
         <w:tc>
           <w:tcPr>
-            <w:tcW w:type="dxa" w:w="6177"/>
+            <w:tcW w:type="dxa" w:w="6178"/>
             <w:tcBorders>
               <w:top w:val="single" w:color="E4EBF3" w:sz="4"/>
               <w:left w:val="none" w:color="FFFFFF" w:sz="0"/>
@@ -2789,7 +2734,7 @@
         </w:tc>
         <w:tc>
           <w:tcPr>
-            <w:tcW w:type="dxa" w:w="6177"/>
+            <w:tcW w:type="dxa" w:w="6178"/>
             <w:tcBorders>
               <w:top w:val="single" w:color="E4EBF3" w:sz="4"/>
               <w:left w:val="none" w:color="FFFFFF" w:sz="0"/>
@@ -2927,7 +2872,7 @@
                 <w:sz w:val="18"/>
                 <w:szCs w:val="18"/>
               </w:rPr>
-              <w:t xml:space="preserve">Names AI Defense and clearly gets the concern — the right tool is on the table.</w:t>
+              <w:t xml:space="preserve">Names AI Defense and clearly understands the concern. The right tool is on the table.</w:t>
             </w:r>
           </w:p>
         </w:tc>
@@ -3009,7 +2954,7 @@
                 <w:sz w:val="18"/>
                 <w:szCs w:val="18"/>
               </w:rPr>
-              <w:t xml:space="preserve">Explains how it addresses the concern: That's exactly what the AI Defense-Multicloud Defense integration is designed to address. Cisco AI Defense uses the integration to discover AI assets in your cloud environments and identify external AI destinations your workloads are calling.</w:t>
+              <w:t xml:space="preserve">Explains how it addresses the concern. That's exactly what the AI Defense-Multicloud Defense integration is designed to address. Cisco AI Defense uses the integration to discover AI assets in your cloud environments and identify external AI destinations your workloads are calling.</w:t>
             </w:r>
           </w:p>
         </w:tc>
@@ -3091,7 +3036,7 @@
                 <w:sz w:val="18"/>
                 <w:szCs w:val="18"/>
               </w:rPr>
-              <w:t xml:space="preserve">Ties it to Cedarline's constraints and the outcome — Finds AI assets in cloud accounts Identifies third-party AI model usage Uses existing cloud-network control points for enforcement Avoids relying only on application-level changes. — and positions it within the wider Hybrid Mesh Firewall design.</w:t>
+              <w:t xml:space="preserve">Ties it to Cedarline's constraints and the outcome it delivers. Finds AI assets in cloud accounts Identifies third-party AI model usage Uses existing cloud-network control points for enforcement Avoids relying only on application-level changes. It also positions the solution within the wider Hybrid Mesh Firewall design.</w:t>
             </w:r>
           </w:p>
         </w:tc>
@@ -3154,114 +3099,59 @@
       <w:tblPr>
         <w:tblW w:type="dxa" w:w="9360"/>
         <w:tblBorders>
-          <w:top w:val="none" w:color="FFFFFF" w:sz="0"/>
-          <w:left w:val="none" w:color="FFFFFF" w:sz="0"/>
-          <w:bottom w:val="none" w:color="FFFFFF" w:sz="0"/>
-          <w:right w:val="none" w:color="FFFFFF" w:sz="0"/>
-          <w:insideH w:val="none" w:color="FFFFFF" w:sz="0"/>
-          <w:insideV w:val="single" w:color="FFFFFF" w:sz="60"/>
+          <w:top w:val="single" w:color="auto" w:sz="4"/>
+          <w:left w:val="single" w:color="auto" w:sz="4"/>
+          <w:bottom w:val="single" w:color="auto" w:sz="4"/>
+          <w:right w:val="single" w:color="auto" w:sz="4"/>
+          <w:insideH w:val="single" w:color="auto" w:sz="4"/>
+          <w:insideV w:val="single" w:color="auto" w:sz="4"/>
         </w:tblBorders>
       </w:tblPr>
       <w:tblGrid>
-        <w:gridCol w:w="4680"/>
-        <w:gridCol w:w="4680"/>
+        <w:gridCol w:w="9360"/>
       </w:tblGrid>
       <w:tr>
         <w:tc>
           <w:tcPr>
-            <w:tcW w:type="dxa" w:w="4680"/>
-            <w:tcBorders>
-              <w:top w:val="single" w:color="BEE6F2" w:sz="6"/>
-              <w:left w:val="single" w:color="BEE6F2" w:sz="6"/>
-              <w:bottom w:val="single" w:color="BEE6F2" w:sz="6"/>
-              <w:right w:val="single" w:color="BEE6F2" w:sz="6"/>
-            </w:tcBorders>
-            <w:shd w:fill="EAF7FB" w:color="auto" w:val="clear"/>
+            <w:tcW w:type="dxa" w:w="9360"/>
+            <w:tcBorders>
+              <w:top w:val="single" w:color="DCE6F1" w:sz="6"/>
+              <w:left w:val="single" w:color="DCE6F1" w:sz="6"/>
+              <w:bottom w:val="single" w:color="DCE6F1" w:sz="6"/>
+              <w:right w:val="single" w:color="DCE6F1" w:sz="6"/>
+            </w:tcBorders>
+            <w:shd w:fill="F3F7FB" w:color="auto" w:val="clear"/>
             <w:tcMar>
               <w:top w:type="dxa" w:w="110"/>
-              <w:left w:type="dxa" w:w="140"/>
+              <w:left w:type="dxa" w:w="160"/>
               <w:bottom w:type="dxa" w:w="110"/>
-              <w:right w:type="dxa" w:w="140"/>
-            </w:tcMar>
-          </w:tcPr>
-          <w:p>
-            <w:pPr>
-              <w:spacing w:after="50" w:before="0" w:line="276"/>
+              <w:right w:type="dxa" w:w="160"/>
+            </w:tcMar>
+            <w:vAlign w:val="top"/>
+          </w:tcPr>
+          <w:p>
+            <w:pPr>
+              <w:spacing w:after="0" w:before="0" w:line="276"/>
             </w:pPr>
             <w:r>
               <w:rPr>
                 <w:rFonts w:ascii="Calibri" w:cs="Calibri" w:eastAsia="Calibri" w:hAnsi="Calibri"/>
                 <w:b/>
                 <w:bCs/>
-                <w:caps/>
-                <w:color w:val="0E6E90"/>
-                <w:sz w:val="16"/>
-                <w:szCs w:val="16"/>
-              </w:rPr>
-              <w:t xml:space="preserve">🧭 New to this area?</w:t>
-            </w:r>
-          </w:p>
-          <w:p>
-            <w:pPr>
-              <w:spacing w:after="0" w:before="0" w:line="276"/>
-            </w:pPr>
-            <w:r>
-              <w:rPr>
-                <w:rFonts w:ascii="Calibri" w:cs="Calibri" w:eastAsia="Calibri" w:hAnsi="Calibri"/>
-                <w:color w:val="134A5E"/>
-                <w:sz w:val="18"/>
-                <w:szCs w:val="18"/>
-              </w:rPr>
-              <w:t xml:space="preserve">Cedarline runs applications across several public clouds, each with its own security settings. That inconsistency is risky and painful to audit. They want one place to set policy and prove it.</w:t>
-            </w:r>
-          </w:p>
-        </w:tc>
-        <w:tc>
-          <w:tcPr>
-            <w:tcW w:type="dxa" w:w="4680"/>
-            <w:tcBorders>
-              <w:top w:val="single" w:color="D6CBF0" w:sz="6"/>
-              <w:left w:val="single" w:color="D6CBF0" w:sz="6"/>
-              <w:bottom w:val="single" w:color="D6CBF0" w:sz="6"/>
-              <w:right w:val="single" w:color="D6CBF0" w:sz="6"/>
-            </w:tcBorders>
-            <w:shd w:fill="F1ECFA" w:color="auto" w:val="clear"/>
-            <w:tcMar>
-              <w:top w:type="dxa" w:w="110"/>
-              <w:left w:type="dxa" w:w="140"/>
-              <w:bottom w:type="dxa" w:w="110"/>
-              <w:right w:type="dxa" w:w="140"/>
-            </w:tcMar>
-          </w:tcPr>
-          <w:p>
-            <w:pPr>
-              <w:spacing w:after="50" w:before="0" w:line="276"/>
-            </w:pPr>
-            <w:r>
-              <w:rPr>
-                <w:rFonts w:ascii="Calibri" w:cs="Calibri" w:eastAsia="Calibri" w:hAnsi="Calibri"/>
-                <w:b/>
-                <w:bCs/>
-                <w:caps/>
-                <w:color w:val="5B3FBC"/>
-                <w:sz w:val="16"/>
-                <w:szCs w:val="16"/>
-              </w:rPr>
-              <w:t xml:space="preserve">🔐 For security specialists</w:t>
-            </w:r>
-          </w:p>
-          <w:p>
-            <w:pPr>
-              <w:spacing w:after="0" w:before="0" w:line="276"/>
-            </w:pPr>
-            <w:r>
-              <w:rPr>
-                <w:rFonts w:ascii="Calibri" w:cs="Calibri" w:eastAsia="Calibri" w:hAnsi="Calibri"/>
-                <w:color w:val="3E2E73"/>
-                <w:sz w:val="18"/>
-                <w:szCs w:val="18"/>
-              </w:rPr>
-              <w:t xml:space="preserve">Unified control plane via Multicloud Defense inside HMF; macro/micro-segmentation to contain east-west movement; consolidated logging mapped to frameworks like NIS2/DORA; Secure Workload + Secure Firewall for hybrid policy consistency.</w:t>
+                <w:color w:val="0D274D"/>
+                <w:sz w:val="20"/>
+                <w:szCs w:val="20"/>
+              </w:rPr>
+              <w:t xml:space="preserve">The conversation.  </w:t>
+            </w:r>
+            <w:r>
+              <w:rPr>
+                <w:rFonts w:ascii="Calibri" w:cs="Calibri" w:eastAsia="Calibri" w:hAnsi="Calibri"/>
+                <w:color w:val="33465F"/>
+                <w:sz w:val="20"/>
+                <w:szCs w:val="20"/>
+              </w:rPr>
+              <w:t xml:space="preserve">Workloads sprawl across AWS, Azure and on-prem, each with its own policy model. Contain lateral movement, prove consistent controls to auditors, and give Cedarline one place to define and enforce policy.</w:t>
             </w:r>
           </w:p>
         </w:tc>
@@ -3425,7 +3315,7 @@
         </w:tc>
         <w:tc>
           <w:tcPr>
-            <w:tcW w:type="dxa" w:w="6177"/>
+            <w:tcW w:type="dxa" w:w="6178"/>
             <w:tcBorders>
               <w:top w:val="none" w:color="FFFFFF" w:sz="0"/>
               <w:left w:val="none" w:color="FFFFFF" w:sz="0"/>
@@ -3491,7 +3381,7 @@
         </w:tc>
         <w:tc>
           <w:tcPr>
-            <w:tcW w:type="dxa" w:w="6177"/>
+            <w:tcW w:type="dxa" w:w="6178"/>
             <w:tcBorders>
               <w:top w:val="single" w:color="E4EBF3" w:sz="4"/>
               <w:left w:val="none" w:color="FFFFFF" w:sz="0"/>
@@ -3557,7 +3447,7 @@
         </w:tc>
         <w:tc>
           <w:tcPr>
-            <w:tcW w:type="dxa" w:w="6177"/>
+            <w:tcW w:type="dxa" w:w="6178"/>
             <w:tcBorders>
               <w:top w:val="single" w:color="E4EBF3" w:sz="4"/>
               <w:left w:val="none" w:color="FFFFFF" w:sz="0"/>
@@ -3695,7 +3585,7 @@
                 <w:sz w:val="18"/>
                 <w:szCs w:val="18"/>
               </w:rPr>
-              <w:t xml:space="preserve">Names Multicloud Defense and clearly gets the concern — the right tool is on the table.</w:t>
+              <w:t xml:space="preserve">Names Multicloud Defense and clearly understands the concern. The right tool is on the table.</w:t>
             </w:r>
           </w:p>
         </w:tc>
@@ -3777,7 +3667,7 @@
                 <w:sz w:val="18"/>
                 <w:szCs w:val="18"/>
               </w:rPr>
-              <w:t xml:space="preserve">Explains how it addresses the concern: Multicloud Defense leverages macro and micro-segmentation capabilities to enforce strict communication boundaries. By integrating with our Hybrid Mesh Firewall and Hypershield, we can isolate workloads and inspect traffic between cloud segments, effectively stopping lateral movement before it reaches your sensitive data.</w:t>
+              <w:t xml:space="preserve">Explains how it addresses the concern. Multicloud Defense leverages macro and micro-segmentation capabilities to enforce strict communication boundaries. By integrating with our Hybrid Mesh Firewall and Hypershield, we can isolate workloads and inspect traffic between cloud segments, effectively stopping lateral movement before it reaches your sensitive data.</w:t>
             </w:r>
           </w:p>
         </w:tc>
@@ -3859,7 +3749,7 @@
                 <w:sz w:val="18"/>
                 <w:szCs w:val="18"/>
               </w:rPr>
-              <w:t xml:space="preserve">Ties it to Cedarline's constraints and the outcome — It provides granular visibility and control over east-west traffic. By applying Zero Trust principles across the hybrid fabric, you transform your network into a series of secure, isolated zones that prevent an attacker from pivoting through your infrastructure. — and positions it within the wider Hybrid Mesh Firewall design.</w:t>
+              <w:t xml:space="preserve">Ties it to Cedarline's constraints and the outcome it delivers. It provides granular visibility and control over east-west traffic. By applying Zero Trust principles across the hybrid fabric, you transform your network into a series of secure, isolated zones that prevent an attacker from pivoting through your infrastructure. It also positions the solution within the wider Hybrid Mesh Firewall design.</w:t>
             </w:r>
           </w:p>
         </w:tc>
@@ -4023,7 +3913,7 @@
         </w:tc>
         <w:tc>
           <w:tcPr>
-            <w:tcW w:type="dxa" w:w="6177"/>
+            <w:tcW w:type="dxa" w:w="6178"/>
             <w:tcBorders>
               <w:top w:val="none" w:color="FFFFFF" w:sz="0"/>
               <w:left w:val="none" w:color="FFFFFF" w:sz="0"/>
@@ -4089,7 +3979,7 @@
         </w:tc>
         <w:tc>
           <w:tcPr>
-            <w:tcW w:type="dxa" w:w="6177"/>
+            <w:tcW w:type="dxa" w:w="6178"/>
             <w:tcBorders>
               <w:top w:val="single" w:color="E4EBF3" w:sz="4"/>
               <w:left w:val="none" w:color="FFFFFF" w:sz="0"/>
@@ -4155,7 +4045,7 @@
         </w:tc>
         <w:tc>
           <w:tcPr>
-            <w:tcW w:type="dxa" w:w="6177"/>
+            <w:tcW w:type="dxa" w:w="6178"/>
             <w:tcBorders>
               <w:top w:val="single" w:color="E4EBF3" w:sz="4"/>
               <w:left w:val="none" w:color="FFFFFF" w:sz="0"/>
@@ -4293,7 +4183,7 @@
                 <w:sz w:val="18"/>
                 <w:szCs w:val="18"/>
               </w:rPr>
-              <w:t xml:space="preserve">Names Multicloud Defense and clearly gets the concern — the right tool is on the table.</w:t>
+              <w:t xml:space="preserve">Names Multicloud Defense and clearly understands the concern. The right tool is on the table.</w:t>
             </w:r>
           </w:p>
         </w:tc>
@@ -4375,7 +4265,7 @@
                 <w:sz w:val="18"/>
                 <w:szCs w:val="18"/>
               </w:rPr>
-              <w:t xml:space="preserve">Explains how it addresses the concern: Cisco Multicloud Defense provides unified logging and traceability. Because our security framework is integrated across the network fabric, you can generate consolidated reports that map directly to your compliance requirements (such as NIS2 or DORA) across all cloud environments from a single dashboard.</w:t>
+              <w:t xml:space="preserve">Explains how it addresses the concern. Cisco Multicloud Defense provides unified logging and traceability. Because our security framework is integrated across the network fabric, you can generate consolidated reports that map directly to your compliance requirements (such as NIS2 or DORA) across all cloud environments from a single dashboard.</w:t>
             </w:r>
           </w:p>
         </w:tc>
@@ -4457,7 +4347,7 @@
                 <w:sz w:val="18"/>
                 <w:szCs w:val="18"/>
               </w:rPr>
-              <w:t xml:space="preserve">Ties it to Cedarline's constraints and the outcome — It automates the collection of evidence for security audits. By consolidating logs and policy enforcement data, you create a "single source of truth" that simplifies compliance reporting and demonstrates proactive governance to regulators. — and positions it within the wider Hybrid Mesh Firewall design.</w:t>
+              <w:t xml:space="preserve">Ties it to Cedarline's constraints and the outcome it delivers. It automates the collection of evidence for security audits. By consolidating logs and policy enforcement data, you create a "single source of truth" that simplifies compliance reporting and demonstrates proactive governance to regulators. It also positions the solution within the wider Hybrid Mesh Firewall design.</w:t>
             </w:r>
           </w:p>
         </w:tc>
@@ -4621,7 +4511,7 @@
         </w:tc>
         <w:tc>
           <w:tcPr>
-            <w:tcW w:type="dxa" w:w="6177"/>
+            <w:tcW w:type="dxa" w:w="6178"/>
             <w:tcBorders>
               <w:top w:val="none" w:color="FFFFFF" w:sz="0"/>
               <w:left w:val="none" w:color="FFFFFF" w:sz="0"/>
@@ -4687,7 +4577,7 @@
         </w:tc>
         <w:tc>
           <w:tcPr>
-            <w:tcW w:type="dxa" w:w="6177"/>
+            <w:tcW w:type="dxa" w:w="6178"/>
             <w:tcBorders>
               <w:top w:val="single" w:color="E4EBF3" w:sz="4"/>
               <w:left w:val="none" w:color="FFFFFF" w:sz="0"/>
@@ -4753,7 +4643,7 @@
         </w:tc>
         <w:tc>
           <w:tcPr>
-            <w:tcW w:type="dxa" w:w="6177"/>
+            <w:tcW w:type="dxa" w:w="6178"/>
             <w:tcBorders>
               <w:top w:val="single" w:color="E4EBF3" w:sz="4"/>
               <w:left w:val="none" w:color="FFFFFF" w:sz="0"/>
@@ -4891,7 +4781,7 @@
                 <w:sz w:val="18"/>
                 <w:szCs w:val="18"/>
               </w:rPr>
-              <w:t xml:space="preserve">Names Multicloud Defense and clearly gets the concern — the right tool is on the table.</w:t>
+              <w:t xml:space="preserve">Names Multicloud Defense and clearly understands the concern. The right tool is on the table.</w:t>
             </w:r>
           </w:p>
         </w:tc>
@@ -4973,7 +4863,7 @@
                 <w:sz w:val="18"/>
                 <w:szCs w:val="18"/>
               </w:rPr>
-              <w:t xml:space="preserve">Explains how it addresses the concern: Cisco Multicloud Defense, integrated within our Hybrid Mesh Firewall architecture, provides a unified control plane. You can define security policies once via Security Cloud Control and enforce them consistently across your entire distributed environment, regardless of the underlying cloud provider.</w:t>
+              <w:t xml:space="preserve">Explains how it addresses the concern. Cisco Multicloud Defense, integrated within our Hybrid Mesh Firewall architecture, provides a unified control plane. You can define security policies once via Security Cloud Control and enforce them consistently across your entire distributed environment, regardless of the underlying cloud provider.</w:t>
             </w:r>
           </w:p>
         </w:tc>
@@ -5055,7 +4945,7 @@
                 <w:sz w:val="18"/>
                 <w:szCs w:val="18"/>
               </w:rPr>
-              <w:t xml:space="preserve">Ties it to Cedarline's constraints and the outcome — It replaces siloed, manual configuration with centralized orchestration. By abstracting the security policy from the cloud-native tools, it ensures that your security posture is uniform and eliminates the "configuration drift" that occurs when managing multiple cloud consoles. — and positions it within the wider Hybrid Mesh Firewall design.</w:t>
+              <w:t xml:space="preserve">Ties it to Cedarline's constraints and the outcome it delivers. It replaces siloed, manual configuration with centralized orchestration. By abstracting the security policy from the cloud-native tools, it ensures that your security posture is uniform and eliminates the "configuration drift" that occurs when managing multiple cloud consoles. It also positions the solution within the wider Hybrid Mesh Firewall design.</w:t>
             </w:r>
           </w:p>
         </w:tc>
@@ -5219,7 +5109,7 @@
         </w:tc>
         <w:tc>
           <w:tcPr>
-            <w:tcW w:type="dxa" w:w="6177"/>
+            <w:tcW w:type="dxa" w:w="6178"/>
             <w:tcBorders>
               <w:top w:val="none" w:color="FFFFFF" w:sz="0"/>
               <w:left w:val="none" w:color="FFFFFF" w:sz="0"/>
@@ -5288,7 +5178,7 @@
         </w:tc>
         <w:tc>
           <w:tcPr>
-            <w:tcW w:type="dxa" w:w="6177"/>
+            <w:tcW w:type="dxa" w:w="6178"/>
             <w:tcBorders>
               <w:top w:val="single" w:color="E4EBF3" w:sz="4"/>
               <w:left w:val="none" w:color="FFFFFF" w:sz="0"/>
@@ -5354,7 +5244,7 @@
         </w:tc>
         <w:tc>
           <w:tcPr>
-            <w:tcW w:type="dxa" w:w="6177"/>
+            <w:tcW w:type="dxa" w:w="6178"/>
             <w:tcBorders>
               <w:top w:val="single" w:color="E4EBF3" w:sz="4"/>
               <w:left w:val="none" w:color="FFFFFF" w:sz="0"/>
@@ -5492,7 +5382,7 @@
                 <w:sz w:val="18"/>
                 <w:szCs w:val="18"/>
               </w:rPr>
-              <w:t xml:space="preserve">Names Cisco Secure Workload Cisco Secure Firewal… and clearly gets the concern — the right tool is on the table.</w:t>
+              <w:t xml:space="preserve">Names Cisco Secure Workload Cisco Secure Firewal and clearly understands the concern. The right tool is on the table.</w:t>
             </w:r>
           </w:p>
         </w:tc>
@@ -5574,7 +5464,7 @@
                 <w:sz w:val="18"/>
                 <w:szCs w:val="18"/>
               </w:rPr>
-              <w:t xml:space="preserve">Explains how it addresses the concern: That's a common hybrid environment challenge. Cisco Secure Workload helps create a more unified segmentation model by using application dependency awareness and AI/ML-driven policy discovery to define policy based on how workloads actually communicate.</w:t>
+              <w:t xml:space="preserve">Explains how it addresses the concern. That's a common hybrid environment challenge. Cisco Secure Workload helps create a more unified segmentation model by using application dependency awareness and AI/ML-driven policy discovery to define policy based on how workloads actually communicate.</w:t>
             </w:r>
           </w:p>
         </w:tc>
@@ -5656,7 +5546,7 @@
                 <w:sz w:val="18"/>
                 <w:szCs w:val="18"/>
               </w:rPr>
-              <w:t xml:space="preserve">Ties it to Cedarline's constraints and the outcome — Reduces policy drift across hybrid and multicloud environments Aligns policy to application behavior, not just static IP-based rules Supports consistent macro and micro controls together. — and positions it within the wider Hybrid Mesh Firewall design.</w:t>
+              <w:t xml:space="preserve">Ties it to Cedarline's constraints and the outcome it delivers. Reduces policy drift across hybrid and multicloud environments Aligns policy to application behavior, not just static IP-based rules Supports consistent macro and micro controls together. It also positions the solution within the wider Hybrid Mesh Firewall design.</w:t>
             </w:r>
           </w:p>
         </w:tc>
@@ -5719,114 +5609,59 @@
       <w:tblPr>
         <w:tblW w:type="dxa" w:w="9360"/>
         <w:tblBorders>
-          <w:top w:val="none" w:color="FFFFFF" w:sz="0"/>
-          <w:left w:val="none" w:color="FFFFFF" w:sz="0"/>
-          <w:bottom w:val="none" w:color="FFFFFF" w:sz="0"/>
-          <w:right w:val="none" w:color="FFFFFF" w:sz="0"/>
-          <w:insideH w:val="none" w:color="FFFFFF" w:sz="0"/>
-          <w:insideV w:val="single" w:color="FFFFFF" w:sz="60"/>
+          <w:top w:val="single" w:color="auto" w:sz="4"/>
+          <w:left w:val="single" w:color="auto" w:sz="4"/>
+          <w:bottom w:val="single" w:color="auto" w:sz="4"/>
+          <w:right w:val="single" w:color="auto" w:sz="4"/>
+          <w:insideH w:val="single" w:color="auto" w:sz="4"/>
+          <w:insideV w:val="single" w:color="auto" w:sz="4"/>
         </w:tblBorders>
       </w:tblPr>
       <w:tblGrid>
-        <w:gridCol w:w="4680"/>
-        <w:gridCol w:w="4680"/>
+        <w:gridCol w:w="9360"/>
       </w:tblGrid>
       <w:tr>
         <w:tc>
           <w:tcPr>
-            <w:tcW w:type="dxa" w:w="4680"/>
-            <w:tcBorders>
-              <w:top w:val="single" w:color="BEE6F2" w:sz="6"/>
-              <w:left w:val="single" w:color="BEE6F2" w:sz="6"/>
-              <w:bottom w:val="single" w:color="BEE6F2" w:sz="6"/>
-              <w:right w:val="single" w:color="BEE6F2" w:sz="6"/>
-            </w:tcBorders>
-            <w:shd w:fill="EAF7FB" w:color="auto" w:val="clear"/>
+            <w:tcW w:type="dxa" w:w="9360"/>
+            <w:tcBorders>
+              <w:top w:val="single" w:color="DCE6F1" w:sz="6"/>
+              <w:left w:val="single" w:color="DCE6F1" w:sz="6"/>
+              <w:bottom w:val="single" w:color="DCE6F1" w:sz="6"/>
+              <w:right w:val="single" w:color="DCE6F1" w:sz="6"/>
+            </w:tcBorders>
+            <w:shd w:fill="F3F7FB" w:color="auto" w:val="clear"/>
             <w:tcMar>
               <w:top w:type="dxa" w:w="110"/>
-              <w:left w:type="dxa" w:w="140"/>
+              <w:left w:type="dxa" w:w="160"/>
               <w:bottom w:type="dxa" w:w="110"/>
-              <w:right w:type="dxa" w:w="140"/>
-            </w:tcMar>
-          </w:tcPr>
-          <w:p>
-            <w:pPr>
-              <w:spacing w:after="50" w:before="0" w:line="276"/>
+              <w:right w:type="dxa" w:w="160"/>
+            </w:tcMar>
+            <w:vAlign w:val="top"/>
+          </w:tcPr>
+          <w:p>
+            <w:pPr>
+              <w:spacing w:after="0" w:before="0" w:line="276"/>
             </w:pPr>
             <w:r>
               <w:rPr>
                 <w:rFonts w:ascii="Calibri" w:cs="Calibri" w:eastAsia="Calibri" w:hAnsi="Calibri"/>
                 <w:b/>
                 <w:bCs/>
-                <w:caps/>
-                <w:color w:val="0E6E90"/>
-                <w:sz w:val="16"/>
-                <w:szCs w:val="16"/>
-              </w:rPr>
-              <w:t xml:space="preserve">🧭 New to this area?</w:t>
-            </w:r>
-          </w:p>
-          <w:p>
-            <w:pPr>
-              <w:spacing w:after="0" w:before="0" w:line="276"/>
-            </w:pPr>
-            <w:r>
-              <w:rPr>
-                <w:rFonts w:ascii="Calibri" w:cs="Calibri" w:eastAsia="Calibri" w:hAnsi="Calibri"/>
-                <w:color w:val="134A5E"/>
-                <w:sz w:val="18"/>
-                <w:szCs w:val="18"/>
-              </w:rPr>
-              <w:t xml:space="preserve">Their data-centre perimeter is a patchwork of vendors and an inherited rulebase. Most traffic is encrypted, so they're blind to a lot of it — and when something bad happens, the response is too slow.</w:t>
-            </w:r>
-          </w:p>
-        </w:tc>
-        <w:tc>
-          <w:tcPr>
-            <w:tcW w:type="dxa" w:w="4680"/>
-            <w:tcBorders>
-              <w:top w:val="single" w:color="D6CBF0" w:sz="6"/>
-              <w:left w:val="single" w:color="D6CBF0" w:sz="6"/>
-              <w:bottom w:val="single" w:color="D6CBF0" w:sz="6"/>
-              <w:right w:val="single" w:color="D6CBF0" w:sz="6"/>
-            </w:tcBorders>
-            <w:shd w:fill="F1ECFA" w:color="auto" w:val="clear"/>
-            <w:tcMar>
-              <w:top w:type="dxa" w:w="110"/>
-              <w:left w:type="dxa" w:w="140"/>
-              <w:bottom w:type="dxa" w:w="110"/>
-              <w:right w:type="dxa" w:w="140"/>
-            </w:tcMar>
-          </w:tcPr>
-          <w:p>
-            <w:pPr>
-              <w:spacing w:after="50" w:before="0" w:line="276"/>
-            </w:pPr>
-            <w:r>
-              <w:rPr>
-                <w:rFonts w:ascii="Calibri" w:cs="Calibri" w:eastAsia="Calibri" w:hAnsi="Calibri"/>
-                <w:b/>
-                <w:bCs/>
-                <w:caps/>
-                <w:color w:val="5B3FBC"/>
-                <w:sz w:val="16"/>
-                <w:szCs w:val="16"/>
-              </w:rPr>
-              <w:t xml:space="preserve">🔐 For security specialists</w:t>
-            </w:r>
-          </w:p>
-          <w:p>
-            <w:pPr>
-              <w:spacing w:after="0" w:before="0" w:line="276"/>
-            </w:pPr>
-            <w:r>
-              <w:rPr>
-                <w:rFonts w:ascii="Calibri" w:cs="Calibri" w:eastAsia="Calibri" w:hAnsi="Calibri"/>
-                <w:color w:val="3E2E73"/>
-                <w:sz w:val="18"/>
-                <w:szCs w:val="18"/>
-              </w:rPr>
-              <w:t xml:space="preserve">ISE with pxGrid/ANC for rapid, automated quarantine; Encrypted Visibility Engine (EVE) for threat inference without decryption; Snort ML for unknown/zero-day exploits; Security Cloud Control / FMC for policy consolidation and cleanup.</w:t>
+                <w:color w:val="0D274D"/>
+                <w:sz w:val="20"/>
+                <w:szCs w:val="20"/>
+              </w:rPr>
+              <w:t xml:space="preserve">The conversation.  </w:t>
+            </w:r>
+            <w:r>
+              <w:rPr>
+                <w:rFonts w:ascii="Calibri" w:cs="Calibri" w:eastAsia="Calibri" w:hAnsi="Calibri"/>
+                <w:color w:val="33465F"/>
+                <w:sz w:val="20"/>
+                <w:szCs w:val="20"/>
+              </w:rPr>
+              <w:t xml:space="preserve">A mixed-vendor perimeter, an inherited rulebase and mostly encrypted traffic leave blind spots and a slow response. Restore visibility, speed the response, and modernise detection with the team they have.</w:t>
             </w:r>
           </w:p>
         </w:tc>
@@ -5990,7 +5825,7 @@
         </w:tc>
         <w:tc>
           <w:tcPr>
-            <w:tcW w:type="dxa" w:w="6177"/>
+            <w:tcW w:type="dxa" w:w="6178"/>
             <w:tcBorders>
               <w:top w:val="none" w:color="FFFFFF" w:sz="0"/>
               <w:left w:val="none" w:color="FFFFFF" w:sz="0"/>
@@ -6056,7 +5891,7 @@
         </w:tc>
         <w:tc>
           <w:tcPr>
-            <w:tcW w:type="dxa" w:w="6177"/>
+            <w:tcW w:type="dxa" w:w="6178"/>
             <w:tcBorders>
               <w:top w:val="single" w:color="E4EBF3" w:sz="4"/>
               <w:left w:val="none" w:color="FFFFFF" w:sz="0"/>
@@ -6122,7 +5957,7 @@
         </w:tc>
         <w:tc>
           <w:tcPr>
-            <w:tcW w:type="dxa" w:w="6177"/>
+            <w:tcW w:type="dxa" w:w="6178"/>
             <w:tcBorders>
               <w:top w:val="single" w:color="E4EBF3" w:sz="4"/>
               <w:left w:val="none" w:color="FFFFFF" w:sz="0"/>
@@ -6260,7 +6095,7 @@
                 <w:sz w:val="18"/>
                 <w:szCs w:val="18"/>
               </w:rPr>
-              <w:t xml:space="preserve">Names ISE and clearly gets the concern — the right tool is on the table.</w:t>
+              <w:t xml:space="preserve">Names ISE and clearly understands the concern. The right tool is on the table.</w:t>
             </w:r>
           </w:p>
         </w:tc>
@@ -6342,7 +6177,7 @@
                 <w:sz w:val="18"/>
                 <w:szCs w:val="18"/>
               </w:rPr>
-              <w:t xml:space="preserve">Explains how it addresses the concern: Cisco ISE integrates with your security ecosystem via pxGrid and Adaptive Network Control (ANC). When a threat is detected, ISE can automatically trigger a quarantine policy, isolating the compromised device in real-time without requiring manual intervention.</w:t>
+              <w:t xml:space="preserve">Explains how it addresses the concern. Cisco ISE integrates with your security ecosystem via pxGrid and Adaptive Network Control (ANC). When a threat is detected, ISE can automatically trigger a quarantine policy, isolating the compromised device in real-time without requiring manual intervention.</w:t>
             </w:r>
           </w:p>
         </w:tc>
@@ -6424,7 +6259,7 @@
                 <w:sz w:val="18"/>
                 <w:szCs w:val="18"/>
               </w:rPr>
-              <w:t xml:space="preserve">Ties it to Cedarline's constraints and the outcome — It automates the "Response" phase of the incident lifecycle. By bridging the gap between detection and enforcement, it stops threats at the speed of the network. — and positions it within the wider Hybrid Mesh Firewall design.</w:t>
+              <w:t xml:space="preserve">Ties it to Cedarline's constraints and the outcome it delivers. It automates the "Response" phase of the incident lifecycle. By bridging the gap between detection and enforcement, it stops threats at the speed of the network. It also positions the solution within the wider Hybrid Mesh Firewall design.</w:t>
             </w:r>
           </w:p>
         </w:tc>
@@ -6588,7 +6423,7 @@
         </w:tc>
         <w:tc>
           <w:tcPr>
-            <w:tcW w:type="dxa" w:w="6177"/>
+            <w:tcW w:type="dxa" w:w="6178"/>
             <w:tcBorders>
               <w:top w:val="none" w:color="FFFFFF" w:sz="0"/>
               <w:left w:val="none" w:color="FFFFFF" w:sz="0"/>
@@ -6654,7 +6489,7 @@
         </w:tc>
         <w:tc>
           <w:tcPr>
-            <w:tcW w:type="dxa" w:w="6177"/>
+            <w:tcW w:type="dxa" w:w="6178"/>
             <w:tcBorders>
               <w:top w:val="single" w:color="E4EBF3" w:sz="4"/>
               <w:left w:val="none" w:color="FFFFFF" w:sz="0"/>
@@ -6720,7 +6555,7 @@
         </w:tc>
         <w:tc>
           <w:tcPr>
-            <w:tcW w:type="dxa" w:w="6177"/>
+            <w:tcW w:type="dxa" w:w="6178"/>
             <w:tcBorders>
               <w:top w:val="single" w:color="E4EBF3" w:sz="4"/>
               <w:left w:val="none" w:color="FFFFFF" w:sz="0"/>
@@ -6858,7 +6693,7 @@
                 <w:sz w:val="18"/>
                 <w:szCs w:val="18"/>
               </w:rPr>
-              <w:t xml:space="preserve">Names Cisco Security Cloud Control and clearly gets the concern — the right tool is on the table.</w:t>
+              <w:t xml:space="preserve">Names Cisco Security Cloud Control and clearly understands the concern. The right tool is on the table.</w:t>
             </w:r>
           </w:p>
         </w:tc>
@@ -6940,7 +6775,7 @@
                 <w:sz w:val="18"/>
                 <w:szCs w:val="18"/>
               </w:rPr>
-              <w:t xml:space="preserve">Explains how it addresses the concern: Cisco applies AI-driven analysis to firewall telemetry and policy data to surface optimization opportunities, reduce manual troubleshooting, and guide cleaner policy administration.</w:t>
+              <w:t xml:space="preserve">Explains how it addresses the concern. Cisco applies AI-driven analysis to firewall telemetry and policy data to surface optimization opportunities, reduce manual troubleshooting, and guide cleaner policy administration.</w:t>
             </w:r>
           </w:p>
         </w:tc>
@@ -7022,7 +6857,7 @@
                 <w:sz w:val="18"/>
                 <w:szCs w:val="18"/>
               </w:rPr>
-              <w:t xml:space="preserve">Ties it to Cedarline's constraints and the outcome — Reduces manual policy review; identifies redundant/stale rules; lowers risk from human error. — and positions it within the wider Hybrid Mesh Firewall design.</w:t>
+              <w:t xml:space="preserve">Ties it to Cedarline's constraints and the outcome it delivers. Reduces manual policy review; identifies redundant/stale rules; lowers risk from human error. It also positions the solution within the wider Hybrid Mesh Firewall design.</w:t>
             </w:r>
           </w:p>
         </w:tc>
@@ -7186,7 +7021,7 @@
         </w:tc>
         <w:tc>
           <w:tcPr>
-            <w:tcW w:type="dxa" w:w="6177"/>
+            <w:tcW w:type="dxa" w:w="6178"/>
             <w:tcBorders>
               <w:top w:val="none" w:color="FFFFFF" w:sz="0"/>
               <w:left w:val="none" w:color="FFFFFF" w:sz="0"/>
@@ -7252,7 +7087,7 @@
         </w:tc>
         <w:tc>
           <w:tcPr>
-            <w:tcW w:type="dxa" w:w="6177"/>
+            <w:tcW w:type="dxa" w:w="6178"/>
             <w:tcBorders>
               <w:top w:val="single" w:color="E4EBF3" w:sz="4"/>
               <w:left w:val="none" w:color="FFFFFF" w:sz="0"/>
@@ -7318,7 +7153,7 @@
         </w:tc>
         <w:tc>
           <w:tcPr>
-            <w:tcW w:type="dxa" w:w="6177"/>
+            <w:tcW w:type="dxa" w:w="6178"/>
             <w:tcBorders>
               <w:top w:val="single" w:color="E4EBF3" w:sz="4"/>
               <w:left w:val="none" w:color="FFFFFF" w:sz="0"/>
@@ -7456,7 +7291,7 @@
                 <w:sz w:val="18"/>
                 <w:szCs w:val="18"/>
               </w:rPr>
-              <w:t xml:space="preserve">Names Cisco Secure Firewall (FTD) and clearly gets the concern — the right tool is on the table.</w:t>
+              <w:t xml:space="preserve">Names Cisco Secure Firewall (FTD) and clearly understands the concern. The right tool is on the table.</w:t>
             </w:r>
           </w:p>
         </w:tc>
@@ -7538,7 +7373,7 @@
                 <w:sz w:val="18"/>
                 <w:szCs w:val="18"/>
               </w:rPr>
-              <w:t xml:space="preserve">Explains how it addresses the concern: Encrypted Visibility Engine (EVE) uses AI/ML-based fingerprinting to analyze encrypted traffic patterns and identify suspicious behavior without decrypting the payload.</w:t>
+              <w:t xml:space="preserve">Explains how it addresses the concern. Encrypted Visibility Engine (EVE) uses AI/ML-based fingerprinting to analyze encrypted traffic patterns and identify suspicious behavior without decrypting the payload.</w:t>
             </w:r>
           </w:p>
         </w:tc>
@@ -7620,7 +7455,7 @@
                 <w:sz w:val="18"/>
                 <w:szCs w:val="18"/>
               </w:rPr>
-              <w:t xml:space="preserve">Ties it to Cedarline's constraints and the outcome — Restores visibility into encrypted blind spots; avoids the performance/privacy overhead of decrypt-everything strategies. — and positions it within the wider Hybrid Mesh Firewall design.</w:t>
+              <w:t xml:space="preserve">Ties it to Cedarline's constraints and the outcome it delivers. Restores visibility into encrypted blind spots; avoids the performance/privacy overhead of decrypt-everything strategies. It also positions the solution within the wider Hybrid Mesh Firewall design.</w:t>
             </w:r>
           </w:p>
         </w:tc>
@@ -7784,7 +7619,7 @@
         </w:tc>
         <w:tc>
           <w:tcPr>
-            <w:tcW w:type="dxa" w:w="6177"/>
+            <w:tcW w:type="dxa" w:w="6178"/>
             <w:tcBorders>
               <w:top w:val="none" w:color="FFFFFF" w:sz="0"/>
               <w:left w:val="none" w:color="FFFFFF" w:sz="0"/>
@@ -7850,7 +7685,7 @@
         </w:tc>
         <w:tc>
           <w:tcPr>
-            <w:tcW w:type="dxa" w:w="6177"/>
+            <w:tcW w:type="dxa" w:w="6178"/>
             <w:tcBorders>
               <w:top w:val="single" w:color="E4EBF3" w:sz="4"/>
               <w:left w:val="none" w:color="FFFFFF" w:sz="0"/>
@@ -7916,7 +7751,7 @@
         </w:tc>
         <w:tc>
           <w:tcPr>
-            <w:tcW w:type="dxa" w:w="6177"/>
+            <w:tcW w:type="dxa" w:w="6178"/>
             <w:tcBorders>
               <w:top w:val="single" w:color="E4EBF3" w:sz="4"/>
               <w:left w:val="none" w:color="FFFFFF" w:sz="0"/>
@@ -8054,7 +7889,7 @@
                 <w:sz w:val="18"/>
                 <w:szCs w:val="18"/>
               </w:rPr>
-              <w:t xml:space="preserve">Names Cisco Secure Firewall (FTD) and clearly gets the concern — the right tool is on the table.</w:t>
+              <w:t xml:space="preserve">Names Cisco Secure Firewall (FTD) and clearly understands the concern. The right tool is on the table.</w:t>
             </w:r>
           </w:p>
         </w:tc>
@@ -8136,7 +7971,7 @@
                 <w:sz w:val="18"/>
                 <w:szCs w:val="18"/>
               </w:rPr>
-              <w:t xml:space="preserve">Explains how it addresses the concern: That's exactly where Snort ML helps. It adds machine-learning-based detection inside the Snort 3 engine to identify exploit behavior associated with unknown/zero-day threats.</w:t>
+              <w:t xml:space="preserve">Explains how it addresses the concern. That's exactly where Snort ML helps. It adds machine-learning-based detection inside the Snort 3 engine to identify exploit behavior associated with unknown/zero-day threats.</w:t>
             </w:r>
           </w:p>
         </w:tc>
@@ -8218,7 +8053,7 @@
                 <w:sz w:val="18"/>
                 <w:szCs w:val="18"/>
               </w:rPr>
-              <w:t xml:space="preserve">Ties it to Cedarline's constraints and the outcome — Addresses the gap between known and unknown threat detection; reduces dependence on signature timing. — and positions it within the wider Hybrid Mesh Firewall design.</w:t>
+              <w:t xml:space="preserve">Ties it to Cedarline's constraints and the outcome it delivers. Addresses the gap between known and unknown threat detection; reduces dependence on signature timing. It also positions the solution within the wider Hybrid Mesh Firewall design.</w:t>
             </w:r>
           </w:p>
         </w:tc>
@@ -8281,114 +8116,59 @@
       <w:tblPr>
         <w:tblW w:type="dxa" w:w="9360"/>
         <w:tblBorders>
-          <w:top w:val="none" w:color="FFFFFF" w:sz="0"/>
-          <w:left w:val="none" w:color="FFFFFF" w:sz="0"/>
-          <w:bottom w:val="none" w:color="FFFFFF" w:sz="0"/>
-          <w:right w:val="none" w:color="FFFFFF" w:sz="0"/>
-          <w:insideH w:val="none" w:color="FFFFFF" w:sz="0"/>
-          <w:insideV w:val="single" w:color="FFFFFF" w:sz="60"/>
+          <w:top w:val="single" w:color="auto" w:sz="4"/>
+          <w:left w:val="single" w:color="auto" w:sz="4"/>
+          <w:bottom w:val="single" w:color="auto" w:sz="4"/>
+          <w:right w:val="single" w:color="auto" w:sz="4"/>
+          <w:insideH w:val="single" w:color="auto" w:sz="4"/>
+          <w:insideV w:val="single" w:color="auto" w:sz="4"/>
         </w:tblBorders>
       </w:tblPr>
       <w:tblGrid>
-        <w:gridCol w:w="4680"/>
-        <w:gridCol w:w="4680"/>
+        <w:gridCol w:w="9360"/>
       </w:tblGrid>
       <w:tr>
         <w:tc>
           <w:tcPr>
-            <w:tcW w:type="dxa" w:w="4680"/>
-            <w:tcBorders>
-              <w:top w:val="single" w:color="BEE6F2" w:sz="6"/>
-              <w:left w:val="single" w:color="BEE6F2" w:sz="6"/>
-              <w:bottom w:val="single" w:color="BEE6F2" w:sz="6"/>
-              <w:right w:val="single" w:color="BEE6F2" w:sz="6"/>
-            </w:tcBorders>
-            <w:shd w:fill="EAF7FB" w:color="auto" w:val="clear"/>
+            <w:tcW w:type="dxa" w:w="9360"/>
+            <w:tcBorders>
+              <w:top w:val="single" w:color="DCE6F1" w:sz="6"/>
+              <w:left w:val="single" w:color="DCE6F1" w:sz="6"/>
+              <w:bottom w:val="single" w:color="DCE6F1" w:sz="6"/>
+              <w:right w:val="single" w:color="DCE6F1" w:sz="6"/>
+            </w:tcBorders>
+            <w:shd w:fill="F3F7FB" w:color="auto" w:val="clear"/>
             <w:tcMar>
               <w:top w:type="dxa" w:w="110"/>
-              <w:left w:type="dxa" w:w="140"/>
+              <w:left w:type="dxa" w:w="160"/>
               <w:bottom w:type="dxa" w:w="110"/>
-              <w:right w:type="dxa" w:w="140"/>
-            </w:tcMar>
-          </w:tcPr>
-          <w:p>
-            <w:pPr>
-              <w:spacing w:after="50" w:before="0" w:line="276"/>
+              <w:right w:type="dxa" w:w="160"/>
+            </w:tcMar>
+            <w:vAlign w:val="top"/>
+          </w:tcPr>
+          <w:p>
+            <w:pPr>
+              <w:spacing w:after="0" w:before="0" w:line="276"/>
             </w:pPr>
             <w:r>
               <w:rPr>
                 <w:rFonts w:ascii="Calibri" w:cs="Calibri" w:eastAsia="Calibri" w:hAnsi="Calibri"/>
                 <w:b/>
                 <w:bCs/>
-                <w:caps/>
-                <w:color w:val="0E6E90"/>
-                <w:sz w:val="16"/>
-                <w:szCs w:val="16"/>
-              </w:rPr>
-              <w:t xml:space="preserve">🧭 New to this area?</w:t>
-            </w:r>
-          </w:p>
-          <w:p>
-            <w:pPr>
-              <w:spacing w:after="0" w:before="0" w:line="276"/>
-            </w:pPr>
-            <w:r>
-              <w:rPr>
-                <w:rFonts w:ascii="Calibri" w:cs="Calibri" w:eastAsia="Calibri" w:hAnsi="Calibri"/>
-                <w:color w:val="134A5E"/>
-                <w:sz w:val="18"/>
-                <w:szCs w:val="18"/>
-              </w:rPr>
-              <w:t xml:space="preserve">The data centre is 'flat' — once an attacker is inside, they can roam. The Kubernetes estate is fragmented too. Cedarline needs segmentation they can actually adopt without breaking applications.</w:t>
-            </w:r>
-          </w:p>
-        </w:tc>
-        <w:tc>
-          <w:tcPr>
-            <w:tcW w:type="dxa" w:w="4680"/>
-            <w:tcBorders>
-              <w:top w:val="single" w:color="D6CBF0" w:sz="6"/>
-              <w:left w:val="single" w:color="D6CBF0" w:sz="6"/>
-              <w:bottom w:val="single" w:color="D6CBF0" w:sz="6"/>
-              <w:right w:val="single" w:color="D6CBF0" w:sz="6"/>
-            </w:tcBorders>
-            <w:shd w:fill="F1ECFA" w:color="auto" w:val="clear"/>
-            <w:tcMar>
-              <w:top w:type="dxa" w:w="110"/>
-              <w:left w:type="dxa" w:w="140"/>
-              <w:bottom w:type="dxa" w:w="110"/>
-              <w:right w:type="dxa" w:w="140"/>
-            </w:tcMar>
-          </w:tcPr>
-          <w:p>
-            <w:pPr>
-              <w:spacing w:after="50" w:before="0" w:line="276"/>
-            </w:pPr>
-            <w:r>
-              <w:rPr>
-                <w:rFonts w:ascii="Calibri" w:cs="Calibri" w:eastAsia="Calibri" w:hAnsi="Calibri"/>
-                <w:b/>
-                <w:bCs/>
-                <w:caps/>
-                <w:color w:val="5B3FBC"/>
-                <w:sz w:val="16"/>
-                <w:szCs w:val="16"/>
-              </w:rPr>
-              <w:t xml:space="preserve">🔐 For security specialists</w:t>
-            </w:r>
-          </w:p>
-          <w:p>
-            <w:pPr>
-              <w:spacing w:after="0" w:before="0" w:line="276"/>
-            </w:pPr>
-            <w:r>
-              <w:rPr>
-                <w:rFonts w:ascii="Calibri" w:cs="Calibri" w:eastAsia="Calibri" w:hAnsi="Calibri"/>
-                <w:color w:val="3E2E73"/>
-                <w:sz w:val="18"/>
-                <w:szCs w:val="18"/>
-              </w:rPr>
-              <w:t xml:space="preserve">Cilium (eBPF) for Kubernetes networking and policy; Tetragon for eBPF runtime security and detection; Cisco Secure Workload for application-dependency mapping so micro-segmentation is designed from real traffic before it is enforced.</w:t>
+                <w:color w:val="0D274D"/>
+                <w:sz w:val="20"/>
+                <w:szCs w:val="20"/>
+              </w:rPr>
+              <w:t xml:space="preserve">The conversation.  </w:t>
+            </w:r>
+            <w:r>
+              <w:rPr>
+                <w:rFonts w:ascii="Calibri" w:cs="Calibri" w:eastAsia="Calibri" w:hAnsi="Calibri"/>
+                <w:color w:val="33465F"/>
+                <w:sz w:val="20"/>
+                <w:szCs w:val="20"/>
+              </w:rPr>
+              <w:t xml:space="preserve">A flat data centre and fragmented Kubernetes networking invite east-west movement. Build segmentation Cedarline can adopt safely, with runtime visibility and application-dependency awareness so nothing breaks.</w:t>
             </w:r>
           </w:p>
         </w:tc>
@@ -8552,7 +8332,7 @@
         </w:tc>
         <w:tc>
           <w:tcPr>
-            <w:tcW w:type="dxa" w:w="6177"/>
+            <w:tcW w:type="dxa" w:w="6178"/>
             <w:tcBorders>
               <w:top w:val="none" w:color="FFFFFF" w:sz="0"/>
               <w:left w:val="none" w:color="FFFFFF" w:sz="0"/>
@@ -8618,7 +8398,7 @@
         </w:tc>
         <w:tc>
           <w:tcPr>
-            <w:tcW w:type="dxa" w:w="6177"/>
+            <w:tcW w:type="dxa" w:w="6178"/>
             <w:tcBorders>
               <w:top w:val="single" w:color="E4EBF3" w:sz="4"/>
               <w:left w:val="none" w:color="FFFFFF" w:sz="0"/>
@@ -8684,7 +8464,7 @@
         </w:tc>
         <w:tc>
           <w:tcPr>
-            <w:tcW w:type="dxa" w:w="6177"/>
+            <w:tcW w:type="dxa" w:w="6178"/>
             <w:tcBorders>
               <w:top w:val="single" w:color="E4EBF3" w:sz="4"/>
               <w:left w:val="none" w:color="FFFFFF" w:sz="0"/>
@@ -8822,7 +8602,7 @@
                 <w:sz w:val="18"/>
                 <w:szCs w:val="18"/>
               </w:rPr>
-              <w:t xml:space="preserve">Names Isovalent and clearly gets the concern — the right tool is on the table.</w:t>
+              <w:t xml:space="preserve">Names Isovalent and clearly understands the concern. The right tool is on the table.</w:t>
             </w:r>
           </w:p>
         </w:tc>
@@ -8904,7 +8684,7 @@
                 <w:sz w:val="18"/>
                 <w:szCs w:val="18"/>
               </w:rPr>
-              <w:t xml:space="preserve">Explains how it addresses the concern: That's where Tetragon comes in. Tetragon extends the value of Cilium by providing eBPF-based runtime security and threat detection.</w:t>
+              <w:t xml:space="preserve">Explains how it addresses the concern. That's where Tetragon comes in. Tetragon extends the value of Cilium by providing eBPF-based runtime security and threat detection.</w:t>
             </w:r>
           </w:p>
         </w:tc>
@@ -8986,7 +8766,7 @@
                 <w:sz w:val="18"/>
                 <w:szCs w:val="18"/>
               </w:rPr>
-              <w:t xml:space="preserve">Ties it to Cedarline's constraints and the outcome — Adds runtime visibility beyond basic network controls Detects suspicious system and network behavior in real time Strengthens Kubernetes security with deeper workload-level insight. — and positions it within the wider Hybrid Mesh Firewall design.</w:t>
+              <w:t xml:space="preserve">Ties it to Cedarline's constraints and the outcome it delivers. Adds runtime visibility beyond basic network controls Detects suspicious system and network behavior in real time Strengthens Kubernetes security with deeper workload-level insight. It also positions the solution within the wider Hybrid Mesh Firewall design.</w:t>
             </w:r>
           </w:p>
         </w:tc>
@@ -9150,7 +8930,7 @@
         </w:tc>
         <w:tc>
           <w:tcPr>
-            <w:tcW w:type="dxa" w:w="6177"/>
+            <w:tcW w:type="dxa" w:w="6178"/>
             <w:tcBorders>
               <w:top w:val="none" w:color="FFFFFF" w:sz="0"/>
               <w:left w:val="none" w:color="FFFFFF" w:sz="0"/>
@@ -9175,7 +8955,7 @@
                 <w:sz w:val="18"/>
                 <w:szCs w:val="18"/>
               </w:rPr>
-              <w:t xml:space="preserve">— · Cilium Networking Policies</w:t>
+              <w:t xml:space="preserve">Not specified · Cilium Networking Policies</w:t>
             </w:r>
           </w:p>
         </w:tc>
@@ -9216,7 +8996,7 @@
         </w:tc>
         <w:tc>
           <w:tcPr>
-            <w:tcW w:type="dxa" w:w="6177"/>
+            <w:tcW w:type="dxa" w:w="6178"/>
             <w:tcBorders>
               <w:top w:val="single" w:color="E4EBF3" w:sz="4"/>
               <w:left w:val="none" w:color="FFFFFF" w:sz="0"/>
@@ -9282,7 +9062,7 @@
         </w:tc>
         <w:tc>
           <w:tcPr>
-            <w:tcW w:type="dxa" w:w="6177"/>
+            <w:tcW w:type="dxa" w:w="6178"/>
             <w:tcBorders>
               <w:top w:val="single" w:color="E4EBF3" w:sz="4"/>
               <w:left w:val="none" w:color="FFFFFF" w:sz="0"/>
@@ -9420,7 +9200,7 @@
                 <w:sz w:val="18"/>
                 <w:szCs w:val="18"/>
               </w:rPr>
-              <w:t xml:space="preserve">Names the fitting Cisco solution and clearly gets the concern — the right tool is on the table.</w:t>
+              <w:t xml:space="preserve">Names the fitting Cisco solution and clearly understands the concern. The right tool is on the table.</w:t>
             </w:r>
           </w:p>
         </w:tc>
@@ -9502,7 +9282,7 @@
                 <w:sz w:val="18"/>
                 <w:szCs w:val="18"/>
               </w:rPr>
-              <w:t xml:space="preserve">Explains how it addresses the concern: That's exactly where Isovalent Cilium helps. Cilium provides a modern, eBPF-based Kubernetes networking layer that gives you consistent connectivity, policy enforcement, and visibility across clusters and environments.</w:t>
+              <w:t xml:space="preserve">Explains how it addresses the concern. That's exactly where Isovalent Cilium helps. Cilium provides a modern, eBPF-based Kubernetes networking layer that gives you consistent connectivity, policy enforcement, and visibility across clusters and environments.</w:t>
             </w:r>
           </w:p>
         </w:tc>
@@ -9584,7 +9364,7 @@
                 <w:sz w:val="18"/>
                 <w:szCs w:val="18"/>
               </w:rPr>
-              <w:t xml:space="preserve">Ties it to Cedarline's constraints and the outcome — Replaces brittle, IP-centric networking models with a Kubernetes-native approach Improves consistency across dynamic cluster environments Reduces operational complexity with a more unified networking and policy layer. — and positions it within the wider Hybrid Mesh Firewall design.</w:t>
+              <w:t xml:space="preserve">Ties it to Cedarline's constraints and the outcome it delivers. Replaces brittle, IP-centric networking models with a Kubernetes-native approach Improves consistency across dynamic cluster environments Reduces operational complexity with a more unified networking and policy layer. It also positions the solution within the wider Hybrid Mesh Firewall design.</w:t>
             </w:r>
           </w:p>
         </w:tc>
@@ -9748,7 +9528,7 @@
         </w:tc>
         <w:tc>
           <w:tcPr>
-            <w:tcW w:type="dxa" w:w="6177"/>
+            <w:tcW w:type="dxa" w:w="6178"/>
             <w:tcBorders>
               <w:top w:val="none" w:color="FFFFFF" w:sz="0"/>
               <w:left w:val="none" w:color="FFFFFF" w:sz="0"/>
@@ -9814,7 +9594,7 @@
         </w:tc>
         <w:tc>
           <w:tcPr>
-            <w:tcW w:type="dxa" w:w="6177"/>
+            <w:tcW w:type="dxa" w:w="6178"/>
             <w:tcBorders>
               <w:top w:val="single" w:color="E4EBF3" w:sz="4"/>
               <w:left w:val="none" w:color="FFFFFF" w:sz="0"/>
@@ -9880,7 +9660,7 @@
         </w:tc>
         <w:tc>
           <w:tcPr>
-            <w:tcW w:type="dxa" w:w="6177"/>
+            <w:tcW w:type="dxa" w:w="6178"/>
             <w:tcBorders>
               <w:top w:val="single" w:color="E4EBF3" w:sz="4"/>
               <w:left w:val="none" w:color="FFFFFF" w:sz="0"/>
@@ -10018,7 +9798,7 @@
                 <w:sz w:val="18"/>
                 <w:szCs w:val="18"/>
               </w:rPr>
-              <w:t xml:space="preserve">Names cilium and tetragon and clearly gets the concern — the right tool is on the table.</w:t>
+              <w:t xml:space="preserve">Names cilium and tetragon and clearly understands the concern. The right tool is on the table.</w:t>
             </w:r>
           </w:p>
         </w:tc>
@@ -10100,7 +9880,7 @@
                 <w:sz w:val="18"/>
                 <w:szCs w:val="18"/>
               </w:rPr>
-              <w:t xml:space="preserve">Explains how it addresses the concern: That's exactly the consolidation opportunity Isovalent addresses. With Cilium for networking and policy, and Tetragon for runtime security, you get a more unified platform for connectivity, segmentation, observability, and security.</w:t>
+              <w:t xml:space="preserve">Explains how it addresses the concern. That's exactly the consolidation opportunity Isovalent addresses. With Cilium for networking and policy, and Tetragon for runtime security, you get a more unified platform for connectivity, segmentation, observability, and security.</w:t>
             </w:r>
           </w:p>
         </w:tc>
@@ -10182,7 +9962,7 @@
                 <w:sz w:val="18"/>
                 <w:szCs w:val="18"/>
               </w:rPr>
-              <w:t xml:space="preserve">Ties it to Cedarline's constraints and the outcome — Consolidates multiple functions into one platform approach Reduces tool sprawl and operational friction Improves context sharing between networking, security, and operations teams. — and positions it within the wider Hybrid Mesh Firewall design.</w:t>
+              <w:t xml:space="preserve">Ties it to Cedarline's constraints and the outcome it delivers. Consolidates multiple functions into one platform approach Reduces tool sprawl and operational friction Improves context sharing between networking, security, and operations teams. It also positions the solution within the wider Hybrid Mesh Firewall design.</w:t>
             </w:r>
           </w:p>
         </w:tc>
@@ -10346,7 +10126,7 @@
         </w:tc>
         <w:tc>
           <w:tcPr>
-            <w:tcW w:type="dxa" w:w="6177"/>
+            <w:tcW w:type="dxa" w:w="6178"/>
             <w:tcBorders>
               <w:top w:val="none" w:color="FFFFFF" w:sz="0"/>
               <w:left w:val="none" w:color="FFFFFF" w:sz="0"/>
@@ -10413,7 +10193,7 @@
         </w:tc>
         <w:tc>
           <w:tcPr>
-            <w:tcW w:type="dxa" w:w="6177"/>
+            <w:tcW w:type="dxa" w:w="6178"/>
             <w:tcBorders>
               <w:top w:val="single" w:color="E4EBF3" w:sz="4"/>
               <w:left w:val="none" w:color="FFFFFF" w:sz="0"/>
@@ -10479,7 +10259,7 @@
         </w:tc>
         <w:tc>
           <w:tcPr>
-            <w:tcW w:type="dxa" w:w="6177"/>
+            <w:tcW w:type="dxa" w:w="6178"/>
             <w:tcBorders>
               <w:top w:val="single" w:color="E4EBF3" w:sz="4"/>
               <w:left w:val="none" w:color="FFFFFF" w:sz="0"/>
@@ -10617,7 +10397,7 @@
                 <w:sz w:val="18"/>
                 <w:szCs w:val="18"/>
               </w:rPr>
-              <w:t xml:space="preserve">Names Cisco Secure Workload Cisco Secure Firewall and clearly gets the concern — the right tool is on the table.</w:t>
+              <w:t xml:space="preserve">Names Cisco Secure Workload Cisco Secure Firewall and clearly understands the concern. The right tool is on the table.</w:t>
             </w:r>
           </w:p>
         </w:tc>
@@ -10699,7 +10479,7 @@
                 <w:sz w:val="18"/>
                 <w:szCs w:val="18"/>
               </w:rPr>
-              <w:t xml:space="preserve">Explains how it addresses the concern: That's one of the biggest reasons customers adopt Cisco Secure Workload. It gives you deep visibility into workload communication and application dependency mapping, so you can see how applications actually behave before enforcing policy.</w:t>
+              <w:t xml:space="preserve">Explains how it addresses the concern. That's one of the biggest reasons customers adopt Cisco Secure Workload. It gives you deep visibility into workload communication and application dependency mapping, so you can see how applications actually behave before enforcing policy.</w:t>
             </w:r>
           </w:p>
         </w:tc>
@@ -10781,7 +10561,7 @@
                 <w:sz w:val="18"/>
                 <w:szCs w:val="18"/>
               </w:rPr>
-              <w:t xml:space="preserve">Ties it to Cedarline's constraints and the outcome — Reveals actual application communication paths Reduces the risk of segmentation causing outages Enables more precise policy design and staged enforcement. — and positions it within the wider Hybrid Mesh Firewall design.</w:t>
+              <w:t xml:space="preserve">Ties it to Cedarline's constraints and the outcome it delivers. Reveals actual application communication paths Reduces the risk of segmentation causing outages Enables more precise policy design and staged enforcement. It also positions the solution within the wider Hybrid Mesh Firewall design.</w:t>
             </w:r>
           </w:p>
         </w:tc>

--- a/case-study-pack/docx/HMF-Solution-Guide.docx
+++ b/case-study-pack/docx/HMF-Solution-Guide.docx
@@ -46,7 +46,7 @@
           <w:sz w:val="24"/>
           <w:szCs w:val="24"/>
         </w:rPr>
-        <w:t xml:space="preserve">Reference answers scored on three dimensions</w:t>
+        <w:t xml:space="preserve">Reference answers and the three assessment dimensions</w:t>
       </w:r>
     </w:p>
     <w:tbl>
@@ -105,7 +105,7 @@
                 <w:sz w:val="20"/>
                 <w:szCs w:val="20"/>
               </w:rPr>
-              <w:t xml:space="preserve">For every pain point you will find the fitting Cisco solution, how a strong Solution Engineer explains it, and the outcome it delivers, mapped to the three scoring dimensions so you can award marks consistently.</w:t>
+              <w:t xml:space="preserve">For every pain point you will find the fitting Cisco solution, how a strong Solution Engineer explains it, and the outcome it delivers, mapped to the three dimensions so you can assess answers consistently.</w:t>
             </w:r>
           </w:p>
         </w:tc>
@@ -172,7 +172,7 @@
                 <w:sz w:val="20"/>
                 <w:szCs w:val="20"/>
               </w:rPr>
-              <w:t xml:space="preserve">The customer.  </w:t>
+              <w:t xml:space="preserve">The scenario.  </w:t>
             </w:r>
             <w:r>
               <w:rPr>
@@ -240,7 +240,7 @@
           <w:sz w:val="30"/>
           <w:szCs w:val="30"/>
         </w:rPr>
-        <w:t xml:space="preserve">Three dimensions, 25 points per pain point</w:t>
+        <w:t xml:space="preserve">Score by case study, assess by dimension</w:t>
       </w:r>
     </w:p>
     <w:p>
@@ -254,7 +254,7 @@
           <w:sz w:val="21"/>
           <w:szCs w:val="21"/>
         </w:rPr>
-        <w:t xml:space="preserve">Score every pain point on the three dimensions below. They sum to 25, so four pain points make 100 per case study and four case studies make 400 in total.</w:t>
+        <w:t xml:space="preserve">Each case study is scored across its four pain points, giving a case study score out of 100 and an overall score out of 400. Alongside the score, assess each team on the three dimensions below and record qualitative feedback.</w:t>
       </w:r>
     </w:p>
     <w:tbl>
@@ -279,7 +279,7 @@
           <w:tcPr>
             <w:tcW w:type="dxa" w:w="3120"/>
             <w:tcBorders>
-              <w:top w:val="single" w:color="5B4BC4" w:sz="40"/>
+              <w:top w:val="single" w:color="5B4BC4" w:sz="34"/>
               <w:left w:val="single" w:color="C4D2E2" w:sz="6"/>
               <w:bottom w:val="single" w:color="C4D2E2" w:sz="6"/>
               <w:right w:val="single" w:color="C4D2E2" w:sz="6"/>
@@ -305,18 +305,7 @@
                 <w:sz w:val="21"/>
                 <w:szCs w:val="21"/>
               </w:rPr>
-              <w:t xml:space="preserve">🔍 Problem Identifier</w:t>
-            </w:r>
-            <w:r>
-              <w:rPr>
-                <w:rFonts w:ascii="Calibri" w:cs="Calibri" w:eastAsia="Calibri" w:hAnsi="Calibri"/>
-                <w:b/>
-                <w:bCs/>
-                <w:color w:val="7E8CA1"/>
-                <w:sz w:val="16"/>
-                <w:szCs w:val="16"/>
-              </w:rPr>
-              <w:t xml:space="preserve">   / 5</w:t>
+              <w:t xml:space="preserve">Problem Identifier</w:t>
             </w:r>
           </w:p>
           <w:p>
@@ -338,7 +327,7 @@
           <w:tcPr>
             <w:tcW w:type="dxa" w:w="3120"/>
             <w:tcBorders>
-              <w:top w:val="single" w:color="0E7C86" w:sz="40"/>
+              <w:top w:val="single" w:color="0E7C86" w:sz="34"/>
               <w:left w:val="single" w:color="C4D2E2" w:sz="6"/>
               <w:bottom w:val="single" w:color="C4D2E2" w:sz="6"/>
               <w:right w:val="single" w:color="C4D2E2" w:sz="6"/>
@@ -364,18 +353,7 @@
                 <w:sz w:val="21"/>
                 <w:szCs w:val="21"/>
               </w:rPr>
-              <w:t xml:space="preserve">🏗️ Solution Designer</w:t>
-            </w:r>
-            <w:r>
-              <w:rPr>
-                <w:rFonts w:ascii="Calibri" w:cs="Calibri" w:eastAsia="Calibri" w:hAnsi="Calibri"/>
-                <w:b/>
-                <w:bCs/>
-                <w:color w:val="7E8CA1"/>
-                <w:sz w:val="16"/>
-                <w:szCs w:val="16"/>
-              </w:rPr>
-              <w:t xml:space="preserve">   / 10</w:t>
+              <w:t xml:space="preserve">Solution Designer</w:t>
             </w:r>
           </w:p>
           <w:p>
@@ -397,7 +375,7 @@
           <w:tcPr>
             <w:tcW w:type="dxa" w:w="3120"/>
             <w:tcBorders>
-              <w:top w:val="single" w:color="B7791F" w:sz="40"/>
+              <w:top w:val="single" w:color="B7791F" w:sz="34"/>
               <w:left w:val="single" w:color="C4D2E2" w:sz="6"/>
               <w:bottom w:val="single" w:color="C4D2E2" w:sz="6"/>
               <w:right w:val="single" w:color="C4D2E2" w:sz="6"/>
@@ -423,18 +401,7 @@
                 <w:sz w:val="21"/>
                 <w:szCs w:val="21"/>
               </w:rPr>
-              <w:t xml:space="preserve">🎯 Value Communicator</w:t>
-            </w:r>
-            <w:r>
-              <w:rPr>
-                <w:rFonts w:ascii="Calibri" w:cs="Calibri" w:eastAsia="Calibri" w:hAnsi="Calibri"/>
-                <w:b/>
-                <w:bCs/>
-                <w:color w:val="7E8CA1"/>
-                <w:sz w:val="16"/>
-                <w:szCs w:val="16"/>
-              </w:rPr>
-              <w:t xml:space="preserve">   / 10</w:t>
+              <w:t xml:space="preserve">Value Communicator</w:t>
             </w:r>
           </w:p>
           <w:p>
@@ -456,350 +423,7 @@
     </w:tbl>
     <w:p>
       <w:pPr>
-        <w:spacing w:after="60" w:before="160" w:line="276"/>
-      </w:pPr>
-      <w:r>
-        <w:rPr>
-          <w:rFonts w:ascii="Calibri" w:cs="Calibri" w:eastAsia="Calibri" w:hAnsi="Calibri"/>
-          <w:b/>
-          <w:bCs/>
-          <w:color w:val="0D274D"/>
-          <w:sz w:val="24"/>
-          <w:szCs w:val="24"/>
-        </w:rPr>
-        <w:t xml:space="preserve">How to award the points</w:t>
-      </w:r>
-    </w:p>
-    <w:tbl>
-      <w:tblPr>
-        <w:tblW w:type="dxa" w:w="9360"/>
-        <w:tblBorders>
-          <w:top w:val="single" w:color="C4D2E2" w:sz="6"/>
-          <w:left w:val="single" w:color="C4D2E2" w:sz="6"/>
-          <w:bottom w:val="single" w:color="C4D2E2" w:sz="6"/>
-          <w:right w:val="single" w:color="C4D2E2" w:sz="6"/>
-          <w:insideH w:val="none" w:color="FFFFFF" w:sz="0"/>
-          <w:insideV w:val="none" w:color="FFFFFF" w:sz="0"/>
-        </w:tblBorders>
-      </w:tblPr>
-      <w:tblGrid>
-        <w:gridCol w:w="1200"/>
-        <w:gridCol w:w="8160"/>
-      </w:tblGrid>
-      <w:tr>
-        <w:tc>
-          <w:tcPr>
-            <w:tcW w:type="dxa" w:w="9360"/>
-            <w:gridSpan w:val="2"/>
-            <w:tcBorders>
-              <w:top w:val="none" w:color="FFFFFF" w:sz="0"/>
-              <w:left w:val="none" w:color="FFFFFF" w:sz="0"/>
-              <w:bottom w:val="none" w:color="FFFFFF" w:sz="0"/>
-              <w:right w:val="none" w:color="FFFFFF" w:sz="0"/>
-            </w:tcBorders>
-            <w:shd w:fill="5B4BC4" w:color="auto" w:val="clear"/>
-            <w:tcMar>
-              <w:top w:type="dxa" w:w="70"/>
-              <w:left w:type="dxa" w:w="150"/>
-              <w:bottom w:type="dxa" w:w="70"/>
-              <w:right w:type="dxa" w:w="150"/>
-            </w:tcMar>
-          </w:tcPr>
-          <w:p>
-            <w:pPr>
-              <w:spacing w:after="0" w:before="0" w:line="276"/>
-            </w:pPr>
-            <w:r>
-              <w:rPr>
-                <w:rFonts w:ascii="Calibri" w:cs="Calibri" w:eastAsia="Calibri" w:hAnsi="Calibri"/>
-                <w:b/>
-                <w:bCs/>
-                <w:color w:val="FFFFFF"/>
-                <w:sz w:val="18"/>
-                <w:szCs w:val="18"/>
-              </w:rPr>
-              <w:t xml:space="preserve">🔍 Problem Identifier</w:t>
-            </w:r>
-            <w:r>
-              <w:rPr>
-                <w:rFonts w:ascii="Calibri" w:cs="Calibri" w:eastAsia="Calibri" w:hAnsi="Calibri"/>
-                <w:color w:val="FFFFFF"/>
-                <w:sz w:val="15"/>
-                <w:szCs w:val="15"/>
-              </w:rPr>
-              <w:t xml:space="preserve">     score 0 to 5</w:t>
-            </w:r>
-          </w:p>
-        </w:tc>
-      </w:tr>
-      <w:tr>
-        <w:tc>
-          <w:tcPr>
-            <w:tcW w:type="dxa" w:w="1200"/>
-            <w:tcBorders>
-              <w:top w:val="single" w:color="EEF2F7" w:sz="4"/>
-              <w:left w:val="none" w:color="FFFFFF" w:sz="0"/>
-              <w:bottom w:val="none" w:color="FFFFFF" w:sz="0"/>
-              <w:right w:val="none" w:color="FFFFFF" w:sz="0"/>
-            </w:tcBorders>
-            <w:tcMar>
-              <w:top w:type="dxa" w:w="60"/>
-              <w:left w:type="dxa" w:w="150"/>
-              <w:bottom w:type="dxa" w:w="60"/>
-              <w:right w:type="dxa" w:w="100"/>
-            </w:tcMar>
-          </w:tcPr>
-          <w:p>
-            <w:pPr>
-              <w:spacing w:after="0" w:before="0" w:line="276"/>
-            </w:pPr>
-            <w:r>
-              <w:rPr>
-                <w:rFonts w:ascii="Calibri" w:cs="Calibri" w:eastAsia="Calibri" w:hAnsi="Calibri"/>
-                <w:b/>
-                <w:bCs/>
-                <w:color w:val="0D274D"/>
-                <w:sz w:val="17"/>
-                <w:szCs w:val="17"/>
-              </w:rPr>
-              <w:t xml:space="preserve">5</w:t>
-            </w:r>
-          </w:p>
-        </w:tc>
-        <w:tc>
-          <w:tcPr>
-            <w:tcW w:type="dxa" w:w="8160"/>
-            <w:tcBorders>
-              <w:top w:val="single" w:color="EEF2F7" w:sz="4"/>
-              <w:left w:val="none" w:color="FFFFFF" w:sz="0"/>
-              <w:bottom w:val="none" w:color="FFFFFF" w:sz="0"/>
-              <w:right w:val="none" w:color="FFFFFF" w:sz="0"/>
-            </w:tcBorders>
-            <w:tcMar>
-              <w:top w:type="dxa" w:w="60"/>
-              <w:left w:type="dxa" w:w="140"/>
-              <w:bottom w:type="dxa" w:w="60"/>
-              <w:right w:type="dxa" w:w="140"/>
-            </w:tcMar>
-          </w:tcPr>
-          <w:p>
-            <w:pPr>
-              <w:spacing w:after="0" w:before="0" w:line="276"/>
-            </w:pPr>
-            <w:r>
-              <w:rPr>
-                <w:rFonts w:ascii="Calibri" w:cs="Calibri" w:eastAsia="Calibri" w:hAnsi="Calibri"/>
-                <w:color w:val="2A3C52"/>
-                <w:sz w:val="17"/>
-                <w:szCs w:val="17"/>
-              </w:rPr>
-              <w:t xml:space="preserve">Precisely identifies the pain point and the requirements or constraints behind it.</w:t>
-            </w:r>
-          </w:p>
-        </w:tc>
-      </w:tr>
-      <w:tr>
-        <w:tc>
-          <w:tcPr>
-            <w:tcW w:type="dxa" w:w="1200"/>
-            <w:tcBorders>
-              <w:top w:val="single" w:color="EEF2F7" w:sz="4"/>
-              <w:left w:val="none" w:color="FFFFFF" w:sz="0"/>
-              <w:bottom w:val="none" w:color="FFFFFF" w:sz="0"/>
-              <w:right w:val="none" w:color="FFFFFF" w:sz="0"/>
-            </w:tcBorders>
-            <w:tcMar>
-              <w:top w:type="dxa" w:w="60"/>
-              <w:left w:type="dxa" w:w="150"/>
-              <w:bottom w:type="dxa" w:w="60"/>
-              <w:right w:type="dxa" w:w="100"/>
-            </w:tcMar>
-          </w:tcPr>
-          <w:p>
-            <w:pPr>
-              <w:spacing w:after="0" w:before="0" w:line="276"/>
-            </w:pPr>
-            <w:r>
-              <w:rPr>
-                <w:rFonts w:ascii="Calibri" w:cs="Calibri" w:eastAsia="Calibri" w:hAnsi="Calibri"/>
-                <w:b/>
-                <w:bCs/>
-                <w:color w:val="0D274D"/>
-                <w:sz w:val="17"/>
-                <w:szCs w:val="17"/>
-              </w:rPr>
-              <w:t xml:space="preserve">3 to 4</w:t>
-            </w:r>
-          </w:p>
-        </w:tc>
-        <w:tc>
-          <w:tcPr>
-            <w:tcW w:type="dxa" w:w="8160"/>
-            <w:tcBorders>
-              <w:top w:val="single" w:color="EEF2F7" w:sz="4"/>
-              <w:left w:val="none" w:color="FFFFFF" w:sz="0"/>
-              <w:bottom w:val="none" w:color="FFFFFF" w:sz="0"/>
-              <w:right w:val="none" w:color="FFFFFF" w:sz="0"/>
-            </w:tcBorders>
-            <w:tcMar>
-              <w:top w:type="dxa" w:w="60"/>
-              <w:left w:type="dxa" w:w="140"/>
-              <w:bottom w:type="dxa" w:w="60"/>
-              <w:right w:type="dxa" w:w="140"/>
-            </w:tcMar>
-          </w:tcPr>
-          <w:p>
-            <w:pPr>
-              <w:spacing w:after="0" w:before="0" w:line="276"/>
-            </w:pPr>
-            <w:r>
-              <w:rPr>
-                <w:rFonts w:ascii="Calibri" w:cs="Calibri" w:eastAsia="Calibri" w:hAnsi="Calibri"/>
-                <w:color w:val="2A3C52"/>
-                <w:sz w:val="17"/>
-                <w:szCs w:val="17"/>
-              </w:rPr>
-              <w:t xml:space="preserve">Identifies the pain point but misses some requirements or nuance.</w:t>
-            </w:r>
-          </w:p>
-        </w:tc>
-      </w:tr>
-      <w:tr>
-        <w:tc>
-          <w:tcPr>
-            <w:tcW w:type="dxa" w:w="1200"/>
-            <w:tcBorders>
-              <w:top w:val="single" w:color="EEF2F7" w:sz="4"/>
-              <w:left w:val="none" w:color="FFFFFF" w:sz="0"/>
-              <w:bottom w:val="none" w:color="FFFFFF" w:sz="0"/>
-              <w:right w:val="none" w:color="FFFFFF" w:sz="0"/>
-            </w:tcBorders>
-            <w:tcMar>
-              <w:top w:type="dxa" w:w="60"/>
-              <w:left w:type="dxa" w:w="150"/>
-              <w:bottom w:type="dxa" w:w="60"/>
-              <w:right w:type="dxa" w:w="100"/>
-            </w:tcMar>
-          </w:tcPr>
-          <w:p>
-            <w:pPr>
-              <w:spacing w:after="0" w:before="0" w:line="276"/>
-            </w:pPr>
-            <w:r>
-              <w:rPr>
-                <w:rFonts w:ascii="Calibri" w:cs="Calibri" w:eastAsia="Calibri" w:hAnsi="Calibri"/>
-                <w:b/>
-                <w:bCs/>
-                <w:color w:val="0D274D"/>
-                <w:sz w:val="17"/>
-                <w:szCs w:val="17"/>
-              </w:rPr>
-              <w:t xml:space="preserve">1 to 2</w:t>
-            </w:r>
-          </w:p>
-        </w:tc>
-        <w:tc>
-          <w:tcPr>
-            <w:tcW w:type="dxa" w:w="8160"/>
-            <w:tcBorders>
-              <w:top w:val="single" w:color="EEF2F7" w:sz="4"/>
-              <w:left w:val="none" w:color="FFFFFF" w:sz="0"/>
-              <w:bottom w:val="none" w:color="FFFFFF" w:sz="0"/>
-              <w:right w:val="none" w:color="FFFFFF" w:sz="0"/>
-            </w:tcBorders>
-            <w:tcMar>
-              <w:top w:type="dxa" w:w="60"/>
-              <w:left w:type="dxa" w:w="140"/>
-              <w:bottom w:type="dxa" w:w="60"/>
-              <w:right w:type="dxa" w:w="140"/>
-            </w:tcMar>
-          </w:tcPr>
-          <w:p>
-            <w:pPr>
-              <w:spacing w:after="0" w:before="0" w:line="276"/>
-            </w:pPr>
-            <w:r>
-              <w:rPr>
-                <w:rFonts w:ascii="Calibri" w:cs="Calibri" w:eastAsia="Calibri" w:hAnsi="Calibri"/>
-                <w:color w:val="2A3C52"/>
-                <w:sz w:val="17"/>
-                <w:szCs w:val="17"/>
-              </w:rPr>
-              <w:t xml:space="preserve">Vague or partial understanding of the concern.</w:t>
-            </w:r>
-          </w:p>
-        </w:tc>
-      </w:tr>
-      <w:tr>
-        <w:tc>
-          <w:tcPr>
-            <w:tcW w:type="dxa" w:w="1200"/>
-            <w:tcBorders>
-              <w:top w:val="single" w:color="EEF2F7" w:sz="4"/>
-              <w:left w:val="none" w:color="FFFFFF" w:sz="0"/>
-              <w:bottom w:val="none" w:color="FFFFFF" w:sz="0"/>
-              <w:right w:val="none" w:color="FFFFFF" w:sz="0"/>
-            </w:tcBorders>
-            <w:tcMar>
-              <w:top w:type="dxa" w:w="60"/>
-              <w:left w:type="dxa" w:w="150"/>
-              <w:bottom w:type="dxa" w:w="60"/>
-              <w:right w:type="dxa" w:w="100"/>
-            </w:tcMar>
-          </w:tcPr>
-          <w:p>
-            <w:pPr>
-              <w:spacing w:after="0" w:before="0" w:line="276"/>
-            </w:pPr>
-            <w:r>
-              <w:rPr>
-                <w:rFonts w:ascii="Calibri" w:cs="Calibri" w:eastAsia="Calibri" w:hAnsi="Calibri"/>
-                <w:b/>
-                <w:bCs/>
-                <w:color w:val="0D274D"/>
-                <w:sz w:val="17"/>
-                <w:szCs w:val="17"/>
-              </w:rPr>
-              <w:t xml:space="preserve">0</w:t>
-            </w:r>
-          </w:p>
-        </w:tc>
-        <w:tc>
-          <w:tcPr>
-            <w:tcW w:type="dxa" w:w="8160"/>
-            <w:tcBorders>
-              <w:top w:val="single" w:color="EEF2F7" w:sz="4"/>
-              <w:left w:val="none" w:color="FFFFFF" w:sz="0"/>
-              <w:bottom w:val="none" w:color="FFFFFF" w:sz="0"/>
-              <w:right w:val="none" w:color="FFFFFF" w:sz="0"/>
-            </w:tcBorders>
-            <w:tcMar>
-              <w:top w:type="dxa" w:w="60"/>
-              <w:left w:type="dxa" w:w="140"/>
-              <w:bottom w:type="dxa" w:w="60"/>
-              <w:right w:type="dxa" w:w="140"/>
-            </w:tcMar>
-          </w:tcPr>
-          <w:p>
-            <w:pPr>
-              <w:spacing w:after="0" w:before="0" w:line="276"/>
-            </w:pPr>
-            <w:r>
-              <w:rPr>
-                <w:rFonts w:ascii="Calibri" w:cs="Calibri" w:eastAsia="Calibri" w:hAnsi="Calibri"/>
-                <w:color w:val="2A3C52"/>
-                <w:sz w:val="17"/>
-                <w:szCs w:val="17"/>
-              </w:rPr>
-              <w:t xml:space="preserve">Misreads the concern, or leaves it blank.</w:t>
-            </w:r>
-          </w:p>
-        </w:tc>
-      </w:tr>
-    </w:tbl>
-    <w:p>
-      <w:pPr>
-        <w:spacing w:after="100"/>
+        <w:spacing w:after="120"/>
       </w:pPr>
       <w:r>
         <w:rPr>
@@ -809,727 +433,6 @@
           <w:szCs w:val="2"/>
         </w:rPr>
         <w:t xml:space="preserve"/>
-      </w:r>
-    </w:p>
-    <w:tbl>
-      <w:tblPr>
-        <w:tblW w:type="dxa" w:w="9360"/>
-        <w:tblBorders>
-          <w:top w:val="single" w:color="C4D2E2" w:sz="6"/>
-          <w:left w:val="single" w:color="C4D2E2" w:sz="6"/>
-          <w:bottom w:val="single" w:color="C4D2E2" w:sz="6"/>
-          <w:right w:val="single" w:color="C4D2E2" w:sz="6"/>
-          <w:insideH w:val="none" w:color="FFFFFF" w:sz="0"/>
-          <w:insideV w:val="none" w:color="FFFFFF" w:sz="0"/>
-        </w:tblBorders>
-      </w:tblPr>
-      <w:tblGrid>
-        <w:gridCol w:w="1200"/>
-        <w:gridCol w:w="8160"/>
-      </w:tblGrid>
-      <w:tr>
-        <w:tc>
-          <w:tcPr>
-            <w:tcW w:type="dxa" w:w="9360"/>
-            <w:gridSpan w:val="2"/>
-            <w:tcBorders>
-              <w:top w:val="none" w:color="FFFFFF" w:sz="0"/>
-              <w:left w:val="none" w:color="FFFFFF" w:sz="0"/>
-              <w:bottom w:val="none" w:color="FFFFFF" w:sz="0"/>
-              <w:right w:val="none" w:color="FFFFFF" w:sz="0"/>
-            </w:tcBorders>
-            <w:shd w:fill="0E7C86" w:color="auto" w:val="clear"/>
-            <w:tcMar>
-              <w:top w:type="dxa" w:w="70"/>
-              <w:left w:type="dxa" w:w="150"/>
-              <w:bottom w:type="dxa" w:w="70"/>
-              <w:right w:type="dxa" w:w="150"/>
-            </w:tcMar>
-          </w:tcPr>
-          <w:p>
-            <w:pPr>
-              <w:spacing w:after="0" w:before="0" w:line="276"/>
-            </w:pPr>
-            <w:r>
-              <w:rPr>
-                <w:rFonts w:ascii="Calibri" w:cs="Calibri" w:eastAsia="Calibri" w:hAnsi="Calibri"/>
-                <w:b/>
-                <w:bCs/>
-                <w:color w:val="FFFFFF"/>
-                <w:sz w:val="18"/>
-                <w:szCs w:val="18"/>
-              </w:rPr>
-              <w:t xml:space="preserve">🏗️ Solution Designer</w:t>
-            </w:r>
-            <w:r>
-              <w:rPr>
-                <w:rFonts w:ascii="Calibri" w:cs="Calibri" w:eastAsia="Calibri" w:hAnsi="Calibri"/>
-                <w:color w:val="FFFFFF"/>
-                <w:sz w:val="15"/>
-                <w:szCs w:val="15"/>
-              </w:rPr>
-              <w:t xml:space="preserve">     score 0 to 10</w:t>
-            </w:r>
-          </w:p>
-        </w:tc>
-      </w:tr>
-      <w:tr>
-        <w:tc>
-          <w:tcPr>
-            <w:tcW w:type="dxa" w:w="1200"/>
-            <w:tcBorders>
-              <w:top w:val="single" w:color="EEF2F7" w:sz="4"/>
-              <w:left w:val="none" w:color="FFFFFF" w:sz="0"/>
-              <w:bottom w:val="none" w:color="FFFFFF" w:sz="0"/>
-              <w:right w:val="none" w:color="FFFFFF" w:sz="0"/>
-            </w:tcBorders>
-            <w:tcMar>
-              <w:top w:type="dxa" w:w="60"/>
-              <w:left w:type="dxa" w:w="150"/>
-              <w:bottom w:type="dxa" w:w="60"/>
-              <w:right w:type="dxa" w:w="100"/>
-            </w:tcMar>
-          </w:tcPr>
-          <w:p>
-            <w:pPr>
-              <w:spacing w:after="0" w:before="0" w:line="276"/>
-            </w:pPr>
-            <w:r>
-              <w:rPr>
-                <w:rFonts w:ascii="Calibri" w:cs="Calibri" w:eastAsia="Calibri" w:hAnsi="Calibri"/>
-                <w:b/>
-                <w:bCs/>
-                <w:color w:val="0D274D"/>
-                <w:sz w:val="17"/>
-                <w:szCs w:val="17"/>
-              </w:rPr>
-              <w:t xml:space="preserve">8 to 10</w:t>
-            </w:r>
-          </w:p>
-        </w:tc>
-        <w:tc>
-          <w:tcPr>
-            <w:tcW w:type="dxa" w:w="8160"/>
-            <w:tcBorders>
-              <w:top w:val="single" w:color="EEF2F7" w:sz="4"/>
-              <w:left w:val="none" w:color="FFFFFF" w:sz="0"/>
-              <w:bottom w:val="none" w:color="FFFFFF" w:sz="0"/>
-              <w:right w:val="none" w:color="FFFFFF" w:sz="0"/>
-            </w:tcBorders>
-            <w:tcMar>
-              <w:top w:type="dxa" w:w="60"/>
-              <w:left w:type="dxa" w:w="140"/>
-              <w:bottom w:type="dxa" w:w="60"/>
-              <w:right w:type="dxa" w:w="140"/>
-            </w:tcMar>
-          </w:tcPr>
-          <w:p>
-            <w:pPr>
-              <w:spacing w:after="0" w:before="0" w:line="276"/>
-            </w:pPr>
-            <w:r>
-              <w:rPr>
-                <w:rFonts w:ascii="Calibri" w:cs="Calibri" w:eastAsia="Calibri" w:hAnsi="Calibri"/>
-                <w:color w:val="2A3C52"/>
-                <w:sz w:val="17"/>
-                <w:szCs w:val="17"/>
-              </w:rPr>
-              <w:t xml:space="preserve">Recommends the right Cisco solution and an architecture or approach that fits Cedarline and the HMF design.</w:t>
-            </w:r>
-          </w:p>
-        </w:tc>
-      </w:tr>
-      <w:tr>
-        <w:tc>
-          <w:tcPr>
-            <w:tcW w:type="dxa" w:w="1200"/>
-            <w:tcBorders>
-              <w:top w:val="single" w:color="EEF2F7" w:sz="4"/>
-              <w:left w:val="none" w:color="FFFFFF" w:sz="0"/>
-              <w:bottom w:val="none" w:color="FFFFFF" w:sz="0"/>
-              <w:right w:val="none" w:color="FFFFFF" w:sz="0"/>
-            </w:tcBorders>
-            <w:tcMar>
-              <w:top w:type="dxa" w:w="60"/>
-              <w:left w:type="dxa" w:w="150"/>
-              <w:bottom w:type="dxa" w:w="60"/>
-              <w:right w:type="dxa" w:w="100"/>
-            </w:tcMar>
-          </w:tcPr>
-          <w:p>
-            <w:pPr>
-              <w:spacing w:after="0" w:before="0" w:line="276"/>
-            </w:pPr>
-            <w:r>
-              <w:rPr>
-                <w:rFonts w:ascii="Calibri" w:cs="Calibri" w:eastAsia="Calibri" w:hAnsi="Calibri"/>
-                <w:b/>
-                <w:bCs/>
-                <w:color w:val="0D274D"/>
-                <w:sz w:val="17"/>
-                <w:szCs w:val="17"/>
-              </w:rPr>
-              <w:t xml:space="preserve">5 to 7</w:t>
-            </w:r>
-          </w:p>
-        </w:tc>
-        <w:tc>
-          <w:tcPr>
-            <w:tcW w:type="dxa" w:w="8160"/>
-            <w:tcBorders>
-              <w:top w:val="single" w:color="EEF2F7" w:sz="4"/>
-              <w:left w:val="none" w:color="FFFFFF" w:sz="0"/>
-              <w:bottom w:val="none" w:color="FFFFFF" w:sz="0"/>
-              <w:right w:val="none" w:color="FFFFFF" w:sz="0"/>
-            </w:tcBorders>
-            <w:tcMar>
-              <w:top w:type="dxa" w:w="60"/>
-              <w:left w:type="dxa" w:w="140"/>
-              <w:bottom w:type="dxa" w:w="60"/>
-              <w:right w:type="dxa" w:w="140"/>
-            </w:tcMar>
-          </w:tcPr>
-          <w:p>
-            <w:pPr>
-              <w:spacing w:after="0" w:before="0" w:line="276"/>
-            </w:pPr>
-            <w:r>
-              <w:rPr>
-                <w:rFonts w:ascii="Calibri" w:cs="Calibri" w:eastAsia="Calibri" w:hAnsi="Calibri"/>
-                <w:color w:val="2A3C52"/>
-                <w:sz w:val="17"/>
-                <w:szCs w:val="17"/>
-              </w:rPr>
-              <w:t xml:space="preserve">Right solution, but light on the architecture or approach.</w:t>
-            </w:r>
-          </w:p>
-        </w:tc>
-      </w:tr>
-      <w:tr>
-        <w:tc>
-          <w:tcPr>
-            <w:tcW w:type="dxa" w:w="1200"/>
-            <w:tcBorders>
-              <w:top w:val="single" w:color="EEF2F7" w:sz="4"/>
-              <w:left w:val="none" w:color="FFFFFF" w:sz="0"/>
-              <w:bottom w:val="none" w:color="FFFFFF" w:sz="0"/>
-              <w:right w:val="none" w:color="FFFFFF" w:sz="0"/>
-            </w:tcBorders>
-            <w:tcMar>
-              <w:top w:type="dxa" w:w="60"/>
-              <w:left w:type="dxa" w:w="150"/>
-              <w:bottom w:type="dxa" w:w="60"/>
-              <w:right w:type="dxa" w:w="100"/>
-            </w:tcMar>
-          </w:tcPr>
-          <w:p>
-            <w:pPr>
-              <w:spacing w:after="0" w:before="0" w:line="276"/>
-            </w:pPr>
-            <w:r>
-              <w:rPr>
-                <w:rFonts w:ascii="Calibri" w:cs="Calibri" w:eastAsia="Calibri" w:hAnsi="Calibri"/>
-                <w:b/>
-                <w:bCs/>
-                <w:color w:val="0D274D"/>
-                <w:sz w:val="17"/>
-                <w:szCs w:val="17"/>
-              </w:rPr>
-              <w:t xml:space="preserve">2 to 4</w:t>
-            </w:r>
-          </w:p>
-        </w:tc>
-        <w:tc>
-          <w:tcPr>
-            <w:tcW w:type="dxa" w:w="8160"/>
-            <w:tcBorders>
-              <w:top w:val="single" w:color="EEF2F7" w:sz="4"/>
-              <w:left w:val="none" w:color="FFFFFF" w:sz="0"/>
-              <w:bottom w:val="none" w:color="FFFFFF" w:sz="0"/>
-              <w:right w:val="none" w:color="FFFFFF" w:sz="0"/>
-            </w:tcBorders>
-            <w:tcMar>
-              <w:top w:type="dxa" w:w="60"/>
-              <w:left w:type="dxa" w:w="140"/>
-              <w:bottom w:type="dxa" w:w="60"/>
-              <w:right w:type="dxa" w:w="140"/>
-            </w:tcMar>
-          </w:tcPr>
-          <w:p>
-            <w:pPr>
-              <w:spacing w:after="0" w:before="0" w:line="276"/>
-            </w:pPr>
-            <w:r>
-              <w:rPr>
-                <w:rFonts w:ascii="Calibri" w:cs="Calibri" w:eastAsia="Calibri" w:hAnsi="Calibri"/>
-                <w:color w:val="2A3C52"/>
-                <w:sz w:val="17"/>
-                <w:szCs w:val="17"/>
-              </w:rPr>
-              <w:t xml:space="preserve">Partly right, or a product named with no approach.</w:t>
-            </w:r>
-          </w:p>
-        </w:tc>
-      </w:tr>
-      <w:tr>
-        <w:tc>
-          <w:tcPr>
-            <w:tcW w:type="dxa" w:w="1200"/>
-            <w:tcBorders>
-              <w:top w:val="single" w:color="EEF2F7" w:sz="4"/>
-              <w:left w:val="none" w:color="FFFFFF" w:sz="0"/>
-              <w:bottom w:val="none" w:color="FFFFFF" w:sz="0"/>
-              <w:right w:val="none" w:color="FFFFFF" w:sz="0"/>
-            </w:tcBorders>
-            <w:tcMar>
-              <w:top w:type="dxa" w:w="60"/>
-              <w:left w:type="dxa" w:w="150"/>
-              <w:bottom w:type="dxa" w:w="60"/>
-              <w:right w:type="dxa" w:w="100"/>
-            </w:tcMar>
-          </w:tcPr>
-          <w:p>
-            <w:pPr>
-              <w:spacing w:after="0" w:before="0" w:line="276"/>
-            </w:pPr>
-            <w:r>
-              <w:rPr>
-                <w:rFonts w:ascii="Calibri" w:cs="Calibri" w:eastAsia="Calibri" w:hAnsi="Calibri"/>
-                <w:b/>
-                <w:bCs/>
-                <w:color w:val="0D274D"/>
-                <w:sz w:val="17"/>
-                <w:szCs w:val="17"/>
-              </w:rPr>
-              <w:t xml:space="preserve">0 to 1</w:t>
-            </w:r>
-          </w:p>
-        </w:tc>
-        <w:tc>
-          <w:tcPr>
-            <w:tcW w:type="dxa" w:w="8160"/>
-            <w:tcBorders>
-              <w:top w:val="single" w:color="EEF2F7" w:sz="4"/>
-              <w:left w:val="none" w:color="FFFFFF" w:sz="0"/>
-              <w:bottom w:val="none" w:color="FFFFFF" w:sz="0"/>
-              <w:right w:val="none" w:color="FFFFFF" w:sz="0"/>
-            </w:tcBorders>
-            <w:tcMar>
-              <w:top w:type="dxa" w:w="60"/>
-              <w:left w:type="dxa" w:w="140"/>
-              <w:bottom w:type="dxa" w:w="60"/>
-              <w:right w:type="dxa" w:w="140"/>
-            </w:tcMar>
-          </w:tcPr>
-          <w:p>
-            <w:pPr>
-              <w:spacing w:after="0" w:before="0" w:line="276"/>
-            </w:pPr>
-            <w:r>
-              <w:rPr>
-                <w:rFonts w:ascii="Calibri" w:cs="Calibri" w:eastAsia="Calibri" w:hAnsi="Calibri"/>
-                <w:color w:val="2A3C52"/>
-                <w:sz w:val="17"/>
-                <w:szCs w:val="17"/>
-              </w:rPr>
-              <w:t xml:space="preserve">Wrong solution, or left blank.</w:t>
-            </w:r>
-          </w:p>
-        </w:tc>
-      </w:tr>
-    </w:tbl>
-    <w:p>
-      <w:pPr>
-        <w:spacing w:after="100"/>
-      </w:pPr>
-      <w:r>
-        <w:rPr>
-          <w:rFonts w:ascii="Calibri" w:cs="Calibri" w:eastAsia="Calibri" w:hAnsi="Calibri"/>
-          <w:color w:val="14263A"/>
-          <w:sz w:val="2"/>
-          <w:szCs w:val="2"/>
-        </w:rPr>
-        <w:t xml:space="preserve"/>
-      </w:r>
-    </w:p>
-    <w:tbl>
-      <w:tblPr>
-        <w:tblW w:type="dxa" w:w="9360"/>
-        <w:tblBorders>
-          <w:top w:val="single" w:color="C4D2E2" w:sz="6"/>
-          <w:left w:val="single" w:color="C4D2E2" w:sz="6"/>
-          <w:bottom w:val="single" w:color="C4D2E2" w:sz="6"/>
-          <w:right w:val="single" w:color="C4D2E2" w:sz="6"/>
-          <w:insideH w:val="none" w:color="FFFFFF" w:sz="0"/>
-          <w:insideV w:val="none" w:color="FFFFFF" w:sz="0"/>
-        </w:tblBorders>
-      </w:tblPr>
-      <w:tblGrid>
-        <w:gridCol w:w="1200"/>
-        <w:gridCol w:w="8160"/>
-      </w:tblGrid>
-      <w:tr>
-        <w:tc>
-          <w:tcPr>
-            <w:tcW w:type="dxa" w:w="9360"/>
-            <w:gridSpan w:val="2"/>
-            <w:tcBorders>
-              <w:top w:val="none" w:color="FFFFFF" w:sz="0"/>
-              <w:left w:val="none" w:color="FFFFFF" w:sz="0"/>
-              <w:bottom w:val="none" w:color="FFFFFF" w:sz="0"/>
-              <w:right w:val="none" w:color="FFFFFF" w:sz="0"/>
-            </w:tcBorders>
-            <w:shd w:fill="B7791F" w:color="auto" w:val="clear"/>
-            <w:tcMar>
-              <w:top w:type="dxa" w:w="70"/>
-              <w:left w:type="dxa" w:w="150"/>
-              <w:bottom w:type="dxa" w:w="70"/>
-              <w:right w:type="dxa" w:w="150"/>
-            </w:tcMar>
-          </w:tcPr>
-          <w:p>
-            <w:pPr>
-              <w:spacing w:after="0" w:before="0" w:line="276"/>
-            </w:pPr>
-            <w:r>
-              <w:rPr>
-                <w:rFonts w:ascii="Calibri" w:cs="Calibri" w:eastAsia="Calibri" w:hAnsi="Calibri"/>
-                <w:b/>
-                <w:bCs/>
-                <w:color w:val="FFFFFF"/>
-                <w:sz w:val="18"/>
-                <w:szCs w:val="18"/>
-              </w:rPr>
-              <w:t xml:space="preserve">🎯 Value Communicator</w:t>
-            </w:r>
-            <w:r>
-              <w:rPr>
-                <w:rFonts w:ascii="Calibri" w:cs="Calibri" w:eastAsia="Calibri" w:hAnsi="Calibri"/>
-                <w:color w:val="FFFFFF"/>
-                <w:sz w:val="15"/>
-                <w:szCs w:val="15"/>
-              </w:rPr>
-              <w:t xml:space="preserve">     score 0 to 10</w:t>
-            </w:r>
-          </w:p>
-        </w:tc>
-      </w:tr>
-      <w:tr>
-        <w:tc>
-          <w:tcPr>
-            <w:tcW w:type="dxa" w:w="1200"/>
-            <w:tcBorders>
-              <w:top w:val="single" w:color="EEF2F7" w:sz="4"/>
-              <w:left w:val="none" w:color="FFFFFF" w:sz="0"/>
-              <w:bottom w:val="none" w:color="FFFFFF" w:sz="0"/>
-              <w:right w:val="none" w:color="FFFFFF" w:sz="0"/>
-            </w:tcBorders>
-            <w:tcMar>
-              <w:top w:type="dxa" w:w="60"/>
-              <w:left w:type="dxa" w:w="150"/>
-              <w:bottom w:type="dxa" w:w="60"/>
-              <w:right w:type="dxa" w:w="100"/>
-            </w:tcMar>
-          </w:tcPr>
-          <w:p>
-            <w:pPr>
-              <w:spacing w:after="0" w:before="0" w:line="276"/>
-            </w:pPr>
-            <w:r>
-              <w:rPr>
-                <w:rFonts w:ascii="Calibri" w:cs="Calibri" w:eastAsia="Calibri" w:hAnsi="Calibri"/>
-                <w:b/>
-                <w:bCs/>
-                <w:color w:val="0D274D"/>
-                <w:sz w:val="17"/>
-                <w:szCs w:val="17"/>
-              </w:rPr>
-              <w:t xml:space="preserve">8 to 10</w:t>
-            </w:r>
-          </w:p>
-        </w:tc>
-        <w:tc>
-          <w:tcPr>
-            <w:tcW w:type="dxa" w:w="8160"/>
-            <w:tcBorders>
-              <w:top w:val="single" w:color="EEF2F7" w:sz="4"/>
-              <w:left w:val="none" w:color="FFFFFF" w:sz="0"/>
-              <w:bottom w:val="none" w:color="FFFFFF" w:sz="0"/>
-              <w:right w:val="none" w:color="FFFFFF" w:sz="0"/>
-            </w:tcBorders>
-            <w:tcMar>
-              <w:top w:type="dxa" w:w="60"/>
-              <w:left w:type="dxa" w:w="140"/>
-              <w:bottom w:type="dxa" w:w="60"/>
-              <w:right w:type="dxa" w:w="140"/>
-            </w:tcMar>
-          </w:tcPr>
-          <w:p>
-            <w:pPr>
-              <w:spacing w:after="0" w:before="0" w:line="276"/>
-            </w:pPr>
-            <w:r>
-              <w:rPr>
-                <w:rFonts w:ascii="Calibri" w:cs="Calibri" w:eastAsia="Calibri" w:hAnsi="Calibri"/>
-                <w:color w:val="2A3C52"/>
-                <w:sz w:val="17"/>
-                <w:szCs w:val="17"/>
-              </w:rPr>
-              <w:t xml:space="preserve">Clearly explains how the solution works and the concrete Cedarline outcomes it enables.</w:t>
-            </w:r>
-          </w:p>
-        </w:tc>
-      </w:tr>
-      <w:tr>
-        <w:tc>
-          <w:tcPr>
-            <w:tcW w:type="dxa" w:w="1200"/>
-            <w:tcBorders>
-              <w:top w:val="single" w:color="EEF2F7" w:sz="4"/>
-              <w:left w:val="none" w:color="FFFFFF" w:sz="0"/>
-              <w:bottom w:val="none" w:color="FFFFFF" w:sz="0"/>
-              <w:right w:val="none" w:color="FFFFFF" w:sz="0"/>
-            </w:tcBorders>
-            <w:tcMar>
-              <w:top w:type="dxa" w:w="60"/>
-              <w:left w:type="dxa" w:w="150"/>
-              <w:bottom w:type="dxa" w:w="60"/>
-              <w:right w:type="dxa" w:w="100"/>
-            </w:tcMar>
-          </w:tcPr>
-          <w:p>
-            <w:pPr>
-              <w:spacing w:after="0" w:before="0" w:line="276"/>
-            </w:pPr>
-            <w:r>
-              <w:rPr>
-                <w:rFonts w:ascii="Calibri" w:cs="Calibri" w:eastAsia="Calibri" w:hAnsi="Calibri"/>
-                <w:b/>
-                <w:bCs/>
-                <w:color w:val="0D274D"/>
-                <w:sz w:val="17"/>
-                <w:szCs w:val="17"/>
-              </w:rPr>
-              <w:t xml:space="preserve">5 to 7</w:t>
-            </w:r>
-          </w:p>
-        </w:tc>
-        <w:tc>
-          <w:tcPr>
-            <w:tcW w:type="dxa" w:w="8160"/>
-            <w:tcBorders>
-              <w:top w:val="single" w:color="EEF2F7" w:sz="4"/>
-              <w:left w:val="none" w:color="FFFFFF" w:sz="0"/>
-              <w:bottom w:val="none" w:color="FFFFFF" w:sz="0"/>
-              <w:right w:val="none" w:color="FFFFFF" w:sz="0"/>
-            </w:tcBorders>
-            <w:tcMar>
-              <w:top w:type="dxa" w:w="60"/>
-              <w:left w:type="dxa" w:w="140"/>
-              <w:bottom w:type="dxa" w:w="60"/>
-              <w:right w:type="dxa" w:w="140"/>
-            </w:tcMar>
-          </w:tcPr>
-          <w:p>
-            <w:pPr>
-              <w:spacing w:after="0" w:before="0" w:line="276"/>
-            </w:pPr>
-            <w:r>
-              <w:rPr>
-                <w:rFonts w:ascii="Calibri" w:cs="Calibri" w:eastAsia="Calibri" w:hAnsi="Calibri"/>
-                <w:color w:val="2A3C52"/>
-                <w:sz w:val="17"/>
-                <w:szCs w:val="17"/>
-              </w:rPr>
-              <w:t xml:space="preserve">Explains how it works but is thin on outcomes, or states outcomes without the how.</w:t>
-            </w:r>
-          </w:p>
-        </w:tc>
-      </w:tr>
-      <w:tr>
-        <w:tc>
-          <w:tcPr>
-            <w:tcW w:type="dxa" w:w="1200"/>
-            <w:tcBorders>
-              <w:top w:val="single" w:color="EEF2F7" w:sz="4"/>
-              <w:left w:val="none" w:color="FFFFFF" w:sz="0"/>
-              <w:bottom w:val="none" w:color="FFFFFF" w:sz="0"/>
-              <w:right w:val="none" w:color="FFFFFF" w:sz="0"/>
-            </w:tcBorders>
-            <w:tcMar>
-              <w:top w:type="dxa" w:w="60"/>
-              <w:left w:type="dxa" w:w="150"/>
-              <w:bottom w:type="dxa" w:w="60"/>
-              <w:right w:type="dxa" w:w="100"/>
-            </w:tcMar>
-          </w:tcPr>
-          <w:p>
-            <w:pPr>
-              <w:spacing w:after="0" w:before="0" w:line="276"/>
-            </w:pPr>
-            <w:r>
-              <w:rPr>
-                <w:rFonts w:ascii="Calibri" w:cs="Calibri" w:eastAsia="Calibri" w:hAnsi="Calibri"/>
-                <w:b/>
-                <w:bCs/>
-                <w:color w:val="0D274D"/>
-                <w:sz w:val="17"/>
-                <w:szCs w:val="17"/>
-              </w:rPr>
-              <w:t xml:space="preserve">2 to 4</w:t>
-            </w:r>
-          </w:p>
-        </w:tc>
-        <w:tc>
-          <w:tcPr>
-            <w:tcW w:type="dxa" w:w="8160"/>
-            <w:tcBorders>
-              <w:top w:val="single" w:color="EEF2F7" w:sz="4"/>
-              <w:left w:val="none" w:color="FFFFFF" w:sz="0"/>
-              <w:bottom w:val="none" w:color="FFFFFF" w:sz="0"/>
-              <w:right w:val="none" w:color="FFFFFF" w:sz="0"/>
-            </w:tcBorders>
-            <w:tcMar>
-              <w:top w:type="dxa" w:w="60"/>
-              <w:left w:type="dxa" w:w="140"/>
-              <w:bottom w:type="dxa" w:w="60"/>
-              <w:right w:type="dxa" w:w="140"/>
-            </w:tcMar>
-          </w:tcPr>
-          <w:p>
-            <w:pPr>
-              <w:spacing w:after="0" w:before="0" w:line="276"/>
-            </w:pPr>
-            <w:r>
-              <w:rPr>
-                <w:rFonts w:ascii="Calibri" w:cs="Calibri" w:eastAsia="Calibri" w:hAnsi="Calibri"/>
-                <w:color w:val="2A3C52"/>
-                <w:sz w:val="17"/>
-                <w:szCs w:val="17"/>
-              </w:rPr>
-              <w:t xml:space="preserve">Vague or generic.</w:t>
-            </w:r>
-          </w:p>
-        </w:tc>
-      </w:tr>
-      <w:tr>
-        <w:tc>
-          <w:tcPr>
-            <w:tcW w:type="dxa" w:w="1200"/>
-            <w:tcBorders>
-              <w:top w:val="single" w:color="EEF2F7" w:sz="4"/>
-              <w:left w:val="none" w:color="FFFFFF" w:sz="0"/>
-              <w:bottom w:val="none" w:color="FFFFFF" w:sz="0"/>
-              <w:right w:val="none" w:color="FFFFFF" w:sz="0"/>
-            </w:tcBorders>
-            <w:tcMar>
-              <w:top w:type="dxa" w:w="60"/>
-              <w:left w:type="dxa" w:w="150"/>
-              <w:bottom w:type="dxa" w:w="60"/>
-              <w:right w:type="dxa" w:w="100"/>
-            </w:tcMar>
-          </w:tcPr>
-          <w:p>
-            <w:pPr>
-              <w:spacing w:after="0" w:before="0" w:line="276"/>
-            </w:pPr>
-            <w:r>
-              <w:rPr>
-                <w:rFonts w:ascii="Calibri" w:cs="Calibri" w:eastAsia="Calibri" w:hAnsi="Calibri"/>
-                <w:b/>
-                <w:bCs/>
-                <w:color w:val="0D274D"/>
-                <w:sz w:val="17"/>
-                <w:szCs w:val="17"/>
-              </w:rPr>
-              <w:t xml:space="preserve">0 to 1</w:t>
-            </w:r>
-          </w:p>
-        </w:tc>
-        <w:tc>
-          <w:tcPr>
-            <w:tcW w:type="dxa" w:w="8160"/>
-            <w:tcBorders>
-              <w:top w:val="single" w:color="EEF2F7" w:sz="4"/>
-              <w:left w:val="none" w:color="FFFFFF" w:sz="0"/>
-              <w:bottom w:val="none" w:color="FFFFFF" w:sz="0"/>
-              <w:right w:val="none" w:color="FFFFFF" w:sz="0"/>
-            </w:tcBorders>
-            <w:tcMar>
-              <w:top w:type="dxa" w:w="60"/>
-              <w:left w:type="dxa" w:w="140"/>
-              <w:bottom w:type="dxa" w:w="60"/>
-              <w:right w:type="dxa" w:w="140"/>
-            </w:tcMar>
-          </w:tcPr>
-          <w:p>
-            <w:pPr>
-              <w:spacing w:after="0" w:before="0" w:line="276"/>
-            </w:pPr>
-            <w:r>
-              <w:rPr>
-                <w:rFonts w:ascii="Calibri" w:cs="Calibri" w:eastAsia="Calibri" w:hAnsi="Calibri"/>
-                <w:color w:val="2A3C52"/>
-                <w:sz w:val="17"/>
-                <w:szCs w:val="17"/>
-              </w:rPr>
-              <w:t xml:space="preserve">No explanation, or left blank.</w:t>
-            </w:r>
-          </w:p>
-        </w:tc>
-      </w:tr>
-    </w:tbl>
-    <w:p>
-      <w:pPr>
-        <w:spacing w:after="100"/>
-      </w:pPr>
-      <w:r>
-        <w:rPr>
-          <w:rFonts w:ascii="Calibri" w:cs="Calibri" w:eastAsia="Calibri" w:hAnsi="Calibri"/>
-          <w:color w:val="14263A"/>
-          <w:sz w:val="2"/>
-          <w:szCs w:val="2"/>
-        </w:rPr>
-        <w:t xml:space="preserve"/>
-      </w:r>
-    </w:p>
-    <w:p>
-      <w:pPr>
-        <w:pageBreakBefore/>
-        <w:spacing w:after="0" w:before="0" w:line="276"/>
-      </w:pPr>
-    </w:p>
-    <w:p>
-      <w:pPr>
-        <w:spacing w:after="40" w:before="0" w:line="276"/>
-      </w:pPr>
-      <w:r>
-        <w:rPr>
-          <w:rFonts w:ascii="Calibri" w:cs="Calibri" w:eastAsia="Calibri" w:hAnsi="Calibri"/>
-          <w:b/>
-          <w:bCs/>
-          <w:caps/>
-          <w:color w:val="036C8F"/>
-          <w:sz w:val="16"/>
-          <w:szCs w:val="16"/>
-        </w:rPr>
-        <w:t xml:space="preserve">Case Study 1 · reference</w:t>
-      </w:r>
-    </w:p>
-    <w:p>
-      <w:pPr>
-        <w:spacing w:after="60" w:before="0" w:line="276"/>
-      </w:pPr>
-      <w:r>
-        <w:rPr>
-          <w:rFonts w:ascii="Calibri" w:cs="Calibri" w:eastAsia="Calibri" w:hAnsi="Calibri"/>
-          <w:b/>
-          <w:bCs/>
-          <w:color w:val="0D274D"/>
-          <w:sz w:val="42"/>
-          <w:szCs w:val="42"/>
-        </w:rPr>
-        <w:t xml:space="preserve">AI Security</w:t>
       </w:r>
     </w:p>
     <w:tbl>
@@ -1579,7 +482,7 @@
                 <w:sz w:val="20"/>
                 <w:szCs w:val="20"/>
               </w:rPr>
-              <w:t xml:space="preserve">The conversation.  </w:t>
+              <w:t xml:space="preserve">What full credit looks like.  </w:t>
             </w:r>
             <w:r>
               <w:rPr>
@@ -1588,7 +491,7 @@
                 <w:sz w:val="20"/>
                 <w:szCs w:val="20"/>
               </w:rPr>
-              <w:t xml:space="preserve">Cedarline is standing up AI across regulated workflows and public cloud faster than security can see it. Help them prove compliance, vet what they adopt, and get visibility and guardrails over AI traffic.</w:t>
+              <w:t xml:space="preserve">Problem Identifier: names the underlying requirement and constraints, not just the surface ask. Solution Designer: recommends the right Cisco solution and an architecture or approach that fits Cedarline. Value Communicator: explains clearly how it works and states the concrete Cedarline outcome. Reward reasoning specific to Cedarline over generic best practice.</w:t>
             </w:r>
           </w:p>
         </w:tc>
@@ -1596,7 +499,102 @@
     </w:tbl>
     <w:p>
       <w:pPr>
-        <w:spacing w:after="120"/>
+        <w:pageBreakBefore/>
+        <w:spacing w:after="0" w:before="0" w:line="276"/>
+      </w:pPr>
+    </w:p>
+    <w:tbl>
+      <w:tblPr>
+        <w:tblW w:type="dxa" w:w="9360"/>
+        <w:tblBorders>
+          <w:top w:val="none" w:color="FFFFFF" w:sz="0"/>
+          <w:left w:val="none" w:color="FFFFFF" w:sz="0"/>
+          <w:bottom w:val="none" w:color="FFFFFF" w:sz="0"/>
+          <w:right w:val="none" w:color="FFFFFF" w:sz="0"/>
+          <w:insideH w:val="none" w:color="FFFFFF" w:sz="0"/>
+          <w:insideV w:val="none" w:color="FFFFFF" w:sz="0"/>
+        </w:tblBorders>
+      </w:tblPr>
+      <w:tblGrid>
+        <w:gridCol w:w="820"/>
+        <w:gridCol w:w="8540"/>
+      </w:tblGrid>
+      <w:tr>
+        <w:tc>
+          <w:tcPr>
+            <w:tcW w:type="dxa" w:w="820"/>
+            <w:tcBorders>
+              <w:top w:val="none" w:color="FFFFFF" w:sz="0"/>
+              <w:left w:val="none" w:color="FFFFFF" w:sz="0"/>
+              <w:bottom w:val="none" w:color="FFFFFF" w:sz="0"/>
+              <w:right w:val="none" w:color="FFFFFF" w:sz="0"/>
+            </w:tcBorders>
+            <w:shd w:fill="0D274D" w:color="auto" w:val="clear"/>
+            <w:tcMar>
+              <w:top w:type="dxa" w:w="80"/>
+              <w:left w:type="dxa" w:w="0"/>
+              <w:bottom w:type="dxa" w:w="80"/>
+              <w:right w:type="dxa" w:w="0"/>
+            </w:tcMar>
+            <w:vAlign w:val="center"/>
+          </w:tcPr>
+          <w:p>
+            <w:pPr>
+              <w:spacing w:after="0" w:before="0" w:line="276"/>
+              <w:jc w:val="center"/>
+            </w:pPr>
+            <w:r>
+              <w:rPr>
+                <w:rFonts w:ascii="Calibri" w:cs="Calibri" w:eastAsia="Calibri" w:hAnsi="Calibri"/>
+                <w:b/>
+                <w:bCs/>
+                <w:color w:val="FFFFFF"/>
+                <w:sz w:val="32"/>
+                <w:szCs w:val="32"/>
+              </w:rPr>
+              <w:t xml:space="preserve">1</w:t>
+            </w:r>
+          </w:p>
+        </w:tc>
+        <w:tc>
+          <w:tcPr>
+            <w:tcW w:type="dxa" w:w="8540"/>
+            <w:tcBorders>
+              <w:top w:val="none" w:color="FFFFFF" w:sz="0"/>
+              <w:left w:val="none" w:color="FFFFFF" w:sz="0"/>
+              <w:bottom w:val="none" w:color="FFFFFF" w:sz="0"/>
+              <w:right w:val="none" w:color="FFFFFF" w:sz="0"/>
+            </w:tcBorders>
+            <w:tcMar>
+              <w:top w:type="dxa" w:w="80"/>
+              <w:left w:type="dxa" w:w="200"/>
+              <w:bottom w:type="dxa" w:w="80"/>
+              <w:right w:type="dxa" w:w="0"/>
+            </w:tcMar>
+            <w:vAlign w:val="center"/>
+          </w:tcPr>
+          <w:p>
+            <w:pPr>
+              <w:spacing w:after="0" w:before="0" w:line="276"/>
+            </w:pPr>
+            <w:r>
+              <w:rPr>
+                <w:rFonts w:ascii="Calibri" w:cs="Calibri" w:eastAsia="Calibri" w:hAnsi="Calibri"/>
+                <w:b/>
+                <w:bCs/>
+                <w:color w:val="0D274D"/>
+                <w:sz w:val="36"/>
+                <w:szCs w:val="36"/>
+              </w:rPr>
+              <w:t xml:space="preserve">Case Study 1</w:t>
+            </w:r>
+          </w:p>
+        </w:tc>
+      </w:tr>
+    </w:tbl>
+    <w:p>
+      <w:pPr>
+        <w:spacing w:after="60"/>
       </w:pPr>
       <w:r>
         <w:rPr>
@@ -1606,32 +604,6 @@
           <w:szCs w:val="2"/>
         </w:rPr>
         <w:t xml:space="preserve"/>
-      </w:r>
-    </w:p>
-    <w:p>
-      <w:pPr>
-        <w:spacing w:after="60" w:before="60" w:line="276"/>
-      </w:pPr>
-      <w:r>
-        <w:rPr>
-          <w:rFonts w:ascii="Calibri" w:cs="Calibri" w:eastAsia="Calibri" w:hAnsi="Calibri"/>
-          <w:b/>
-          <w:bCs/>
-          <w:color w:val="FFFFFF"/>
-          <w:sz w:val="15"/>
-          <w:szCs w:val="15"/>
-          <w:shd w:fill="00BCEB" w:color="auto" w:val="clear"/>
-        </w:rPr>
-        <w:t xml:space="preserve">PAIN POINT 1</w:t>
-      </w:r>
-      <w:r>
-        <w:rPr>
-          <w:rFonts w:ascii="Calibri" w:cs="Calibri" w:eastAsia="Calibri" w:hAnsi="Calibri"/>
-          <w:color w:val="7E8CA1"/>
-          <w:sz w:val="15"/>
-          <w:szCs w:val="15"/>
-        </w:rPr>
-        <w:t xml:space="preserve">   25 points</w:t>
       </w:r>
     </w:p>
     <w:tbl>
@@ -1654,33 +626,43 @@
           <w:tcPr>
             <w:tcW w:type="dxa" w:w="9360"/>
             <w:tcBorders>
-              <w:top w:val="none" w:color="FFFFFF" w:sz="0"/>
-              <w:left w:val="single" w:color="036C8F" w:sz="18"/>
-              <w:bottom w:val="none" w:color="FFFFFF" w:sz="0"/>
-              <w:right w:val="none" w:color="FFFFFF" w:sz="0"/>
-            </w:tcBorders>
-            <w:shd w:fill="FBFCFE" w:color="auto" w:val="clear"/>
-            <w:tcMar>
-              <w:top w:type="dxa" w:w="90"/>
+              <w:top w:val="single" w:color="DCE6F1" w:sz="6"/>
+              <w:left w:val="single" w:color="DCE6F1" w:sz="6"/>
+              <w:bottom w:val="single" w:color="DCE6F1" w:sz="6"/>
+              <w:right w:val="single" w:color="DCE6F1" w:sz="6"/>
+            </w:tcBorders>
+            <w:shd w:fill="F3F7FB" w:color="auto" w:val="clear"/>
+            <w:tcMar>
+              <w:top w:type="dxa" w:w="110"/>
               <w:left w:type="dxa" w:w="160"/>
-              <w:bottom w:type="dxa" w:w="90"/>
+              <w:bottom w:type="dxa" w:w="110"/>
               <w:right w:type="dxa" w:w="160"/>
             </w:tcMar>
-          </w:tcPr>
-          <w:p>
-            <w:pPr>
-              <w:spacing w:after="0" w:before="0" w:line="276"/>
-            </w:pPr>
-            <w:r>
-              <w:rPr>
-                <w:rFonts w:ascii="Calibri" w:cs="Calibri" w:eastAsia="Calibri" w:hAnsi="Calibri"/>
-                <w:i/>
-                <w:iCs/>
-                <w:color w:val="22344A"/>
+            <w:vAlign w:val="top"/>
+          </w:tcPr>
+          <w:p>
+            <w:pPr>
+              <w:spacing w:after="0" w:before="0" w:line="276"/>
+            </w:pPr>
+            <w:r>
+              <w:rPr>
+                <w:rFonts w:ascii="Calibri" w:cs="Calibri" w:eastAsia="Calibri" w:hAnsi="Calibri"/>
+                <w:b/>
+                <w:bCs/>
+                <w:color w:val="0D274D"/>
                 <w:sz w:val="20"/>
                 <w:szCs w:val="20"/>
               </w:rPr>
-              <w:t xml:space="preserve">Under the EU AI Act, we are classified as a 'Provider' for our internal AI systems. We need to demonstrate robustness and cybersecurity compliance to satisfy Article 15. How does Cisco help us meet these specific requirements?</w:t>
+              <w:t xml:space="preserve">The conversation.  </w:t>
+            </w:r>
+            <w:r>
+              <w:rPr>
+                <w:rFonts w:ascii="Calibri" w:cs="Calibri" w:eastAsia="Calibri" w:hAnsi="Calibri"/>
+                <w:color w:val="33465F"/>
+                <w:sz w:val="20"/>
+                <w:szCs w:val="20"/>
+              </w:rPr>
+              <w:t xml:space="preserve">Cedarline is standing up AI across regulated workflows and public cloud faster than security can see it. Help them prove compliance, vet what they adopt, and get visibility and guardrails over AI traffic.</w:t>
             </w:r>
           </w:p>
         </w:tc>
@@ -1688,320 +670,7 @@
     </w:tbl>
     <w:p>
       <w:pPr>
-        <w:spacing w:after="50"/>
-      </w:pPr>
-      <w:r>
-        <w:rPr>
-          <w:rFonts w:ascii="Calibri" w:cs="Calibri" w:eastAsia="Calibri" w:hAnsi="Calibri"/>
-          <w:color w:val="14263A"/>
-          <w:sz w:val="2"/>
-          <w:szCs w:val="2"/>
-        </w:rPr>
-        <w:t xml:space="preserve"/>
-      </w:r>
-    </w:p>
-    <w:tbl>
-      <w:tblPr>
-        <w:tblW w:type="dxa" w:w="9360"/>
-        <w:tblBorders>
-          <w:top w:val="single" w:color="C4D2E2" w:sz="6"/>
-          <w:left w:val="single" w:color="C4D2E2" w:sz="6"/>
-          <w:bottom w:val="single" w:color="C4D2E2" w:sz="6"/>
-          <w:right w:val="single" w:color="C4D2E2" w:sz="6"/>
-          <w:insideH w:val="none" w:color="FFFFFF" w:sz="0"/>
-          <w:insideV w:val="none" w:color="FFFFFF" w:sz="0"/>
-        </w:tblBorders>
-      </w:tblPr>
-      <w:tblGrid>
-        <w:gridCol w:w="3182"/>
-        <w:gridCol w:w="6178"/>
-      </w:tblGrid>
-      <w:tr>
-        <w:tc>
-          <w:tcPr>
-            <w:tcW w:type="dxa" w:w="3182"/>
-            <w:tcBorders>
-              <w:top w:val="single" w:color="E4EBF3" w:sz="4"/>
-              <w:left w:val="none" w:color="FFFFFF" w:sz="0"/>
-              <w:bottom w:val="none" w:color="FFFFFF" w:sz="0"/>
-              <w:right w:val="none" w:color="FFFFFF" w:sz="0"/>
-            </w:tcBorders>
-            <w:tcMar>
-              <w:top w:type="dxa" w:w="80"/>
-              <w:left w:type="dxa" w:w="150"/>
-              <w:bottom w:type="dxa" w:w="80"/>
-              <w:right w:type="dxa" w:w="120"/>
-            </w:tcMar>
-          </w:tcPr>
-          <w:p>
-            <w:pPr>
-              <w:spacing w:after="6" w:before="0" w:line="276"/>
-            </w:pPr>
-            <w:r>
-              <w:rPr>
-                <w:rFonts w:ascii="Calibri" w:cs="Calibri" w:eastAsia="Calibri" w:hAnsi="Calibri"/>
-                <w:b/>
-                <w:bCs/>
-                <w:color w:val="4A3AA8"/>
-                <w:sz w:val="19"/>
-                <w:szCs w:val="19"/>
-              </w:rPr>
-              <w:t xml:space="preserve">🔍 Problem Identifier</w:t>
-            </w:r>
-          </w:p>
-          <w:p>
-            <w:pPr>
-              <w:spacing w:after="0" w:before="0" w:line="276"/>
-            </w:pPr>
-            <w:r>
-              <w:rPr>
-                <w:rFonts w:ascii="Calibri" w:cs="Calibri" w:eastAsia="Calibri" w:hAnsi="Calibri"/>
-                <w:color w:val="7E8CA1"/>
-                <w:sz w:val="15"/>
-                <w:szCs w:val="15"/>
-              </w:rPr>
-              <w:t xml:space="preserve">/ 5</w:t>
-            </w:r>
-          </w:p>
-        </w:tc>
-        <w:tc>
-          <w:tcPr>
-            <w:tcW w:type="dxa" w:w="6178"/>
-            <w:tcBorders>
-              <w:top w:val="single" w:color="E4EBF3" w:sz="4"/>
-              <w:left w:val="none" w:color="FFFFFF" w:sz="0"/>
-              <w:bottom w:val="none" w:color="FFFFFF" w:sz="0"/>
-              <w:right w:val="none" w:color="FFFFFF" w:sz="0"/>
-            </w:tcBorders>
-            <w:tcMar>
-              <w:top w:type="dxa" w:w="80"/>
-              <w:left w:type="dxa" w:w="140"/>
-              <w:bottom w:type="dxa" w:w="80"/>
-              <w:right w:type="dxa" w:w="140"/>
-            </w:tcMar>
-          </w:tcPr>
-          <w:p>
-            <w:pPr>
-              <w:spacing w:after="0" w:before="0" w:line="276"/>
-            </w:pPr>
-            <w:r>
-              <w:rPr>
-                <w:rFonts w:ascii="Calibri" w:cs="Calibri" w:eastAsia="Calibri" w:hAnsi="Calibri"/>
-                <w:color w:val="2A3C52"/>
-                <w:sz w:val="19"/>
-                <w:szCs w:val="19"/>
-              </w:rPr>
-              <w:t xml:space="preserve">Correctly names the pain point and the requirements behind this concern, not just the surface ask.</w:t>
-            </w:r>
-          </w:p>
-        </w:tc>
-      </w:tr>
-      <w:tr>
-        <w:tc>
-          <w:tcPr>
-            <w:tcW w:type="dxa" w:w="3182"/>
-            <w:tcBorders>
-              <w:top w:val="single" w:color="E4EBF3" w:sz="4"/>
-              <w:left w:val="none" w:color="FFFFFF" w:sz="0"/>
-              <w:bottom w:val="none" w:color="FFFFFF" w:sz="0"/>
-              <w:right w:val="none" w:color="FFFFFF" w:sz="0"/>
-            </w:tcBorders>
-            <w:tcMar>
-              <w:top w:type="dxa" w:w="80"/>
-              <w:left w:type="dxa" w:w="150"/>
-              <w:bottom w:type="dxa" w:w="80"/>
-              <w:right w:type="dxa" w:w="120"/>
-            </w:tcMar>
-          </w:tcPr>
-          <w:p>
-            <w:pPr>
-              <w:spacing w:after="6" w:before="0" w:line="276"/>
-            </w:pPr>
-            <w:r>
-              <w:rPr>
-                <w:rFonts w:ascii="Calibri" w:cs="Calibri" w:eastAsia="Calibri" w:hAnsi="Calibri"/>
-                <w:b/>
-                <w:bCs/>
-                <w:color w:val="0B6670"/>
-                <w:sz w:val="19"/>
-                <w:szCs w:val="19"/>
-              </w:rPr>
-              <w:t xml:space="preserve">🏗️ Solution Designer</w:t>
-            </w:r>
-          </w:p>
-          <w:p>
-            <w:pPr>
-              <w:spacing w:after="0" w:before="0" w:line="276"/>
-            </w:pPr>
-            <w:r>
-              <w:rPr>
-                <w:rFonts w:ascii="Calibri" w:cs="Calibri" w:eastAsia="Calibri" w:hAnsi="Calibri"/>
-                <w:color w:val="7E8CA1"/>
-                <w:sz w:val="15"/>
-                <w:szCs w:val="15"/>
-              </w:rPr>
-              <w:t xml:space="preserve">/ 10</w:t>
-            </w:r>
-          </w:p>
-        </w:tc>
-        <w:tc>
-          <w:tcPr>
-            <w:tcW w:type="dxa" w:w="6178"/>
-            <w:tcBorders>
-              <w:top w:val="single" w:color="E4EBF3" w:sz="4"/>
-              <w:left w:val="none" w:color="FFFFFF" w:sz="0"/>
-              <w:bottom w:val="none" w:color="FFFFFF" w:sz="0"/>
-              <w:right w:val="none" w:color="FFFFFF" w:sz="0"/>
-            </w:tcBorders>
-            <w:tcMar>
-              <w:top w:type="dxa" w:w="80"/>
-              <w:left w:type="dxa" w:w="140"/>
-              <w:bottom w:type="dxa" w:w="80"/>
-              <w:right w:type="dxa" w:w="140"/>
-            </w:tcMar>
-          </w:tcPr>
-          <w:p>
-            <w:pPr>
-              <w:spacing w:after="0" w:before="0" w:line="276"/>
-            </w:pPr>
-            <w:r>
-              <w:rPr>
-                <w:rFonts w:ascii="Calibri" w:cs="Calibri" w:eastAsia="Calibri" w:hAnsi="Calibri"/>
-                <w:b/>
-                <w:bCs/>
-                <w:color w:val="0B6670"/>
-                <w:sz w:val="19"/>
-                <w:szCs w:val="19"/>
-              </w:rPr>
-              <w:t xml:space="preserve">AI Defense (AI Model and Application Validation)</w:t>
-            </w:r>
-            <w:r>
-              <w:rPr>
-                <w:rFonts w:ascii="Calibri" w:cs="Calibri" w:eastAsia="Calibri" w:hAnsi="Calibri"/>
-                <w:color w:val="2A3C52"/>
-                <w:sz w:val="19"/>
-                <w:szCs w:val="19"/>
-              </w:rPr>
-              <w:t xml:space="preserve">. Reward the right solution, architecture and approach for Cedarline.</w:t>
-            </w:r>
-          </w:p>
-        </w:tc>
-      </w:tr>
-      <w:tr>
-        <w:tc>
-          <w:tcPr>
-            <w:tcW w:type="dxa" w:w="3182"/>
-            <w:tcBorders>
-              <w:top w:val="single" w:color="E4EBF3" w:sz="4"/>
-              <w:left w:val="none" w:color="FFFFFF" w:sz="0"/>
-              <w:bottom w:val="none" w:color="FFFFFF" w:sz="0"/>
-              <w:right w:val="none" w:color="FFFFFF" w:sz="0"/>
-            </w:tcBorders>
-            <w:tcMar>
-              <w:top w:type="dxa" w:w="80"/>
-              <w:left w:type="dxa" w:w="150"/>
-              <w:bottom w:type="dxa" w:w="80"/>
-              <w:right w:type="dxa" w:w="120"/>
-            </w:tcMar>
-          </w:tcPr>
-          <w:p>
-            <w:pPr>
-              <w:spacing w:after="6" w:before="0" w:line="276"/>
-            </w:pPr>
-            <w:r>
-              <w:rPr>
-                <w:rFonts w:ascii="Calibri" w:cs="Calibri" w:eastAsia="Calibri" w:hAnsi="Calibri"/>
-                <w:b/>
-                <w:bCs/>
-                <w:color w:val="9A6516"/>
-                <w:sz w:val="19"/>
-                <w:szCs w:val="19"/>
-              </w:rPr>
-              <w:t xml:space="preserve">🎯 Value Communicator</w:t>
-            </w:r>
-          </w:p>
-          <w:p>
-            <w:pPr>
-              <w:spacing w:after="0" w:before="0" w:line="276"/>
-            </w:pPr>
-            <w:r>
-              <w:rPr>
-                <w:rFonts w:ascii="Calibri" w:cs="Calibri" w:eastAsia="Calibri" w:hAnsi="Calibri"/>
-                <w:color w:val="7E8CA1"/>
-                <w:sz w:val="15"/>
-                <w:szCs w:val="15"/>
-              </w:rPr>
-              <w:t xml:space="preserve">/ 10</w:t>
-            </w:r>
-          </w:p>
-        </w:tc>
-        <w:tc>
-          <w:tcPr>
-            <w:tcW w:type="dxa" w:w="6178"/>
-            <w:tcBorders>
-              <w:top w:val="single" w:color="E4EBF3" w:sz="4"/>
-              <w:left w:val="none" w:color="FFFFFF" w:sz="0"/>
-              <w:bottom w:val="none" w:color="FFFFFF" w:sz="0"/>
-              <w:right w:val="none" w:color="FFFFFF" w:sz="0"/>
-            </w:tcBorders>
-            <w:tcMar>
-              <w:top w:type="dxa" w:w="80"/>
-              <w:left w:type="dxa" w:w="140"/>
-              <w:bottom w:type="dxa" w:w="80"/>
-              <w:right w:type="dxa" w:w="140"/>
-            </w:tcMar>
-          </w:tcPr>
-          <w:p>
-            <w:pPr>
-              <w:spacing w:after="0" w:before="0" w:line="276"/>
-            </w:pPr>
-            <w:r>
-              <w:rPr>
-                <w:rFonts w:ascii="Calibri" w:cs="Calibri" w:eastAsia="Calibri" w:hAnsi="Calibri"/>
-                <w:b/>
-                <w:bCs/>
-                <w:color w:val="0D274D"/>
-                <w:sz w:val="19"/>
-                <w:szCs w:val="19"/>
-              </w:rPr>
-              <w:t xml:space="preserve">How it works. </w:t>
-            </w:r>
-            <w:r>
-              <w:rPr>
-                <w:rFonts w:ascii="Calibri" w:cs="Calibri" w:eastAsia="Calibri" w:hAnsi="Calibri"/>
-                <w:color w:val="2A3C52"/>
-                <w:sz w:val="19"/>
-                <w:szCs w:val="19"/>
-              </w:rPr>
-              <w:t xml:space="preserve">Cisco AI Defense is specifically designed to support Provider obligations under the EU AI Act. We utilize algorithmic red teaming technology for AI Model &amp; App Validation, which identifies safety and security vulnerabilities at scale. </w:t>
-            </w:r>
-            <w:r>
-              <w:rPr>
-                <w:rFonts w:ascii="Calibri" w:cs="Calibri" w:eastAsia="Calibri" w:hAnsi="Calibri"/>
-                <w:b/>
-                <w:bCs/>
-                <w:color w:val="0D274D"/>
-                <w:sz w:val="19"/>
-                <w:szCs w:val="19"/>
-              </w:rPr>
-              <w:t xml:space="preserve">Outcome. </w:t>
-            </w:r>
-            <w:r>
-              <w:rPr>
-                <w:rFonts w:ascii="Calibri" w:cs="Calibri" w:eastAsia="Calibri" w:hAnsi="Calibri"/>
-                <w:color w:val="2A3C52"/>
-                <w:sz w:val="19"/>
-                <w:szCs w:val="19"/>
-              </w:rPr>
-              <w:t xml:space="preserve">It automates the technical evidence gathering required for "Conformity Assessments." By mapping AI-specific threats to standardized frameworks (like MITRE ATLAS and OWASP), it provides the documentation and continuous monitoring necessary to prove to regulators that your systems are robust and compliant.</w:t>
-            </w:r>
-          </w:p>
-        </w:tc>
-      </w:tr>
-    </w:tbl>
-    <w:p>
-      <w:pPr>
-        <w:spacing w:after="160"/>
+        <w:spacing w:after="120"/>
       </w:pPr>
       <w:r>
         <w:rPr>
@@ -2025,9 +694,9 @@
           <w:color w:val="FFFFFF"/>
           <w:sz w:val="15"/>
           <w:szCs w:val="15"/>
-          <w:shd w:fill="00BCEB" w:color="auto" w:val="clear"/>
-        </w:rPr>
-        <w:t xml:space="preserve">PAIN POINT 2</w:t>
+          <w:shd w:fill="0D274D" w:color="auto" w:val="clear"/>
+        </w:rPr>
+        <w:t xml:space="preserve">PAIN POINT 1</w:t>
       </w:r>
       <w:r>
         <w:rPr>
@@ -2036,7 +705,7 @@
           <w:sz w:val="15"/>
           <w:szCs w:val="15"/>
         </w:rPr>
-        <w:t xml:space="preserve">   25 points</w:t>
+        <w:t xml:space="preserve"/>
       </w:r>
     </w:p>
     <w:tbl>
@@ -2085,7 +754,7 @@
                 <w:sz w:val="20"/>
                 <w:szCs w:val="20"/>
               </w:rPr>
-              <w:t xml:space="preserve">We are integrating various open-source models and third-party agents into our internal workflows. How can we ensure these assets aren't introducing vulnerabilities into our environment before they even go live?</w:t>
+              <w:t xml:space="preserve">Under the EU AI Act, we are classified as a 'Provider' for our internal AI systems. We need to demonstrate robustness and cybersecurity compliance to satisfy Article 15. How does Cisco help us meet these specific requirements?</w:t>
             </w:r>
           </w:p>
         </w:tc>
@@ -2118,13 +787,13 @@
         </w:tblBorders>
       </w:tblPr>
       <w:tblGrid>
-        <w:gridCol w:w="3182"/>
-        <w:gridCol w:w="6178"/>
+        <w:gridCol w:w="2995"/>
+        <w:gridCol w:w="6365"/>
       </w:tblGrid>
       <w:tr>
         <w:tc>
           <w:tcPr>
-            <w:tcW w:type="dxa" w:w="3182"/>
+            <w:tcW w:type="dxa" w:w="2995"/>
             <w:tcBorders>
               <w:top w:val="single" w:color="E4EBF3" w:sz="4"/>
               <w:left w:val="none" w:color="FFFFFF" w:sz="0"/>
@@ -2140,7 +809,7 @@
           </w:tcPr>
           <w:p>
             <w:pPr>
-              <w:spacing w:after="6" w:before="0" w:line="276"/>
+              <w:spacing w:after="0" w:before="0" w:line="276"/>
             </w:pPr>
             <w:r>
               <w:rPr>
@@ -2151,27 +820,13 @@
                 <w:sz w:val="19"/>
                 <w:szCs w:val="19"/>
               </w:rPr>
-              <w:t xml:space="preserve">🔍 Problem Identifier</w:t>
-            </w:r>
-          </w:p>
-          <w:p>
-            <w:pPr>
-              <w:spacing w:after="0" w:before="0" w:line="276"/>
-            </w:pPr>
-            <w:r>
-              <w:rPr>
-                <w:rFonts w:ascii="Calibri" w:cs="Calibri" w:eastAsia="Calibri" w:hAnsi="Calibri"/>
-                <w:color w:val="7E8CA1"/>
-                <w:sz w:val="15"/>
-                <w:szCs w:val="15"/>
-              </w:rPr>
-              <w:t xml:space="preserve">/ 5</w:t>
-            </w:r>
-          </w:p>
-        </w:tc>
-        <w:tc>
-          <w:tcPr>
-            <w:tcW w:type="dxa" w:w="6178"/>
+              <w:t xml:space="preserve">Problem Identifier</w:t>
+            </w:r>
+          </w:p>
+        </w:tc>
+        <w:tc>
+          <w:tcPr>
+            <w:tcW w:type="dxa" w:w="6365"/>
             <w:tcBorders>
               <w:top w:val="single" w:color="E4EBF3" w:sz="4"/>
               <w:left w:val="none" w:color="FFFFFF" w:sz="0"/>
@@ -2204,7 +859,7 @@
       <w:tr>
         <w:tc>
           <w:tcPr>
-            <w:tcW w:type="dxa" w:w="3182"/>
+            <w:tcW w:type="dxa" w:w="2995"/>
             <w:tcBorders>
               <w:top w:val="single" w:color="E4EBF3" w:sz="4"/>
               <w:left w:val="none" w:color="FFFFFF" w:sz="0"/>
@@ -2220,7 +875,7 @@
           </w:tcPr>
           <w:p>
             <w:pPr>
-              <w:spacing w:after="6" w:before="0" w:line="276"/>
+              <w:spacing w:after="0" w:before="0" w:line="276"/>
             </w:pPr>
             <w:r>
               <w:rPr>
@@ -2231,27 +886,13 @@
                 <w:sz w:val="19"/>
                 <w:szCs w:val="19"/>
               </w:rPr>
-              <w:t xml:space="preserve">🏗️ Solution Designer</w:t>
-            </w:r>
-          </w:p>
-          <w:p>
-            <w:pPr>
-              <w:spacing w:after="0" w:before="0" w:line="276"/>
-            </w:pPr>
-            <w:r>
-              <w:rPr>
-                <w:rFonts w:ascii="Calibri" w:cs="Calibri" w:eastAsia="Calibri" w:hAnsi="Calibri"/>
-                <w:color w:val="7E8CA1"/>
-                <w:sz w:val="15"/>
-                <w:szCs w:val="15"/>
-              </w:rPr>
-              <w:t xml:space="preserve">/ 10</w:t>
-            </w:r>
-          </w:p>
-        </w:tc>
-        <w:tc>
-          <w:tcPr>
-            <w:tcW w:type="dxa" w:w="6178"/>
+              <w:t xml:space="preserve">Solution Designer</w:t>
+            </w:r>
+          </w:p>
+        </w:tc>
+        <w:tc>
+          <w:tcPr>
+            <w:tcW w:type="dxa" w:w="6365"/>
             <w:tcBorders>
               <w:top w:val="single" w:color="E4EBF3" w:sz="4"/>
               <w:left w:val="none" w:color="FFFFFF" w:sz="0"/>
@@ -2278,7 +919,7 @@
                 <w:sz w:val="19"/>
                 <w:szCs w:val="19"/>
               </w:rPr>
-              <w:t xml:space="preserve">AI Defense (Supply Chain Risk Management)</w:t>
+              <w:t xml:space="preserve">AI Defense (AI Model and Application Validation)</w:t>
             </w:r>
             <w:r>
               <w:rPr>
@@ -2287,15 +928,15 @@
                 <w:sz w:val="19"/>
                 <w:szCs w:val="19"/>
               </w:rPr>
-              <w:t xml:space="preserve">. Reward the right solution, architecture and approach for Cedarline.</w:t>
-            </w:r>
-          </w:p>
-        </w:tc>
-      </w:tr>
-      <w:tr>
-        <w:tc>
-          <w:tcPr>
-            <w:tcW w:type="dxa" w:w="3182"/>
+              <w:t xml:space="preserve">. The right solution, architecture and approach for Cedarline.</w:t>
+            </w:r>
+          </w:p>
+        </w:tc>
+      </w:tr>
+      <w:tr>
+        <w:tc>
+          <w:tcPr>
+            <w:tcW w:type="dxa" w:w="2995"/>
             <w:tcBorders>
               <w:top w:val="single" w:color="E4EBF3" w:sz="4"/>
               <w:left w:val="none" w:color="FFFFFF" w:sz="0"/>
@@ -2311,7 +952,7 @@
           </w:tcPr>
           <w:p>
             <w:pPr>
-              <w:spacing w:after="6" w:before="0" w:line="276"/>
+              <w:spacing w:after="0" w:before="0" w:line="276"/>
             </w:pPr>
             <w:r>
               <w:rPr>
@@ -2322,27 +963,13 @@
                 <w:sz w:val="19"/>
                 <w:szCs w:val="19"/>
               </w:rPr>
-              <w:t xml:space="preserve">🎯 Value Communicator</w:t>
-            </w:r>
-          </w:p>
-          <w:p>
-            <w:pPr>
-              <w:spacing w:after="0" w:before="0" w:line="276"/>
-            </w:pPr>
-            <w:r>
-              <w:rPr>
-                <w:rFonts w:ascii="Calibri" w:cs="Calibri" w:eastAsia="Calibri" w:hAnsi="Calibri"/>
-                <w:color w:val="7E8CA1"/>
-                <w:sz w:val="15"/>
-                <w:szCs w:val="15"/>
-              </w:rPr>
-              <w:t xml:space="preserve">/ 10</w:t>
-            </w:r>
-          </w:p>
-        </w:tc>
-        <w:tc>
-          <w:tcPr>
-            <w:tcW w:type="dxa" w:w="6178"/>
+              <w:t xml:space="preserve">Value Communicator</w:t>
+            </w:r>
+          </w:p>
+        </w:tc>
+        <w:tc>
+          <w:tcPr>
+            <w:tcW w:type="dxa" w:w="6365"/>
             <w:tcBorders>
               <w:top w:val="single" w:color="E4EBF3" w:sz="4"/>
               <w:left w:val="none" w:color="FFFFFF" w:sz="0"/>
@@ -2378,7 +1005,7 @@
                 <w:sz w:val="19"/>
                 <w:szCs w:val="19"/>
               </w:rPr>
-              <w:t xml:space="preserve">Cisco AI Defense addresses this through proactive Supply Chain Risk Management. We scan your model files, repositories, and MCP servers to identify malicious or unsafe assets. </w:t>
+              <w:t xml:space="preserve">Cisco AI Defense is specifically designed to support Provider obligations under the EU AI Act. We utilize algorithmic red teaming technology for AI Model &amp; App Validation, which identifies safety and security vulnerabilities at scale. </w:t>
             </w:r>
             <w:r>
               <w:rPr>
@@ -2398,7 +1025,7 @@
                 <w:sz w:val="19"/>
                 <w:szCs w:val="19"/>
               </w:rPr>
-              <w:t xml:space="preserve">It enables "Shift-Left" security by creating an inventory of all AI models and agents. By identifying vulnerabilities before production, it prevents the introduction of malicious code or poisoned data into your ecosystem.</w:t>
+              <w:t xml:space="preserve">It automates the technical evidence gathering required for "Conformity Assessments." By mapping AI-specific threats to standardized frameworks (like MITRE ATLAS and OWASP), it provides the documentation and continuous monitoring necessary to prove to regulators that your systems are robust and compliant.</w:t>
             </w:r>
           </w:p>
         </w:tc>
@@ -2430,9 +1057,9 @@
           <w:color w:val="FFFFFF"/>
           <w:sz w:val="15"/>
           <w:szCs w:val="15"/>
-          <w:shd w:fill="00BCEB" w:color="auto" w:val="clear"/>
-        </w:rPr>
-        <w:t xml:space="preserve">PAIN POINT 3</w:t>
+          <w:shd w:fill="0D274D" w:color="auto" w:val="clear"/>
+        </w:rPr>
+        <w:t xml:space="preserve">PAIN POINT 2</w:t>
       </w:r>
       <w:r>
         <w:rPr>
@@ -2441,7 +1068,7 @@
           <w:sz w:val="15"/>
           <w:szCs w:val="15"/>
         </w:rPr>
-        <w:t xml:space="preserve">   25 points</w:t>
+        <w:t xml:space="preserve"/>
       </w:r>
     </w:p>
     <w:tbl>
@@ -2490,7 +1117,7 @@
                 <w:sz w:val="20"/>
                 <w:szCs w:val="20"/>
               </w:rPr>
-              <w:t xml:space="preserve">We know AI is showing up across our cloud environments faster than security can track it. We're worried we have models, agents, datasets, and MCP-connected tools running without visibility or consistent controls.</w:t>
+              <w:t xml:space="preserve">We are integrating various open-source models and third-party agents into our internal workflows. How can we ensure these assets aren't introducing vulnerabilities into our environment before they even go live?</w:t>
             </w:r>
           </w:p>
         </w:tc>
@@ -2523,13 +1150,13 @@
         </w:tblBorders>
       </w:tblPr>
       <w:tblGrid>
-        <w:gridCol w:w="3182"/>
-        <w:gridCol w:w="6178"/>
+        <w:gridCol w:w="2995"/>
+        <w:gridCol w:w="6365"/>
       </w:tblGrid>
       <w:tr>
         <w:tc>
           <w:tcPr>
-            <w:tcW w:type="dxa" w:w="3182"/>
+            <w:tcW w:type="dxa" w:w="2995"/>
             <w:tcBorders>
               <w:top w:val="single" w:color="E4EBF3" w:sz="4"/>
               <w:left w:val="none" w:color="FFFFFF" w:sz="0"/>
@@ -2545,7 +1172,7 @@
           </w:tcPr>
           <w:p>
             <w:pPr>
-              <w:spacing w:after="6" w:before="0" w:line="276"/>
+              <w:spacing w:after="0" w:before="0" w:line="276"/>
             </w:pPr>
             <w:r>
               <w:rPr>
@@ -2556,27 +1183,13 @@
                 <w:sz w:val="19"/>
                 <w:szCs w:val="19"/>
               </w:rPr>
-              <w:t xml:space="preserve">🔍 Problem Identifier</w:t>
-            </w:r>
-          </w:p>
-          <w:p>
-            <w:pPr>
-              <w:spacing w:after="0" w:before="0" w:line="276"/>
-            </w:pPr>
-            <w:r>
-              <w:rPr>
-                <w:rFonts w:ascii="Calibri" w:cs="Calibri" w:eastAsia="Calibri" w:hAnsi="Calibri"/>
-                <w:color w:val="7E8CA1"/>
-                <w:sz w:val="15"/>
-                <w:szCs w:val="15"/>
-              </w:rPr>
-              <w:t xml:space="preserve">/ 5</w:t>
-            </w:r>
-          </w:p>
-        </w:tc>
-        <w:tc>
-          <w:tcPr>
-            <w:tcW w:type="dxa" w:w="6178"/>
+              <w:t xml:space="preserve">Problem Identifier</w:t>
+            </w:r>
+          </w:p>
+        </w:tc>
+        <w:tc>
+          <w:tcPr>
+            <w:tcW w:type="dxa" w:w="6365"/>
             <w:tcBorders>
               <w:top w:val="single" w:color="E4EBF3" w:sz="4"/>
               <w:left w:val="none" w:color="FFFFFF" w:sz="0"/>
@@ -2609,7 +1222,7 @@
       <w:tr>
         <w:tc>
           <w:tcPr>
-            <w:tcW w:type="dxa" w:w="3182"/>
+            <w:tcW w:type="dxa" w:w="2995"/>
             <w:tcBorders>
               <w:top w:val="single" w:color="E4EBF3" w:sz="4"/>
               <w:left w:val="none" w:color="FFFFFF" w:sz="0"/>
@@ -2625,7 +1238,7 @@
           </w:tcPr>
           <w:p>
             <w:pPr>
-              <w:spacing w:after="6" w:before="0" w:line="276"/>
+              <w:spacing w:after="0" w:before="0" w:line="276"/>
             </w:pPr>
             <w:r>
               <w:rPr>
@@ -2636,27 +1249,13 @@
                 <w:sz w:val="19"/>
                 <w:szCs w:val="19"/>
               </w:rPr>
-              <w:t xml:space="preserve">🏗️ Solution Designer</w:t>
-            </w:r>
-          </w:p>
-          <w:p>
-            <w:pPr>
-              <w:spacing w:after="0" w:before="0" w:line="276"/>
-            </w:pPr>
-            <w:r>
-              <w:rPr>
-                <w:rFonts w:ascii="Calibri" w:cs="Calibri" w:eastAsia="Calibri" w:hAnsi="Calibri"/>
-                <w:color w:val="7E8CA1"/>
-                <w:sz w:val="15"/>
-                <w:szCs w:val="15"/>
-              </w:rPr>
-              <w:t xml:space="preserve">/ 10</w:t>
-            </w:r>
-          </w:p>
-        </w:tc>
-        <w:tc>
-          <w:tcPr>
-            <w:tcW w:type="dxa" w:w="6178"/>
+              <w:t xml:space="preserve">Solution Designer</w:t>
+            </w:r>
+          </w:p>
+        </w:tc>
+        <w:tc>
+          <w:tcPr>
+            <w:tcW w:type="dxa" w:w="6365"/>
             <w:tcBorders>
               <w:top w:val="single" w:color="E4EBF3" w:sz="4"/>
               <w:left w:val="none" w:color="FFFFFF" w:sz="0"/>
@@ -2683,7 +1282,7 @@
                 <w:sz w:val="19"/>
                 <w:szCs w:val="19"/>
               </w:rPr>
-              <w:t xml:space="preserve">Cisco AI Defense, AI Cloud Visibility (Ai Cloud Visibility)</w:t>
+              <w:t xml:space="preserve">AI Defense (Supply Chain Risk Management)</w:t>
             </w:r>
             <w:r>
               <w:rPr>
@@ -2692,15 +1291,15 @@
                 <w:sz w:val="19"/>
                 <w:szCs w:val="19"/>
               </w:rPr>
-              <w:t xml:space="preserve">. Reward the right solution, architecture and approach for Cedarline.</w:t>
-            </w:r>
-          </w:p>
-        </w:tc>
-      </w:tr>
-      <w:tr>
-        <w:tc>
-          <w:tcPr>
-            <w:tcW w:type="dxa" w:w="3182"/>
+              <w:t xml:space="preserve">. The right solution, architecture and approach for Cedarline.</w:t>
+            </w:r>
+          </w:p>
+        </w:tc>
+      </w:tr>
+      <w:tr>
+        <w:tc>
+          <w:tcPr>
+            <w:tcW w:type="dxa" w:w="2995"/>
             <w:tcBorders>
               <w:top w:val="single" w:color="E4EBF3" w:sz="4"/>
               <w:left w:val="none" w:color="FFFFFF" w:sz="0"/>
@@ -2716,7 +1315,7 @@
           </w:tcPr>
           <w:p>
             <w:pPr>
-              <w:spacing w:after="6" w:before="0" w:line="276"/>
+              <w:spacing w:after="0" w:before="0" w:line="276"/>
             </w:pPr>
             <w:r>
               <w:rPr>
@@ -2727,27 +1326,13 @@
                 <w:sz w:val="19"/>
                 <w:szCs w:val="19"/>
               </w:rPr>
-              <w:t xml:space="preserve">🎯 Value Communicator</w:t>
-            </w:r>
-          </w:p>
-          <w:p>
-            <w:pPr>
-              <w:spacing w:after="0" w:before="0" w:line="276"/>
-            </w:pPr>
-            <w:r>
-              <w:rPr>
-                <w:rFonts w:ascii="Calibri" w:cs="Calibri" w:eastAsia="Calibri" w:hAnsi="Calibri"/>
-                <w:color w:val="7E8CA1"/>
-                <w:sz w:val="15"/>
-                <w:szCs w:val="15"/>
-              </w:rPr>
-              <w:t xml:space="preserve">/ 10</w:t>
-            </w:r>
-          </w:p>
-        </w:tc>
-        <w:tc>
-          <w:tcPr>
-            <w:tcW w:type="dxa" w:w="6178"/>
+              <w:t xml:space="preserve">Value Communicator</w:t>
+            </w:r>
+          </w:p>
+        </w:tc>
+        <w:tc>
+          <w:tcPr>
+            <w:tcW w:type="dxa" w:w="6365"/>
             <w:tcBorders>
               <w:top w:val="single" w:color="E4EBF3" w:sz="4"/>
               <w:left w:val="none" w:color="FFFFFF" w:sz="0"/>
@@ -2783,7 +1368,7 @@
                 <w:sz w:val="19"/>
                 <w:szCs w:val="19"/>
               </w:rPr>
-              <w:t xml:space="preserve">That's exactly the visibility gap Cisco AI Defense is built to solve. With AI Cloud Visibility, Cisco AI Defense continuously discovers AI assets across distributed cloud environments, including models, agents, datasets, MCP servers, and agent-to-tool workflows. </w:t>
+              <w:t xml:space="preserve">Cisco AI Defense addresses this through proactive Supply Chain Risk Management. We scan your model files, repositories, and MCP servers to identify malicious or unsafe assets. </w:t>
             </w:r>
             <w:r>
               <w:rPr>
@@ -2803,7 +1388,7 @@
                 <w:sz w:val="19"/>
                 <w:szCs w:val="19"/>
               </w:rPr>
-              <w:t xml:space="preserve">dentifies rogue or unsanctioned AI assets. Maps relationships across data, models, agents, and tools.</w:t>
+              <w:t xml:space="preserve">It enables "Shift-Left" security by creating an inventory of all AI models and agents. By identifying vulnerabilities before production, it prevents the introduction of malicious code or poisoned data into your ecosystem.</w:t>
             </w:r>
           </w:p>
         </w:tc>
@@ -2835,9 +1420,9 @@
           <w:color w:val="FFFFFF"/>
           <w:sz w:val="15"/>
           <w:szCs w:val="15"/>
-          <w:shd w:fill="00BCEB" w:color="auto" w:val="clear"/>
-        </w:rPr>
-        <w:t xml:space="preserve">PAIN POINT 4</w:t>
+          <w:shd w:fill="0D274D" w:color="auto" w:val="clear"/>
+        </w:rPr>
+        <w:t xml:space="preserve">PAIN POINT 3</w:t>
       </w:r>
       <w:r>
         <w:rPr>
@@ -2846,7 +1431,7 @@
           <w:sz w:val="15"/>
           <w:szCs w:val="15"/>
         </w:rPr>
-        <w:t xml:space="preserve">   25 points</w:t>
+        <w:t xml:space="preserve"/>
       </w:r>
     </w:p>
     <w:tbl>
@@ -2895,7 +1480,7 @@
                 <w:sz w:val="20"/>
                 <w:szCs w:val="20"/>
               </w:rPr>
-              <w:t xml:space="preserve">We're running AI workloads in cloud accounts, but we don't have a reliable way to see which models and AI assets are actually in use. We're also concerned about workloads reaching out to third-party AI models without security knowing about it. And even when we do know the traffic path, we need a practical way to inspect and enforce guardrails on prompt and response traffic in the cloud without changing every application.</w:t>
+              <w:t xml:space="preserve">We know AI is showing up across our cloud environments faster than security can track it. We're worried we have models, agents, datasets, and MCP-connected tools running without visibility or consistent controls.</w:t>
             </w:r>
           </w:p>
         </w:tc>
@@ -2928,13 +1513,13 @@
         </w:tblBorders>
       </w:tblPr>
       <w:tblGrid>
-        <w:gridCol w:w="3182"/>
-        <w:gridCol w:w="6178"/>
+        <w:gridCol w:w="2995"/>
+        <w:gridCol w:w="6365"/>
       </w:tblGrid>
       <w:tr>
         <w:tc>
           <w:tcPr>
-            <w:tcW w:type="dxa" w:w="3182"/>
+            <w:tcW w:type="dxa" w:w="2995"/>
             <w:tcBorders>
               <w:top w:val="single" w:color="E4EBF3" w:sz="4"/>
               <w:left w:val="none" w:color="FFFFFF" w:sz="0"/>
@@ -2950,7 +1535,7 @@
           </w:tcPr>
           <w:p>
             <w:pPr>
-              <w:spacing w:after="6" w:before="0" w:line="276"/>
+              <w:spacing w:after="0" w:before="0" w:line="276"/>
             </w:pPr>
             <w:r>
               <w:rPr>
@@ -2961,27 +1546,13 @@
                 <w:sz w:val="19"/>
                 <w:szCs w:val="19"/>
               </w:rPr>
-              <w:t xml:space="preserve">🔍 Problem Identifier</w:t>
-            </w:r>
-          </w:p>
-          <w:p>
-            <w:pPr>
-              <w:spacing w:after="0" w:before="0" w:line="276"/>
-            </w:pPr>
-            <w:r>
-              <w:rPr>
-                <w:rFonts w:ascii="Calibri" w:cs="Calibri" w:eastAsia="Calibri" w:hAnsi="Calibri"/>
-                <w:color w:val="7E8CA1"/>
-                <w:sz w:val="15"/>
-                <w:szCs w:val="15"/>
-              </w:rPr>
-              <w:t xml:space="preserve">/ 5</w:t>
-            </w:r>
-          </w:p>
-        </w:tc>
-        <w:tc>
-          <w:tcPr>
-            <w:tcW w:type="dxa" w:w="6178"/>
+              <w:t xml:space="preserve">Problem Identifier</w:t>
+            </w:r>
+          </w:p>
+        </w:tc>
+        <w:tc>
+          <w:tcPr>
+            <w:tcW w:type="dxa" w:w="6365"/>
             <w:tcBorders>
               <w:top w:val="single" w:color="E4EBF3" w:sz="4"/>
               <w:left w:val="none" w:color="FFFFFF" w:sz="0"/>
@@ -3014,7 +1585,7 @@
       <w:tr>
         <w:tc>
           <w:tcPr>
-            <w:tcW w:type="dxa" w:w="3182"/>
+            <w:tcW w:type="dxa" w:w="2995"/>
             <w:tcBorders>
               <w:top w:val="single" w:color="E4EBF3" w:sz="4"/>
               <w:left w:val="none" w:color="FFFFFF" w:sz="0"/>
@@ -3030,7 +1601,7 @@
           </w:tcPr>
           <w:p>
             <w:pPr>
-              <w:spacing w:after="6" w:before="0" w:line="276"/>
+              <w:spacing w:after="0" w:before="0" w:line="276"/>
             </w:pPr>
             <w:r>
               <w:rPr>
@@ -3041,27 +1612,13 @@
                 <w:sz w:val="19"/>
                 <w:szCs w:val="19"/>
               </w:rPr>
-              <w:t xml:space="preserve">🏗️ Solution Designer</w:t>
-            </w:r>
-          </w:p>
-          <w:p>
-            <w:pPr>
-              <w:spacing w:after="0" w:before="0" w:line="276"/>
-            </w:pPr>
-            <w:r>
-              <w:rPr>
-                <w:rFonts w:ascii="Calibri" w:cs="Calibri" w:eastAsia="Calibri" w:hAnsi="Calibri"/>
-                <w:color w:val="7E8CA1"/>
-                <w:sz w:val="15"/>
-                <w:szCs w:val="15"/>
-              </w:rPr>
-              <w:t xml:space="preserve">/ 10</w:t>
-            </w:r>
-          </w:p>
-        </w:tc>
-        <w:tc>
-          <w:tcPr>
-            <w:tcW w:type="dxa" w:w="6178"/>
+              <w:t xml:space="preserve">Solution Designer</w:t>
+            </w:r>
+          </w:p>
+        </w:tc>
+        <w:tc>
+          <w:tcPr>
+            <w:tcW w:type="dxa" w:w="6365"/>
             <w:tcBorders>
               <w:top w:val="single" w:color="E4EBF3" w:sz="4"/>
               <w:left w:val="none" w:color="FFFFFF" w:sz="0"/>
@@ -3088,7 +1645,7 @@
                 <w:sz w:val="19"/>
                 <w:szCs w:val="19"/>
               </w:rPr>
-              <w:t xml:space="preserve">AI Defense, AI visibility and guardrail integration. Multicloud Defense, cloud account connection, traffic visibility, policy attachment, and egress enforcement (AI Runtime Protection)</w:t>
+              <w:t xml:space="preserve">Cisco AI Defense, AI Cloud Visibility (Ai Cloud Visibility)</w:t>
             </w:r>
             <w:r>
               <w:rPr>
@@ -3097,15 +1654,15 @@
                 <w:sz w:val="19"/>
                 <w:szCs w:val="19"/>
               </w:rPr>
-              <w:t xml:space="preserve">. Reward the right solution, architecture and approach for Cedarline.</w:t>
-            </w:r>
-          </w:p>
-        </w:tc>
-      </w:tr>
-      <w:tr>
-        <w:tc>
-          <w:tcPr>
-            <w:tcW w:type="dxa" w:w="3182"/>
+              <w:t xml:space="preserve">. The right solution, architecture and approach for Cedarline.</w:t>
+            </w:r>
+          </w:p>
+        </w:tc>
+      </w:tr>
+      <w:tr>
+        <w:tc>
+          <w:tcPr>
+            <w:tcW w:type="dxa" w:w="2995"/>
             <w:tcBorders>
               <w:top w:val="single" w:color="E4EBF3" w:sz="4"/>
               <w:left w:val="none" w:color="FFFFFF" w:sz="0"/>
@@ -3121,7 +1678,7 @@
           </w:tcPr>
           <w:p>
             <w:pPr>
-              <w:spacing w:after="6" w:before="0" w:line="276"/>
+              <w:spacing w:after="0" w:before="0" w:line="276"/>
             </w:pPr>
             <w:r>
               <w:rPr>
@@ -3132,27 +1689,13 @@
                 <w:sz w:val="19"/>
                 <w:szCs w:val="19"/>
               </w:rPr>
-              <w:t xml:space="preserve">🎯 Value Communicator</w:t>
-            </w:r>
-          </w:p>
-          <w:p>
-            <w:pPr>
-              <w:spacing w:after="0" w:before="0" w:line="276"/>
-            </w:pPr>
-            <w:r>
-              <w:rPr>
-                <w:rFonts w:ascii="Calibri" w:cs="Calibri" w:eastAsia="Calibri" w:hAnsi="Calibri"/>
-                <w:color w:val="7E8CA1"/>
-                <w:sz w:val="15"/>
-                <w:szCs w:val="15"/>
-              </w:rPr>
-              <w:t xml:space="preserve">/ 10</w:t>
-            </w:r>
-          </w:p>
-        </w:tc>
-        <w:tc>
-          <w:tcPr>
-            <w:tcW w:type="dxa" w:w="6178"/>
+              <w:t xml:space="preserve">Value Communicator</w:t>
+            </w:r>
+          </w:p>
+        </w:tc>
+        <w:tc>
+          <w:tcPr>
+            <w:tcW w:type="dxa" w:w="6365"/>
             <w:tcBorders>
               <w:top w:val="single" w:color="E4EBF3" w:sz="4"/>
               <w:left w:val="none" w:color="FFFFFF" w:sz="0"/>
@@ -3188,7 +1731,7 @@
                 <w:sz w:val="19"/>
                 <w:szCs w:val="19"/>
               </w:rPr>
-              <w:t xml:space="preserve">That's exactly what the AI Defense-Multicloud Defense integration is designed to address. Cisco AI Defense uses the integration to discover AI assets in your cloud environments and identify external AI destinations your workloads are calling. </w:t>
+              <w:t xml:space="preserve">That's exactly the visibility gap Cisco AI Defense is built to solve. With AI Cloud Visibility, Cisco AI Defense continuously discovers AI assets across distributed cloud environments, including models, agents, datasets, MCP servers, and agent-to-tool workflows. </w:t>
             </w:r>
             <w:r>
               <w:rPr>
@@ -3208,7 +1751,7 @@
                 <w:sz w:val="19"/>
                 <w:szCs w:val="19"/>
               </w:rPr>
-              <w:t xml:space="preserve">Finds AI assets in cloud accounts. Identifies third-party AI model usage.</w:t>
+              <w:t xml:space="preserve">dentifies rogue or unsanctioned AI assets. Maps relationships across data, models, agents, and tools.</w:t>
             </w:r>
           </w:p>
         </w:tc>
@@ -3230,41 +1773,28 @@
     </w:p>
     <w:p>
       <w:pPr>
-        <w:pageBreakBefore/>
-        <w:spacing w:after="0" w:before="0" w:line="276"/>
-      </w:pPr>
-    </w:p>
-    <w:p>
-      <w:pPr>
-        <w:spacing w:after="40" w:before="0" w:line="276"/>
+        <w:spacing w:after="60" w:before="60" w:line="276"/>
       </w:pPr>
       <w:r>
         <w:rPr>
           <w:rFonts w:ascii="Calibri" w:cs="Calibri" w:eastAsia="Calibri" w:hAnsi="Calibri"/>
           <w:b/>
           <w:bCs/>
-          <w:caps/>
-          <w:color w:val="036C8F"/>
-          <w:sz w:val="16"/>
-          <w:szCs w:val="16"/>
-        </w:rPr>
-        <w:t xml:space="preserve">Case Study 2 · reference</w:t>
-      </w:r>
-    </w:p>
-    <w:p>
-      <w:pPr>
-        <w:spacing w:after="60" w:before="0" w:line="276"/>
-      </w:pPr>
-      <w:r>
-        <w:rPr>
-          <w:rFonts w:ascii="Calibri" w:cs="Calibri" w:eastAsia="Calibri" w:hAnsi="Calibri"/>
-          <w:b/>
-          <w:bCs/>
-          <w:color w:val="0D274D"/>
-          <w:sz w:val="42"/>
-          <w:szCs w:val="42"/>
-        </w:rPr>
-        <w:t xml:space="preserve">Cloud Edge</w:t>
+          <w:color w:val="FFFFFF"/>
+          <w:sz w:val="15"/>
+          <w:szCs w:val="15"/>
+          <w:shd w:fill="0D274D" w:color="auto" w:val="clear"/>
+        </w:rPr>
+        <w:t xml:space="preserve">PAIN POINT 4</w:t>
+      </w:r>
+      <w:r>
+        <w:rPr>
+          <w:rFonts w:ascii="Calibri" w:cs="Calibri" w:eastAsia="Calibri" w:hAnsi="Calibri"/>
+          <w:color w:val="7E8CA1"/>
+          <w:sz w:val="15"/>
+          <w:szCs w:val="15"/>
+        </w:rPr>
+        <w:t xml:space="preserve"/>
       </w:r>
     </w:p>
     <w:tbl>
@@ -3287,43 +1817,33 @@
           <w:tcPr>
             <w:tcW w:type="dxa" w:w="9360"/>
             <w:tcBorders>
-              <w:top w:val="single" w:color="DCE6F1" w:sz="6"/>
-              <w:left w:val="single" w:color="DCE6F1" w:sz="6"/>
-              <w:bottom w:val="single" w:color="DCE6F1" w:sz="6"/>
-              <w:right w:val="single" w:color="DCE6F1" w:sz="6"/>
-            </w:tcBorders>
-            <w:shd w:fill="F3F7FB" w:color="auto" w:val="clear"/>
-            <w:tcMar>
-              <w:top w:type="dxa" w:w="110"/>
+              <w:top w:val="none" w:color="FFFFFF" w:sz="0"/>
+              <w:left w:val="single" w:color="036C8F" w:sz="18"/>
+              <w:bottom w:val="none" w:color="FFFFFF" w:sz="0"/>
+              <w:right w:val="none" w:color="FFFFFF" w:sz="0"/>
+            </w:tcBorders>
+            <w:shd w:fill="FBFCFE" w:color="auto" w:val="clear"/>
+            <w:tcMar>
+              <w:top w:type="dxa" w:w="90"/>
               <w:left w:type="dxa" w:w="160"/>
-              <w:bottom w:type="dxa" w:w="110"/>
+              <w:bottom w:type="dxa" w:w="90"/>
               <w:right w:type="dxa" w:w="160"/>
             </w:tcMar>
-            <w:vAlign w:val="top"/>
-          </w:tcPr>
-          <w:p>
-            <w:pPr>
-              <w:spacing w:after="0" w:before="0" w:line="276"/>
-            </w:pPr>
-            <w:r>
-              <w:rPr>
-                <w:rFonts w:ascii="Calibri" w:cs="Calibri" w:eastAsia="Calibri" w:hAnsi="Calibri"/>
-                <w:b/>
-                <w:bCs/>
-                <w:color w:val="0D274D"/>
+          </w:tcPr>
+          <w:p>
+            <w:pPr>
+              <w:spacing w:after="0" w:before="0" w:line="276"/>
+            </w:pPr>
+            <w:r>
+              <w:rPr>
+                <w:rFonts w:ascii="Calibri" w:cs="Calibri" w:eastAsia="Calibri" w:hAnsi="Calibri"/>
+                <w:i/>
+                <w:iCs/>
+                <w:color w:val="22344A"/>
                 <w:sz w:val="20"/>
                 <w:szCs w:val="20"/>
               </w:rPr>
-              <w:t xml:space="preserve">The conversation.  </w:t>
-            </w:r>
-            <w:r>
-              <w:rPr>
-                <w:rFonts w:ascii="Calibri" w:cs="Calibri" w:eastAsia="Calibri" w:hAnsi="Calibri"/>
-                <w:color w:val="33465F"/>
-                <w:sz w:val="20"/>
-                <w:szCs w:val="20"/>
-              </w:rPr>
-              <w:t xml:space="preserve">Workloads sprawl across AWS, Azure and on-prem, each with its own policy model. Contain lateral movement, prove consistent controls to auditors, and give Cedarline one place to define and enforce policy.</w:t>
+              <w:t xml:space="preserve">We're running AI workloads in cloud accounts, but we don't have a reliable way to see which models and AI assets are actually in use. We're also concerned about workloads reaching out to third-party AI models without security knowing about it. And even when we do know the traffic path, we need a practical way to inspect and enforce guardrails on prompt and response traffic in the cloud without changing every application.</w:t>
             </w:r>
           </w:p>
         </w:tc>
@@ -3331,7 +1851,7 @@
     </w:tbl>
     <w:p>
       <w:pPr>
-        <w:spacing w:after="120"/>
+        <w:spacing w:after="50"/>
       </w:pPr>
       <w:r>
         <w:rPr>
@@ -3343,30 +1863,384 @@
         <w:t xml:space="preserve"/>
       </w:r>
     </w:p>
+    <w:tbl>
+      <w:tblPr>
+        <w:tblW w:type="dxa" w:w="9360"/>
+        <w:tblBorders>
+          <w:top w:val="single" w:color="C4D2E2" w:sz="6"/>
+          <w:left w:val="single" w:color="C4D2E2" w:sz="6"/>
+          <w:bottom w:val="single" w:color="C4D2E2" w:sz="6"/>
+          <w:right w:val="single" w:color="C4D2E2" w:sz="6"/>
+          <w:insideH w:val="none" w:color="FFFFFF" w:sz="0"/>
+          <w:insideV w:val="none" w:color="FFFFFF" w:sz="0"/>
+        </w:tblBorders>
+      </w:tblPr>
+      <w:tblGrid>
+        <w:gridCol w:w="2995"/>
+        <w:gridCol w:w="6365"/>
+      </w:tblGrid>
+      <w:tr>
+        <w:tc>
+          <w:tcPr>
+            <w:tcW w:type="dxa" w:w="2995"/>
+            <w:tcBorders>
+              <w:top w:val="single" w:color="E4EBF3" w:sz="4"/>
+              <w:left w:val="none" w:color="FFFFFF" w:sz="0"/>
+              <w:bottom w:val="none" w:color="FFFFFF" w:sz="0"/>
+              <w:right w:val="none" w:color="FFFFFF" w:sz="0"/>
+            </w:tcBorders>
+            <w:tcMar>
+              <w:top w:type="dxa" w:w="80"/>
+              <w:left w:type="dxa" w:w="150"/>
+              <w:bottom w:type="dxa" w:w="80"/>
+              <w:right w:type="dxa" w:w="120"/>
+            </w:tcMar>
+          </w:tcPr>
+          <w:p>
+            <w:pPr>
+              <w:spacing w:after="0" w:before="0" w:line="276"/>
+            </w:pPr>
+            <w:r>
+              <w:rPr>
+                <w:rFonts w:ascii="Calibri" w:cs="Calibri" w:eastAsia="Calibri" w:hAnsi="Calibri"/>
+                <w:b/>
+                <w:bCs/>
+                <w:color w:val="4A3AA8"/>
+                <w:sz w:val="19"/>
+                <w:szCs w:val="19"/>
+              </w:rPr>
+              <w:t xml:space="preserve">Problem Identifier</w:t>
+            </w:r>
+          </w:p>
+        </w:tc>
+        <w:tc>
+          <w:tcPr>
+            <w:tcW w:type="dxa" w:w="6365"/>
+            <w:tcBorders>
+              <w:top w:val="single" w:color="E4EBF3" w:sz="4"/>
+              <w:left w:val="none" w:color="FFFFFF" w:sz="0"/>
+              <w:bottom w:val="none" w:color="FFFFFF" w:sz="0"/>
+              <w:right w:val="none" w:color="FFFFFF" w:sz="0"/>
+            </w:tcBorders>
+            <w:tcMar>
+              <w:top w:type="dxa" w:w="80"/>
+              <w:left w:type="dxa" w:w="140"/>
+              <w:bottom w:type="dxa" w:w="80"/>
+              <w:right w:type="dxa" w:w="140"/>
+            </w:tcMar>
+          </w:tcPr>
+          <w:p>
+            <w:pPr>
+              <w:spacing w:after="0" w:before="0" w:line="276"/>
+            </w:pPr>
+            <w:r>
+              <w:rPr>
+                <w:rFonts w:ascii="Calibri" w:cs="Calibri" w:eastAsia="Calibri" w:hAnsi="Calibri"/>
+                <w:color w:val="2A3C52"/>
+                <w:sz w:val="19"/>
+                <w:szCs w:val="19"/>
+              </w:rPr>
+              <w:t xml:space="preserve">Correctly names the pain point and the requirements behind this concern, not just the surface ask.</w:t>
+            </w:r>
+          </w:p>
+        </w:tc>
+      </w:tr>
+      <w:tr>
+        <w:tc>
+          <w:tcPr>
+            <w:tcW w:type="dxa" w:w="2995"/>
+            <w:tcBorders>
+              <w:top w:val="single" w:color="E4EBF3" w:sz="4"/>
+              <w:left w:val="none" w:color="FFFFFF" w:sz="0"/>
+              <w:bottom w:val="none" w:color="FFFFFF" w:sz="0"/>
+              <w:right w:val="none" w:color="FFFFFF" w:sz="0"/>
+            </w:tcBorders>
+            <w:tcMar>
+              <w:top w:type="dxa" w:w="80"/>
+              <w:left w:type="dxa" w:w="150"/>
+              <w:bottom w:type="dxa" w:w="80"/>
+              <w:right w:type="dxa" w:w="120"/>
+            </w:tcMar>
+          </w:tcPr>
+          <w:p>
+            <w:pPr>
+              <w:spacing w:after="0" w:before="0" w:line="276"/>
+            </w:pPr>
+            <w:r>
+              <w:rPr>
+                <w:rFonts w:ascii="Calibri" w:cs="Calibri" w:eastAsia="Calibri" w:hAnsi="Calibri"/>
+                <w:b/>
+                <w:bCs/>
+                <w:color w:val="0B6670"/>
+                <w:sz w:val="19"/>
+                <w:szCs w:val="19"/>
+              </w:rPr>
+              <w:t xml:space="preserve">Solution Designer</w:t>
+            </w:r>
+          </w:p>
+        </w:tc>
+        <w:tc>
+          <w:tcPr>
+            <w:tcW w:type="dxa" w:w="6365"/>
+            <w:tcBorders>
+              <w:top w:val="single" w:color="E4EBF3" w:sz="4"/>
+              <w:left w:val="none" w:color="FFFFFF" w:sz="0"/>
+              <w:bottom w:val="none" w:color="FFFFFF" w:sz="0"/>
+              <w:right w:val="none" w:color="FFFFFF" w:sz="0"/>
+            </w:tcBorders>
+            <w:tcMar>
+              <w:top w:type="dxa" w:w="80"/>
+              <w:left w:type="dxa" w:w="140"/>
+              <w:bottom w:type="dxa" w:w="80"/>
+              <w:right w:type="dxa" w:w="140"/>
+            </w:tcMar>
+          </w:tcPr>
+          <w:p>
+            <w:pPr>
+              <w:spacing w:after="0" w:before="0" w:line="276"/>
+            </w:pPr>
+            <w:r>
+              <w:rPr>
+                <w:rFonts w:ascii="Calibri" w:cs="Calibri" w:eastAsia="Calibri" w:hAnsi="Calibri"/>
+                <w:b/>
+                <w:bCs/>
+                <w:color w:val="0B6670"/>
+                <w:sz w:val="19"/>
+                <w:szCs w:val="19"/>
+              </w:rPr>
+              <w:t xml:space="preserve">AI Defense, AI visibility and guardrail integration. Multicloud Defense, cloud account connection, traffic visibility, policy attachment, and egress enforcement (AI Runtime Protection)</w:t>
+            </w:r>
+            <w:r>
+              <w:rPr>
+                <w:rFonts w:ascii="Calibri" w:cs="Calibri" w:eastAsia="Calibri" w:hAnsi="Calibri"/>
+                <w:color w:val="2A3C52"/>
+                <w:sz w:val="19"/>
+                <w:szCs w:val="19"/>
+              </w:rPr>
+              <w:t xml:space="preserve">. The right solution, architecture and approach for Cedarline.</w:t>
+            </w:r>
+          </w:p>
+        </w:tc>
+      </w:tr>
+      <w:tr>
+        <w:tc>
+          <w:tcPr>
+            <w:tcW w:type="dxa" w:w="2995"/>
+            <w:tcBorders>
+              <w:top w:val="single" w:color="E4EBF3" w:sz="4"/>
+              <w:left w:val="none" w:color="FFFFFF" w:sz="0"/>
+              <w:bottom w:val="none" w:color="FFFFFF" w:sz="0"/>
+              <w:right w:val="none" w:color="FFFFFF" w:sz="0"/>
+            </w:tcBorders>
+            <w:tcMar>
+              <w:top w:type="dxa" w:w="80"/>
+              <w:left w:type="dxa" w:w="150"/>
+              <w:bottom w:type="dxa" w:w="80"/>
+              <w:right w:type="dxa" w:w="120"/>
+            </w:tcMar>
+          </w:tcPr>
+          <w:p>
+            <w:pPr>
+              <w:spacing w:after="0" w:before="0" w:line="276"/>
+            </w:pPr>
+            <w:r>
+              <w:rPr>
+                <w:rFonts w:ascii="Calibri" w:cs="Calibri" w:eastAsia="Calibri" w:hAnsi="Calibri"/>
+                <w:b/>
+                <w:bCs/>
+                <w:color w:val="9A6516"/>
+                <w:sz w:val="19"/>
+                <w:szCs w:val="19"/>
+              </w:rPr>
+              <w:t xml:space="preserve">Value Communicator</w:t>
+            </w:r>
+          </w:p>
+        </w:tc>
+        <w:tc>
+          <w:tcPr>
+            <w:tcW w:type="dxa" w:w="6365"/>
+            <w:tcBorders>
+              <w:top w:val="single" w:color="E4EBF3" w:sz="4"/>
+              <w:left w:val="none" w:color="FFFFFF" w:sz="0"/>
+              <w:bottom w:val="none" w:color="FFFFFF" w:sz="0"/>
+              <w:right w:val="none" w:color="FFFFFF" w:sz="0"/>
+            </w:tcBorders>
+            <w:tcMar>
+              <w:top w:type="dxa" w:w="80"/>
+              <w:left w:type="dxa" w:w="140"/>
+              <w:bottom w:type="dxa" w:w="80"/>
+              <w:right w:type="dxa" w:w="140"/>
+            </w:tcMar>
+          </w:tcPr>
+          <w:p>
+            <w:pPr>
+              <w:spacing w:after="0" w:before="0" w:line="276"/>
+            </w:pPr>
+            <w:r>
+              <w:rPr>
+                <w:rFonts w:ascii="Calibri" w:cs="Calibri" w:eastAsia="Calibri" w:hAnsi="Calibri"/>
+                <w:b/>
+                <w:bCs/>
+                <w:color w:val="0D274D"/>
+                <w:sz w:val="19"/>
+                <w:szCs w:val="19"/>
+              </w:rPr>
+              <w:t xml:space="preserve">How it works. </w:t>
+            </w:r>
+            <w:r>
+              <w:rPr>
+                <w:rFonts w:ascii="Calibri" w:cs="Calibri" w:eastAsia="Calibri" w:hAnsi="Calibri"/>
+                <w:color w:val="2A3C52"/>
+                <w:sz w:val="19"/>
+                <w:szCs w:val="19"/>
+              </w:rPr>
+              <w:t xml:space="preserve">That's exactly what the AI Defense-Multicloud Defense integration is designed to address. Cisco AI Defense uses the integration to discover AI assets in your cloud environments and identify external AI destinations your workloads are calling. </w:t>
+            </w:r>
+            <w:r>
+              <w:rPr>
+                <w:rFonts w:ascii="Calibri" w:cs="Calibri" w:eastAsia="Calibri" w:hAnsi="Calibri"/>
+                <w:b/>
+                <w:bCs/>
+                <w:color w:val="0D274D"/>
+                <w:sz w:val="19"/>
+                <w:szCs w:val="19"/>
+              </w:rPr>
+              <w:t xml:space="preserve">Outcome. </w:t>
+            </w:r>
+            <w:r>
+              <w:rPr>
+                <w:rFonts w:ascii="Calibri" w:cs="Calibri" w:eastAsia="Calibri" w:hAnsi="Calibri"/>
+                <w:color w:val="2A3C52"/>
+                <w:sz w:val="19"/>
+                <w:szCs w:val="19"/>
+              </w:rPr>
+              <w:t xml:space="preserve">Finds AI assets in cloud accounts. Identifies third-party AI model usage.</w:t>
+            </w:r>
+          </w:p>
+        </w:tc>
+      </w:tr>
+    </w:tbl>
     <w:p>
       <w:pPr>
-        <w:spacing w:after="60" w:before="60" w:line="276"/>
-      </w:pPr>
-      <w:r>
-        <w:rPr>
-          <w:rFonts w:ascii="Calibri" w:cs="Calibri" w:eastAsia="Calibri" w:hAnsi="Calibri"/>
-          <w:b/>
-          <w:bCs/>
-          <w:color w:val="FFFFFF"/>
-          <w:sz w:val="15"/>
-          <w:szCs w:val="15"/>
-          <w:shd w:fill="00BCEB" w:color="auto" w:val="clear"/>
-        </w:rPr>
-        <w:t xml:space="preserve">PAIN POINT 1</w:t>
-      </w:r>
-      <w:r>
-        <w:rPr>
-          <w:rFonts w:ascii="Calibri" w:cs="Calibri" w:eastAsia="Calibri" w:hAnsi="Calibri"/>
-          <w:color w:val="7E8CA1"/>
-          <w:sz w:val="15"/>
-          <w:szCs w:val="15"/>
-        </w:rPr>
-        <w:t xml:space="preserve">   25 points</w:t>
+        <w:spacing w:after="160"/>
+      </w:pPr>
+      <w:r>
+        <w:rPr>
+          <w:rFonts w:ascii="Calibri" w:cs="Calibri" w:eastAsia="Calibri" w:hAnsi="Calibri"/>
+          <w:color w:val="14263A"/>
+          <w:sz w:val="2"/>
+          <w:szCs w:val="2"/>
+        </w:rPr>
+        <w:t xml:space="preserve"/>
+      </w:r>
+    </w:p>
+    <w:p>
+      <w:pPr>
+        <w:pageBreakBefore/>
+        <w:spacing w:after="0" w:before="0" w:line="276"/>
+      </w:pPr>
+    </w:p>
+    <w:tbl>
+      <w:tblPr>
+        <w:tblW w:type="dxa" w:w="9360"/>
+        <w:tblBorders>
+          <w:top w:val="none" w:color="FFFFFF" w:sz="0"/>
+          <w:left w:val="none" w:color="FFFFFF" w:sz="0"/>
+          <w:bottom w:val="none" w:color="FFFFFF" w:sz="0"/>
+          <w:right w:val="none" w:color="FFFFFF" w:sz="0"/>
+          <w:insideH w:val="none" w:color="FFFFFF" w:sz="0"/>
+          <w:insideV w:val="none" w:color="FFFFFF" w:sz="0"/>
+        </w:tblBorders>
+      </w:tblPr>
+      <w:tblGrid>
+        <w:gridCol w:w="820"/>
+        <w:gridCol w:w="8540"/>
+      </w:tblGrid>
+      <w:tr>
+        <w:tc>
+          <w:tcPr>
+            <w:tcW w:type="dxa" w:w="820"/>
+            <w:tcBorders>
+              <w:top w:val="none" w:color="FFFFFF" w:sz="0"/>
+              <w:left w:val="none" w:color="FFFFFF" w:sz="0"/>
+              <w:bottom w:val="none" w:color="FFFFFF" w:sz="0"/>
+              <w:right w:val="none" w:color="FFFFFF" w:sz="0"/>
+            </w:tcBorders>
+            <w:shd w:fill="0D274D" w:color="auto" w:val="clear"/>
+            <w:tcMar>
+              <w:top w:type="dxa" w:w="80"/>
+              <w:left w:type="dxa" w:w="0"/>
+              <w:bottom w:type="dxa" w:w="80"/>
+              <w:right w:type="dxa" w:w="0"/>
+            </w:tcMar>
+            <w:vAlign w:val="center"/>
+          </w:tcPr>
+          <w:p>
+            <w:pPr>
+              <w:spacing w:after="0" w:before="0" w:line="276"/>
+              <w:jc w:val="center"/>
+            </w:pPr>
+            <w:r>
+              <w:rPr>
+                <w:rFonts w:ascii="Calibri" w:cs="Calibri" w:eastAsia="Calibri" w:hAnsi="Calibri"/>
+                <w:b/>
+                <w:bCs/>
+                <w:color w:val="FFFFFF"/>
+                <w:sz w:val="32"/>
+                <w:szCs w:val="32"/>
+              </w:rPr>
+              <w:t xml:space="preserve">2</w:t>
+            </w:r>
+          </w:p>
+        </w:tc>
+        <w:tc>
+          <w:tcPr>
+            <w:tcW w:type="dxa" w:w="8540"/>
+            <w:tcBorders>
+              <w:top w:val="none" w:color="FFFFFF" w:sz="0"/>
+              <w:left w:val="none" w:color="FFFFFF" w:sz="0"/>
+              <w:bottom w:val="none" w:color="FFFFFF" w:sz="0"/>
+              <w:right w:val="none" w:color="FFFFFF" w:sz="0"/>
+            </w:tcBorders>
+            <w:tcMar>
+              <w:top w:type="dxa" w:w="80"/>
+              <w:left w:type="dxa" w:w="200"/>
+              <w:bottom w:type="dxa" w:w="80"/>
+              <w:right w:type="dxa" w:w="0"/>
+            </w:tcMar>
+            <w:vAlign w:val="center"/>
+          </w:tcPr>
+          <w:p>
+            <w:pPr>
+              <w:spacing w:after="0" w:before="0" w:line="276"/>
+            </w:pPr>
+            <w:r>
+              <w:rPr>
+                <w:rFonts w:ascii="Calibri" w:cs="Calibri" w:eastAsia="Calibri" w:hAnsi="Calibri"/>
+                <w:b/>
+                <w:bCs/>
+                <w:color w:val="0D274D"/>
+                <w:sz w:val="36"/>
+                <w:szCs w:val="36"/>
+              </w:rPr>
+              <w:t xml:space="preserve">Case Study 2</w:t>
+            </w:r>
+          </w:p>
+        </w:tc>
+      </w:tr>
+    </w:tbl>
+    <w:p>
+      <w:pPr>
+        <w:spacing w:after="60"/>
+      </w:pPr>
+      <w:r>
+        <w:rPr>
+          <w:rFonts w:ascii="Calibri" w:cs="Calibri" w:eastAsia="Calibri" w:hAnsi="Calibri"/>
+          <w:color w:val="14263A"/>
+          <w:sz w:val="2"/>
+          <w:szCs w:val="2"/>
+        </w:rPr>
+        <w:t xml:space="preserve"/>
       </w:r>
     </w:p>
     <w:tbl>
@@ -3389,33 +2263,43 @@
           <w:tcPr>
             <w:tcW w:type="dxa" w:w="9360"/>
             <w:tcBorders>
-              <w:top w:val="none" w:color="FFFFFF" w:sz="0"/>
-              <w:left w:val="single" w:color="036C8F" w:sz="18"/>
-              <w:bottom w:val="none" w:color="FFFFFF" w:sz="0"/>
-              <w:right w:val="none" w:color="FFFFFF" w:sz="0"/>
-            </w:tcBorders>
-            <w:shd w:fill="FBFCFE" w:color="auto" w:val="clear"/>
-            <w:tcMar>
-              <w:top w:type="dxa" w:w="90"/>
+              <w:top w:val="single" w:color="DCE6F1" w:sz="6"/>
+              <w:left w:val="single" w:color="DCE6F1" w:sz="6"/>
+              <w:bottom w:val="single" w:color="DCE6F1" w:sz="6"/>
+              <w:right w:val="single" w:color="DCE6F1" w:sz="6"/>
+            </w:tcBorders>
+            <w:shd w:fill="F3F7FB" w:color="auto" w:val="clear"/>
+            <w:tcMar>
+              <w:top w:type="dxa" w:w="110"/>
               <w:left w:type="dxa" w:w="160"/>
-              <w:bottom w:type="dxa" w:w="90"/>
+              <w:bottom w:type="dxa" w:w="110"/>
               <w:right w:type="dxa" w:w="160"/>
             </w:tcMar>
-          </w:tcPr>
-          <w:p>
-            <w:pPr>
-              <w:spacing w:after="0" w:before="0" w:line="276"/>
-            </w:pPr>
-            <w:r>
-              <w:rPr>
-                <w:rFonts w:ascii="Calibri" w:cs="Calibri" w:eastAsia="Calibri" w:hAnsi="Calibri"/>
-                <w:i/>
-                <w:iCs/>
-                <w:color w:val="22344A"/>
+            <w:vAlign w:val="top"/>
+          </w:tcPr>
+          <w:p>
+            <w:pPr>
+              <w:spacing w:after="0" w:before="0" w:line="276"/>
+            </w:pPr>
+            <w:r>
+              <w:rPr>
+                <w:rFonts w:ascii="Calibri" w:cs="Calibri" w:eastAsia="Calibri" w:hAnsi="Calibri"/>
+                <w:b/>
+                <w:bCs/>
+                <w:color w:val="0D274D"/>
                 <w:sz w:val="20"/>
                 <w:szCs w:val="20"/>
               </w:rPr>
-              <w:t xml:space="preserve">If a breach occurs in one of our public cloud instances, we are terrified that the attacker will move laterally into our core on-premises systems. How can we contain these threats in a multicloud environment?</w:t>
+              <w:t xml:space="preserve">The conversation.  </w:t>
+            </w:r>
+            <w:r>
+              <w:rPr>
+                <w:rFonts w:ascii="Calibri" w:cs="Calibri" w:eastAsia="Calibri" w:hAnsi="Calibri"/>
+                <w:color w:val="33465F"/>
+                <w:sz w:val="20"/>
+                <w:szCs w:val="20"/>
+              </w:rPr>
+              <w:t xml:space="preserve">Workloads sprawl across AWS, Azure and on-prem, each with its own policy model. Contain lateral movement, prove consistent controls to auditors, and give Cedarline one place to define and enforce policy.</w:t>
             </w:r>
           </w:p>
         </w:tc>
@@ -3423,320 +2307,7 @@
     </w:tbl>
     <w:p>
       <w:pPr>
-        <w:spacing w:after="50"/>
-      </w:pPr>
-      <w:r>
-        <w:rPr>
-          <w:rFonts w:ascii="Calibri" w:cs="Calibri" w:eastAsia="Calibri" w:hAnsi="Calibri"/>
-          <w:color w:val="14263A"/>
-          <w:sz w:val="2"/>
-          <w:szCs w:val="2"/>
-        </w:rPr>
-        <w:t xml:space="preserve"/>
-      </w:r>
-    </w:p>
-    <w:tbl>
-      <w:tblPr>
-        <w:tblW w:type="dxa" w:w="9360"/>
-        <w:tblBorders>
-          <w:top w:val="single" w:color="C4D2E2" w:sz="6"/>
-          <w:left w:val="single" w:color="C4D2E2" w:sz="6"/>
-          <w:bottom w:val="single" w:color="C4D2E2" w:sz="6"/>
-          <w:right w:val="single" w:color="C4D2E2" w:sz="6"/>
-          <w:insideH w:val="none" w:color="FFFFFF" w:sz="0"/>
-          <w:insideV w:val="none" w:color="FFFFFF" w:sz="0"/>
-        </w:tblBorders>
-      </w:tblPr>
-      <w:tblGrid>
-        <w:gridCol w:w="3182"/>
-        <w:gridCol w:w="6178"/>
-      </w:tblGrid>
-      <w:tr>
-        <w:tc>
-          <w:tcPr>
-            <w:tcW w:type="dxa" w:w="3182"/>
-            <w:tcBorders>
-              <w:top w:val="single" w:color="E4EBF3" w:sz="4"/>
-              <w:left w:val="none" w:color="FFFFFF" w:sz="0"/>
-              <w:bottom w:val="none" w:color="FFFFFF" w:sz="0"/>
-              <w:right w:val="none" w:color="FFFFFF" w:sz="0"/>
-            </w:tcBorders>
-            <w:tcMar>
-              <w:top w:type="dxa" w:w="80"/>
-              <w:left w:type="dxa" w:w="150"/>
-              <w:bottom w:type="dxa" w:w="80"/>
-              <w:right w:type="dxa" w:w="120"/>
-            </w:tcMar>
-          </w:tcPr>
-          <w:p>
-            <w:pPr>
-              <w:spacing w:after="6" w:before="0" w:line="276"/>
-            </w:pPr>
-            <w:r>
-              <w:rPr>
-                <w:rFonts w:ascii="Calibri" w:cs="Calibri" w:eastAsia="Calibri" w:hAnsi="Calibri"/>
-                <w:b/>
-                <w:bCs/>
-                <w:color w:val="4A3AA8"/>
-                <w:sz w:val="19"/>
-                <w:szCs w:val="19"/>
-              </w:rPr>
-              <w:t xml:space="preserve">🔍 Problem Identifier</w:t>
-            </w:r>
-          </w:p>
-          <w:p>
-            <w:pPr>
-              <w:spacing w:after="0" w:before="0" w:line="276"/>
-            </w:pPr>
-            <w:r>
-              <w:rPr>
-                <w:rFonts w:ascii="Calibri" w:cs="Calibri" w:eastAsia="Calibri" w:hAnsi="Calibri"/>
-                <w:color w:val="7E8CA1"/>
-                <w:sz w:val="15"/>
-                <w:szCs w:val="15"/>
-              </w:rPr>
-              <w:t xml:space="preserve">/ 5</w:t>
-            </w:r>
-          </w:p>
-        </w:tc>
-        <w:tc>
-          <w:tcPr>
-            <w:tcW w:type="dxa" w:w="6178"/>
-            <w:tcBorders>
-              <w:top w:val="single" w:color="E4EBF3" w:sz="4"/>
-              <w:left w:val="none" w:color="FFFFFF" w:sz="0"/>
-              <w:bottom w:val="none" w:color="FFFFFF" w:sz="0"/>
-              <w:right w:val="none" w:color="FFFFFF" w:sz="0"/>
-            </w:tcBorders>
-            <w:tcMar>
-              <w:top w:type="dxa" w:w="80"/>
-              <w:left w:type="dxa" w:w="140"/>
-              <w:bottom w:type="dxa" w:w="80"/>
-              <w:right w:type="dxa" w:w="140"/>
-            </w:tcMar>
-          </w:tcPr>
-          <w:p>
-            <w:pPr>
-              <w:spacing w:after="0" w:before="0" w:line="276"/>
-            </w:pPr>
-            <w:r>
-              <w:rPr>
-                <w:rFonts w:ascii="Calibri" w:cs="Calibri" w:eastAsia="Calibri" w:hAnsi="Calibri"/>
-                <w:color w:val="2A3C52"/>
-                <w:sz w:val="19"/>
-                <w:szCs w:val="19"/>
-              </w:rPr>
-              <w:t xml:space="preserve">Correctly names the pain point and the requirements behind this concern, not just the surface ask.</w:t>
-            </w:r>
-          </w:p>
-        </w:tc>
-      </w:tr>
-      <w:tr>
-        <w:tc>
-          <w:tcPr>
-            <w:tcW w:type="dxa" w:w="3182"/>
-            <w:tcBorders>
-              <w:top w:val="single" w:color="E4EBF3" w:sz="4"/>
-              <w:left w:val="none" w:color="FFFFFF" w:sz="0"/>
-              <w:bottom w:val="none" w:color="FFFFFF" w:sz="0"/>
-              <w:right w:val="none" w:color="FFFFFF" w:sz="0"/>
-            </w:tcBorders>
-            <w:tcMar>
-              <w:top w:type="dxa" w:w="80"/>
-              <w:left w:type="dxa" w:w="150"/>
-              <w:bottom w:type="dxa" w:w="80"/>
-              <w:right w:type="dxa" w:w="120"/>
-            </w:tcMar>
-          </w:tcPr>
-          <w:p>
-            <w:pPr>
-              <w:spacing w:after="6" w:before="0" w:line="276"/>
-            </w:pPr>
-            <w:r>
-              <w:rPr>
-                <w:rFonts w:ascii="Calibri" w:cs="Calibri" w:eastAsia="Calibri" w:hAnsi="Calibri"/>
-                <w:b/>
-                <w:bCs/>
-                <w:color w:val="0B6670"/>
-                <w:sz w:val="19"/>
-                <w:szCs w:val="19"/>
-              </w:rPr>
-              <w:t xml:space="preserve">🏗️ Solution Designer</w:t>
-            </w:r>
-          </w:p>
-          <w:p>
-            <w:pPr>
-              <w:spacing w:after="0" w:before="0" w:line="276"/>
-            </w:pPr>
-            <w:r>
-              <w:rPr>
-                <w:rFonts w:ascii="Calibri" w:cs="Calibri" w:eastAsia="Calibri" w:hAnsi="Calibri"/>
-                <w:color w:val="7E8CA1"/>
-                <w:sz w:val="15"/>
-                <w:szCs w:val="15"/>
-              </w:rPr>
-              <w:t xml:space="preserve">/ 10</w:t>
-            </w:r>
-          </w:p>
-        </w:tc>
-        <w:tc>
-          <w:tcPr>
-            <w:tcW w:type="dxa" w:w="6178"/>
-            <w:tcBorders>
-              <w:top w:val="single" w:color="E4EBF3" w:sz="4"/>
-              <w:left w:val="none" w:color="FFFFFF" w:sz="0"/>
-              <w:bottom w:val="none" w:color="FFFFFF" w:sz="0"/>
-              <w:right w:val="none" w:color="FFFFFF" w:sz="0"/>
-            </w:tcBorders>
-            <w:tcMar>
-              <w:top w:type="dxa" w:w="80"/>
-              <w:left w:type="dxa" w:w="140"/>
-              <w:bottom w:type="dxa" w:w="80"/>
-              <w:right w:type="dxa" w:w="140"/>
-            </w:tcMar>
-          </w:tcPr>
-          <w:p>
-            <w:pPr>
-              <w:spacing w:after="0" w:before="0" w:line="276"/>
-            </w:pPr>
-            <w:r>
-              <w:rPr>
-                <w:rFonts w:ascii="Calibri" w:cs="Calibri" w:eastAsia="Calibri" w:hAnsi="Calibri"/>
-                <w:b/>
-                <w:bCs/>
-                <w:color w:val="0B6670"/>
-                <w:sz w:val="19"/>
-                <w:szCs w:val="19"/>
-              </w:rPr>
-              <w:t xml:space="preserve">Multicloud Defense (Multicloud Defense Gateways)</w:t>
-            </w:r>
-            <w:r>
-              <w:rPr>
-                <w:rFonts w:ascii="Calibri" w:cs="Calibri" w:eastAsia="Calibri" w:hAnsi="Calibri"/>
-                <w:color w:val="2A3C52"/>
-                <w:sz w:val="19"/>
-                <w:szCs w:val="19"/>
-              </w:rPr>
-              <w:t xml:space="preserve">. Reward the right solution, architecture and approach for Cedarline.</w:t>
-            </w:r>
-          </w:p>
-        </w:tc>
-      </w:tr>
-      <w:tr>
-        <w:tc>
-          <w:tcPr>
-            <w:tcW w:type="dxa" w:w="3182"/>
-            <w:tcBorders>
-              <w:top w:val="single" w:color="E4EBF3" w:sz="4"/>
-              <w:left w:val="none" w:color="FFFFFF" w:sz="0"/>
-              <w:bottom w:val="none" w:color="FFFFFF" w:sz="0"/>
-              <w:right w:val="none" w:color="FFFFFF" w:sz="0"/>
-            </w:tcBorders>
-            <w:tcMar>
-              <w:top w:type="dxa" w:w="80"/>
-              <w:left w:type="dxa" w:w="150"/>
-              <w:bottom w:type="dxa" w:w="80"/>
-              <w:right w:type="dxa" w:w="120"/>
-            </w:tcMar>
-          </w:tcPr>
-          <w:p>
-            <w:pPr>
-              <w:spacing w:after="6" w:before="0" w:line="276"/>
-            </w:pPr>
-            <w:r>
-              <w:rPr>
-                <w:rFonts w:ascii="Calibri" w:cs="Calibri" w:eastAsia="Calibri" w:hAnsi="Calibri"/>
-                <w:b/>
-                <w:bCs/>
-                <w:color w:val="9A6516"/>
-                <w:sz w:val="19"/>
-                <w:szCs w:val="19"/>
-              </w:rPr>
-              <w:t xml:space="preserve">🎯 Value Communicator</w:t>
-            </w:r>
-          </w:p>
-          <w:p>
-            <w:pPr>
-              <w:spacing w:after="0" w:before="0" w:line="276"/>
-            </w:pPr>
-            <w:r>
-              <w:rPr>
-                <w:rFonts w:ascii="Calibri" w:cs="Calibri" w:eastAsia="Calibri" w:hAnsi="Calibri"/>
-                <w:color w:val="7E8CA1"/>
-                <w:sz w:val="15"/>
-                <w:szCs w:val="15"/>
-              </w:rPr>
-              <w:t xml:space="preserve">/ 10</w:t>
-            </w:r>
-          </w:p>
-        </w:tc>
-        <w:tc>
-          <w:tcPr>
-            <w:tcW w:type="dxa" w:w="6178"/>
-            <w:tcBorders>
-              <w:top w:val="single" w:color="E4EBF3" w:sz="4"/>
-              <w:left w:val="none" w:color="FFFFFF" w:sz="0"/>
-              <w:bottom w:val="none" w:color="FFFFFF" w:sz="0"/>
-              <w:right w:val="none" w:color="FFFFFF" w:sz="0"/>
-            </w:tcBorders>
-            <w:tcMar>
-              <w:top w:type="dxa" w:w="80"/>
-              <w:left w:type="dxa" w:w="140"/>
-              <w:bottom w:type="dxa" w:w="80"/>
-              <w:right w:type="dxa" w:w="140"/>
-            </w:tcMar>
-          </w:tcPr>
-          <w:p>
-            <w:pPr>
-              <w:spacing w:after="0" w:before="0" w:line="276"/>
-            </w:pPr>
-            <w:r>
-              <w:rPr>
-                <w:rFonts w:ascii="Calibri" w:cs="Calibri" w:eastAsia="Calibri" w:hAnsi="Calibri"/>
-                <w:b/>
-                <w:bCs/>
-                <w:color w:val="0D274D"/>
-                <w:sz w:val="19"/>
-                <w:szCs w:val="19"/>
-              </w:rPr>
-              <w:t xml:space="preserve">How it works. </w:t>
-            </w:r>
-            <w:r>
-              <w:rPr>
-                <w:rFonts w:ascii="Calibri" w:cs="Calibri" w:eastAsia="Calibri" w:hAnsi="Calibri"/>
-                <w:color w:val="2A3C52"/>
-                <w:sz w:val="19"/>
-                <w:szCs w:val="19"/>
-              </w:rPr>
-              <w:t xml:space="preserve">Multicloud Defense leverages macro and micro-segmentation capabilities to enforce strict communication boundaries. By integrating with our Hybrid Mesh Firewall and Hypershield, we can isolate workloads and inspect traffic between cloud segments, effectively stopping lateral movement before it reaches your sensitive data. </w:t>
-            </w:r>
-            <w:r>
-              <w:rPr>
-                <w:rFonts w:ascii="Calibri" w:cs="Calibri" w:eastAsia="Calibri" w:hAnsi="Calibri"/>
-                <w:b/>
-                <w:bCs/>
-                <w:color w:val="0D274D"/>
-                <w:sz w:val="19"/>
-                <w:szCs w:val="19"/>
-              </w:rPr>
-              <w:t xml:space="preserve">Outcome. </w:t>
-            </w:r>
-            <w:r>
-              <w:rPr>
-                <w:rFonts w:ascii="Calibri" w:cs="Calibri" w:eastAsia="Calibri" w:hAnsi="Calibri"/>
-                <w:color w:val="2A3C52"/>
-                <w:sz w:val="19"/>
-                <w:szCs w:val="19"/>
-              </w:rPr>
-              <w:t xml:space="preserve">It provides granular visibility and control over east-west traffic. By applying Zero Trust principles across the hybrid fabric, you transform your network into a series of secure, isolated zones that prevent an attacker from pivoting through your infrastructure.</w:t>
-            </w:r>
-          </w:p>
-        </w:tc>
-      </w:tr>
-    </w:tbl>
-    <w:p>
-      <w:pPr>
-        <w:spacing w:after="160"/>
+        <w:spacing w:after="120"/>
       </w:pPr>
       <w:r>
         <w:rPr>
@@ -3760,9 +2331,9 @@
           <w:color w:val="FFFFFF"/>
           <w:sz w:val="15"/>
           <w:szCs w:val="15"/>
-          <w:shd w:fill="00BCEB" w:color="auto" w:val="clear"/>
-        </w:rPr>
-        <w:t xml:space="preserve">PAIN POINT 2</w:t>
+          <w:shd w:fill="0D274D" w:color="auto" w:val="clear"/>
+        </w:rPr>
+        <w:t xml:space="preserve">PAIN POINT 1</w:t>
       </w:r>
       <w:r>
         <w:rPr>
@@ -3771,7 +2342,7 @@
           <w:sz w:val="15"/>
           <w:szCs w:val="15"/>
         </w:rPr>
-        <w:t xml:space="preserve">   25 points</w:t>
+        <w:t xml:space="preserve"/>
       </w:r>
     </w:p>
     <w:tbl>
@@ -3820,7 +2391,7 @@
                 <w:sz w:val="20"/>
                 <w:szCs w:val="20"/>
               </w:rPr>
-              <w:t xml:space="preserve">Our auditors require proof that our security controls are applied consistently across all our cloud workloads. Gathering this data from different cloud providers is a manual, time-consuming nightmare.</w:t>
+              <w:t xml:space="preserve">If a breach occurs in one of our public cloud instances, we are terrified that the attacker will move laterally into our core on-premises systems. How can we contain these threats in a multicloud environment?</w:t>
             </w:r>
           </w:p>
         </w:tc>
@@ -3853,13 +2424,13 @@
         </w:tblBorders>
       </w:tblPr>
       <w:tblGrid>
-        <w:gridCol w:w="3182"/>
-        <w:gridCol w:w="6178"/>
+        <w:gridCol w:w="2995"/>
+        <w:gridCol w:w="6365"/>
       </w:tblGrid>
       <w:tr>
         <w:tc>
           <w:tcPr>
-            <w:tcW w:type="dxa" w:w="3182"/>
+            <w:tcW w:type="dxa" w:w="2995"/>
             <w:tcBorders>
               <w:top w:val="single" w:color="E4EBF3" w:sz="4"/>
               <w:left w:val="none" w:color="FFFFFF" w:sz="0"/>
@@ -3875,7 +2446,7 @@
           </w:tcPr>
           <w:p>
             <w:pPr>
-              <w:spacing w:after="6" w:before="0" w:line="276"/>
+              <w:spacing w:after="0" w:before="0" w:line="276"/>
             </w:pPr>
             <w:r>
               <w:rPr>
@@ -3886,27 +2457,13 @@
                 <w:sz w:val="19"/>
                 <w:szCs w:val="19"/>
               </w:rPr>
-              <w:t xml:space="preserve">🔍 Problem Identifier</w:t>
-            </w:r>
-          </w:p>
-          <w:p>
-            <w:pPr>
-              <w:spacing w:after="0" w:before="0" w:line="276"/>
-            </w:pPr>
-            <w:r>
-              <w:rPr>
-                <w:rFonts w:ascii="Calibri" w:cs="Calibri" w:eastAsia="Calibri" w:hAnsi="Calibri"/>
-                <w:color w:val="7E8CA1"/>
-                <w:sz w:val="15"/>
-                <w:szCs w:val="15"/>
-              </w:rPr>
-              <w:t xml:space="preserve">/ 5</w:t>
-            </w:r>
-          </w:p>
-        </w:tc>
-        <w:tc>
-          <w:tcPr>
-            <w:tcW w:type="dxa" w:w="6178"/>
+              <w:t xml:space="preserve">Problem Identifier</w:t>
+            </w:r>
+          </w:p>
+        </w:tc>
+        <w:tc>
+          <w:tcPr>
+            <w:tcW w:type="dxa" w:w="6365"/>
             <w:tcBorders>
               <w:top w:val="single" w:color="E4EBF3" w:sz="4"/>
               <w:left w:val="none" w:color="FFFFFF" w:sz="0"/>
@@ -3939,7 +2496,7 @@
       <w:tr>
         <w:tc>
           <w:tcPr>
-            <w:tcW w:type="dxa" w:w="3182"/>
+            <w:tcW w:type="dxa" w:w="2995"/>
             <w:tcBorders>
               <w:top w:val="single" w:color="E4EBF3" w:sz="4"/>
               <w:left w:val="none" w:color="FFFFFF" w:sz="0"/>
@@ -3955,7 +2512,7 @@
           </w:tcPr>
           <w:p>
             <w:pPr>
-              <w:spacing w:after="6" w:before="0" w:line="276"/>
+              <w:spacing w:after="0" w:before="0" w:line="276"/>
             </w:pPr>
             <w:r>
               <w:rPr>
@@ -3966,27 +2523,13 @@
                 <w:sz w:val="19"/>
                 <w:szCs w:val="19"/>
               </w:rPr>
-              <w:t xml:space="preserve">🏗️ Solution Designer</w:t>
-            </w:r>
-          </w:p>
-          <w:p>
-            <w:pPr>
-              <w:spacing w:after="0" w:before="0" w:line="276"/>
-            </w:pPr>
-            <w:r>
-              <w:rPr>
-                <w:rFonts w:ascii="Calibri" w:cs="Calibri" w:eastAsia="Calibri" w:hAnsi="Calibri"/>
-                <w:color w:val="7E8CA1"/>
-                <w:sz w:val="15"/>
-                <w:szCs w:val="15"/>
-              </w:rPr>
-              <w:t xml:space="preserve">/ 10</w:t>
-            </w:r>
-          </w:p>
-        </w:tc>
-        <w:tc>
-          <w:tcPr>
-            <w:tcW w:type="dxa" w:w="6178"/>
+              <w:t xml:space="preserve">Solution Designer</w:t>
+            </w:r>
+          </w:p>
+        </w:tc>
+        <w:tc>
+          <w:tcPr>
+            <w:tcW w:type="dxa" w:w="6365"/>
             <w:tcBorders>
               <w:top w:val="single" w:color="E4EBF3" w:sz="4"/>
               <w:left w:val="none" w:color="FFFFFF" w:sz="0"/>
@@ -4013,7 +2556,7 @@
                 <w:sz w:val="19"/>
                 <w:szCs w:val="19"/>
               </w:rPr>
-              <w:t xml:space="preserve">Multicloud Defense (Multicloud Defense Visibility)</w:t>
+              <w:t xml:space="preserve">Multicloud Defense (Multicloud Defense Gateways)</w:t>
             </w:r>
             <w:r>
               <w:rPr>
@@ -4022,15 +2565,15 @@
                 <w:sz w:val="19"/>
                 <w:szCs w:val="19"/>
               </w:rPr>
-              <w:t xml:space="preserve">. Reward the right solution, architecture and approach for Cedarline.</w:t>
-            </w:r>
-          </w:p>
-        </w:tc>
-      </w:tr>
-      <w:tr>
-        <w:tc>
-          <w:tcPr>
-            <w:tcW w:type="dxa" w:w="3182"/>
+              <w:t xml:space="preserve">. The right solution, architecture and approach for Cedarline.</w:t>
+            </w:r>
+          </w:p>
+        </w:tc>
+      </w:tr>
+      <w:tr>
+        <w:tc>
+          <w:tcPr>
+            <w:tcW w:type="dxa" w:w="2995"/>
             <w:tcBorders>
               <w:top w:val="single" w:color="E4EBF3" w:sz="4"/>
               <w:left w:val="none" w:color="FFFFFF" w:sz="0"/>
@@ -4046,7 +2589,7 @@
           </w:tcPr>
           <w:p>
             <w:pPr>
-              <w:spacing w:after="6" w:before="0" w:line="276"/>
+              <w:spacing w:after="0" w:before="0" w:line="276"/>
             </w:pPr>
             <w:r>
               <w:rPr>
@@ -4057,27 +2600,13 @@
                 <w:sz w:val="19"/>
                 <w:szCs w:val="19"/>
               </w:rPr>
-              <w:t xml:space="preserve">🎯 Value Communicator</w:t>
-            </w:r>
-          </w:p>
-          <w:p>
-            <w:pPr>
-              <w:spacing w:after="0" w:before="0" w:line="276"/>
-            </w:pPr>
-            <w:r>
-              <w:rPr>
-                <w:rFonts w:ascii="Calibri" w:cs="Calibri" w:eastAsia="Calibri" w:hAnsi="Calibri"/>
-                <w:color w:val="7E8CA1"/>
-                <w:sz w:val="15"/>
-                <w:szCs w:val="15"/>
-              </w:rPr>
-              <w:t xml:space="preserve">/ 10</w:t>
-            </w:r>
-          </w:p>
-        </w:tc>
-        <w:tc>
-          <w:tcPr>
-            <w:tcW w:type="dxa" w:w="6178"/>
+              <w:t xml:space="preserve">Value Communicator</w:t>
+            </w:r>
+          </w:p>
+        </w:tc>
+        <w:tc>
+          <w:tcPr>
+            <w:tcW w:type="dxa" w:w="6365"/>
             <w:tcBorders>
               <w:top w:val="single" w:color="E4EBF3" w:sz="4"/>
               <w:left w:val="none" w:color="FFFFFF" w:sz="0"/>
@@ -4113,7 +2642,7 @@
                 <w:sz w:val="19"/>
                 <w:szCs w:val="19"/>
               </w:rPr>
-              <w:t xml:space="preserve">Cisco Multicloud Defense provides unified logging and traceability. Because our security framework is integrated across the network fabric, you can generate consolidated reports that map directly to your compliance requirements (such as NIS2 or DORA) across all cloud environments from a single dashboard. </w:t>
+              <w:t xml:space="preserve">Multicloud Defense leverages macro and micro-segmentation capabilities to enforce strict communication boundaries. By integrating with our Hybrid Mesh Firewall and Hypershield, we can isolate workloads and inspect traffic between cloud segments, effectively stopping lateral movement before it reaches your sensitive data. </w:t>
             </w:r>
             <w:r>
               <w:rPr>
@@ -4133,7 +2662,7 @@
                 <w:sz w:val="19"/>
                 <w:szCs w:val="19"/>
               </w:rPr>
-              <w:t xml:space="preserve">It automates the collection of evidence for security audits. By consolidating logs and policy enforcement data, you create a "single source of truth" that simplifies compliance reporting and demonstrates proactive governance to regulators.</w:t>
+              <w:t xml:space="preserve">It provides granular visibility and control over east-west traffic. By applying Zero Trust principles across the hybrid fabric, you transform your network into a series of secure, isolated zones that prevent an attacker from pivoting through your infrastructure.</w:t>
             </w:r>
           </w:p>
         </w:tc>
@@ -4165,9 +2694,9 @@
           <w:color w:val="FFFFFF"/>
           <w:sz w:val="15"/>
           <w:szCs w:val="15"/>
-          <w:shd w:fill="00BCEB" w:color="auto" w:val="clear"/>
-        </w:rPr>
-        <w:t xml:space="preserve">PAIN POINT 3</w:t>
+          <w:shd w:fill="0D274D" w:color="auto" w:val="clear"/>
+        </w:rPr>
+        <w:t xml:space="preserve">PAIN POINT 2</w:t>
       </w:r>
       <w:r>
         <w:rPr>
@@ -4176,7 +2705,7 @@
           <w:sz w:val="15"/>
           <w:szCs w:val="15"/>
         </w:rPr>
-        <w:t xml:space="preserve">   25 points</w:t>
+        <w:t xml:space="preserve"/>
       </w:r>
     </w:p>
     <w:tbl>
@@ -4225,7 +2754,7 @@
                 <w:sz w:val="20"/>
                 <w:szCs w:val="20"/>
               </w:rPr>
-              <w:t xml:space="preserve">We have workloads spread across AWS, Azure, and on-premises data centers. Managing security policies individually in each cloud environment is creating massive operational overhead and leading to inconsistent security posture.</w:t>
+              <w:t xml:space="preserve">Our auditors require proof that our security controls are applied consistently across all our cloud workloads. Gathering this data from different cloud providers is a manual, time-consuming nightmare.</w:t>
             </w:r>
           </w:p>
         </w:tc>
@@ -4258,13 +2787,13 @@
         </w:tblBorders>
       </w:tblPr>
       <w:tblGrid>
-        <w:gridCol w:w="3182"/>
-        <w:gridCol w:w="6178"/>
+        <w:gridCol w:w="2995"/>
+        <w:gridCol w:w="6365"/>
       </w:tblGrid>
       <w:tr>
         <w:tc>
           <w:tcPr>
-            <w:tcW w:type="dxa" w:w="3182"/>
+            <w:tcW w:type="dxa" w:w="2995"/>
             <w:tcBorders>
               <w:top w:val="single" w:color="E4EBF3" w:sz="4"/>
               <w:left w:val="none" w:color="FFFFFF" w:sz="0"/>
@@ -4280,7 +2809,7 @@
           </w:tcPr>
           <w:p>
             <w:pPr>
-              <w:spacing w:after="6" w:before="0" w:line="276"/>
+              <w:spacing w:after="0" w:before="0" w:line="276"/>
             </w:pPr>
             <w:r>
               <w:rPr>
@@ -4291,27 +2820,13 @@
                 <w:sz w:val="19"/>
                 <w:szCs w:val="19"/>
               </w:rPr>
-              <w:t xml:space="preserve">🔍 Problem Identifier</w:t>
-            </w:r>
-          </w:p>
-          <w:p>
-            <w:pPr>
-              <w:spacing w:after="0" w:before="0" w:line="276"/>
-            </w:pPr>
-            <w:r>
-              <w:rPr>
-                <w:rFonts w:ascii="Calibri" w:cs="Calibri" w:eastAsia="Calibri" w:hAnsi="Calibri"/>
-                <w:color w:val="7E8CA1"/>
-                <w:sz w:val="15"/>
-                <w:szCs w:val="15"/>
-              </w:rPr>
-              <w:t xml:space="preserve">/ 5</w:t>
-            </w:r>
-          </w:p>
-        </w:tc>
-        <w:tc>
-          <w:tcPr>
-            <w:tcW w:type="dxa" w:w="6178"/>
+              <w:t xml:space="preserve">Problem Identifier</w:t>
+            </w:r>
+          </w:p>
+        </w:tc>
+        <w:tc>
+          <w:tcPr>
+            <w:tcW w:type="dxa" w:w="6365"/>
             <w:tcBorders>
               <w:top w:val="single" w:color="E4EBF3" w:sz="4"/>
               <w:left w:val="none" w:color="FFFFFF" w:sz="0"/>
@@ -4344,7 +2859,7 @@
       <w:tr>
         <w:tc>
           <w:tcPr>
-            <w:tcW w:type="dxa" w:w="3182"/>
+            <w:tcW w:type="dxa" w:w="2995"/>
             <w:tcBorders>
               <w:top w:val="single" w:color="E4EBF3" w:sz="4"/>
               <w:left w:val="none" w:color="FFFFFF" w:sz="0"/>
@@ -4360,7 +2875,7 @@
           </w:tcPr>
           <w:p>
             <w:pPr>
-              <w:spacing w:after="6" w:before="0" w:line="276"/>
+              <w:spacing w:after="0" w:before="0" w:line="276"/>
             </w:pPr>
             <w:r>
               <w:rPr>
@@ -4371,27 +2886,13 @@
                 <w:sz w:val="19"/>
                 <w:szCs w:val="19"/>
               </w:rPr>
-              <w:t xml:space="preserve">🏗️ Solution Designer</w:t>
-            </w:r>
-          </w:p>
-          <w:p>
-            <w:pPr>
-              <w:spacing w:after="0" w:before="0" w:line="276"/>
-            </w:pPr>
-            <w:r>
-              <w:rPr>
-                <w:rFonts w:ascii="Calibri" w:cs="Calibri" w:eastAsia="Calibri" w:hAnsi="Calibri"/>
-                <w:color w:val="7E8CA1"/>
-                <w:sz w:val="15"/>
-                <w:szCs w:val="15"/>
-              </w:rPr>
-              <w:t xml:space="preserve">/ 10</w:t>
-            </w:r>
-          </w:p>
-        </w:tc>
-        <w:tc>
-          <w:tcPr>
-            <w:tcW w:type="dxa" w:w="6178"/>
+              <w:t xml:space="preserve">Solution Designer</w:t>
+            </w:r>
+          </w:p>
+        </w:tc>
+        <w:tc>
+          <w:tcPr>
+            <w:tcW w:type="dxa" w:w="6365"/>
             <w:tcBorders>
               <w:top w:val="single" w:color="E4EBF3" w:sz="4"/>
               <w:left w:val="none" w:color="FFFFFF" w:sz="0"/>
@@ -4418,7 +2919,7 @@
                 <w:sz w:val="19"/>
                 <w:szCs w:val="19"/>
               </w:rPr>
-              <w:t xml:space="preserve">Multicloud Defense (Unified Security across public clouds)</w:t>
+              <w:t xml:space="preserve">Multicloud Defense (Multicloud Defense Visibility)</w:t>
             </w:r>
             <w:r>
               <w:rPr>
@@ -4427,15 +2928,15 @@
                 <w:sz w:val="19"/>
                 <w:szCs w:val="19"/>
               </w:rPr>
-              <w:t xml:space="preserve">. Reward the right solution, architecture and approach for Cedarline.</w:t>
-            </w:r>
-          </w:p>
-        </w:tc>
-      </w:tr>
-      <w:tr>
-        <w:tc>
-          <w:tcPr>
-            <w:tcW w:type="dxa" w:w="3182"/>
+              <w:t xml:space="preserve">. The right solution, architecture and approach for Cedarline.</w:t>
+            </w:r>
+          </w:p>
+        </w:tc>
+      </w:tr>
+      <w:tr>
+        <w:tc>
+          <w:tcPr>
+            <w:tcW w:type="dxa" w:w="2995"/>
             <w:tcBorders>
               <w:top w:val="single" w:color="E4EBF3" w:sz="4"/>
               <w:left w:val="none" w:color="FFFFFF" w:sz="0"/>
@@ -4451,7 +2952,7 @@
           </w:tcPr>
           <w:p>
             <w:pPr>
-              <w:spacing w:after="6" w:before="0" w:line="276"/>
+              <w:spacing w:after="0" w:before="0" w:line="276"/>
             </w:pPr>
             <w:r>
               <w:rPr>
@@ -4462,27 +2963,13 @@
                 <w:sz w:val="19"/>
                 <w:szCs w:val="19"/>
               </w:rPr>
-              <w:t xml:space="preserve">🎯 Value Communicator</w:t>
-            </w:r>
-          </w:p>
-          <w:p>
-            <w:pPr>
-              <w:spacing w:after="0" w:before="0" w:line="276"/>
-            </w:pPr>
-            <w:r>
-              <w:rPr>
-                <w:rFonts w:ascii="Calibri" w:cs="Calibri" w:eastAsia="Calibri" w:hAnsi="Calibri"/>
-                <w:color w:val="7E8CA1"/>
-                <w:sz w:val="15"/>
-                <w:szCs w:val="15"/>
-              </w:rPr>
-              <w:t xml:space="preserve">/ 10</w:t>
-            </w:r>
-          </w:p>
-        </w:tc>
-        <w:tc>
-          <w:tcPr>
-            <w:tcW w:type="dxa" w:w="6178"/>
+              <w:t xml:space="preserve">Value Communicator</w:t>
+            </w:r>
+          </w:p>
+        </w:tc>
+        <w:tc>
+          <w:tcPr>
+            <w:tcW w:type="dxa" w:w="6365"/>
             <w:tcBorders>
               <w:top w:val="single" w:color="E4EBF3" w:sz="4"/>
               <w:left w:val="none" w:color="FFFFFF" w:sz="0"/>
@@ -4518,7 +3005,7 @@
                 <w:sz w:val="19"/>
                 <w:szCs w:val="19"/>
               </w:rPr>
-              <w:t xml:space="preserve">Cisco Multicloud Defense, integrated within our Hybrid Mesh Firewall architecture, provides a unified control plane. You can define security policies once via Security Cloud Control and enforce them consistently across your entire distributed environment, regardless of the underlying cloud provider. </w:t>
+              <w:t xml:space="preserve">Cisco Multicloud Defense provides unified logging and traceability. Because our security framework is integrated across the network fabric, you can generate consolidated reports that map directly to your compliance requirements (such as NIS2 or DORA) across all cloud environments from a single dashboard. </w:t>
             </w:r>
             <w:r>
               <w:rPr>
@@ -4538,7 +3025,7 @@
                 <w:sz w:val="19"/>
                 <w:szCs w:val="19"/>
               </w:rPr>
-              <w:t xml:space="preserve">It replaces siloed, manual configuration with centralized orchestration. By abstracting the security policy from the cloud-native tools, it ensures that your security posture is uniform and eliminates the "configuration drift" that occurs when managing multiple cloud consoles.</w:t>
+              <w:t xml:space="preserve">It automates the collection of evidence for security audits. By consolidating logs and policy enforcement data, you create a "single source of truth" that simplifies compliance reporting and demonstrates proactive governance to regulators.</w:t>
             </w:r>
           </w:p>
         </w:tc>
@@ -4570,9 +3057,9 @@
           <w:color w:val="FFFFFF"/>
           <w:sz w:val="15"/>
           <w:szCs w:val="15"/>
-          <w:shd w:fill="00BCEB" w:color="auto" w:val="clear"/>
-        </w:rPr>
-        <w:t xml:space="preserve">PAIN POINT 4</w:t>
+          <w:shd w:fill="0D274D" w:color="auto" w:val="clear"/>
+        </w:rPr>
+        <w:t xml:space="preserve">PAIN POINT 3</w:t>
       </w:r>
       <w:r>
         <w:rPr>
@@ -4581,7 +3068,7 @@
           <w:sz w:val="15"/>
           <w:szCs w:val="15"/>
         </w:rPr>
-        <w:t xml:space="preserve">   25 points</w:t>
+        <w:t xml:space="preserve"/>
       </w:r>
     </w:p>
     <w:tbl>
@@ -4630,7 +3117,7 @@
                 <w:sz w:val="20"/>
                 <w:szCs w:val="20"/>
               </w:rPr>
-              <w:t xml:space="preserve">We have workloads on-prem, in cloud, and in mixed environments, and policy consistency is becoming difficult. Every environment feels different, and we're worried about drift.</w:t>
+              <w:t xml:space="preserve">We have workloads spread across AWS, Azure, and on-premises data centers. Managing security policies individually in each cloud environment is creating massive operational overhead and leading to inconsistent security posture.</w:t>
             </w:r>
           </w:p>
         </w:tc>
@@ -4663,13 +3150,13 @@
         </w:tblBorders>
       </w:tblPr>
       <w:tblGrid>
-        <w:gridCol w:w="3182"/>
-        <w:gridCol w:w="6178"/>
+        <w:gridCol w:w="2995"/>
+        <w:gridCol w:w="6365"/>
       </w:tblGrid>
       <w:tr>
         <w:tc>
           <w:tcPr>
-            <w:tcW w:type="dxa" w:w="3182"/>
+            <w:tcW w:type="dxa" w:w="2995"/>
             <w:tcBorders>
               <w:top w:val="single" w:color="E4EBF3" w:sz="4"/>
               <w:left w:val="none" w:color="FFFFFF" w:sz="0"/>
@@ -4685,7 +3172,7 @@
           </w:tcPr>
           <w:p>
             <w:pPr>
-              <w:spacing w:after="6" w:before="0" w:line="276"/>
+              <w:spacing w:after="0" w:before="0" w:line="276"/>
             </w:pPr>
             <w:r>
               <w:rPr>
@@ -4696,27 +3183,13 @@
                 <w:sz w:val="19"/>
                 <w:szCs w:val="19"/>
               </w:rPr>
-              <w:t xml:space="preserve">🔍 Problem Identifier</w:t>
-            </w:r>
-          </w:p>
-          <w:p>
-            <w:pPr>
-              <w:spacing w:after="0" w:before="0" w:line="276"/>
-            </w:pPr>
-            <w:r>
-              <w:rPr>
-                <w:rFonts w:ascii="Calibri" w:cs="Calibri" w:eastAsia="Calibri" w:hAnsi="Calibri"/>
-                <w:color w:val="7E8CA1"/>
-                <w:sz w:val="15"/>
-                <w:szCs w:val="15"/>
-              </w:rPr>
-              <w:t xml:space="preserve">/ 5</w:t>
-            </w:r>
-          </w:p>
-        </w:tc>
-        <w:tc>
-          <w:tcPr>
-            <w:tcW w:type="dxa" w:w="6178"/>
+              <w:t xml:space="preserve">Problem Identifier</w:t>
+            </w:r>
+          </w:p>
+        </w:tc>
+        <w:tc>
+          <w:tcPr>
+            <w:tcW w:type="dxa" w:w="6365"/>
             <w:tcBorders>
               <w:top w:val="single" w:color="E4EBF3" w:sz="4"/>
               <w:left w:val="none" w:color="FFFFFF" w:sz="0"/>
@@ -4749,7 +3222,7 @@
       <w:tr>
         <w:tc>
           <w:tcPr>
-            <w:tcW w:type="dxa" w:w="3182"/>
+            <w:tcW w:type="dxa" w:w="2995"/>
             <w:tcBorders>
               <w:top w:val="single" w:color="E4EBF3" w:sz="4"/>
               <w:left w:val="none" w:color="FFFFFF" w:sz="0"/>
@@ -4765,7 +3238,7 @@
           </w:tcPr>
           <w:p>
             <w:pPr>
-              <w:spacing w:after="6" w:before="0" w:line="276"/>
+              <w:spacing w:after="0" w:before="0" w:line="276"/>
             </w:pPr>
             <w:r>
               <w:rPr>
@@ -4776,27 +3249,13 @@
                 <w:sz w:val="19"/>
                 <w:szCs w:val="19"/>
               </w:rPr>
-              <w:t xml:space="preserve">🏗️ Solution Designer</w:t>
-            </w:r>
-          </w:p>
-          <w:p>
-            <w:pPr>
-              <w:spacing w:after="0" w:before="0" w:line="276"/>
-            </w:pPr>
-            <w:r>
-              <w:rPr>
-                <w:rFonts w:ascii="Calibri" w:cs="Calibri" w:eastAsia="Calibri" w:hAnsi="Calibri"/>
-                <w:color w:val="7E8CA1"/>
-                <w:sz w:val="15"/>
-                <w:szCs w:val="15"/>
-              </w:rPr>
-              <w:t xml:space="preserve">/ 10</w:t>
-            </w:r>
-          </w:p>
-        </w:tc>
-        <w:tc>
-          <w:tcPr>
-            <w:tcW w:type="dxa" w:w="6178"/>
+              <w:t xml:space="preserve">Solution Designer</w:t>
+            </w:r>
+          </w:p>
+        </w:tc>
+        <w:tc>
+          <w:tcPr>
+            <w:tcW w:type="dxa" w:w="6365"/>
             <w:tcBorders>
               <w:top w:val="single" w:color="E4EBF3" w:sz="4"/>
               <w:left w:val="none" w:color="FFFFFF" w:sz="0"/>
@@ -4823,7 +3282,7 @@
                 <w:sz w:val="19"/>
                 <w:szCs w:val="19"/>
               </w:rPr>
-              <w:t xml:space="preserve">Cisco Secure Workload. Cisco Secure Firewall. Cisco Secure Firewall Management Center (FMC). Cisco Security Cloud Control (Secure Workload Integration with Secure Firewall Management Center)</w:t>
+              <w:t xml:space="preserve">Multicloud Defense (Unified Security across public clouds)</w:t>
             </w:r>
             <w:r>
               <w:rPr>
@@ -4832,15 +3291,15 @@
                 <w:sz w:val="19"/>
                 <w:szCs w:val="19"/>
               </w:rPr>
-              <w:t xml:space="preserve">. Reward the right solution, architecture and approach for Cedarline.</w:t>
-            </w:r>
-          </w:p>
-        </w:tc>
-      </w:tr>
-      <w:tr>
-        <w:tc>
-          <w:tcPr>
-            <w:tcW w:type="dxa" w:w="3182"/>
+              <w:t xml:space="preserve">. The right solution, architecture and approach for Cedarline.</w:t>
+            </w:r>
+          </w:p>
+        </w:tc>
+      </w:tr>
+      <w:tr>
+        <w:tc>
+          <w:tcPr>
+            <w:tcW w:type="dxa" w:w="2995"/>
             <w:tcBorders>
               <w:top w:val="single" w:color="E4EBF3" w:sz="4"/>
               <w:left w:val="none" w:color="FFFFFF" w:sz="0"/>
@@ -4856,7 +3315,7 @@
           </w:tcPr>
           <w:p>
             <w:pPr>
-              <w:spacing w:after="6" w:before="0" w:line="276"/>
+              <w:spacing w:after="0" w:before="0" w:line="276"/>
             </w:pPr>
             <w:r>
               <w:rPr>
@@ -4867,27 +3326,13 @@
                 <w:sz w:val="19"/>
                 <w:szCs w:val="19"/>
               </w:rPr>
-              <w:t xml:space="preserve">🎯 Value Communicator</w:t>
-            </w:r>
-          </w:p>
-          <w:p>
-            <w:pPr>
-              <w:spacing w:after="0" w:before="0" w:line="276"/>
-            </w:pPr>
-            <w:r>
-              <w:rPr>
-                <w:rFonts w:ascii="Calibri" w:cs="Calibri" w:eastAsia="Calibri" w:hAnsi="Calibri"/>
-                <w:color w:val="7E8CA1"/>
-                <w:sz w:val="15"/>
-                <w:szCs w:val="15"/>
-              </w:rPr>
-              <w:t xml:space="preserve">/ 10</w:t>
-            </w:r>
-          </w:p>
-        </w:tc>
-        <w:tc>
-          <w:tcPr>
-            <w:tcW w:type="dxa" w:w="6178"/>
+              <w:t xml:space="preserve">Value Communicator</w:t>
+            </w:r>
+          </w:p>
+        </w:tc>
+        <w:tc>
+          <w:tcPr>
+            <w:tcW w:type="dxa" w:w="6365"/>
             <w:tcBorders>
               <w:top w:val="single" w:color="E4EBF3" w:sz="4"/>
               <w:left w:val="none" w:color="FFFFFF" w:sz="0"/>
@@ -4923,7 +3368,7 @@
                 <w:sz w:val="19"/>
                 <w:szCs w:val="19"/>
               </w:rPr>
-              <w:t xml:space="preserve">That's a common hybrid environment challenge. Cisco Secure Workload helps create a more unified segmentation model by using application dependency awareness and AI/ML-driven policy discovery to define policy based on how workloads actually communicate. </w:t>
+              <w:t xml:space="preserve">Cisco Multicloud Defense, integrated within our Hybrid Mesh Firewall architecture, provides a unified control plane. You can define security policies once via Security Cloud Control and enforce them consistently across your entire distributed environment, regardless of the underlying cloud provider. </w:t>
             </w:r>
             <w:r>
               <w:rPr>
@@ -4943,7 +3388,7 @@
                 <w:sz w:val="19"/>
                 <w:szCs w:val="19"/>
               </w:rPr>
-              <w:t xml:space="preserve">Reduces policy drift across hybrid and multicloud environments. Aligns policy to application behavior, not just static IP-based rules.</w:t>
+              <w:t xml:space="preserve">It replaces siloed, manual configuration with centralized orchestration. By abstracting the security policy from the cloud-native tools, it ensures that your security posture is uniform and eliminates the "configuration drift" that occurs when managing multiple cloud consoles.</w:t>
             </w:r>
           </w:p>
         </w:tc>
@@ -4965,41 +3410,28 @@
     </w:p>
     <w:p>
       <w:pPr>
-        <w:pageBreakBefore/>
-        <w:spacing w:after="0" w:before="0" w:line="276"/>
-      </w:pPr>
-    </w:p>
-    <w:p>
-      <w:pPr>
-        <w:spacing w:after="40" w:before="0" w:line="276"/>
+        <w:spacing w:after="60" w:before="60" w:line="276"/>
       </w:pPr>
       <w:r>
         <w:rPr>
           <w:rFonts w:ascii="Calibri" w:cs="Calibri" w:eastAsia="Calibri" w:hAnsi="Calibri"/>
           <w:b/>
           <w:bCs/>
-          <w:caps/>
-          <w:color w:val="036C8F"/>
-          <w:sz w:val="16"/>
-          <w:szCs w:val="16"/>
-        </w:rPr>
-        <w:t xml:space="preserve">Case Study 3 · reference</w:t>
-      </w:r>
-    </w:p>
-    <w:p>
-      <w:pPr>
-        <w:spacing w:after="60" w:before="0" w:line="276"/>
-      </w:pPr>
-      <w:r>
-        <w:rPr>
-          <w:rFonts w:ascii="Calibri" w:cs="Calibri" w:eastAsia="Calibri" w:hAnsi="Calibri"/>
-          <w:b/>
-          <w:bCs/>
-          <w:color w:val="0D274D"/>
-          <w:sz w:val="42"/>
-          <w:szCs w:val="42"/>
-        </w:rPr>
-        <w:t xml:space="preserve">DC Edge · Perimeter Firewall</w:t>
+          <w:color w:val="FFFFFF"/>
+          <w:sz w:val="15"/>
+          <w:szCs w:val="15"/>
+          <w:shd w:fill="0D274D" w:color="auto" w:val="clear"/>
+        </w:rPr>
+        <w:t xml:space="preserve">PAIN POINT 4</w:t>
+      </w:r>
+      <w:r>
+        <w:rPr>
+          <w:rFonts w:ascii="Calibri" w:cs="Calibri" w:eastAsia="Calibri" w:hAnsi="Calibri"/>
+          <w:color w:val="7E8CA1"/>
+          <w:sz w:val="15"/>
+          <w:szCs w:val="15"/>
+        </w:rPr>
+        <w:t xml:space="preserve"/>
       </w:r>
     </w:p>
     <w:tbl>
@@ -5022,43 +3454,33 @@
           <w:tcPr>
             <w:tcW w:type="dxa" w:w="9360"/>
             <w:tcBorders>
-              <w:top w:val="single" w:color="DCE6F1" w:sz="6"/>
-              <w:left w:val="single" w:color="DCE6F1" w:sz="6"/>
-              <w:bottom w:val="single" w:color="DCE6F1" w:sz="6"/>
-              <w:right w:val="single" w:color="DCE6F1" w:sz="6"/>
-            </w:tcBorders>
-            <w:shd w:fill="F3F7FB" w:color="auto" w:val="clear"/>
-            <w:tcMar>
-              <w:top w:type="dxa" w:w="110"/>
+              <w:top w:val="none" w:color="FFFFFF" w:sz="0"/>
+              <w:left w:val="single" w:color="036C8F" w:sz="18"/>
+              <w:bottom w:val="none" w:color="FFFFFF" w:sz="0"/>
+              <w:right w:val="none" w:color="FFFFFF" w:sz="0"/>
+            </w:tcBorders>
+            <w:shd w:fill="FBFCFE" w:color="auto" w:val="clear"/>
+            <w:tcMar>
+              <w:top w:type="dxa" w:w="90"/>
               <w:left w:type="dxa" w:w="160"/>
-              <w:bottom w:type="dxa" w:w="110"/>
+              <w:bottom w:type="dxa" w:w="90"/>
               <w:right w:type="dxa" w:w="160"/>
             </w:tcMar>
-            <w:vAlign w:val="top"/>
-          </w:tcPr>
-          <w:p>
-            <w:pPr>
-              <w:spacing w:after="0" w:before="0" w:line="276"/>
-            </w:pPr>
-            <w:r>
-              <w:rPr>
-                <w:rFonts w:ascii="Calibri" w:cs="Calibri" w:eastAsia="Calibri" w:hAnsi="Calibri"/>
-                <w:b/>
-                <w:bCs/>
-                <w:color w:val="0D274D"/>
+          </w:tcPr>
+          <w:p>
+            <w:pPr>
+              <w:spacing w:after="0" w:before="0" w:line="276"/>
+            </w:pPr>
+            <w:r>
+              <w:rPr>
+                <w:rFonts w:ascii="Calibri" w:cs="Calibri" w:eastAsia="Calibri" w:hAnsi="Calibri"/>
+                <w:i/>
+                <w:iCs/>
+                <w:color w:val="22344A"/>
                 <w:sz w:val="20"/>
                 <w:szCs w:val="20"/>
               </w:rPr>
-              <w:t xml:space="preserve">The conversation.  </w:t>
-            </w:r>
-            <w:r>
-              <w:rPr>
-                <w:rFonts w:ascii="Calibri" w:cs="Calibri" w:eastAsia="Calibri" w:hAnsi="Calibri"/>
-                <w:color w:val="33465F"/>
-                <w:sz w:val="20"/>
-                <w:szCs w:val="20"/>
-              </w:rPr>
-              <w:t xml:space="preserve">A mixed-vendor perimeter, an inherited rulebase and mostly encrypted traffic leave blind spots and a slow response. Restore visibility, speed the response, and modernise detection with the team they have.</w:t>
+              <w:t xml:space="preserve">We have workloads on-prem, in cloud, and in mixed environments, and policy consistency is becoming difficult. Every environment feels different, and we're worried about drift.</w:t>
             </w:r>
           </w:p>
         </w:tc>
@@ -5066,7 +3488,7 @@
     </w:tbl>
     <w:p>
       <w:pPr>
-        <w:spacing w:after="120"/>
+        <w:spacing w:after="50"/>
       </w:pPr>
       <w:r>
         <w:rPr>
@@ -5078,30 +3500,384 @@
         <w:t xml:space="preserve"/>
       </w:r>
     </w:p>
+    <w:tbl>
+      <w:tblPr>
+        <w:tblW w:type="dxa" w:w="9360"/>
+        <w:tblBorders>
+          <w:top w:val="single" w:color="C4D2E2" w:sz="6"/>
+          <w:left w:val="single" w:color="C4D2E2" w:sz="6"/>
+          <w:bottom w:val="single" w:color="C4D2E2" w:sz="6"/>
+          <w:right w:val="single" w:color="C4D2E2" w:sz="6"/>
+          <w:insideH w:val="none" w:color="FFFFFF" w:sz="0"/>
+          <w:insideV w:val="none" w:color="FFFFFF" w:sz="0"/>
+        </w:tblBorders>
+      </w:tblPr>
+      <w:tblGrid>
+        <w:gridCol w:w="2995"/>
+        <w:gridCol w:w="6365"/>
+      </w:tblGrid>
+      <w:tr>
+        <w:tc>
+          <w:tcPr>
+            <w:tcW w:type="dxa" w:w="2995"/>
+            <w:tcBorders>
+              <w:top w:val="single" w:color="E4EBF3" w:sz="4"/>
+              <w:left w:val="none" w:color="FFFFFF" w:sz="0"/>
+              <w:bottom w:val="none" w:color="FFFFFF" w:sz="0"/>
+              <w:right w:val="none" w:color="FFFFFF" w:sz="0"/>
+            </w:tcBorders>
+            <w:tcMar>
+              <w:top w:type="dxa" w:w="80"/>
+              <w:left w:type="dxa" w:w="150"/>
+              <w:bottom w:type="dxa" w:w="80"/>
+              <w:right w:type="dxa" w:w="120"/>
+            </w:tcMar>
+          </w:tcPr>
+          <w:p>
+            <w:pPr>
+              <w:spacing w:after="0" w:before="0" w:line="276"/>
+            </w:pPr>
+            <w:r>
+              <w:rPr>
+                <w:rFonts w:ascii="Calibri" w:cs="Calibri" w:eastAsia="Calibri" w:hAnsi="Calibri"/>
+                <w:b/>
+                <w:bCs/>
+                <w:color w:val="4A3AA8"/>
+                <w:sz w:val="19"/>
+                <w:szCs w:val="19"/>
+              </w:rPr>
+              <w:t xml:space="preserve">Problem Identifier</w:t>
+            </w:r>
+          </w:p>
+        </w:tc>
+        <w:tc>
+          <w:tcPr>
+            <w:tcW w:type="dxa" w:w="6365"/>
+            <w:tcBorders>
+              <w:top w:val="single" w:color="E4EBF3" w:sz="4"/>
+              <w:left w:val="none" w:color="FFFFFF" w:sz="0"/>
+              <w:bottom w:val="none" w:color="FFFFFF" w:sz="0"/>
+              <w:right w:val="none" w:color="FFFFFF" w:sz="0"/>
+            </w:tcBorders>
+            <w:tcMar>
+              <w:top w:type="dxa" w:w="80"/>
+              <w:left w:type="dxa" w:w="140"/>
+              <w:bottom w:type="dxa" w:w="80"/>
+              <w:right w:type="dxa" w:w="140"/>
+            </w:tcMar>
+          </w:tcPr>
+          <w:p>
+            <w:pPr>
+              <w:spacing w:after="0" w:before="0" w:line="276"/>
+            </w:pPr>
+            <w:r>
+              <w:rPr>
+                <w:rFonts w:ascii="Calibri" w:cs="Calibri" w:eastAsia="Calibri" w:hAnsi="Calibri"/>
+                <w:color w:val="2A3C52"/>
+                <w:sz w:val="19"/>
+                <w:szCs w:val="19"/>
+              </w:rPr>
+              <w:t xml:space="preserve">Correctly names the pain point and the requirements behind this concern, not just the surface ask.</w:t>
+            </w:r>
+          </w:p>
+        </w:tc>
+      </w:tr>
+      <w:tr>
+        <w:tc>
+          <w:tcPr>
+            <w:tcW w:type="dxa" w:w="2995"/>
+            <w:tcBorders>
+              <w:top w:val="single" w:color="E4EBF3" w:sz="4"/>
+              <w:left w:val="none" w:color="FFFFFF" w:sz="0"/>
+              <w:bottom w:val="none" w:color="FFFFFF" w:sz="0"/>
+              <w:right w:val="none" w:color="FFFFFF" w:sz="0"/>
+            </w:tcBorders>
+            <w:tcMar>
+              <w:top w:type="dxa" w:w="80"/>
+              <w:left w:type="dxa" w:w="150"/>
+              <w:bottom w:type="dxa" w:w="80"/>
+              <w:right w:type="dxa" w:w="120"/>
+            </w:tcMar>
+          </w:tcPr>
+          <w:p>
+            <w:pPr>
+              <w:spacing w:after="0" w:before="0" w:line="276"/>
+            </w:pPr>
+            <w:r>
+              <w:rPr>
+                <w:rFonts w:ascii="Calibri" w:cs="Calibri" w:eastAsia="Calibri" w:hAnsi="Calibri"/>
+                <w:b/>
+                <w:bCs/>
+                <w:color w:val="0B6670"/>
+                <w:sz w:val="19"/>
+                <w:szCs w:val="19"/>
+              </w:rPr>
+              <w:t xml:space="preserve">Solution Designer</w:t>
+            </w:r>
+          </w:p>
+        </w:tc>
+        <w:tc>
+          <w:tcPr>
+            <w:tcW w:type="dxa" w:w="6365"/>
+            <w:tcBorders>
+              <w:top w:val="single" w:color="E4EBF3" w:sz="4"/>
+              <w:left w:val="none" w:color="FFFFFF" w:sz="0"/>
+              <w:bottom w:val="none" w:color="FFFFFF" w:sz="0"/>
+              <w:right w:val="none" w:color="FFFFFF" w:sz="0"/>
+            </w:tcBorders>
+            <w:tcMar>
+              <w:top w:type="dxa" w:w="80"/>
+              <w:left w:type="dxa" w:w="140"/>
+              <w:bottom w:type="dxa" w:w="80"/>
+              <w:right w:type="dxa" w:w="140"/>
+            </w:tcMar>
+          </w:tcPr>
+          <w:p>
+            <w:pPr>
+              <w:spacing w:after="0" w:before="0" w:line="276"/>
+            </w:pPr>
+            <w:r>
+              <w:rPr>
+                <w:rFonts w:ascii="Calibri" w:cs="Calibri" w:eastAsia="Calibri" w:hAnsi="Calibri"/>
+                <w:b/>
+                <w:bCs/>
+                <w:color w:val="0B6670"/>
+                <w:sz w:val="19"/>
+                <w:szCs w:val="19"/>
+              </w:rPr>
+              <w:t xml:space="preserve">Cisco Secure Workload. Cisco Secure Firewall. Cisco Secure Firewall Management Center (FMC). Cisco Security Cloud Control (Secure Workload Integration with Secure Firewall Management Center)</w:t>
+            </w:r>
+            <w:r>
+              <w:rPr>
+                <w:rFonts w:ascii="Calibri" w:cs="Calibri" w:eastAsia="Calibri" w:hAnsi="Calibri"/>
+                <w:color w:val="2A3C52"/>
+                <w:sz w:val="19"/>
+                <w:szCs w:val="19"/>
+              </w:rPr>
+              <w:t xml:space="preserve">. The right solution, architecture and approach for Cedarline.</w:t>
+            </w:r>
+          </w:p>
+        </w:tc>
+      </w:tr>
+      <w:tr>
+        <w:tc>
+          <w:tcPr>
+            <w:tcW w:type="dxa" w:w="2995"/>
+            <w:tcBorders>
+              <w:top w:val="single" w:color="E4EBF3" w:sz="4"/>
+              <w:left w:val="none" w:color="FFFFFF" w:sz="0"/>
+              <w:bottom w:val="none" w:color="FFFFFF" w:sz="0"/>
+              <w:right w:val="none" w:color="FFFFFF" w:sz="0"/>
+            </w:tcBorders>
+            <w:tcMar>
+              <w:top w:type="dxa" w:w="80"/>
+              <w:left w:type="dxa" w:w="150"/>
+              <w:bottom w:type="dxa" w:w="80"/>
+              <w:right w:type="dxa" w:w="120"/>
+            </w:tcMar>
+          </w:tcPr>
+          <w:p>
+            <w:pPr>
+              <w:spacing w:after="0" w:before="0" w:line="276"/>
+            </w:pPr>
+            <w:r>
+              <w:rPr>
+                <w:rFonts w:ascii="Calibri" w:cs="Calibri" w:eastAsia="Calibri" w:hAnsi="Calibri"/>
+                <w:b/>
+                <w:bCs/>
+                <w:color w:val="9A6516"/>
+                <w:sz w:val="19"/>
+                <w:szCs w:val="19"/>
+              </w:rPr>
+              <w:t xml:space="preserve">Value Communicator</w:t>
+            </w:r>
+          </w:p>
+        </w:tc>
+        <w:tc>
+          <w:tcPr>
+            <w:tcW w:type="dxa" w:w="6365"/>
+            <w:tcBorders>
+              <w:top w:val="single" w:color="E4EBF3" w:sz="4"/>
+              <w:left w:val="none" w:color="FFFFFF" w:sz="0"/>
+              <w:bottom w:val="none" w:color="FFFFFF" w:sz="0"/>
+              <w:right w:val="none" w:color="FFFFFF" w:sz="0"/>
+            </w:tcBorders>
+            <w:tcMar>
+              <w:top w:type="dxa" w:w="80"/>
+              <w:left w:type="dxa" w:w="140"/>
+              <w:bottom w:type="dxa" w:w="80"/>
+              <w:right w:type="dxa" w:w="140"/>
+            </w:tcMar>
+          </w:tcPr>
+          <w:p>
+            <w:pPr>
+              <w:spacing w:after="0" w:before="0" w:line="276"/>
+            </w:pPr>
+            <w:r>
+              <w:rPr>
+                <w:rFonts w:ascii="Calibri" w:cs="Calibri" w:eastAsia="Calibri" w:hAnsi="Calibri"/>
+                <w:b/>
+                <w:bCs/>
+                <w:color w:val="0D274D"/>
+                <w:sz w:val="19"/>
+                <w:szCs w:val="19"/>
+              </w:rPr>
+              <w:t xml:space="preserve">How it works. </w:t>
+            </w:r>
+            <w:r>
+              <w:rPr>
+                <w:rFonts w:ascii="Calibri" w:cs="Calibri" w:eastAsia="Calibri" w:hAnsi="Calibri"/>
+                <w:color w:val="2A3C52"/>
+                <w:sz w:val="19"/>
+                <w:szCs w:val="19"/>
+              </w:rPr>
+              <w:t xml:space="preserve">That's a common hybrid environment challenge. Cisco Secure Workload helps create a more unified segmentation model by using application dependency awareness and AI/ML-driven policy discovery to define policy based on how workloads actually communicate. </w:t>
+            </w:r>
+            <w:r>
+              <w:rPr>
+                <w:rFonts w:ascii="Calibri" w:cs="Calibri" w:eastAsia="Calibri" w:hAnsi="Calibri"/>
+                <w:b/>
+                <w:bCs/>
+                <w:color w:val="0D274D"/>
+                <w:sz w:val="19"/>
+                <w:szCs w:val="19"/>
+              </w:rPr>
+              <w:t xml:space="preserve">Outcome. </w:t>
+            </w:r>
+            <w:r>
+              <w:rPr>
+                <w:rFonts w:ascii="Calibri" w:cs="Calibri" w:eastAsia="Calibri" w:hAnsi="Calibri"/>
+                <w:color w:val="2A3C52"/>
+                <w:sz w:val="19"/>
+                <w:szCs w:val="19"/>
+              </w:rPr>
+              <w:t xml:space="preserve">Reduces policy drift across hybrid and multicloud environments. Aligns policy to application behavior, not just static IP-based rules.</w:t>
+            </w:r>
+          </w:p>
+        </w:tc>
+      </w:tr>
+    </w:tbl>
     <w:p>
       <w:pPr>
-        <w:spacing w:after="60" w:before="60" w:line="276"/>
-      </w:pPr>
-      <w:r>
-        <w:rPr>
-          <w:rFonts w:ascii="Calibri" w:cs="Calibri" w:eastAsia="Calibri" w:hAnsi="Calibri"/>
-          <w:b/>
-          <w:bCs/>
-          <w:color w:val="FFFFFF"/>
-          <w:sz w:val="15"/>
-          <w:szCs w:val="15"/>
-          <w:shd w:fill="00BCEB" w:color="auto" w:val="clear"/>
-        </w:rPr>
-        <w:t xml:space="preserve">PAIN POINT 1</w:t>
-      </w:r>
-      <w:r>
-        <w:rPr>
-          <w:rFonts w:ascii="Calibri" w:cs="Calibri" w:eastAsia="Calibri" w:hAnsi="Calibri"/>
-          <w:color w:val="7E8CA1"/>
-          <w:sz w:val="15"/>
-          <w:szCs w:val="15"/>
-        </w:rPr>
-        <w:t xml:space="preserve">   25 points</w:t>
+        <w:spacing w:after="160"/>
+      </w:pPr>
+      <w:r>
+        <w:rPr>
+          <w:rFonts w:ascii="Calibri" w:cs="Calibri" w:eastAsia="Calibri" w:hAnsi="Calibri"/>
+          <w:color w:val="14263A"/>
+          <w:sz w:val="2"/>
+          <w:szCs w:val="2"/>
+        </w:rPr>
+        <w:t xml:space="preserve"/>
+      </w:r>
+    </w:p>
+    <w:p>
+      <w:pPr>
+        <w:pageBreakBefore/>
+        <w:spacing w:after="0" w:before="0" w:line="276"/>
+      </w:pPr>
+    </w:p>
+    <w:tbl>
+      <w:tblPr>
+        <w:tblW w:type="dxa" w:w="9360"/>
+        <w:tblBorders>
+          <w:top w:val="none" w:color="FFFFFF" w:sz="0"/>
+          <w:left w:val="none" w:color="FFFFFF" w:sz="0"/>
+          <w:bottom w:val="none" w:color="FFFFFF" w:sz="0"/>
+          <w:right w:val="none" w:color="FFFFFF" w:sz="0"/>
+          <w:insideH w:val="none" w:color="FFFFFF" w:sz="0"/>
+          <w:insideV w:val="none" w:color="FFFFFF" w:sz="0"/>
+        </w:tblBorders>
+      </w:tblPr>
+      <w:tblGrid>
+        <w:gridCol w:w="820"/>
+        <w:gridCol w:w="8540"/>
+      </w:tblGrid>
+      <w:tr>
+        <w:tc>
+          <w:tcPr>
+            <w:tcW w:type="dxa" w:w="820"/>
+            <w:tcBorders>
+              <w:top w:val="none" w:color="FFFFFF" w:sz="0"/>
+              <w:left w:val="none" w:color="FFFFFF" w:sz="0"/>
+              <w:bottom w:val="none" w:color="FFFFFF" w:sz="0"/>
+              <w:right w:val="none" w:color="FFFFFF" w:sz="0"/>
+            </w:tcBorders>
+            <w:shd w:fill="0D274D" w:color="auto" w:val="clear"/>
+            <w:tcMar>
+              <w:top w:type="dxa" w:w="80"/>
+              <w:left w:type="dxa" w:w="0"/>
+              <w:bottom w:type="dxa" w:w="80"/>
+              <w:right w:type="dxa" w:w="0"/>
+            </w:tcMar>
+            <w:vAlign w:val="center"/>
+          </w:tcPr>
+          <w:p>
+            <w:pPr>
+              <w:spacing w:after="0" w:before="0" w:line="276"/>
+              <w:jc w:val="center"/>
+            </w:pPr>
+            <w:r>
+              <w:rPr>
+                <w:rFonts w:ascii="Calibri" w:cs="Calibri" w:eastAsia="Calibri" w:hAnsi="Calibri"/>
+                <w:b/>
+                <w:bCs/>
+                <w:color w:val="FFFFFF"/>
+                <w:sz w:val="32"/>
+                <w:szCs w:val="32"/>
+              </w:rPr>
+              <w:t xml:space="preserve">3</w:t>
+            </w:r>
+          </w:p>
+        </w:tc>
+        <w:tc>
+          <w:tcPr>
+            <w:tcW w:type="dxa" w:w="8540"/>
+            <w:tcBorders>
+              <w:top w:val="none" w:color="FFFFFF" w:sz="0"/>
+              <w:left w:val="none" w:color="FFFFFF" w:sz="0"/>
+              <w:bottom w:val="none" w:color="FFFFFF" w:sz="0"/>
+              <w:right w:val="none" w:color="FFFFFF" w:sz="0"/>
+            </w:tcBorders>
+            <w:tcMar>
+              <w:top w:type="dxa" w:w="80"/>
+              <w:left w:type="dxa" w:w="200"/>
+              <w:bottom w:type="dxa" w:w="80"/>
+              <w:right w:type="dxa" w:w="0"/>
+            </w:tcMar>
+            <w:vAlign w:val="center"/>
+          </w:tcPr>
+          <w:p>
+            <w:pPr>
+              <w:spacing w:after="0" w:before="0" w:line="276"/>
+            </w:pPr>
+            <w:r>
+              <w:rPr>
+                <w:rFonts w:ascii="Calibri" w:cs="Calibri" w:eastAsia="Calibri" w:hAnsi="Calibri"/>
+                <w:b/>
+                <w:bCs/>
+                <w:color w:val="0D274D"/>
+                <w:sz w:val="36"/>
+                <w:szCs w:val="36"/>
+              </w:rPr>
+              <w:t xml:space="preserve">Case Study 3</w:t>
+            </w:r>
+          </w:p>
+        </w:tc>
+      </w:tr>
+    </w:tbl>
+    <w:p>
+      <w:pPr>
+        <w:spacing w:after="60"/>
+      </w:pPr>
+      <w:r>
+        <w:rPr>
+          <w:rFonts w:ascii="Calibri" w:cs="Calibri" w:eastAsia="Calibri" w:hAnsi="Calibri"/>
+          <w:color w:val="14263A"/>
+          <w:sz w:val="2"/>
+          <w:szCs w:val="2"/>
+        </w:rPr>
+        <w:t xml:space="preserve"/>
       </w:r>
     </w:p>
     <w:tbl>
@@ -5124,33 +3900,43 @@
           <w:tcPr>
             <w:tcW w:type="dxa" w:w="9360"/>
             <w:tcBorders>
-              <w:top w:val="none" w:color="FFFFFF" w:sz="0"/>
-              <w:left w:val="single" w:color="036C8F" w:sz="18"/>
-              <w:bottom w:val="none" w:color="FFFFFF" w:sz="0"/>
-              <w:right w:val="none" w:color="FFFFFF" w:sz="0"/>
-            </w:tcBorders>
-            <w:shd w:fill="FBFCFE" w:color="auto" w:val="clear"/>
-            <w:tcMar>
-              <w:top w:type="dxa" w:w="90"/>
+              <w:top w:val="single" w:color="DCE6F1" w:sz="6"/>
+              <w:left w:val="single" w:color="DCE6F1" w:sz="6"/>
+              <w:bottom w:val="single" w:color="DCE6F1" w:sz="6"/>
+              <w:right w:val="single" w:color="DCE6F1" w:sz="6"/>
+            </w:tcBorders>
+            <w:shd w:fill="F3F7FB" w:color="auto" w:val="clear"/>
+            <w:tcMar>
+              <w:top w:type="dxa" w:w="110"/>
               <w:left w:type="dxa" w:w="160"/>
-              <w:bottom w:type="dxa" w:w="90"/>
+              <w:bottom w:type="dxa" w:w="110"/>
               <w:right w:type="dxa" w:w="160"/>
             </w:tcMar>
-          </w:tcPr>
-          <w:p>
-            <w:pPr>
-              <w:spacing w:after="0" w:before="0" w:line="276"/>
-            </w:pPr>
-            <w:r>
-              <w:rPr>
-                <w:rFonts w:ascii="Calibri" w:cs="Calibri" w:eastAsia="Calibri" w:hAnsi="Calibri"/>
-                <w:i/>
-                <w:iCs/>
-                <w:color w:val="22344A"/>
+            <w:vAlign w:val="top"/>
+          </w:tcPr>
+          <w:p>
+            <w:pPr>
+              <w:spacing w:after="0" w:before="0" w:line="276"/>
+            </w:pPr>
+            <w:r>
+              <w:rPr>
+                <w:rFonts w:ascii="Calibri" w:cs="Calibri" w:eastAsia="Calibri" w:hAnsi="Calibri"/>
+                <w:b/>
+                <w:bCs/>
+                <w:color w:val="0D274D"/>
                 <w:sz w:val="20"/>
                 <w:szCs w:val="20"/>
               </w:rPr>
-              <w:t xml:space="preserve">When our security tools detect a compromised device, our manual response time is too slow. By the time we identify the user and manually isolate the port, the attacker has already moved through the network.</w:t>
+              <w:t xml:space="preserve">The conversation.  </w:t>
+            </w:r>
+            <w:r>
+              <w:rPr>
+                <w:rFonts w:ascii="Calibri" w:cs="Calibri" w:eastAsia="Calibri" w:hAnsi="Calibri"/>
+                <w:color w:val="33465F"/>
+                <w:sz w:val="20"/>
+                <w:szCs w:val="20"/>
+              </w:rPr>
+              <w:t xml:space="preserve">A mixed-vendor perimeter, an inherited rulebase and mostly encrypted traffic leave blind spots and a slow response. Restore visibility, speed the response, and modernise detection with the team they have.</w:t>
             </w:r>
           </w:p>
         </w:tc>
@@ -5158,320 +3944,7 @@
     </w:tbl>
     <w:p>
       <w:pPr>
-        <w:spacing w:after="50"/>
-      </w:pPr>
-      <w:r>
-        <w:rPr>
-          <w:rFonts w:ascii="Calibri" w:cs="Calibri" w:eastAsia="Calibri" w:hAnsi="Calibri"/>
-          <w:color w:val="14263A"/>
-          <w:sz w:val="2"/>
-          <w:szCs w:val="2"/>
-        </w:rPr>
-        <w:t xml:space="preserve"/>
-      </w:r>
-    </w:p>
-    <w:tbl>
-      <w:tblPr>
-        <w:tblW w:type="dxa" w:w="9360"/>
-        <w:tblBorders>
-          <w:top w:val="single" w:color="C4D2E2" w:sz="6"/>
-          <w:left w:val="single" w:color="C4D2E2" w:sz="6"/>
-          <w:bottom w:val="single" w:color="C4D2E2" w:sz="6"/>
-          <w:right w:val="single" w:color="C4D2E2" w:sz="6"/>
-          <w:insideH w:val="none" w:color="FFFFFF" w:sz="0"/>
-          <w:insideV w:val="none" w:color="FFFFFF" w:sz="0"/>
-        </w:tblBorders>
-      </w:tblPr>
-      <w:tblGrid>
-        <w:gridCol w:w="3182"/>
-        <w:gridCol w:w="6178"/>
-      </w:tblGrid>
-      <w:tr>
-        <w:tc>
-          <w:tcPr>
-            <w:tcW w:type="dxa" w:w="3182"/>
-            <w:tcBorders>
-              <w:top w:val="single" w:color="E4EBF3" w:sz="4"/>
-              <w:left w:val="none" w:color="FFFFFF" w:sz="0"/>
-              <w:bottom w:val="none" w:color="FFFFFF" w:sz="0"/>
-              <w:right w:val="none" w:color="FFFFFF" w:sz="0"/>
-            </w:tcBorders>
-            <w:tcMar>
-              <w:top w:type="dxa" w:w="80"/>
-              <w:left w:type="dxa" w:w="150"/>
-              <w:bottom w:type="dxa" w:w="80"/>
-              <w:right w:type="dxa" w:w="120"/>
-            </w:tcMar>
-          </w:tcPr>
-          <w:p>
-            <w:pPr>
-              <w:spacing w:after="6" w:before="0" w:line="276"/>
-            </w:pPr>
-            <w:r>
-              <w:rPr>
-                <w:rFonts w:ascii="Calibri" w:cs="Calibri" w:eastAsia="Calibri" w:hAnsi="Calibri"/>
-                <w:b/>
-                <w:bCs/>
-                <w:color w:val="4A3AA8"/>
-                <w:sz w:val="19"/>
-                <w:szCs w:val="19"/>
-              </w:rPr>
-              <w:t xml:space="preserve">🔍 Problem Identifier</w:t>
-            </w:r>
-          </w:p>
-          <w:p>
-            <w:pPr>
-              <w:spacing w:after="0" w:before="0" w:line="276"/>
-            </w:pPr>
-            <w:r>
-              <w:rPr>
-                <w:rFonts w:ascii="Calibri" w:cs="Calibri" w:eastAsia="Calibri" w:hAnsi="Calibri"/>
-                <w:color w:val="7E8CA1"/>
-                <w:sz w:val="15"/>
-                <w:szCs w:val="15"/>
-              </w:rPr>
-              <w:t xml:space="preserve">/ 5</w:t>
-            </w:r>
-          </w:p>
-        </w:tc>
-        <w:tc>
-          <w:tcPr>
-            <w:tcW w:type="dxa" w:w="6178"/>
-            <w:tcBorders>
-              <w:top w:val="single" w:color="E4EBF3" w:sz="4"/>
-              <w:left w:val="none" w:color="FFFFFF" w:sz="0"/>
-              <w:bottom w:val="none" w:color="FFFFFF" w:sz="0"/>
-              <w:right w:val="none" w:color="FFFFFF" w:sz="0"/>
-            </w:tcBorders>
-            <w:tcMar>
-              <w:top w:type="dxa" w:w="80"/>
-              <w:left w:type="dxa" w:w="140"/>
-              <w:bottom w:type="dxa" w:w="80"/>
-              <w:right w:type="dxa" w:w="140"/>
-            </w:tcMar>
-          </w:tcPr>
-          <w:p>
-            <w:pPr>
-              <w:spacing w:after="0" w:before="0" w:line="276"/>
-            </w:pPr>
-            <w:r>
-              <w:rPr>
-                <w:rFonts w:ascii="Calibri" w:cs="Calibri" w:eastAsia="Calibri" w:hAnsi="Calibri"/>
-                <w:color w:val="2A3C52"/>
-                <w:sz w:val="19"/>
-                <w:szCs w:val="19"/>
-              </w:rPr>
-              <w:t xml:space="preserve">Correctly names the pain point and the requirements behind this concern, not just the surface ask.</w:t>
-            </w:r>
-          </w:p>
-        </w:tc>
-      </w:tr>
-      <w:tr>
-        <w:tc>
-          <w:tcPr>
-            <w:tcW w:type="dxa" w:w="3182"/>
-            <w:tcBorders>
-              <w:top w:val="single" w:color="E4EBF3" w:sz="4"/>
-              <w:left w:val="none" w:color="FFFFFF" w:sz="0"/>
-              <w:bottom w:val="none" w:color="FFFFFF" w:sz="0"/>
-              <w:right w:val="none" w:color="FFFFFF" w:sz="0"/>
-            </w:tcBorders>
-            <w:tcMar>
-              <w:top w:type="dxa" w:w="80"/>
-              <w:left w:type="dxa" w:w="150"/>
-              <w:bottom w:type="dxa" w:w="80"/>
-              <w:right w:type="dxa" w:w="120"/>
-            </w:tcMar>
-          </w:tcPr>
-          <w:p>
-            <w:pPr>
-              <w:spacing w:after="6" w:before="0" w:line="276"/>
-            </w:pPr>
-            <w:r>
-              <w:rPr>
-                <w:rFonts w:ascii="Calibri" w:cs="Calibri" w:eastAsia="Calibri" w:hAnsi="Calibri"/>
-                <w:b/>
-                <w:bCs/>
-                <w:color w:val="0B6670"/>
-                <w:sz w:val="19"/>
-                <w:szCs w:val="19"/>
-              </w:rPr>
-              <w:t xml:space="preserve">🏗️ Solution Designer</w:t>
-            </w:r>
-          </w:p>
-          <w:p>
-            <w:pPr>
-              <w:spacing w:after="0" w:before="0" w:line="276"/>
-            </w:pPr>
-            <w:r>
-              <w:rPr>
-                <w:rFonts w:ascii="Calibri" w:cs="Calibri" w:eastAsia="Calibri" w:hAnsi="Calibri"/>
-                <w:color w:val="7E8CA1"/>
-                <w:sz w:val="15"/>
-                <w:szCs w:val="15"/>
-              </w:rPr>
-              <w:t xml:space="preserve">/ 10</w:t>
-            </w:r>
-          </w:p>
-        </w:tc>
-        <w:tc>
-          <w:tcPr>
-            <w:tcW w:type="dxa" w:w="6178"/>
-            <w:tcBorders>
-              <w:top w:val="single" w:color="E4EBF3" w:sz="4"/>
-              <w:left w:val="none" w:color="FFFFFF" w:sz="0"/>
-              <w:bottom w:val="none" w:color="FFFFFF" w:sz="0"/>
-              <w:right w:val="none" w:color="FFFFFF" w:sz="0"/>
-            </w:tcBorders>
-            <w:tcMar>
-              <w:top w:type="dxa" w:w="80"/>
-              <w:left w:type="dxa" w:w="140"/>
-              <w:bottom w:type="dxa" w:w="80"/>
-              <w:right w:type="dxa" w:w="140"/>
-            </w:tcMar>
-          </w:tcPr>
-          <w:p>
-            <w:pPr>
-              <w:spacing w:after="0" w:before="0" w:line="276"/>
-            </w:pPr>
-            <w:r>
-              <w:rPr>
-                <w:rFonts w:ascii="Calibri" w:cs="Calibri" w:eastAsia="Calibri" w:hAnsi="Calibri"/>
-                <w:b/>
-                <w:bCs/>
-                <w:color w:val="0B6670"/>
-                <w:sz w:val="19"/>
-                <w:szCs w:val="19"/>
-              </w:rPr>
-              <w:t xml:space="preserve">ISE (Security Group Tags (pxGrid integration))</w:t>
-            </w:r>
-            <w:r>
-              <w:rPr>
-                <w:rFonts w:ascii="Calibri" w:cs="Calibri" w:eastAsia="Calibri" w:hAnsi="Calibri"/>
-                <w:color w:val="2A3C52"/>
-                <w:sz w:val="19"/>
-                <w:szCs w:val="19"/>
-              </w:rPr>
-              <w:t xml:space="preserve">. Reward the right solution, architecture and approach for Cedarline.</w:t>
-            </w:r>
-          </w:p>
-        </w:tc>
-      </w:tr>
-      <w:tr>
-        <w:tc>
-          <w:tcPr>
-            <w:tcW w:type="dxa" w:w="3182"/>
-            <w:tcBorders>
-              <w:top w:val="single" w:color="E4EBF3" w:sz="4"/>
-              <w:left w:val="none" w:color="FFFFFF" w:sz="0"/>
-              <w:bottom w:val="none" w:color="FFFFFF" w:sz="0"/>
-              <w:right w:val="none" w:color="FFFFFF" w:sz="0"/>
-            </w:tcBorders>
-            <w:tcMar>
-              <w:top w:type="dxa" w:w="80"/>
-              <w:left w:type="dxa" w:w="150"/>
-              <w:bottom w:type="dxa" w:w="80"/>
-              <w:right w:type="dxa" w:w="120"/>
-            </w:tcMar>
-          </w:tcPr>
-          <w:p>
-            <w:pPr>
-              <w:spacing w:after="6" w:before="0" w:line="276"/>
-            </w:pPr>
-            <w:r>
-              <w:rPr>
-                <w:rFonts w:ascii="Calibri" w:cs="Calibri" w:eastAsia="Calibri" w:hAnsi="Calibri"/>
-                <w:b/>
-                <w:bCs/>
-                <w:color w:val="9A6516"/>
-                <w:sz w:val="19"/>
-                <w:szCs w:val="19"/>
-              </w:rPr>
-              <w:t xml:space="preserve">🎯 Value Communicator</w:t>
-            </w:r>
-          </w:p>
-          <w:p>
-            <w:pPr>
-              <w:spacing w:after="0" w:before="0" w:line="276"/>
-            </w:pPr>
-            <w:r>
-              <w:rPr>
-                <w:rFonts w:ascii="Calibri" w:cs="Calibri" w:eastAsia="Calibri" w:hAnsi="Calibri"/>
-                <w:color w:val="7E8CA1"/>
-                <w:sz w:val="15"/>
-                <w:szCs w:val="15"/>
-              </w:rPr>
-              <w:t xml:space="preserve">/ 10</w:t>
-            </w:r>
-          </w:p>
-        </w:tc>
-        <w:tc>
-          <w:tcPr>
-            <w:tcW w:type="dxa" w:w="6178"/>
-            <w:tcBorders>
-              <w:top w:val="single" w:color="E4EBF3" w:sz="4"/>
-              <w:left w:val="none" w:color="FFFFFF" w:sz="0"/>
-              <w:bottom w:val="none" w:color="FFFFFF" w:sz="0"/>
-              <w:right w:val="none" w:color="FFFFFF" w:sz="0"/>
-            </w:tcBorders>
-            <w:tcMar>
-              <w:top w:type="dxa" w:w="80"/>
-              <w:left w:type="dxa" w:w="140"/>
-              <w:bottom w:type="dxa" w:w="80"/>
-              <w:right w:type="dxa" w:w="140"/>
-            </w:tcMar>
-          </w:tcPr>
-          <w:p>
-            <w:pPr>
-              <w:spacing w:after="0" w:before="0" w:line="276"/>
-            </w:pPr>
-            <w:r>
-              <w:rPr>
-                <w:rFonts w:ascii="Calibri" w:cs="Calibri" w:eastAsia="Calibri" w:hAnsi="Calibri"/>
-                <w:b/>
-                <w:bCs/>
-                <w:color w:val="0D274D"/>
-                <w:sz w:val="19"/>
-                <w:szCs w:val="19"/>
-              </w:rPr>
-              <w:t xml:space="preserve">How it works. </w:t>
-            </w:r>
-            <w:r>
-              <w:rPr>
-                <w:rFonts w:ascii="Calibri" w:cs="Calibri" w:eastAsia="Calibri" w:hAnsi="Calibri"/>
-                <w:color w:val="2A3C52"/>
-                <w:sz w:val="19"/>
-                <w:szCs w:val="19"/>
-              </w:rPr>
-              <w:t xml:space="preserve">Cisco ISE integrates with your security ecosystem via pxGrid and Adaptive Network Control (ANC). When a threat is detected, ISE can automatically trigger a quarantine policy, isolating the compromised device in real-time without requiring manual intervention. </w:t>
-            </w:r>
-            <w:r>
-              <w:rPr>
-                <w:rFonts w:ascii="Calibri" w:cs="Calibri" w:eastAsia="Calibri" w:hAnsi="Calibri"/>
-                <w:b/>
-                <w:bCs/>
-                <w:color w:val="0D274D"/>
-                <w:sz w:val="19"/>
-                <w:szCs w:val="19"/>
-              </w:rPr>
-              <w:t xml:space="preserve">Outcome. </w:t>
-            </w:r>
-            <w:r>
-              <w:rPr>
-                <w:rFonts w:ascii="Calibri" w:cs="Calibri" w:eastAsia="Calibri" w:hAnsi="Calibri"/>
-                <w:color w:val="2A3C52"/>
-                <w:sz w:val="19"/>
-                <w:szCs w:val="19"/>
-              </w:rPr>
-              <w:t xml:space="preserve">It automates the "Response" phase of the incident lifecycle. By bridging the gap between detection and enforcement, it stops threats at the speed of the network.</w:t>
-            </w:r>
-          </w:p>
-        </w:tc>
-      </w:tr>
-    </w:tbl>
-    <w:p>
-      <w:pPr>
-        <w:spacing w:after="160"/>
+        <w:spacing w:after="120"/>
       </w:pPr>
       <w:r>
         <w:rPr>
@@ -5495,9 +3968,9 @@
           <w:color w:val="FFFFFF"/>
           <w:sz w:val="15"/>
           <w:szCs w:val="15"/>
-          <w:shd w:fill="00BCEB" w:color="auto" w:val="clear"/>
-        </w:rPr>
-        <w:t xml:space="preserve">PAIN POINT 2</w:t>
+          <w:shd w:fill="0D274D" w:color="auto" w:val="clear"/>
+        </w:rPr>
+        <w:t xml:space="preserve">PAIN POINT 1</w:t>
       </w:r>
       <w:r>
         <w:rPr>
@@ -5506,7 +3979,7 @@
           <w:sz w:val="15"/>
           <w:szCs w:val="15"/>
         </w:rPr>
-        <w:t xml:space="preserve">   25 points</w:t>
+        <w:t xml:space="preserve"/>
       </w:r>
     </w:p>
     <w:tbl>
@@ -5555,7 +4028,7 @@
                 <w:sz w:val="20"/>
                 <w:szCs w:val="20"/>
               </w:rPr>
-              <w:t xml:space="preserve">Our firewall environment has become too complex to manage manually.</w:t>
+              <w:t xml:space="preserve">When our security tools detect a compromised device, our manual response time is too slow. By the time we identify the user and manually isolate the port, the attacker has already moved through the network.</w:t>
             </w:r>
           </w:p>
         </w:tc>
@@ -5588,13 +4061,13 @@
         </w:tblBorders>
       </w:tblPr>
       <w:tblGrid>
-        <w:gridCol w:w="3182"/>
-        <w:gridCol w:w="6178"/>
+        <w:gridCol w:w="2995"/>
+        <w:gridCol w:w="6365"/>
       </w:tblGrid>
       <w:tr>
         <w:tc>
           <w:tcPr>
-            <w:tcW w:type="dxa" w:w="3182"/>
+            <w:tcW w:type="dxa" w:w="2995"/>
             <w:tcBorders>
               <w:top w:val="single" w:color="E4EBF3" w:sz="4"/>
               <w:left w:val="none" w:color="FFFFFF" w:sz="0"/>
@@ -5610,7 +4083,7 @@
           </w:tcPr>
           <w:p>
             <w:pPr>
-              <w:spacing w:after="6" w:before="0" w:line="276"/>
+              <w:spacing w:after="0" w:before="0" w:line="276"/>
             </w:pPr>
             <w:r>
               <w:rPr>
@@ -5621,27 +4094,13 @@
                 <w:sz w:val="19"/>
                 <w:szCs w:val="19"/>
               </w:rPr>
-              <w:t xml:space="preserve">🔍 Problem Identifier</w:t>
-            </w:r>
-          </w:p>
-          <w:p>
-            <w:pPr>
-              <w:spacing w:after="0" w:before="0" w:line="276"/>
-            </w:pPr>
-            <w:r>
-              <w:rPr>
-                <w:rFonts w:ascii="Calibri" w:cs="Calibri" w:eastAsia="Calibri" w:hAnsi="Calibri"/>
-                <w:color w:val="7E8CA1"/>
-                <w:sz w:val="15"/>
-                <w:szCs w:val="15"/>
-              </w:rPr>
-              <w:t xml:space="preserve">/ 5</w:t>
-            </w:r>
-          </w:p>
-        </w:tc>
-        <w:tc>
-          <w:tcPr>
-            <w:tcW w:type="dxa" w:w="6178"/>
+              <w:t xml:space="preserve">Problem Identifier</w:t>
+            </w:r>
+          </w:p>
+        </w:tc>
+        <w:tc>
+          <w:tcPr>
+            <w:tcW w:type="dxa" w:w="6365"/>
             <w:tcBorders>
               <w:top w:val="single" w:color="E4EBF3" w:sz="4"/>
               <w:left w:val="none" w:color="FFFFFF" w:sz="0"/>
@@ -5674,7 +4133,7 @@
       <w:tr>
         <w:tc>
           <w:tcPr>
-            <w:tcW w:type="dxa" w:w="3182"/>
+            <w:tcW w:type="dxa" w:w="2995"/>
             <w:tcBorders>
               <w:top w:val="single" w:color="E4EBF3" w:sz="4"/>
               <w:left w:val="none" w:color="FFFFFF" w:sz="0"/>
@@ -5690,7 +4149,7 @@
           </w:tcPr>
           <w:p>
             <w:pPr>
-              <w:spacing w:after="6" w:before="0" w:line="276"/>
+              <w:spacing w:after="0" w:before="0" w:line="276"/>
             </w:pPr>
             <w:r>
               <w:rPr>
@@ -5701,27 +4160,13 @@
                 <w:sz w:val="19"/>
                 <w:szCs w:val="19"/>
               </w:rPr>
-              <w:t xml:space="preserve">🏗️ Solution Designer</w:t>
-            </w:r>
-          </w:p>
-          <w:p>
-            <w:pPr>
-              <w:spacing w:after="0" w:before="0" w:line="276"/>
-            </w:pPr>
-            <w:r>
-              <w:rPr>
-                <w:rFonts w:ascii="Calibri" w:cs="Calibri" w:eastAsia="Calibri" w:hAnsi="Calibri"/>
-                <w:color w:val="7E8CA1"/>
-                <w:sz w:val="15"/>
-                <w:szCs w:val="15"/>
-              </w:rPr>
-              <w:t xml:space="preserve">/ 10</w:t>
-            </w:r>
-          </w:p>
-        </w:tc>
-        <w:tc>
-          <w:tcPr>
-            <w:tcW w:type="dxa" w:w="6178"/>
+              <w:t xml:space="preserve">Solution Designer</w:t>
+            </w:r>
+          </w:p>
+        </w:tc>
+        <w:tc>
+          <w:tcPr>
+            <w:tcW w:type="dxa" w:w="6365"/>
             <w:tcBorders>
               <w:top w:val="single" w:color="E4EBF3" w:sz="4"/>
               <w:left w:val="none" w:color="FFFFFF" w:sz="0"/>
@@ -5748,7 +4193,7 @@
                 <w:sz w:val="19"/>
                 <w:szCs w:val="19"/>
               </w:rPr>
-              <w:t xml:space="preserve">Cisco Security Cloud Control, FMC, FTD (Unified Policy Administration)</w:t>
+              <w:t xml:space="preserve">ISE (Security Group Tags (pxGrid integration))</w:t>
             </w:r>
             <w:r>
               <w:rPr>
@@ -5757,15 +4202,15 @@
                 <w:sz w:val="19"/>
                 <w:szCs w:val="19"/>
               </w:rPr>
-              <w:t xml:space="preserve">. Reward the right solution, architecture and approach for Cedarline.</w:t>
-            </w:r>
-          </w:p>
-        </w:tc>
-      </w:tr>
-      <w:tr>
-        <w:tc>
-          <w:tcPr>
-            <w:tcW w:type="dxa" w:w="3182"/>
+              <w:t xml:space="preserve">. The right solution, architecture and approach for Cedarline.</w:t>
+            </w:r>
+          </w:p>
+        </w:tc>
+      </w:tr>
+      <w:tr>
+        <w:tc>
+          <w:tcPr>
+            <w:tcW w:type="dxa" w:w="2995"/>
             <w:tcBorders>
               <w:top w:val="single" w:color="E4EBF3" w:sz="4"/>
               <w:left w:val="none" w:color="FFFFFF" w:sz="0"/>
@@ -5781,7 +4226,7 @@
           </w:tcPr>
           <w:p>
             <w:pPr>
-              <w:spacing w:after="6" w:before="0" w:line="276"/>
+              <w:spacing w:after="0" w:before="0" w:line="276"/>
             </w:pPr>
             <w:r>
               <w:rPr>
@@ -5792,27 +4237,13 @@
                 <w:sz w:val="19"/>
                 <w:szCs w:val="19"/>
               </w:rPr>
-              <w:t xml:space="preserve">🎯 Value Communicator</w:t>
-            </w:r>
-          </w:p>
-          <w:p>
-            <w:pPr>
-              <w:spacing w:after="0" w:before="0" w:line="276"/>
-            </w:pPr>
-            <w:r>
-              <w:rPr>
-                <w:rFonts w:ascii="Calibri" w:cs="Calibri" w:eastAsia="Calibri" w:hAnsi="Calibri"/>
-                <w:color w:val="7E8CA1"/>
-                <w:sz w:val="15"/>
-                <w:szCs w:val="15"/>
-              </w:rPr>
-              <w:t xml:space="preserve">/ 10</w:t>
-            </w:r>
-          </w:p>
-        </w:tc>
-        <w:tc>
-          <w:tcPr>
-            <w:tcW w:type="dxa" w:w="6178"/>
+              <w:t xml:space="preserve">Value Communicator</w:t>
+            </w:r>
+          </w:p>
+        </w:tc>
+        <w:tc>
+          <w:tcPr>
+            <w:tcW w:type="dxa" w:w="6365"/>
             <w:tcBorders>
               <w:top w:val="single" w:color="E4EBF3" w:sz="4"/>
               <w:left w:val="none" w:color="FFFFFF" w:sz="0"/>
@@ -5848,7 +4279,7 @@
                 <w:sz w:val="19"/>
                 <w:szCs w:val="19"/>
               </w:rPr>
-              <w:t xml:space="preserve">Cisco applies AI-driven analysis to firewall telemetry and policy data to surface optimization opportunities, reduce manual troubleshooting, and guide cleaner policy administration. </w:t>
+              <w:t xml:space="preserve">Cisco ISE integrates with your security ecosystem via pxGrid and Adaptive Network Control (ANC). When a threat is detected, ISE can automatically trigger a quarantine policy, isolating the compromised device in real-time without requiring manual intervention. </w:t>
             </w:r>
             <w:r>
               <w:rPr>
@@ -5868,7 +4299,7 @@
                 <w:sz w:val="19"/>
                 <w:szCs w:val="19"/>
               </w:rPr>
-              <w:t xml:space="preserve">Reduces manual policy review; identifies redundant/stale rules; lowers risk from human error.</w:t>
+              <w:t xml:space="preserve">It automates the "Response" phase of the incident lifecycle. By bridging the gap between detection and enforcement, it stops threats at the speed of the network.</w:t>
             </w:r>
           </w:p>
         </w:tc>
@@ -5900,9 +4331,9 @@
           <w:color w:val="FFFFFF"/>
           <w:sz w:val="15"/>
           <w:szCs w:val="15"/>
-          <w:shd w:fill="00BCEB" w:color="auto" w:val="clear"/>
-        </w:rPr>
-        <w:t xml:space="preserve">PAIN POINT 3</w:t>
+          <w:shd w:fill="0D274D" w:color="auto" w:val="clear"/>
+        </w:rPr>
+        <w:t xml:space="preserve">PAIN POINT 2</w:t>
       </w:r>
       <w:r>
         <w:rPr>
@@ -5911,7 +4342,7 @@
           <w:sz w:val="15"/>
           <w:szCs w:val="15"/>
         </w:rPr>
-        <w:t xml:space="preserve">   25 points</w:t>
+        <w:t xml:space="preserve"/>
       </w:r>
     </w:p>
     <w:tbl>
@@ -5960,7 +4391,7 @@
                 <w:sz w:val="20"/>
                 <w:szCs w:val="20"/>
               </w:rPr>
-              <w:t xml:space="preserve">Most of our traffic is encrypted, so we've lost visibility into a huge part of our environment.</w:t>
+              <w:t xml:space="preserve">Our firewall environment has become too complex to manage manually.</w:t>
             </w:r>
           </w:p>
         </w:tc>
@@ -5993,13 +4424,13 @@
         </w:tblBorders>
       </w:tblPr>
       <w:tblGrid>
-        <w:gridCol w:w="3182"/>
-        <w:gridCol w:w="6178"/>
+        <w:gridCol w:w="2995"/>
+        <w:gridCol w:w="6365"/>
       </w:tblGrid>
       <w:tr>
         <w:tc>
           <w:tcPr>
-            <w:tcW w:type="dxa" w:w="3182"/>
+            <w:tcW w:type="dxa" w:w="2995"/>
             <w:tcBorders>
               <w:top w:val="single" w:color="E4EBF3" w:sz="4"/>
               <w:left w:val="none" w:color="FFFFFF" w:sz="0"/>
@@ -6015,7 +4446,7 @@
           </w:tcPr>
           <w:p>
             <w:pPr>
-              <w:spacing w:after="6" w:before="0" w:line="276"/>
+              <w:spacing w:after="0" w:before="0" w:line="276"/>
             </w:pPr>
             <w:r>
               <w:rPr>
@@ -6026,27 +4457,13 @@
                 <w:sz w:val="19"/>
                 <w:szCs w:val="19"/>
               </w:rPr>
-              <w:t xml:space="preserve">🔍 Problem Identifier</w:t>
-            </w:r>
-          </w:p>
-          <w:p>
-            <w:pPr>
-              <w:spacing w:after="0" w:before="0" w:line="276"/>
-            </w:pPr>
-            <w:r>
-              <w:rPr>
-                <w:rFonts w:ascii="Calibri" w:cs="Calibri" w:eastAsia="Calibri" w:hAnsi="Calibri"/>
-                <w:color w:val="7E8CA1"/>
-                <w:sz w:val="15"/>
-                <w:szCs w:val="15"/>
-              </w:rPr>
-              <w:t xml:space="preserve">/ 5</w:t>
-            </w:r>
-          </w:p>
-        </w:tc>
-        <w:tc>
-          <w:tcPr>
-            <w:tcW w:type="dxa" w:w="6178"/>
+              <w:t xml:space="preserve">Problem Identifier</w:t>
+            </w:r>
+          </w:p>
+        </w:tc>
+        <w:tc>
+          <w:tcPr>
+            <w:tcW w:type="dxa" w:w="6365"/>
             <w:tcBorders>
               <w:top w:val="single" w:color="E4EBF3" w:sz="4"/>
               <w:left w:val="none" w:color="FFFFFF" w:sz="0"/>
@@ -6079,7 +4496,7 @@
       <w:tr>
         <w:tc>
           <w:tcPr>
-            <w:tcW w:type="dxa" w:w="3182"/>
+            <w:tcW w:type="dxa" w:w="2995"/>
             <w:tcBorders>
               <w:top w:val="single" w:color="E4EBF3" w:sz="4"/>
               <w:left w:val="none" w:color="FFFFFF" w:sz="0"/>
@@ -6095,7 +4512,7 @@
           </w:tcPr>
           <w:p>
             <w:pPr>
-              <w:spacing w:after="6" w:before="0" w:line="276"/>
+              <w:spacing w:after="0" w:before="0" w:line="276"/>
             </w:pPr>
             <w:r>
               <w:rPr>
@@ -6106,27 +4523,13 @@
                 <w:sz w:val="19"/>
                 <w:szCs w:val="19"/>
               </w:rPr>
-              <w:t xml:space="preserve">🏗️ Solution Designer</w:t>
-            </w:r>
-          </w:p>
-          <w:p>
-            <w:pPr>
-              <w:spacing w:after="0" w:before="0" w:line="276"/>
-            </w:pPr>
-            <w:r>
-              <w:rPr>
-                <w:rFonts w:ascii="Calibri" w:cs="Calibri" w:eastAsia="Calibri" w:hAnsi="Calibri"/>
-                <w:color w:val="7E8CA1"/>
-                <w:sz w:val="15"/>
-                <w:szCs w:val="15"/>
-              </w:rPr>
-              <w:t xml:space="preserve">/ 10</w:t>
-            </w:r>
-          </w:p>
-        </w:tc>
-        <w:tc>
-          <w:tcPr>
-            <w:tcW w:type="dxa" w:w="6178"/>
+              <w:t xml:space="preserve">Solution Designer</w:t>
+            </w:r>
+          </w:p>
+        </w:tc>
+        <w:tc>
+          <w:tcPr>
+            <w:tcW w:type="dxa" w:w="6365"/>
             <w:tcBorders>
               <w:top w:val="single" w:color="E4EBF3" w:sz="4"/>
               <w:left w:val="none" w:color="FFFFFF" w:sz="0"/>
@@ -6153,7 +4556,7 @@
                 <w:sz w:val="19"/>
                 <w:szCs w:val="19"/>
               </w:rPr>
-              <w:t xml:space="preserve">Cisco Secure Firewall (FTD), FMC, Security Cloud Control (EVE)</w:t>
+              <w:t xml:space="preserve">Cisco Security Cloud Control, FMC, FTD (Unified Policy Administration)</w:t>
             </w:r>
             <w:r>
               <w:rPr>
@@ -6162,15 +4565,15 @@
                 <w:sz w:val="19"/>
                 <w:szCs w:val="19"/>
               </w:rPr>
-              <w:t xml:space="preserve">. Reward the right solution, architecture and approach for Cedarline.</w:t>
-            </w:r>
-          </w:p>
-        </w:tc>
-      </w:tr>
-      <w:tr>
-        <w:tc>
-          <w:tcPr>
-            <w:tcW w:type="dxa" w:w="3182"/>
+              <w:t xml:space="preserve">. The right solution, architecture and approach for Cedarline.</w:t>
+            </w:r>
+          </w:p>
+        </w:tc>
+      </w:tr>
+      <w:tr>
+        <w:tc>
+          <w:tcPr>
+            <w:tcW w:type="dxa" w:w="2995"/>
             <w:tcBorders>
               <w:top w:val="single" w:color="E4EBF3" w:sz="4"/>
               <w:left w:val="none" w:color="FFFFFF" w:sz="0"/>
@@ -6186,7 +4589,7 @@
           </w:tcPr>
           <w:p>
             <w:pPr>
-              <w:spacing w:after="6" w:before="0" w:line="276"/>
+              <w:spacing w:after="0" w:before="0" w:line="276"/>
             </w:pPr>
             <w:r>
               <w:rPr>
@@ -6197,27 +4600,13 @@
                 <w:sz w:val="19"/>
                 <w:szCs w:val="19"/>
               </w:rPr>
-              <w:t xml:space="preserve">🎯 Value Communicator</w:t>
-            </w:r>
-          </w:p>
-          <w:p>
-            <w:pPr>
-              <w:spacing w:after="0" w:before="0" w:line="276"/>
-            </w:pPr>
-            <w:r>
-              <w:rPr>
-                <w:rFonts w:ascii="Calibri" w:cs="Calibri" w:eastAsia="Calibri" w:hAnsi="Calibri"/>
-                <w:color w:val="7E8CA1"/>
-                <w:sz w:val="15"/>
-                <w:szCs w:val="15"/>
-              </w:rPr>
-              <w:t xml:space="preserve">/ 10</w:t>
-            </w:r>
-          </w:p>
-        </w:tc>
-        <w:tc>
-          <w:tcPr>
-            <w:tcW w:type="dxa" w:w="6178"/>
+              <w:t xml:space="preserve">Value Communicator</w:t>
+            </w:r>
+          </w:p>
+        </w:tc>
+        <w:tc>
+          <w:tcPr>
+            <w:tcW w:type="dxa" w:w="6365"/>
             <w:tcBorders>
               <w:top w:val="single" w:color="E4EBF3" w:sz="4"/>
               <w:left w:val="none" w:color="FFFFFF" w:sz="0"/>
@@ -6253,7 +4642,7 @@
                 <w:sz w:val="19"/>
                 <w:szCs w:val="19"/>
               </w:rPr>
-              <w:t xml:space="preserve">Encrypted Visibility Engine (EVE) uses AI/ML-based fingerprinting to analyze encrypted traffic patterns and identify suspicious behavior without decrypting the payload. </w:t>
+              <w:t xml:space="preserve">Cisco applies AI-driven analysis to firewall telemetry and policy data to surface optimization opportunities, reduce manual troubleshooting, and guide cleaner policy administration. </w:t>
             </w:r>
             <w:r>
               <w:rPr>
@@ -6273,7 +4662,7 @@
                 <w:sz w:val="19"/>
                 <w:szCs w:val="19"/>
               </w:rPr>
-              <w:t xml:space="preserve">Restores visibility into encrypted blind spots; avoids the performance/privacy overhead of decrypt-everything strategies.</w:t>
+              <w:t xml:space="preserve">Reduces manual policy review; identifies redundant/stale rules; lowers risk from human error.</w:t>
             </w:r>
           </w:p>
         </w:tc>
@@ -6305,9 +4694,9 @@
           <w:color w:val="FFFFFF"/>
           <w:sz w:val="15"/>
           <w:szCs w:val="15"/>
-          <w:shd w:fill="00BCEB" w:color="auto" w:val="clear"/>
-        </w:rPr>
-        <w:t xml:space="preserve">PAIN POINT 4</w:t>
+          <w:shd w:fill="0D274D" w:color="auto" w:val="clear"/>
+        </w:rPr>
+        <w:t xml:space="preserve">PAIN POINT 3</w:t>
       </w:r>
       <w:r>
         <w:rPr>
@@ -6316,7 +4705,7 @@
           <w:sz w:val="15"/>
           <w:szCs w:val="15"/>
         </w:rPr>
-        <w:t xml:space="preserve">   25 points</w:t>
+        <w:t xml:space="preserve"/>
       </w:r>
     </w:p>
     <w:tbl>
@@ -6365,7 +4754,7 @@
                 <w:sz w:val="20"/>
                 <w:szCs w:val="20"/>
               </w:rPr>
-              <w:t xml:space="preserve">We're worried traditional signature-based detection won't catch new or unknown attacks quickly enough.</w:t>
+              <w:t xml:space="preserve">Most of our traffic is encrypted, so we've lost visibility into a huge part of our environment.</w:t>
             </w:r>
           </w:p>
         </w:tc>
@@ -6398,13 +4787,13 @@
         </w:tblBorders>
       </w:tblPr>
       <w:tblGrid>
-        <w:gridCol w:w="3182"/>
-        <w:gridCol w:w="6178"/>
+        <w:gridCol w:w="2995"/>
+        <w:gridCol w:w="6365"/>
       </w:tblGrid>
       <w:tr>
         <w:tc>
           <w:tcPr>
-            <w:tcW w:type="dxa" w:w="3182"/>
+            <w:tcW w:type="dxa" w:w="2995"/>
             <w:tcBorders>
               <w:top w:val="single" w:color="E4EBF3" w:sz="4"/>
               <w:left w:val="none" w:color="FFFFFF" w:sz="0"/>
@@ -6420,7 +4809,7 @@
           </w:tcPr>
           <w:p>
             <w:pPr>
-              <w:spacing w:after="6" w:before="0" w:line="276"/>
+              <w:spacing w:after="0" w:before="0" w:line="276"/>
             </w:pPr>
             <w:r>
               <w:rPr>
@@ -6431,27 +4820,13 @@
                 <w:sz w:val="19"/>
                 <w:szCs w:val="19"/>
               </w:rPr>
-              <w:t xml:space="preserve">🔍 Problem Identifier</w:t>
-            </w:r>
-          </w:p>
-          <w:p>
-            <w:pPr>
-              <w:spacing w:after="0" w:before="0" w:line="276"/>
-            </w:pPr>
-            <w:r>
-              <w:rPr>
-                <w:rFonts w:ascii="Calibri" w:cs="Calibri" w:eastAsia="Calibri" w:hAnsi="Calibri"/>
-                <w:color w:val="7E8CA1"/>
-                <w:sz w:val="15"/>
-                <w:szCs w:val="15"/>
-              </w:rPr>
-              <w:t xml:space="preserve">/ 5</w:t>
-            </w:r>
-          </w:p>
-        </w:tc>
-        <w:tc>
-          <w:tcPr>
-            <w:tcW w:type="dxa" w:w="6178"/>
+              <w:t xml:space="preserve">Problem Identifier</w:t>
+            </w:r>
+          </w:p>
+        </w:tc>
+        <w:tc>
+          <w:tcPr>
+            <w:tcW w:type="dxa" w:w="6365"/>
             <w:tcBorders>
               <w:top w:val="single" w:color="E4EBF3" w:sz="4"/>
               <w:left w:val="none" w:color="FFFFFF" w:sz="0"/>
@@ -6484,7 +4859,7 @@
       <w:tr>
         <w:tc>
           <w:tcPr>
-            <w:tcW w:type="dxa" w:w="3182"/>
+            <w:tcW w:type="dxa" w:w="2995"/>
             <w:tcBorders>
               <w:top w:val="single" w:color="E4EBF3" w:sz="4"/>
               <w:left w:val="none" w:color="FFFFFF" w:sz="0"/>
@@ -6500,7 +4875,7 @@
           </w:tcPr>
           <w:p>
             <w:pPr>
-              <w:spacing w:after="6" w:before="0" w:line="276"/>
+              <w:spacing w:after="0" w:before="0" w:line="276"/>
             </w:pPr>
             <w:r>
               <w:rPr>
@@ -6511,27 +4886,13 @@
                 <w:sz w:val="19"/>
                 <w:szCs w:val="19"/>
               </w:rPr>
-              <w:t xml:space="preserve">🏗️ Solution Designer</w:t>
-            </w:r>
-          </w:p>
-          <w:p>
-            <w:pPr>
-              <w:spacing w:after="0" w:before="0" w:line="276"/>
-            </w:pPr>
-            <w:r>
-              <w:rPr>
-                <w:rFonts w:ascii="Calibri" w:cs="Calibri" w:eastAsia="Calibri" w:hAnsi="Calibri"/>
-                <w:color w:val="7E8CA1"/>
-                <w:sz w:val="15"/>
-                <w:szCs w:val="15"/>
-              </w:rPr>
-              <w:t xml:space="preserve">/ 10</w:t>
-            </w:r>
-          </w:p>
-        </w:tc>
-        <w:tc>
-          <w:tcPr>
-            <w:tcW w:type="dxa" w:w="6178"/>
+              <w:t xml:space="preserve">Solution Designer</w:t>
+            </w:r>
+          </w:p>
+        </w:tc>
+        <w:tc>
+          <w:tcPr>
+            <w:tcW w:type="dxa" w:w="6365"/>
             <w:tcBorders>
               <w:top w:val="single" w:color="E4EBF3" w:sz="4"/>
               <w:left w:val="none" w:color="FFFFFF" w:sz="0"/>
@@ -6558,7 +4919,7 @@
                 <w:sz w:val="19"/>
                 <w:szCs w:val="19"/>
               </w:rPr>
-              <w:t xml:space="preserve">Cisco Secure Firewall (FTD), FMC, Security Cloud Control (Snort ML)</w:t>
+              <w:t xml:space="preserve">Cisco Secure Firewall (FTD), FMC, Security Cloud Control (EVE)</w:t>
             </w:r>
             <w:r>
               <w:rPr>
@@ -6567,15 +4928,15 @@
                 <w:sz w:val="19"/>
                 <w:szCs w:val="19"/>
               </w:rPr>
-              <w:t xml:space="preserve">. Reward the right solution, architecture and approach for Cedarline.</w:t>
-            </w:r>
-          </w:p>
-        </w:tc>
-      </w:tr>
-      <w:tr>
-        <w:tc>
-          <w:tcPr>
-            <w:tcW w:type="dxa" w:w="3182"/>
+              <w:t xml:space="preserve">. The right solution, architecture and approach for Cedarline.</w:t>
+            </w:r>
+          </w:p>
+        </w:tc>
+      </w:tr>
+      <w:tr>
+        <w:tc>
+          <w:tcPr>
+            <w:tcW w:type="dxa" w:w="2995"/>
             <w:tcBorders>
               <w:top w:val="single" w:color="E4EBF3" w:sz="4"/>
               <w:left w:val="none" w:color="FFFFFF" w:sz="0"/>
@@ -6591,7 +4952,7 @@
           </w:tcPr>
           <w:p>
             <w:pPr>
-              <w:spacing w:after="6" w:before="0" w:line="276"/>
+              <w:spacing w:after="0" w:before="0" w:line="276"/>
             </w:pPr>
             <w:r>
               <w:rPr>
@@ -6602,27 +4963,13 @@
                 <w:sz w:val="19"/>
                 <w:szCs w:val="19"/>
               </w:rPr>
-              <w:t xml:space="preserve">🎯 Value Communicator</w:t>
-            </w:r>
-          </w:p>
-          <w:p>
-            <w:pPr>
-              <w:spacing w:after="0" w:before="0" w:line="276"/>
-            </w:pPr>
-            <w:r>
-              <w:rPr>
-                <w:rFonts w:ascii="Calibri" w:cs="Calibri" w:eastAsia="Calibri" w:hAnsi="Calibri"/>
-                <w:color w:val="7E8CA1"/>
-                <w:sz w:val="15"/>
-                <w:szCs w:val="15"/>
-              </w:rPr>
-              <w:t xml:space="preserve">/ 10</w:t>
-            </w:r>
-          </w:p>
-        </w:tc>
-        <w:tc>
-          <w:tcPr>
-            <w:tcW w:type="dxa" w:w="6178"/>
+              <w:t xml:space="preserve">Value Communicator</w:t>
+            </w:r>
+          </w:p>
+        </w:tc>
+        <w:tc>
+          <w:tcPr>
+            <w:tcW w:type="dxa" w:w="6365"/>
             <w:tcBorders>
               <w:top w:val="single" w:color="E4EBF3" w:sz="4"/>
               <w:left w:val="none" w:color="FFFFFF" w:sz="0"/>
@@ -6658,7 +5005,7 @@
                 <w:sz w:val="19"/>
                 <w:szCs w:val="19"/>
               </w:rPr>
-              <w:t xml:space="preserve">That's exactly where Snort ML helps. It adds machine-learning-based detection inside the Snort 3 engine to identify exploit behavior associated with unknown/zero-day threats. </w:t>
+              <w:t xml:space="preserve">Encrypted Visibility Engine (EVE) uses AI/ML-based fingerprinting to analyze encrypted traffic patterns and identify suspicious behavior without decrypting the payload. </w:t>
             </w:r>
             <w:r>
               <w:rPr>
@@ -6678,7 +5025,7 @@
                 <w:sz w:val="19"/>
                 <w:szCs w:val="19"/>
               </w:rPr>
-              <w:t xml:space="preserve">Addresses the gap between known and unknown threat detection; reduces dependence on signature timing.</w:t>
+              <w:t xml:space="preserve">Restores visibility into encrypted blind spots; avoids the performance/privacy overhead of decrypt-everything strategies.</w:t>
             </w:r>
           </w:p>
         </w:tc>
@@ -6700,41 +5047,28 @@
     </w:p>
     <w:p>
       <w:pPr>
-        <w:pageBreakBefore/>
-        <w:spacing w:after="0" w:before="0" w:line="276"/>
-      </w:pPr>
-    </w:p>
-    <w:p>
-      <w:pPr>
-        <w:spacing w:after="40" w:before="0" w:line="276"/>
+        <w:spacing w:after="60" w:before="60" w:line="276"/>
       </w:pPr>
       <w:r>
         <w:rPr>
           <w:rFonts w:ascii="Calibri" w:cs="Calibri" w:eastAsia="Calibri" w:hAnsi="Calibri"/>
           <w:b/>
           <w:bCs/>
-          <w:caps/>
-          <w:color w:val="036C8F"/>
-          <w:sz w:val="16"/>
-          <w:szCs w:val="16"/>
-        </w:rPr>
-        <w:t xml:space="preserve">Case Study 4 · reference</w:t>
-      </w:r>
-    </w:p>
-    <w:p>
-      <w:pPr>
-        <w:spacing w:after="60" w:before="0" w:line="276"/>
-      </w:pPr>
-      <w:r>
-        <w:rPr>
-          <w:rFonts w:ascii="Calibri" w:cs="Calibri" w:eastAsia="Calibri" w:hAnsi="Calibri"/>
-          <w:b/>
-          <w:bCs/>
-          <w:color w:val="0D274D"/>
-          <w:sz w:val="42"/>
-          <w:szCs w:val="42"/>
-        </w:rPr>
-        <w:t xml:space="preserve">Macro &amp; Micro Segmentation</w:t>
+          <w:color w:val="FFFFFF"/>
+          <w:sz w:val="15"/>
+          <w:szCs w:val="15"/>
+          <w:shd w:fill="0D274D" w:color="auto" w:val="clear"/>
+        </w:rPr>
+        <w:t xml:space="preserve">PAIN POINT 4</w:t>
+      </w:r>
+      <w:r>
+        <w:rPr>
+          <w:rFonts w:ascii="Calibri" w:cs="Calibri" w:eastAsia="Calibri" w:hAnsi="Calibri"/>
+          <w:color w:val="7E8CA1"/>
+          <w:sz w:val="15"/>
+          <w:szCs w:val="15"/>
+        </w:rPr>
+        <w:t xml:space="preserve"/>
       </w:r>
     </w:p>
     <w:tbl>
@@ -6757,43 +5091,33 @@
           <w:tcPr>
             <w:tcW w:type="dxa" w:w="9360"/>
             <w:tcBorders>
-              <w:top w:val="single" w:color="DCE6F1" w:sz="6"/>
-              <w:left w:val="single" w:color="DCE6F1" w:sz="6"/>
-              <w:bottom w:val="single" w:color="DCE6F1" w:sz="6"/>
-              <w:right w:val="single" w:color="DCE6F1" w:sz="6"/>
-            </w:tcBorders>
-            <w:shd w:fill="F3F7FB" w:color="auto" w:val="clear"/>
-            <w:tcMar>
-              <w:top w:type="dxa" w:w="110"/>
+              <w:top w:val="none" w:color="FFFFFF" w:sz="0"/>
+              <w:left w:val="single" w:color="036C8F" w:sz="18"/>
+              <w:bottom w:val="none" w:color="FFFFFF" w:sz="0"/>
+              <w:right w:val="none" w:color="FFFFFF" w:sz="0"/>
+            </w:tcBorders>
+            <w:shd w:fill="FBFCFE" w:color="auto" w:val="clear"/>
+            <w:tcMar>
+              <w:top w:type="dxa" w:w="90"/>
               <w:left w:type="dxa" w:w="160"/>
-              <w:bottom w:type="dxa" w:w="110"/>
+              <w:bottom w:type="dxa" w:w="90"/>
               <w:right w:type="dxa" w:w="160"/>
             </w:tcMar>
-            <w:vAlign w:val="top"/>
-          </w:tcPr>
-          <w:p>
-            <w:pPr>
-              <w:spacing w:after="0" w:before="0" w:line="276"/>
-            </w:pPr>
-            <w:r>
-              <w:rPr>
-                <w:rFonts w:ascii="Calibri" w:cs="Calibri" w:eastAsia="Calibri" w:hAnsi="Calibri"/>
-                <w:b/>
-                <w:bCs/>
-                <w:color w:val="0D274D"/>
+          </w:tcPr>
+          <w:p>
+            <w:pPr>
+              <w:spacing w:after="0" w:before="0" w:line="276"/>
+            </w:pPr>
+            <w:r>
+              <w:rPr>
+                <w:rFonts w:ascii="Calibri" w:cs="Calibri" w:eastAsia="Calibri" w:hAnsi="Calibri"/>
+                <w:i/>
+                <w:iCs/>
+                <w:color w:val="22344A"/>
                 <w:sz w:val="20"/>
                 <w:szCs w:val="20"/>
               </w:rPr>
-              <w:t xml:space="preserve">The conversation.  </w:t>
-            </w:r>
-            <w:r>
-              <w:rPr>
-                <w:rFonts w:ascii="Calibri" w:cs="Calibri" w:eastAsia="Calibri" w:hAnsi="Calibri"/>
-                <w:color w:val="33465F"/>
-                <w:sz w:val="20"/>
-                <w:szCs w:val="20"/>
-              </w:rPr>
-              <w:t xml:space="preserve">A flat data centre and fragmented Kubernetes networking invite east-west movement. Build segmentation Cedarline can adopt safely, with runtime visibility and application-dependency awareness so nothing breaks.</w:t>
+              <w:t xml:space="preserve">We're worried traditional signature-based detection won't catch new or unknown attacks quickly enough.</w:t>
             </w:r>
           </w:p>
         </w:tc>
@@ -6801,7 +5125,7 @@
     </w:tbl>
     <w:p>
       <w:pPr>
-        <w:spacing w:after="120"/>
+        <w:spacing w:after="50"/>
       </w:pPr>
       <w:r>
         <w:rPr>
@@ -6813,30 +5137,384 @@
         <w:t xml:space="preserve"/>
       </w:r>
     </w:p>
+    <w:tbl>
+      <w:tblPr>
+        <w:tblW w:type="dxa" w:w="9360"/>
+        <w:tblBorders>
+          <w:top w:val="single" w:color="C4D2E2" w:sz="6"/>
+          <w:left w:val="single" w:color="C4D2E2" w:sz="6"/>
+          <w:bottom w:val="single" w:color="C4D2E2" w:sz="6"/>
+          <w:right w:val="single" w:color="C4D2E2" w:sz="6"/>
+          <w:insideH w:val="none" w:color="FFFFFF" w:sz="0"/>
+          <w:insideV w:val="none" w:color="FFFFFF" w:sz="0"/>
+        </w:tblBorders>
+      </w:tblPr>
+      <w:tblGrid>
+        <w:gridCol w:w="2995"/>
+        <w:gridCol w:w="6365"/>
+      </w:tblGrid>
+      <w:tr>
+        <w:tc>
+          <w:tcPr>
+            <w:tcW w:type="dxa" w:w="2995"/>
+            <w:tcBorders>
+              <w:top w:val="single" w:color="E4EBF3" w:sz="4"/>
+              <w:left w:val="none" w:color="FFFFFF" w:sz="0"/>
+              <w:bottom w:val="none" w:color="FFFFFF" w:sz="0"/>
+              <w:right w:val="none" w:color="FFFFFF" w:sz="0"/>
+            </w:tcBorders>
+            <w:tcMar>
+              <w:top w:type="dxa" w:w="80"/>
+              <w:left w:type="dxa" w:w="150"/>
+              <w:bottom w:type="dxa" w:w="80"/>
+              <w:right w:type="dxa" w:w="120"/>
+            </w:tcMar>
+          </w:tcPr>
+          <w:p>
+            <w:pPr>
+              <w:spacing w:after="0" w:before="0" w:line="276"/>
+            </w:pPr>
+            <w:r>
+              <w:rPr>
+                <w:rFonts w:ascii="Calibri" w:cs="Calibri" w:eastAsia="Calibri" w:hAnsi="Calibri"/>
+                <w:b/>
+                <w:bCs/>
+                <w:color w:val="4A3AA8"/>
+                <w:sz w:val="19"/>
+                <w:szCs w:val="19"/>
+              </w:rPr>
+              <w:t xml:space="preserve">Problem Identifier</w:t>
+            </w:r>
+          </w:p>
+        </w:tc>
+        <w:tc>
+          <w:tcPr>
+            <w:tcW w:type="dxa" w:w="6365"/>
+            <w:tcBorders>
+              <w:top w:val="single" w:color="E4EBF3" w:sz="4"/>
+              <w:left w:val="none" w:color="FFFFFF" w:sz="0"/>
+              <w:bottom w:val="none" w:color="FFFFFF" w:sz="0"/>
+              <w:right w:val="none" w:color="FFFFFF" w:sz="0"/>
+            </w:tcBorders>
+            <w:tcMar>
+              <w:top w:type="dxa" w:w="80"/>
+              <w:left w:type="dxa" w:w="140"/>
+              <w:bottom w:type="dxa" w:w="80"/>
+              <w:right w:type="dxa" w:w="140"/>
+            </w:tcMar>
+          </w:tcPr>
+          <w:p>
+            <w:pPr>
+              <w:spacing w:after="0" w:before="0" w:line="276"/>
+            </w:pPr>
+            <w:r>
+              <w:rPr>
+                <w:rFonts w:ascii="Calibri" w:cs="Calibri" w:eastAsia="Calibri" w:hAnsi="Calibri"/>
+                <w:color w:val="2A3C52"/>
+                <w:sz w:val="19"/>
+                <w:szCs w:val="19"/>
+              </w:rPr>
+              <w:t xml:space="preserve">Correctly names the pain point and the requirements behind this concern, not just the surface ask.</w:t>
+            </w:r>
+          </w:p>
+        </w:tc>
+      </w:tr>
+      <w:tr>
+        <w:tc>
+          <w:tcPr>
+            <w:tcW w:type="dxa" w:w="2995"/>
+            <w:tcBorders>
+              <w:top w:val="single" w:color="E4EBF3" w:sz="4"/>
+              <w:left w:val="none" w:color="FFFFFF" w:sz="0"/>
+              <w:bottom w:val="none" w:color="FFFFFF" w:sz="0"/>
+              <w:right w:val="none" w:color="FFFFFF" w:sz="0"/>
+            </w:tcBorders>
+            <w:tcMar>
+              <w:top w:type="dxa" w:w="80"/>
+              <w:left w:type="dxa" w:w="150"/>
+              <w:bottom w:type="dxa" w:w="80"/>
+              <w:right w:type="dxa" w:w="120"/>
+            </w:tcMar>
+          </w:tcPr>
+          <w:p>
+            <w:pPr>
+              <w:spacing w:after="0" w:before="0" w:line="276"/>
+            </w:pPr>
+            <w:r>
+              <w:rPr>
+                <w:rFonts w:ascii="Calibri" w:cs="Calibri" w:eastAsia="Calibri" w:hAnsi="Calibri"/>
+                <w:b/>
+                <w:bCs/>
+                <w:color w:val="0B6670"/>
+                <w:sz w:val="19"/>
+                <w:szCs w:val="19"/>
+              </w:rPr>
+              <w:t xml:space="preserve">Solution Designer</w:t>
+            </w:r>
+          </w:p>
+        </w:tc>
+        <w:tc>
+          <w:tcPr>
+            <w:tcW w:type="dxa" w:w="6365"/>
+            <w:tcBorders>
+              <w:top w:val="single" w:color="E4EBF3" w:sz="4"/>
+              <w:left w:val="none" w:color="FFFFFF" w:sz="0"/>
+              <w:bottom w:val="none" w:color="FFFFFF" w:sz="0"/>
+              <w:right w:val="none" w:color="FFFFFF" w:sz="0"/>
+            </w:tcBorders>
+            <w:tcMar>
+              <w:top w:type="dxa" w:w="80"/>
+              <w:left w:type="dxa" w:w="140"/>
+              <w:bottom w:type="dxa" w:w="80"/>
+              <w:right w:type="dxa" w:w="140"/>
+            </w:tcMar>
+          </w:tcPr>
+          <w:p>
+            <w:pPr>
+              <w:spacing w:after="0" w:before="0" w:line="276"/>
+            </w:pPr>
+            <w:r>
+              <w:rPr>
+                <w:rFonts w:ascii="Calibri" w:cs="Calibri" w:eastAsia="Calibri" w:hAnsi="Calibri"/>
+                <w:b/>
+                <w:bCs/>
+                <w:color w:val="0B6670"/>
+                <w:sz w:val="19"/>
+                <w:szCs w:val="19"/>
+              </w:rPr>
+              <w:t xml:space="preserve">Cisco Secure Firewall (FTD), FMC, Security Cloud Control (Snort ML)</w:t>
+            </w:r>
+            <w:r>
+              <w:rPr>
+                <w:rFonts w:ascii="Calibri" w:cs="Calibri" w:eastAsia="Calibri" w:hAnsi="Calibri"/>
+                <w:color w:val="2A3C52"/>
+                <w:sz w:val="19"/>
+                <w:szCs w:val="19"/>
+              </w:rPr>
+              <w:t xml:space="preserve">. The right solution, architecture and approach for Cedarline.</w:t>
+            </w:r>
+          </w:p>
+        </w:tc>
+      </w:tr>
+      <w:tr>
+        <w:tc>
+          <w:tcPr>
+            <w:tcW w:type="dxa" w:w="2995"/>
+            <w:tcBorders>
+              <w:top w:val="single" w:color="E4EBF3" w:sz="4"/>
+              <w:left w:val="none" w:color="FFFFFF" w:sz="0"/>
+              <w:bottom w:val="none" w:color="FFFFFF" w:sz="0"/>
+              <w:right w:val="none" w:color="FFFFFF" w:sz="0"/>
+            </w:tcBorders>
+            <w:tcMar>
+              <w:top w:type="dxa" w:w="80"/>
+              <w:left w:type="dxa" w:w="150"/>
+              <w:bottom w:type="dxa" w:w="80"/>
+              <w:right w:type="dxa" w:w="120"/>
+            </w:tcMar>
+          </w:tcPr>
+          <w:p>
+            <w:pPr>
+              <w:spacing w:after="0" w:before="0" w:line="276"/>
+            </w:pPr>
+            <w:r>
+              <w:rPr>
+                <w:rFonts w:ascii="Calibri" w:cs="Calibri" w:eastAsia="Calibri" w:hAnsi="Calibri"/>
+                <w:b/>
+                <w:bCs/>
+                <w:color w:val="9A6516"/>
+                <w:sz w:val="19"/>
+                <w:szCs w:val="19"/>
+              </w:rPr>
+              <w:t xml:space="preserve">Value Communicator</w:t>
+            </w:r>
+          </w:p>
+        </w:tc>
+        <w:tc>
+          <w:tcPr>
+            <w:tcW w:type="dxa" w:w="6365"/>
+            <w:tcBorders>
+              <w:top w:val="single" w:color="E4EBF3" w:sz="4"/>
+              <w:left w:val="none" w:color="FFFFFF" w:sz="0"/>
+              <w:bottom w:val="none" w:color="FFFFFF" w:sz="0"/>
+              <w:right w:val="none" w:color="FFFFFF" w:sz="0"/>
+            </w:tcBorders>
+            <w:tcMar>
+              <w:top w:type="dxa" w:w="80"/>
+              <w:left w:type="dxa" w:w="140"/>
+              <w:bottom w:type="dxa" w:w="80"/>
+              <w:right w:type="dxa" w:w="140"/>
+            </w:tcMar>
+          </w:tcPr>
+          <w:p>
+            <w:pPr>
+              <w:spacing w:after="0" w:before="0" w:line="276"/>
+            </w:pPr>
+            <w:r>
+              <w:rPr>
+                <w:rFonts w:ascii="Calibri" w:cs="Calibri" w:eastAsia="Calibri" w:hAnsi="Calibri"/>
+                <w:b/>
+                <w:bCs/>
+                <w:color w:val="0D274D"/>
+                <w:sz w:val="19"/>
+                <w:szCs w:val="19"/>
+              </w:rPr>
+              <w:t xml:space="preserve">How it works. </w:t>
+            </w:r>
+            <w:r>
+              <w:rPr>
+                <w:rFonts w:ascii="Calibri" w:cs="Calibri" w:eastAsia="Calibri" w:hAnsi="Calibri"/>
+                <w:color w:val="2A3C52"/>
+                <w:sz w:val="19"/>
+                <w:szCs w:val="19"/>
+              </w:rPr>
+              <w:t xml:space="preserve">That's exactly where Snort ML helps. It adds machine-learning-based detection inside the Snort 3 engine to identify exploit behavior associated with unknown/zero-day threats. </w:t>
+            </w:r>
+            <w:r>
+              <w:rPr>
+                <w:rFonts w:ascii="Calibri" w:cs="Calibri" w:eastAsia="Calibri" w:hAnsi="Calibri"/>
+                <w:b/>
+                <w:bCs/>
+                <w:color w:val="0D274D"/>
+                <w:sz w:val="19"/>
+                <w:szCs w:val="19"/>
+              </w:rPr>
+              <w:t xml:space="preserve">Outcome. </w:t>
+            </w:r>
+            <w:r>
+              <w:rPr>
+                <w:rFonts w:ascii="Calibri" w:cs="Calibri" w:eastAsia="Calibri" w:hAnsi="Calibri"/>
+                <w:color w:val="2A3C52"/>
+                <w:sz w:val="19"/>
+                <w:szCs w:val="19"/>
+              </w:rPr>
+              <w:t xml:space="preserve">Addresses the gap between known and unknown threat detection; reduces dependence on signature timing.</w:t>
+            </w:r>
+          </w:p>
+        </w:tc>
+      </w:tr>
+    </w:tbl>
     <w:p>
       <w:pPr>
-        <w:spacing w:after="60" w:before="60" w:line="276"/>
-      </w:pPr>
-      <w:r>
-        <w:rPr>
-          <w:rFonts w:ascii="Calibri" w:cs="Calibri" w:eastAsia="Calibri" w:hAnsi="Calibri"/>
-          <w:b/>
-          <w:bCs/>
-          <w:color w:val="FFFFFF"/>
-          <w:sz w:val="15"/>
-          <w:szCs w:val="15"/>
-          <w:shd w:fill="00BCEB" w:color="auto" w:val="clear"/>
-        </w:rPr>
-        <w:t xml:space="preserve">PAIN POINT 1</w:t>
-      </w:r>
-      <w:r>
-        <w:rPr>
-          <w:rFonts w:ascii="Calibri" w:cs="Calibri" w:eastAsia="Calibri" w:hAnsi="Calibri"/>
-          <w:color w:val="7E8CA1"/>
-          <w:sz w:val="15"/>
-          <w:szCs w:val="15"/>
-        </w:rPr>
-        <w:t xml:space="preserve">   25 points</w:t>
+        <w:spacing w:after="160"/>
+      </w:pPr>
+      <w:r>
+        <w:rPr>
+          <w:rFonts w:ascii="Calibri" w:cs="Calibri" w:eastAsia="Calibri" w:hAnsi="Calibri"/>
+          <w:color w:val="14263A"/>
+          <w:sz w:val="2"/>
+          <w:szCs w:val="2"/>
+        </w:rPr>
+        <w:t xml:space="preserve"/>
+      </w:r>
+    </w:p>
+    <w:p>
+      <w:pPr>
+        <w:pageBreakBefore/>
+        <w:spacing w:after="0" w:before="0" w:line="276"/>
+      </w:pPr>
+    </w:p>
+    <w:tbl>
+      <w:tblPr>
+        <w:tblW w:type="dxa" w:w="9360"/>
+        <w:tblBorders>
+          <w:top w:val="none" w:color="FFFFFF" w:sz="0"/>
+          <w:left w:val="none" w:color="FFFFFF" w:sz="0"/>
+          <w:bottom w:val="none" w:color="FFFFFF" w:sz="0"/>
+          <w:right w:val="none" w:color="FFFFFF" w:sz="0"/>
+          <w:insideH w:val="none" w:color="FFFFFF" w:sz="0"/>
+          <w:insideV w:val="none" w:color="FFFFFF" w:sz="0"/>
+        </w:tblBorders>
+      </w:tblPr>
+      <w:tblGrid>
+        <w:gridCol w:w="820"/>
+        <w:gridCol w:w="8540"/>
+      </w:tblGrid>
+      <w:tr>
+        <w:tc>
+          <w:tcPr>
+            <w:tcW w:type="dxa" w:w="820"/>
+            <w:tcBorders>
+              <w:top w:val="none" w:color="FFFFFF" w:sz="0"/>
+              <w:left w:val="none" w:color="FFFFFF" w:sz="0"/>
+              <w:bottom w:val="none" w:color="FFFFFF" w:sz="0"/>
+              <w:right w:val="none" w:color="FFFFFF" w:sz="0"/>
+            </w:tcBorders>
+            <w:shd w:fill="0D274D" w:color="auto" w:val="clear"/>
+            <w:tcMar>
+              <w:top w:type="dxa" w:w="80"/>
+              <w:left w:type="dxa" w:w="0"/>
+              <w:bottom w:type="dxa" w:w="80"/>
+              <w:right w:type="dxa" w:w="0"/>
+            </w:tcMar>
+            <w:vAlign w:val="center"/>
+          </w:tcPr>
+          <w:p>
+            <w:pPr>
+              <w:spacing w:after="0" w:before="0" w:line="276"/>
+              <w:jc w:val="center"/>
+            </w:pPr>
+            <w:r>
+              <w:rPr>
+                <w:rFonts w:ascii="Calibri" w:cs="Calibri" w:eastAsia="Calibri" w:hAnsi="Calibri"/>
+                <w:b/>
+                <w:bCs/>
+                <w:color w:val="FFFFFF"/>
+                <w:sz w:val="32"/>
+                <w:szCs w:val="32"/>
+              </w:rPr>
+              <w:t xml:space="preserve">4</w:t>
+            </w:r>
+          </w:p>
+        </w:tc>
+        <w:tc>
+          <w:tcPr>
+            <w:tcW w:type="dxa" w:w="8540"/>
+            <w:tcBorders>
+              <w:top w:val="none" w:color="FFFFFF" w:sz="0"/>
+              <w:left w:val="none" w:color="FFFFFF" w:sz="0"/>
+              <w:bottom w:val="none" w:color="FFFFFF" w:sz="0"/>
+              <w:right w:val="none" w:color="FFFFFF" w:sz="0"/>
+            </w:tcBorders>
+            <w:tcMar>
+              <w:top w:type="dxa" w:w="80"/>
+              <w:left w:type="dxa" w:w="200"/>
+              <w:bottom w:type="dxa" w:w="80"/>
+              <w:right w:type="dxa" w:w="0"/>
+            </w:tcMar>
+            <w:vAlign w:val="center"/>
+          </w:tcPr>
+          <w:p>
+            <w:pPr>
+              <w:spacing w:after="0" w:before="0" w:line="276"/>
+            </w:pPr>
+            <w:r>
+              <w:rPr>
+                <w:rFonts w:ascii="Calibri" w:cs="Calibri" w:eastAsia="Calibri" w:hAnsi="Calibri"/>
+                <w:b/>
+                <w:bCs/>
+                <w:color w:val="0D274D"/>
+                <w:sz w:val="36"/>
+                <w:szCs w:val="36"/>
+              </w:rPr>
+              <w:t xml:space="preserve">Case Study 4</w:t>
+            </w:r>
+          </w:p>
+        </w:tc>
+      </w:tr>
+    </w:tbl>
+    <w:p>
+      <w:pPr>
+        <w:spacing w:after="60"/>
+      </w:pPr>
+      <w:r>
+        <w:rPr>
+          <w:rFonts w:ascii="Calibri" w:cs="Calibri" w:eastAsia="Calibri" w:hAnsi="Calibri"/>
+          <w:color w:val="14263A"/>
+          <w:sz w:val="2"/>
+          <w:szCs w:val="2"/>
+        </w:rPr>
+        <w:t xml:space="preserve"/>
       </w:r>
     </w:p>
     <w:tbl>
@@ -6859,33 +5537,43 @@
           <w:tcPr>
             <w:tcW w:type="dxa" w:w="9360"/>
             <w:tcBorders>
-              <w:top w:val="none" w:color="FFFFFF" w:sz="0"/>
-              <w:left w:val="single" w:color="036C8F" w:sz="18"/>
-              <w:bottom w:val="none" w:color="FFFFFF" w:sz="0"/>
-              <w:right w:val="none" w:color="FFFFFF" w:sz="0"/>
-            </w:tcBorders>
-            <w:shd w:fill="FBFCFE" w:color="auto" w:val="clear"/>
-            <w:tcMar>
-              <w:top w:type="dxa" w:w="90"/>
+              <w:top w:val="single" w:color="DCE6F1" w:sz="6"/>
+              <w:left w:val="single" w:color="DCE6F1" w:sz="6"/>
+              <w:bottom w:val="single" w:color="DCE6F1" w:sz="6"/>
+              <w:right w:val="single" w:color="DCE6F1" w:sz="6"/>
+            </w:tcBorders>
+            <w:shd w:fill="F3F7FB" w:color="auto" w:val="clear"/>
+            <w:tcMar>
+              <w:top w:type="dxa" w:w="110"/>
               <w:left w:type="dxa" w:w="160"/>
-              <w:bottom w:type="dxa" w:w="90"/>
+              <w:bottom w:type="dxa" w:w="110"/>
               <w:right w:type="dxa" w:w="160"/>
             </w:tcMar>
-          </w:tcPr>
-          <w:p>
-            <w:pPr>
-              <w:spacing w:after="0" w:before="0" w:line="276"/>
-            </w:pPr>
-            <w:r>
-              <w:rPr>
-                <w:rFonts w:ascii="Calibri" w:cs="Calibri" w:eastAsia="Calibri" w:hAnsi="Calibri"/>
-                <w:i/>
-                <w:iCs/>
-                <w:color w:val="22344A"/>
+            <w:vAlign w:val="top"/>
+          </w:tcPr>
+          <w:p>
+            <w:pPr>
+              <w:spacing w:after="0" w:before="0" w:line="276"/>
+            </w:pPr>
+            <w:r>
+              <w:rPr>
+                <w:rFonts w:ascii="Calibri" w:cs="Calibri" w:eastAsia="Calibri" w:hAnsi="Calibri"/>
+                <w:b/>
+                <w:bCs/>
+                <w:color w:val="0D274D"/>
                 <w:sz w:val="20"/>
                 <w:szCs w:val="20"/>
               </w:rPr>
-              <w:t xml:space="preserve">Network policy helps, but we also need to know what's happening at runtime inside the workload. We need better detection of suspicious behavior and policy violations.</w:t>
+              <w:t xml:space="preserve">The conversation.  </w:t>
+            </w:r>
+            <w:r>
+              <w:rPr>
+                <w:rFonts w:ascii="Calibri" w:cs="Calibri" w:eastAsia="Calibri" w:hAnsi="Calibri"/>
+                <w:color w:val="33465F"/>
+                <w:sz w:val="20"/>
+                <w:szCs w:val="20"/>
+              </w:rPr>
+              <w:t xml:space="preserve">A flat data centre and fragmented Kubernetes networking invite east-west movement. Build segmentation Cedarline can adopt safely, with runtime visibility and application-dependency awareness so nothing breaks.</w:t>
             </w:r>
           </w:p>
         </w:tc>
@@ -6893,320 +5581,7 @@
     </w:tbl>
     <w:p>
       <w:pPr>
-        <w:spacing w:after="50"/>
-      </w:pPr>
-      <w:r>
-        <w:rPr>
-          <w:rFonts w:ascii="Calibri" w:cs="Calibri" w:eastAsia="Calibri" w:hAnsi="Calibri"/>
-          <w:color w:val="14263A"/>
-          <w:sz w:val="2"/>
-          <w:szCs w:val="2"/>
-        </w:rPr>
-        <w:t xml:space="preserve"/>
-      </w:r>
-    </w:p>
-    <w:tbl>
-      <w:tblPr>
-        <w:tblW w:type="dxa" w:w="9360"/>
-        <w:tblBorders>
-          <w:top w:val="single" w:color="C4D2E2" w:sz="6"/>
-          <w:left w:val="single" w:color="C4D2E2" w:sz="6"/>
-          <w:bottom w:val="single" w:color="C4D2E2" w:sz="6"/>
-          <w:right w:val="single" w:color="C4D2E2" w:sz="6"/>
-          <w:insideH w:val="none" w:color="FFFFFF" w:sz="0"/>
-          <w:insideV w:val="none" w:color="FFFFFF" w:sz="0"/>
-        </w:tblBorders>
-      </w:tblPr>
-      <w:tblGrid>
-        <w:gridCol w:w="3182"/>
-        <w:gridCol w:w="6178"/>
-      </w:tblGrid>
-      <w:tr>
-        <w:tc>
-          <w:tcPr>
-            <w:tcW w:type="dxa" w:w="3182"/>
-            <w:tcBorders>
-              <w:top w:val="single" w:color="E4EBF3" w:sz="4"/>
-              <w:left w:val="none" w:color="FFFFFF" w:sz="0"/>
-              <w:bottom w:val="none" w:color="FFFFFF" w:sz="0"/>
-              <w:right w:val="none" w:color="FFFFFF" w:sz="0"/>
-            </w:tcBorders>
-            <w:tcMar>
-              <w:top w:type="dxa" w:w="80"/>
-              <w:left w:type="dxa" w:w="150"/>
-              <w:bottom w:type="dxa" w:w="80"/>
-              <w:right w:type="dxa" w:w="120"/>
-            </w:tcMar>
-          </w:tcPr>
-          <w:p>
-            <w:pPr>
-              <w:spacing w:after="6" w:before="0" w:line="276"/>
-            </w:pPr>
-            <w:r>
-              <w:rPr>
-                <w:rFonts w:ascii="Calibri" w:cs="Calibri" w:eastAsia="Calibri" w:hAnsi="Calibri"/>
-                <w:b/>
-                <w:bCs/>
-                <w:color w:val="4A3AA8"/>
-                <w:sz w:val="19"/>
-                <w:szCs w:val="19"/>
-              </w:rPr>
-              <w:t xml:space="preserve">🔍 Problem Identifier</w:t>
-            </w:r>
-          </w:p>
-          <w:p>
-            <w:pPr>
-              <w:spacing w:after="0" w:before="0" w:line="276"/>
-            </w:pPr>
-            <w:r>
-              <w:rPr>
-                <w:rFonts w:ascii="Calibri" w:cs="Calibri" w:eastAsia="Calibri" w:hAnsi="Calibri"/>
-                <w:color w:val="7E8CA1"/>
-                <w:sz w:val="15"/>
-                <w:szCs w:val="15"/>
-              </w:rPr>
-              <w:t xml:space="preserve">/ 5</w:t>
-            </w:r>
-          </w:p>
-        </w:tc>
-        <w:tc>
-          <w:tcPr>
-            <w:tcW w:type="dxa" w:w="6178"/>
-            <w:tcBorders>
-              <w:top w:val="single" w:color="E4EBF3" w:sz="4"/>
-              <w:left w:val="none" w:color="FFFFFF" w:sz="0"/>
-              <w:bottom w:val="none" w:color="FFFFFF" w:sz="0"/>
-              <w:right w:val="none" w:color="FFFFFF" w:sz="0"/>
-            </w:tcBorders>
-            <w:tcMar>
-              <w:top w:type="dxa" w:w="80"/>
-              <w:left w:type="dxa" w:w="140"/>
-              <w:bottom w:type="dxa" w:w="80"/>
-              <w:right w:type="dxa" w:w="140"/>
-            </w:tcMar>
-          </w:tcPr>
-          <w:p>
-            <w:pPr>
-              <w:spacing w:after="0" w:before="0" w:line="276"/>
-            </w:pPr>
-            <w:r>
-              <w:rPr>
-                <w:rFonts w:ascii="Calibri" w:cs="Calibri" w:eastAsia="Calibri" w:hAnsi="Calibri"/>
-                <w:color w:val="2A3C52"/>
-                <w:sz w:val="19"/>
-                <w:szCs w:val="19"/>
-              </w:rPr>
-              <w:t xml:space="preserve">Correctly names the pain point and the requirements behind this concern, not just the surface ask.</w:t>
-            </w:r>
-          </w:p>
-        </w:tc>
-      </w:tr>
-      <w:tr>
-        <w:tc>
-          <w:tcPr>
-            <w:tcW w:type="dxa" w:w="3182"/>
-            <w:tcBorders>
-              <w:top w:val="single" w:color="E4EBF3" w:sz="4"/>
-              <w:left w:val="none" w:color="FFFFFF" w:sz="0"/>
-              <w:bottom w:val="none" w:color="FFFFFF" w:sz="0"/>
-              <w:right w:val="none" w:color="FFFFFF" w:sz="0"/>
-            </w:tcBorders>
-            <w:tcMar>
-              <w:top w:type="dxa" w:w="80"/>
-              <w:left w:type="dxa" w:w="150"/>
-              <w:bottom w:type="dxa" w:w="80"/>
-              <w:right w:type="dxa" w:w="120"/>
-            </w:tcMar>
-          </w:tcPr>
-          <w:p>
-            <w:pPr>
-              <w:spacing w:after="6" w:before="0" w:line="276"/>
-            </w:pPr>
-            <w:r>
-              <w:rPr>
-                <w:rFonts w:ascii="Calibri" w:cs="Calibri" w:eastAsia="Calibri" w:hAnsi="Calibri"/>
-                <w:b/>
-                <w:bCs/>
-                <w:color w:val="0B6670"/>
-                <w:sz w:val="19"/>
-                <w:szCs w:val="19"/>
-              </w:rPr>
-              <w:t xml:space="preserve">🏗️ Solution Designer</w:t>
-            </w:r>
-          </w:p>
-          <w:p>
-            <w:pPr>
-              <w:spacing w:after="0" w:before="0" w:line="276"/>
-            </w:pPr>
-            <w:r>
-              <w:rPr>
-                <w:rFonts w:ascii="Calibri" w:cs="Calibri" w:eastAsia="Calibri" w:hAnsi="Calibri"/>
-                <w:color w:val="7E8CA1"/>
-                <w:sz w:val="15"/>
-                <w:szCs w:val="15"/>
-              </w:rPr>
-              <w:t xml:space="preserve">/ 10</w:t>
-            </w:r>
-          </w:p>
-        </w:tc>
-        <w:tc>
-          <w:tcPr>
-            <w:tcW w:type="dxa" w:w="6178"/>
-            <w:tcBorders>
-              <w:top w:val="single" w:color="E4EBF3" w:sz="4"/>
-              <w:left w:val="none" w:color="FFFFFF" w:sz="0"/>
-              <w:bottom w:val="none" w:color="FFFFFF" w:sz="0"/>
-              <w:right w:val="none" w:color="FFFFFF" w:sz="0"/>
-            </w:tcBorders>
-            <w:tcMar>
-              <w:top w:type="dxa" w:w="80"/>
-              <w:left w:type="dxa" w:w="140"/>
-              <w:bottom w:type="dxa" w:w="80"/>
-              <w:right w:type="dxa" w:w="140"/>
-            </w:tcMar>
-          </w:tcPr>
-          <w:p>
-            <w:pPr>
-              <w:spacing w:after="0" w:before="0" w:line="276"/>
-            </w:pPr>
-            <w:r>
-              <w:rPr>
-                <w:rFonts w:ascii="Calibri" w:cs="Calibri" w:eastAsia="Calibri" w:hAnsi="Calibri"/>
-                <w:b/>
-                <w:bCs/>
-                <w:color w:val="0B6670"/>
-                <w:sz w:val="19"/>
-                <w:szCs w:val="19"/>
-              </w:rPr>
-              <w:t xml:space="preserve">Isovalent (Tetragon Runtime Security)</w:t>
-            </w:r>
-            <w:r>
-              <w:rPr>
-                <w:rFonts w:ascii="Calibri" w:cs="Calibri" w:eastAsia="Calibri" w:hAnsi="Calibri"/>
-                <w:color w:val="2A3C52"/>
-                <w:sz w:val="19"/>
-                <w:szCs w:val="19"/>
-              </w:rPr>
-              <w:t xml:space="preserve">. Reward the right solution, architecture and approach for Cedarline.</w:t>
-            </w:r>
-          </w:p>
-        </w:tc>
-      </w:tr>
-      <w:tr>
-        <w:tc>
-          <w:tcPr>
-            <w:tcW w:type="dxa" w:w="3182"/>
-            <w:tcBorders>
-              <w:top w:val="single" w:color="E4EBF3" w:sz="4"/>
-              <w:left w:val="none" w:color="FFFFFF" w:sz="0"/>
-              <w:bottom w:val="none" w:color="FFFFFF" w:sz="0"/>
-              <w:right w:val="none" w:color="FFFFFF" w:sz="0"/>
-            </w:tcBorders>
-            <w:tcMar>
-              <w:top w:type="dxa" w:w="80"/>
-              <w:left w:type="dxa" w:w="150"/>
-              <w:bottom w:type="dxa" w:w="80"/>
-              <w:right w:type="dxa" w:w="120"/>
-            </w:tcMar>
-          </w:tcPr>
-          <w:p>
-            <w:pPr>
-              <w:spacing w:after="6" w:before="0" w:line="276"/>
-            </w:pPr>
-            <w:r>
-              <w:rPr>
-                <w:rFonts w:ascii="Calibri" w:cs="Calibri" w:eastAsia="Calibri" w:hAnsi="Calibri"/>
-                <w:b/>
-                <w:bCs/>
-                <w:color w:val="9A6516"/>
-                <w:sz w:val="19"/>
-                <w:szCs w:val="19"/>
-              </w:rPr>
-              <w:t xml:space="preserve">🎯 Value Communicator</w:t>
-            </w:r>
-          </w:p>
-          <w:p>
-            <w:pPr>
-              <w:spacing w:after="0" w:before="0" w:line="276"/>
-            </w:pPr>
-            <w:r>
-              <w:rPr>
-                <w:rFonts w:ascii="Calibri" w:cs="Calibri" w:eastAsia="Calibri" w:hAnsi="Calibri"/>
-                <w:color w:val="7E8CA1"/>
-                <w:sz w:val="15"/>
-                <w:szCs w:val="15"/>
-              </w:rPr>
-              <w:t xml:space="preserve">/ 10</w:t>
-            </w:r>
-          </w:p>
-        </w:tc>
-        <w:tc>
-          <w:tcPr>
-            <w:tcW w:type="dxa" w:w="6178"/>
-            <w:tcBorders>
-              <w:top w:val="single" w:color="E4EBF3" w:sz="4"/>
-              <w:left w:val="none" w:color="FFFFFF" w:sz="0"/>
-              <w:bottom w:val="none" w:color="FFFFFF" w:sz="0"/>
-              <w:right w:val="none" w:color="FFFFFF" w:sz="0"/>
-            </w:tcBorders>
-            <w:tcMar>
-              <w:top w:type="dxa" w:w="80"/>
-              <w:left w:type="dxa" w:w="140"/>
-              <w:bottom w:type="dxa" w:w="80"/>
-              <w:right w:type="dxa" w:w="140"/>
-            </w:tcMar>
-          </w:tcPr>
-          <w:p>
-            <w:pPr>
-              <w:spacing w:after="0" w:before="0" w:line="276"/>
-            </w:pPr>
-            <w:r>
-              <w:rPr>
-                <w:rFonts w:ascii="Calibri" w:cs="Calibri" w:eastAsia="Calibri" w:hAnsi="Calibri"/>
-                <w:b/>
-                <w:bCs/>
-                <w:color w:val="0D274D"/>
-                <w:sz w:val="19"/>
-                <w:szCs w:val="19"/>
-              </w:rPr>
-              <w:t xml:space="preserve">How it works. </w:t>
-            </w:r>
-            <w:r>
-              <w:rPr>
-                <w:rFonts w:ascii="Calibri" w:cs="Calibri" w:eastAsia="Calibri" w:hAnsi="Calibri"/>
-                <w:color w:val="2A3C52"/>
-                <w:sz w:val="19"/>
-                <w:szCs w:val="19"/>
-              </w:rPr>
-              <w:t xml:space="preserve">That's where Tetragon comes in. Tetragon extends the value of Cilium by providing eBPF-based runtime security and threat detection. </w:t>
-            </w:r>
-            <w:r>
-              <w:rPr>
-                <w:rFonts w:ascii="Calibri" w:cs="Calibri" w:eastAsia="Calibri" w:hAnsi="Calibri"/>
-                <w:b/>
-                <w:bCs/>
-                <w:color w:val="0D274D"/>
-                <w:sz w:val="19"/>
-                <w:szCs w:val="19"/>
-              </w:rPr>
-              <w:t xml:space="preserve">Outcome. </w:t>
-            </w:r>
-            <w:r>
-              <w:rPr>
-                <w:rFonts w:ascii="Calibri" w:cs="Calibri" w:eastAsia="Calibri" w:hAnsi="Calibri"/>
-                <w:color w:val="2A3C52"/>
-                <w:sz w:val="19"/>
-                <w:szCs w:val="19"/>
-              </w:rPr>
-              <w:t xml:space="preserve">Adds runtime visibility beyond basic network controls. Detects suspicious system and network behavior in real time.</w:t>
-            </w:r>
-          </w:p>
-        </w:tc>
-      </w:tr>
-    </w:tbl>
-    <w:p>
-      <w:pPr>
-        <w:spacing w:after="160"/>
+        <w:spacing w:after="120"/>
       </w:pPr>
       <w:r>
         <w:rPr>
@@ -7230,9 +5605,9 @@
           <w:color w:val="FFFFFF"/>
           <w:sz w:val="15"/>
           <w:szCs w:val="15"/>
-          <w:shd w:fill="00BCEB" w:color="auto" w:val="clear"/>
-        </w:rPr>
-        <w:t xml:space="preserve">PAIN POINT 2</w:t>
+          <w:shd w:fill="0D274D" w:color="auto" w:val="clear"/>
+        </w:rPr>
+        <w:t xml:space="preserve">PAIN POINT 1</w:t>
       </w:r>
       <w:r>
         <w:rPr>
@@ -7241,7 +5616,7 @@
           <w:sz w:val="15"/>
           <w:szCs w:val="15"/>
         </w:rPr>
-        <w:t xml:space="preserve">   25 points</w:t>
+        <w:t xml:space="preserve"/>
       </w:r>
     </w:p>
     <w:tbl>
@@ -7290,7 +5665,7 @@
                 <w:sz w:val="20"/>
                 <w:szCs w:val="20"/>
               </w:rPr>
-              <w:t xml:space="preserve">Our Kubernetes networking feels fragmented across clusters and environments. We're dealing with too many moving parts, inconsistent policies, and too much operational complexity.</w:t>
+              <w:t xml:space="preserve">Network policy helps, but we also need to know what's happening at runtime inside the workload. We need better detection of suspicious behavior and policy violations.</w:t>
             </w:r>
           </w:p>
         </w:tc>
@@ -7323,13 +5698,13 @@
         </w:tblBorders>
       </w:tblPr>
       <w:tblGrid>
-        <w:gridCol w:w="3182"/>
-        <w:gridCol w:w="6178"/>
+        <w:gridCol w:w="2995"/>
+        <w:gridCol w:w="6365"/>
       </w:tblGrid>
       <w:tr>
         <w:tc>
           <w:tcPr>
-            <w:tcW w:type="dxa" w:w="3182"/>
+            <w:tcW w:type="dxa" w:w="2995"/>
             <w:tcBorders>
               <w:top w:val="single" w:color="E4EBF3" w:sz="4"/>
               <w:left w:val="none" w:color="FFFFFF" w:sz="0"/>
@@ -7345,7 +5720,7 @@
           </w:tcPr>
           <w:p>
             <w:pPr>
-              <w:spacing w:after="6" w:before="0" w:line="276"/>
+              <w:spacing w:after="0" w:before="0" w:line="276"/>
             </w:pPr>
             <w:r>
               <w:rPr>
@@ -7356,27 +5731,13 @@
                 <w:sz w:val="19"/>
                 <w:szCs w:val="19"/>
               </w:rPr>
-              <w:t xml:space="preserve">🔍 Problem Identifier</w:t>
-            </w:r>
-          </w:p>
-          <w:p>
-            <w:pPr>
-              <w:spacing w:after="0" w:before="0" w:line="276"/>
-            </w:pPr>
-            <w:r>
-              <w:rPr>
-                <w:rFonts w:ascii="Calibri" w:cs="Calibri" w:eastAsia="Calibri" w:hAnsi="Calibri"/>
-                <w:color w:val="7E8CA1"/>
-                <w:sz w:val="15"/>
-                <w:szCs w:val="15"/>
-              </w:rPr>
-              <w:t xml:space="preserve">/ 5</w:t>
-            </w:r>
-          </w:p>
-        </w:tc>
-        <w:tc>
-          <w:tcPr>
-            <w:tcW w:type="dxa" w:w="6178"/>
+              <w:t xml:space="preserve">Problem Identifier</w:t>
+            </w:r>
+          </w:p>
+        </w:tc>
+        <w:tc>
+          <w:tcPr>
+            <w:tcW w:type="dxa" w:w="6365"/>
             <w:tcBorders>
               <w:top w:val="single" w:color="E4EBF3" w:sz="4"/>
               <w:left w:val="none" w:color="FFFFFF" w:sz="0"/>
@@ -7409,7 +5770,7 @@
       <w:tr>
         <w:tc>
           <w:tcPr>
-            <w:tcW w:type="dxa" w:w="3182"/>
+            <w:tcW w:type="dxa" w:w="2995"/>
             <w:tcBorders>
               <w:top w:val="single" w:color="E4EBF3" w:sz="4"/>
               <w:left w:val="none" w:color="FFFFFF" w:sz="0"/>
@@ -7425,7 +5786,7 @@
           </w:tcPr>
           <w:p>
             <w:pPr>
-              <w:spacing w:after="6" w:before="0" w:line="276"/>
+              <w:spacing w:after="0" w:before="0" w:line="276"/>
             </w:pPr>
             <w:r>
               <w:rPr>
@@ -7436,27 +5797,13 @@
                 <w:sz w:val="19"/>
                 <w:szCs w:val="19"/>
               </w:rPr>
-              <w:t xml:space="preserve">🏗️ Solution Designer</w:t>
-            </w:r>
-          </w:p>
-          <w:p>
-            <w:pPr>
-              <w:spacing w:after="0" w:before="0" w:line="276"/>
-            </w:pPr>
-            <w:r>
-              <w:rPr>
-                <w:rFonts w:ascii="Calibri" w:cs="Calibri" w:eastAsia="Calibri" w:hAnsi="Calibri"/>
-                <w:color w:val="7E8CA1"/>
-                <w:sz w:val="15"/>
-                <w:szCs w:val="15"/>
-              </w:rPr>
-              <w:t xml:space="preserve">/ 10</w:t>
-            </w:r>
-          </w:p>
-        </w:tc>
-        <w:tc>
-          <w:tcPr>
-            <w:tcW w:type="dxa" w:w="6178"/>
+              <w:t xml:space="preserve">Solution Designer</w:t>
+            </w:r>
+          </w:p>
+        </w:tc>
+        <w:tc>
+          <w:tcPr>
+            <w:tcW w:type="dxa" w:w="6365"/>
             <w:tcBorders>
               <w:top w:val="single" w:color="E4EBF3" w:sz="4"/>
               <w:left w:val="none" w:color="FFFFFF" w:sz="0"/>
@@ -7483,7 +5830,7 @@
                 <w:sz w:val="19"/>
                 <w:szCs w:val="19"/>
               </w:rPr>
-              <w:t xml:space="preserve">the fitting Cisco solution (Cilium Networking Policies)</w:t>
+              <w:t xml:space="preserve">Isovalent (Tetragon Runtime Security)</w:t>
             </w:r>
             <w:r>
               <w:rPr>
@@ -7492,15 +5839,15 @@
                 <w:sz w:val="19"/>
                 <w:szCs w:val="19"/>
               </w:rPr>
-              <w:t xml:space="preserve">. Reward the right solution, architecture and approach for Cedarline.</w:t>
-            </w:r>
-          </w:p>
-        </w:tc>
-      </w:tr>
-      <w:tr>
-        <w:tc>
-          <w:tcPr>
-            <w:tcW w:type="dxa" w:w="3182"/>
+              <w:t xml:space="preserve">. The right solution, architecture and approach for Cedarline.</w:t>
+            </w:r>
+          </w:p>
+        </w:tc>
+      </w:tr>
+      <w:tr>
+        <w:tc>
+          <w:tcPr>
+            <w:tcW w:type="dxa" w:w="2995"/>
             <w:tcBorders>
               <w:top w:val="single" w:color="E4EBF3" w:sz="4"/>
               <w:left w:val="none" w:color="FFFFFF" w:sz="0"/>
@@ -7516,7 +5863,7 @@
           </w:tcPr>
           <w:p>
             <w:pPr>
-              <w:spacing w:after="6" w:before="0" w:line="276"/>
+              <w:spacing w:after="0" w:before="0" w:line="276"/>
             </w:pPr>
             <w:r>
               <w:rPr>
@@ -7527,27 +5874,13 @@
                 <w:sz w:val="19"/>
                 <w:szCs w:val="19"/>
               </w:rPr>
-              <w:t xml:space="preserve">🎯 Value Communicator</w:t>
-            </w:r>
-          </w:p>
-          <w:p>
-            <w:pPr>
-              <w:spacing w:after="0" w:before="0" w:line="276"/>
-            </w:pPr>
-            <w:r>
-              <w:rPr>
-                <w:rFonts w:ascii="Calibri" w:cs="Calibri" w:eastAsia="Calibri" w:hAnsi="Calibri"/>
-                <w:color w:val="7E8CA1"/>
-                <w:sz w:val="15"/>
-                <w:szCs w:val="15"/>
-              </w:rPr>
-              <w:t xml:space="preserve">/ 10</w:t>
-            </w:r>
-          </w:p>
-        </w:tc>
-        <w:tc>
-          <w:tcPr>
-            <w:tcW w:type="dxa" w:w="6178"/>
+              <w:t xml:space="preserve">Value Communicator</w:t>
+            </w:r>
+          </w:p>
+        </w:tc>
+        <w:tc>
+          <w:tcPr>
+            <w:tcW w:type="dxa" w:w="6365"/>
             <w:tcBorders>
               <w:top w:val="single" w:color="E4EBF3" w:sz="4"/>
               <w:left w:val="none" w:color="FFFFFF" w:sz="0"/>
@@ -7583,7 +5916,7 @@
                 <w:sz w:val="19"/>
                 <w:szCs w:val="19"/>
               </w:rPr>
-              <w:t xml:space="preserve">That's exactly where Isovalent Cilium helps. Cilium provides a modern, eBPF-based Kubernetes networking layer that gives you consistent connectivity, policy enforcement, and visibility across clusters and environments. </w:t>
+              <w:t xml:space="preserve">That's where Tetragon comes in. Tetragon extends the value of Cilium by providing eBPF-based runtime security and threat detection. </w:t>
             </w:r>
             <w:r>
               <w:rPr>
@@ -7603,7 +5936,7 @@
                 <w:sz w:val="19"/>
                 <w:szCs w:val="19"/>
               </w:rPr>
-              <w:t xml:space="preserve">Replaces brittle, IP-centric networking models with a Kubernetes-native approach. Improves consistency across dynamic cluster environments.</w:t>
+              <w:t xml:space="preserve">Adds runtime visibility beyond basic network controls. Detects suspicious system and network behavior in real time.</w:t>
             </w:r>
           </w:p>
         </w:tc>
@@ -7635,9 +5968,9 @@
           <w:color w:val="FFFFFF"/>
           <w:sz w:val="15"/>
           <w:szCs w:val="15"/>
-          <w:shd w:fill="00BCEB" w:color="auto" w:val="clear"/>
-        </w:rPr>
-        <w:t xml:space="preserve">PAIN POINT 3</w:t>
+          <w:shd w:fill="0D274D" w:color="auto" w:val="clear"/>
+        </w:rPr>
+        <w:t xml:space="preserve">PAIN POINT 2</w:t>
       </w:r>
       <w:r>
         <w:rPr>
@@ -7646,7 +5979,7 @@
           <w:sz w:val="15"/>
           <w:szCs w:val="15"/>
         </w:rPr>
-        <w:t xml:space="preserve">   25 points</w:t>
+        <w:t xml:space="preserve"/>
       </w:r>
     </w:p>
     <w:tbl>
@@ -7695,7 +6028,7 @@
                 <w:sz w:val="20"/>
                 <w:szCs w:val="20"/>
               </w:rPr>
-              <w:t xml:space="preserve">Right now we're stitching together separate tools for networking, security, and observability in Kubernetes, and it's creating too much overhead.</w:t>
+              <w:t xml:space="preserve">Our Kubernetes networking feels fragmented across clusters and environments. We're dealing with too many moving parts, inconsistent policies, and too much operational complexity.</w:t>
             </w:r>
           </w:p>
         </w:tc>
@@ -7728,13 +6061,13 @@
         </w:tblBorders>
       </w:tblPr>
       <w:tblGrid>
-        <w:gridCol w:w="3182"/>
-        <w:gridCol w:w="6178"/>
+        <w:gridCol w:w="2995"/>
+        <w:gridCol w:w="6365"/>
       </w:tblGrid>
       <w:tr>
         <w:tc>
           <w:tcPr>
-            <w:tcW w:type="dxa" w:w="3182"/>
+            <w:tcW w:type="dxa" w:w="2995"/>
             <w:tcBorders>
               <w:top w:val="single" w:color="E4EBF3" w:sz="4"/>
               <w:left w:val="none" w:color="FFFFFF" w:sz="0"/>
@@ -7750,7 +6083,7 @@
           </w:tcPr>
           <w:p>
             <w:pPr>
-              <w:spacing w:after="6" w:before="0" w:line="276"/>
+              <w:spacing w:after="0" w:before="0" w:line="276"/>
             </w:pPr>
             <w:r>
               <w:rPr>
@@ -7761,27 +6094,13 @@
                 <w:sz w:val="19"/>
                 <w:szCs w:val="19"/>
               </w:rPr>
-              <w:t xml:space="preserve">🔍 Problem Identifier</w:t>
-            </w:r>
-          </w:p>
-          <w:p>
-            <w:pPr>
-              <w:spacing w:after="0" w:before="0" w:line="276"/>
-            </w:pPr>
-            <w:r>
-              <w:rPr>
-                <w:rFonts w:ascii="Calibri" w:cs="Calibri" w:eastAsia="Calibri" w:hAnsi="Calibri"/>
-                <w:color w:val="7E8CA1"/>
-                <w:sz w:val="15"/>
-                <w:szCs w:val="15"/>
-              </w:rPr>
-              <w:t xml:space="preserve">/ 5</w:t>
-            </w:r>
-          </w:p>
-        </w:tc>
-        <w:tc>
-          <w:tcPr>
-            <w:tcW w:type="dxa" w:w="6178"/>
+              <w:t xml:space="preserve">Problem Identifier</w:t>
+            </w:r>
+          </w:p>
+        </w:tc>
+        <w:tc>
+          <w:tcPr>
+            <w:tcW w:type="dxa" w:w="6365"/>
             <w:tcBorders>
               <w:top w:val="single" w:color="E4EBF3" w:sz="4"/>
               <w:left w:val="none" w:color="FFFFFF" w:sz="0"/>
@@ -7814,7 +6133,7 @@
       <w:tr>
         <w:tc>
           <w:tcPr>
-            <w:tcW w:type="dxa" w:w="3182"/>
+            <w:tcW w:type="dxa" w:w="2995"/>
             <w:tcBorders>
               <w:top w:val="single" w:color="E4EBF3" w:sz="4"/>
               <w:left w:val="none" w:color="FFFFFF" w:sz="0"/>
@@ -7830,7 +6149,7 @@
           </w:tcPr>
           <w:p>
             <w:pPr>
-              <w:spacing w:after="6" w:before="0" w:line="276"/>
+              <w:spacing w:after="0" w:before="0" w:line="276"/>
             </w:pPr>
             <w:r>
               <w:rPr>
@@ -7841,27 +6160,13 @@
                 <w:sz w:val="19"/>
                 <w:szCs w:val="19"/>
               </w:rPr>
-              <w:t xml:space="preserve">🏗️ Solution Designer</w:t>
-            </w:r>
-          </w:p>
-          <w:p>
-            <w:pPr>
-              <w:spacing w:after="0" w:before="0" w:line="276"/>
-            </w:pPr>
-            <w:r>
-              <w:rPr>
-                <w:rFonts w:ascii="Calibri" w:cs="Calibri" w:eastAsia="Calibri" w:hAnsi="Calibri"/>
-                <w:color w:val="7E8CA1"/>
-                <w:sz w:val="15"/>
-                <w:szCs w:val="15"/>
-              </w:rPr>
-              <w:t xml:space="preserve">/ 10</w:t>
-            </w:r>
-          </w:p>
-        </w:tc>
-        <w:tc>
-          <w:tcPr>
-            <w:tcW w:type="dxa" w:w="6178"/>
+              <w:t xml:space="preserve">Solution Designer</w:t>
+            </w:r>
+          </w:p>
+        </w:tc>
+        <w:tc>
+          <w:tcPr>
+            <w:tcW w:type="dxa" w:w="6365"/>
             <w:tcBorders>
               <w:top w:val="single" w:color="E4EBF3" w:sz="4"/>
               <w:left w:val="none" w:color="FFFFFF" w:sz="0"/>
@@ -7888,7 +6193,7 @@
                 <w:sz w:val="19"/>
                 <w:szCs w:val="19"/>
               </w:rPr>
-              <w:t xml:space="preserve">cilium and tetragon</w:t>
+              <w:t xml:space="preserve">the fitting Cisco solution (Cilium Networking Policies)</w:t>
             </w:r>
             <w:r>
               <w:rPr>
@@ -7897,15 +6202,15 @@
                 <w:sz w:val="19"/>
                 <w:szCs w:val="19"/>
               </w:rPr>
-              <w:t xml:space="preserve">. Reward the right solution, architecture and approach for Cedarline.</w:t>
-            </w:r>
-          </w:p>
-        </w:tc>
-      </w:tr>
-      <w:tr>
-        <w:tc>
-          <w:tcPr>
-            <w:tcW w:type="dxa" w:w="3182"/>
+              <w:t xml:space="preserve">. The right solution, architecture and approach for Cedarline.</w:t>
+            </w:r>
+          </w:p>
+        </w:tc>
+      </w:tr>
+      <w:tr>
+        <w:tc>
+          <w:tcPr>
+            <w:tcW w:type="dxa" w:w="2995"/>
             <w:tcBorders>
               <w:top w:val="single" w:color="E4EBF3" w:sz="4"/>
               <w:left w:val="none" w:color="FFFFFF" w:sz="0"/>
@@ -7921,7 +6226,7 @@
           </w:tcPr>
           <w:p>
             <w:pPr>
-              <w:spacing w:after="6" w:before="0" w:line="276"/>
+              <w:spacing w:after="0" w:before="0" w:line="276"/>
             </w:pPr>
             <w:r>
               <w:rPr>
@@ -7932,27 +6237,13 @@
                 <w:sz w:val="19"/>
                 <w:szCs w:val="19"/>
               </w:rPr>
-              <w:t xml:space="preserve">🎯 Value Communicator</w:t>
-            </w:r>
-          </w:p>
-          <w:p>
-            <w:pPr>
-              <w:spacing w:after="0" w:before="0" w:line="276"/>
-            </w:pPr>
-            <w:r>
-              <w:rPr>
-                <w:rFonts w:ascii="Calibri" w:cs="Calibri" w:eastAsia="Calibri" w:hAnsi="Calibri"/>
-                <w:color w:val="7E8CA1"/>
-                <w:sz w:val="15"/>
-                <w:szCs w:val="15"/>
-              </w:rPr>
-              <w:t xml:space="preserve">/ 10</w:t>
-            </w:r>
-          </w:p>
-        </w:tc>
-        <w:tc>
-          <w:tcPr>
-            <w:tcW w:type="dxa" w:w="6178"/>
+              <w:t xml:space="preserve">Value Communicator</w:t>
+            </w:r>
+          </w:p>
+        </w:tc>
+        <w:tc>
+          <w:tcPr>
+            <w:tcW w:type="dxa" w:w="6365"/>
             <w:tcBorders>
               <w:top w:val="single" w:color="E4EBF3" w:sz="4"/>
               <w:left w:val="none" w:color="FFFFFF" w:sz="0"/>
@@ -7988,7 +6279,7 @@
                 <w:sz w:val="19"/>
                 <w:szCs w:val="19"/>
               </w:rPr>
-              <w:t xml:space="preserve">That's exactly the consolidation opportunity Isovalent addresses. With Cilium for networking and policy, and Tetragon for runtime security, you get a more unified platform for connectivity, segmentation, observability, and security. </w:t>
+              <w:t xml:space="preserve">That's exactly where Isovalent Cilium helps. Cilium provides a modern, eBPF-based Kubernetes networking layer that gives you consistent connectivity, policy enforcement, and visibility across clusters and environments. </w:t>
             </w:r>
             <w:r>
               <w:rPr>
@@ -8008,7 +6299,7 @@
                 <w:sz w:val="19"/>
                 <w:szCs w:val="19"/>
               </w:rPr>
-              <w:t xml:space="preserve">Consolidates multiple functions into one platform approach. Reduces tool sprawl and operational friction.</w:t>
+              <w:t xml:space="preserve">Replaces brittle, IP-centric networking models with a Kubernetes-native approach. Improves consistency across dynamic cluster environments.</w:t>
             </w:r>
           </w:p>
         </w:tc>
@@ -8040,9 +6331,9 @@
           <w:color w:val="FFFFFF"/>
           <w:sz w:val="15"/>
           <w:szCs w:val="15"/>
-          <w:shd w:fill="00BCEB" w:color="auto" w:val="clear"/>
-        </w:rPr>
-        <w:t xml:space="preserve">PAIN POINT 4</w:t>
+          <w:shd w:fill="0D274D" w:color="auto" w:val="clear"/>
+        </w:rPr>
+        <w:t xml:space="preserve">PAIN POINT 3</w:t>
       </w:r>
       <w:r>
         <w:rPr>
@@ -8051,7 +6342,7 @@
           <w:sz w:val="15"/>
           <w:szCs w:val="15"/>
         </w:rPr>
-        <w:t xml:space="preserve">   25 points</w:t>
+        <w:t xml:space="preserve"/>
       </w:r>
     </w:p>
     <w:tbl>
@@ -8100,7 +6391,7 @@
                 <w:sz w:val="20"/>
                 <w:szCs w:val="20"/>
               </w:rPr>
-              <w:t xml:space="preserve">We know we need microsegmentation, but we don't have enough visibility into east-west flows or application dependencies to create policy safely. We don't want to break the application.</w:t>
+              <w:t xml:space="preserve">Right now we're stitching together separate tools for networking, security, and observability in Kubernetes, and it's creating too much overhead.</w:t>
             </w:r>
           </w:p>
         </w:tc>
@@ -8133,13 +6424,13 @@
         </w:tblBorders>
       </w:tblPr>
       <w:tblGrid>
-        <w:gridCol w:w="3182"/>
-        <w:gridCol w:w="6178"/>
+        <w:gridCol w:w="2995"/>
+        <w:gridCol w:w="6365"/>
       </w:tblGrid>
       <w:tr>
         <w:tc>
           <w:tcPr>
-            <w:tcW w:type="dxa" w:w="3182"/>
+            <w:tcW w:type="dxa" w:w="2995"/>
             <w:tcBorders>
               <w:top w:val="single" w:color="E4EBF3" w:sz="4"/>
               <w:left w:val="none" w:color="FFFFFF" w:sz="0"/>
@@ -8155,7 +6446,7 @@
           </w:tcPr>
           <w:p>
             <w:pPr>
-              <w:spacing w:after="6" w:before="0" w:line="276"/>
+              <w:spacing w:after="0" w:before="0" w:line="276"/>
             </w:pPr>
             <w:r>
               <w:rPr>
@@ -8166,27 +6457,13 @@
                 <w:sz w:val="19"/>
                 <w:szCs w:val="19"/>
               </w:rPr>
-              <w:t xml:space="preserve">🔍 Problem Identifier</w:t>
-            </w:r>
-          </w:p>
-          <w:p>
-            <w:pPr>
-              <w:spacing w:after="0" w:before="0" w:line="276"/>
-            </w:pPr>
-            <w:r>
-              <w:rPr>
-                <w:rFonts w:ascii="Calibri" w:cs="Calibri" w:eastAsia="Calibri" w:hAnsi="Calibri"/>
-                <w:color w:val="7E8CA1"/>
-                <w:sz w:val="15"/>
-                <w:szCs w:val="15"/>
-              </w:rPr>
-              <w:t xml:space="preserve">/ 5</w:t>
-            </w:r>
-          </w:p>
-        </w:tc>
-        <w:tc>
-          <w:tcPr>
-            <w:tcW w:type="dxa" w:w="6178"/>
+              <w:t xml:space="preserve">Problem Identifier</w:t>
+            </w:r>
+          </w:p>
+        </w:tc>
+        <w:tc>
+          <w:tcPr>
+            <w:tcW w:type="dxa" w:w="6365"/>
             <w:tcBorders>
               <w:top w:val="single" w:color="E4EBF3" w:sz="4"/>
               <w:left w:val="none" w:color="FFFFFF" w:sz="0"/>
@@ -8219,7 +6496,7 @@
       <w:tr>
         <w:tc>
           <w:tcPr>
-            <w:tcW w:type="dxa" w:w="3182"/>
+            <w:tcW w:type="dxa" w:w="2995"/>
             <w:tcBorders>
               <w:top w:val="single" w:color="E4EBF3" w:sz="4"/>
               <w:left w:val="none" w:color="FFFFFF" w:sz="0"/>
@@ -8235,7 +6512,7 @@
           </w:tcPr>
           <w:p>
             <w:pPr>
-              <w:spacing w:after="6" w:before="0" w:line="276"/>
+              <w:spacing w:after="0" w:before="0" w:line="276"/>
             </w:pPr>
             <w:r>
               <w:rPr>
@@ -8246,27 +6523,13 @@
                 <w:sz w:val="19"/>
                 <w:szCs w:val="19"/>
               </w:rPr>
-              <w:t xml:space="preserve">🏗️ Solution Designer</w:t>
-            </w:r>
-          </w:p>
-          <w:p>
-            <w:pPr>
-              <w:spacing w:after="0" w:before="0" w:line="276"/>
-            </w:pPr>
-            <w:r>
-              <w:rPr>
-                <w:rFonts w:ascii="Calibri" w:cs="Calibri" w:eastAsia="Calibri" w:hAnsi="Calibri"/>
-                <w:color w:val="7E8CA1"/>
-                <w:sz w:val="15"/>
-                <w:szCs w:val="15"/>
-              </w:rPr>
-              <w:t xml:space="preserve">/ 10</w:t>
-            </w:r>
-          </w:p>
-        </w:tc>
-        <w:tc>
-          <w:tcPr>
-            <w:tcW w:type="dxa" w:w="6178"/>
+              <w:t xml:space="preserve">Solution Designer</w:t>
+            </w:r>
+          </w:p>
+        </w:tc>
+        <w:tc>
+          <w:tcPr>
+            <w:tcW w:type="dxa" w:w="6365"/>
             <w:tcBorders>
               <w:top w:val="single" w:color="E4EBF3" w:sz="4"/>
               <w:left w:val="none" w:color="FFFFFF" w:sz="0"/>
@@ -8293,6 +6556,369 @@
                 <w:sz w:val="19"/>
                 <w:szCs w:val="19"/>
               </w:rPr>
+              <w:t xml:space="preserve">cilium and tetragon</w:t>
+            </w:r>
+            <w:r>
+              <w:rPr>
+                <w:rFonts w:ascii="Calibri" w:cs="Calibri" w:eastAsia="Calibri" w:hAnsi="Calibri"/>
+                <w:color w:val="2A3C52"/>
+                <w:sz w:val="19"/>
+                <w:szCs w:val="19"/>
+              </w:rPr>
+              <w:t xml:space="preserve">. The right solution, architecture and approach for Cedarline.</w:t>
+            </w:r>
+          </w:p>
+        </w:tc>
+      </w:tr>
+      <w:tr>
+        <w:tc>
+          <w:tcPr>
+            <w:tcW w:type="dxa" w:w="2995"/>
+            <w:tcBorders>
+              <w:top w:val="single" w:color="E4EBF3" w:sz="4"/>
+              <w:left w:val="none" w:color="FFFFFF" w:sz="0"/>
+              <w:bottom w:val="none" w:color="FFFFFF" w:sz="0"/>
+              <w:right w:val="none" w:color="FFFFFF" w:sz="0"/>
+            </w:tcBorders>
+            <w:tcMar>
+              <w:top w:type="dxa" w:w="80"/>
+              <w:left w:type="dxa" w:w="150"/>
+              <w:bottom w:type="dxa" w:w="80"/>
+              <w:right w:type="dxa" w:w="120"/>
+            </w:tcMar>
+          </w:tcPr>
+          <w:p>
+            <w:pPr>
+              <w:spacing w:after="0" w:before="0" w:line="276"/>
+            </w:pPr>
+            <w:r>
+              <w:rPr>
+                <w:rFonts w:ascii="Calibri" w:cs="Calibri" w:eastAsia="Calibri" w:hAnsi="Calibri"/>
+                <w:b/>
+                <w:bCs/>
+                <w:color w:val="9A6516"/>
+                <w:sz w:val="19"/>
+                <w:szCs w:val="19"/>
+              </w:rPr>
+              <w:t xml:space="preserve">Value Communicator</w:t>
+            </w:r>
+          </w:p>
+        </w:tc>
+        <w:tc>
+          <w:tcPr>
+            <w:tcW w:type="dxa" w:w="6365"/>
+            <w:tcBorders>
+              <w:top w:val="single" w:color="E4EBF3" w:sz="4"/>
+              <w:left w:val="none" w:color="FFFFFF" w:sz="0"/>
+              <w:bottom w:val="none" w:color="FFFFFF" w:sz="0"/>
+              <w:right w:val="none" w:color="FFFFFF" w:sz="0"/>
+            </w:tcBorders>
+            <w:tcMar>
+              <w:top w:type="dxa" w:w="80"/>
+              <w:left w:type="dxa" w:w="140"/>
+              <w:bottom w:type="dxa" w:w="80"/>
+              <w:right w:type="dxa" w:w="140"/>
+            </w:tcMar>
+          </w:tcPr>
+          <w:p>
+            <w:pPr>
+              <w:spacing w:after="0" w:before="0" w:line="276"/>
+            </w:pPr>
+            <w:r>
+              <w:rPr>
+                <w:rFonts w:ascii="Calibri" w:cs="Calibri" w:eastAsia="Calibri" w:hAnsi="Calibri"/>
+                <w:b/>
+                <w:bCs/>
+                <w:color w:val="0D274D"/>
+                <w:sz w:val="19"/>
+                <w:szCs w:val="19"/>
+              </w:rPr>
+              <w:t xml:space="preserve">How it works. </w:t>
+            </w:r>
+            <w:r>
+              <w:rPr>
+                <w:rFonts w:ascii="Calibri" w:cs="Calibri" w:eastAsia="Calibri" w:hAnsi="Calibri"/>
+                <w:color w:val="2A3C52"/>
+                <w:sz w:val="19"/>
+                <w:szCs w:val="19"/>
+              </w:rPr>
+              <w:t xml:space="preserve">That's exactly the consolidation opportunity Isovalent addresses. With Cilium for networking and policy, and Tetragon for runtime security, you get a more unified platform for connectivity, segmentation, observability, and security. </w:t>
+            </w:r>
+            <w:r>
+              <w:rPr>
+                <w:rFonts w:ascii="Calibri" w:cs="Calibri" w:eastAsia="Calibri" w:hAnsi="Calibri"/>
+                <w:b/>
+                <w:bCs/>
+                <w:color w:val="0D274D"/>
+                <w:sz w:val="19"/>
+                <w:szCs w:val="19"/>
+              </w:rPr>
+              <w:t xml:space="preserve">Outcome. </w:t>
+            </w:r>
+            <w:r>
+              <w:rPr>
+                <w:rFonts w:ascii="Calibri" w:cs="Calibri" w:eastAsia="Calibri" w:hAnsi="Calibri"/>
+                <w:color w:val="2A3C52"/>
+                <w:sz w:val="19"/>
+                <w:szCs w:val="19"/>
+              </w:rPr>
+              <w:t xml:space="preserve">Consolidates multiple functions into one platform approach. Reduces tool sprawl and operational friction.</w:t>
+            </w:r>
+          </w:p>
+        </w:tc>
+      </w:tr>
+    </w:tbl>
+    <w:p>
+      <w:pPr>
+        <w:spacing w:after="160"/>
+      </w:pPr>
+      <w:r>
+        <w:rPr>
+          <w:rFonts w:ascii="Calibri" w:cs="Calibri" w:eastAsia="Calibri" w:hAnsi="Calibri"/>
+          <w:color w:val="14263A"/>
+          <w:sz w:val="2"/>
+          <w:szCs w:val="2"/>
+        </w:rPr>
+        <w:t xml:space="preserve"/>
+      </w:r>
+    </w:p>
+    <w:p>
+      <w:pPr>
+        <w:spacing w:after="60" w:before="60" w:line="276"/>
+      </w:pPr>
+      <w:r>
+        <w:rPr>
+          <w:rFonts w:ascii="Calibri" w:cs="Calibri" w:eastAsia="Calibri" w:hAnsi="Calibri"/>
+          <w:b/>
+          <w:bCs/>
+          <w:color w:val="FFFFFF"/>
+          <w:sz w:val="15"/>
+          <w:szCs w:val="15"/>
+          <w:shd w:fill="0D274D" w:color="auto" w:val="clear"/>
+        </w:rPr>
+        <w:t xml:space="preserve">PAIN POINT 4</w:t>
+      </w:r>
+      <w:r>
+        <w:rPr>
+          <w:rFonts w:ascii="Calibri" w:cs="Calibri" w:eastAsia="Calibri" w:hAnsi="Calibri"/>
+          <w:color w:val="7E8CA1"/>
+          <w:sz w:val="15"/>
+          <w:szCs w:val="15"/>
+        </w:rPr>
+        <w:t xml:space="preserve"/>
+      </w:r>
+    </w:p>
+    <w:tbl>
+      <w:tblPr>
+        <w:tblW w:type="dxa" w:w="9360"/>
+        <w:tblBorders>
+          <w:top w:val="single" w:color="auto" w:sz="4"/>
+          <w:left w:val="single" w:color="auto" w:sz="4"/>
+          <w:bottom w:val="single" w:color="auto" w:sz="4"/>
+          <w:right w:val="single" w:color="auto" w:sz="4"/>
+          <w:insideH w:val="single" w:color="auto" w:sz="4"/>
+          <w:insideV w:val="single" w:color="auto" w:sz="4"/>
+        </w:tblBorders>
+      </w:tblPr>
+      <w:tblGrid>
+        <w:gridCol w:w="9360"/>
+      </w:tblGrid>
+      <w:tr>
+        <w:tc>
+          <w:tcPr>
+            <w:tcW w:type="dxa" w:w="9360"/>
+            <w:tcBorders>
+              <w:top w:val="none" w:color="FFFFFF" w:sz="0"/>
+              <w:left w:val="single" w:color="036C8F" w:sz="18"/>
+              <w:bottom w:val="none" w:color="FFFFFF" w:sz="0"/>
+              <w:right w:val="none" w:color="FFFFFF" w:sz="0"/>
+            </w:tcBorders>
+            <w:shd w:fill="FBFCFE" w:color="auto" w:val="clear"/>
+            <w:tcMar>
+              <w:top w:type="dxa" w:w="90"/>
+              <w:left w:type="dxa" w:w="160"/>
+              <w:bottom w:type="dxa" w:w="90"/>
+              <w:right w:type="dxa" w:w="160"/>
+            </w:tcMar>
+          </w:tcPr>
+          <w:p>
+            <w:pPr>
+              <w:spacing w:after="0" w:before="0" w:line="276"/>
+            </w:pPr>
+            <w:r>
+              <w:rPr>
+                <w:rFonts w:ascii="Calibri" w:cs="Calibri" w:eastAsia="Calibri" w:hAnsi="Calibri"/>
+                <w:i/>
+                <w:iCs/>
+                <w:color w:val="22344A"/>
+                <w:sz w:val="20"/>
+                <w:szCs w:val="20"/>
+              </w:rPr>
+              <w:t xml:space="preserve">We know we need microsegmentation, but we don't have enough visibility into east-west flows or application dependencies to create policy safely. We don't want to break the application.</w:t>
+            </w:r>
+          </w:p>
+        </w:tc>
+      </w:tr>
+    </w:tbl>
+    <w:p>
+      <w:pPr>
+        <w:spacing w:after="50"/>
+      </w:pPr>
+      <w:r>
+        <w:rPr>
+          <w:rFonts w:ascii="Calibri" w:cs="Calibri" w:eastAsia="Calibri" w:hAnsi="Calibri"/>
+          <w:color w:val="14263A"/>
+          <w:sz w:val="2"/>
+          <w:szCs w:val="2"/>
+        </w:rPr>
+        <w:t xml:space="preserve"/>
+      </w:r>
+    </w:p>
+    <w:tbl>
+      <w:tblPr>
+        <w:tblW w:type="dxa" w:w="9360"/>
+        <w:tblBorders>
+          <w:top w:val="single" w:color="C4D2E2" w:sz="6"/>
+          <w:left w:val="single" w:color="C4D2E2" w:sz="6"/>
+          <w:bottom w:val="single" w:color="C4D2E2" w:sz="6"/>
+          <w:right w:val="single" w:color="C4D2E2" w:sz="6"/>
+          <w:insideH w:val="none" w:color="FFFFFF" w:sz="0"/>
+          <w:insideV w:val="none" w:color="FFFFFF" w:sz="0"/>
+        </w:tblBorders>
+      </w:tblPr>
+      <w:tblGrid>
+        <w:gridCol w:w="2995"/>
+        <w:gridCol w:w="6365"/>
+      </w:tblGrid>
+      <w:tr>
+        <w:tc>
+          <w:tcPr>
+            <w:tcW w:type="dxa" w:w="2995"/>
+            <w:tcBorders>
+              <w:top w:val="single" w:color="E4EBF3" w:sz="4"/>
+              <w:left w:val="none" w:color="FFFFFF" w:sz="0"/>
+              <w:bottom w:val="none" w:color="FFFFFF" w:sz="0"/>
+              <w:right w:val="none" w:color="FFFFFF" w:sz="0"/>
+            </w:tcBorders>
+            <w:tcMar>
+              <w:top w:type="dxa" w:w="80"/>
+              <w:left w:type="dxa" w:w="150"/>
+              <w:bottom w:type="dxa" w:w="80"/>
+              <w:right w:type="dxa" w:w="120"/>
+            </w:tcMar>
+          </w:tcPr>
+          <w:p>
+            <w:pPr>
+              <w:spacing w:after="0" w:before="0" w:line="276"/>
+            </w:pPr>
+            <w:r>
+              <w:rPr>
+                <w:rFonts w:ascii="Calibri" w:cs="Calibri" w:eastAsia="Calibri" w:hAnsi="Calibri"/>
+                <w:b/>
+                <w:bCs/>
+                <w:color w:val="4A3AA8"/>
+                <w:sz w:val="19"/>
+                <w:szCs w:val="19"/>
+              </w:rPr>
+              <w:t xml:space="preserve">Problem Identifier</w:t>
+            </w:r>
+          </w:p>
+        </w:tc>
+        <w:tc>
+          <w:tcPr>
+            <w:tcW w:type="dxa" w:w="6365"/>
+            <w:tcBorders>
+              <w:top w:val="single" w:color="E4EBF3" w:sz="4"/>
+              <w:left w:val="none" w:color="FFFFFF" w:sz="0"/>
+              <w:bottom w:val="none" w:color="FFFFFF" w:sz="0"/>
+              <w:right w:val="none" w:color="FFFFFF" w:sz="0"/>
+            </w:tcBorders>
+            <w:tcMar>
+              <w:top w:type="dxa" w:w="80"/>
+              <w:left w:type="dxa" w:w="140"/>
+              <w:bottom w:type="dxa" w:w="80"/>
+              <w:right w:type="dxa" w:w="140"/>
+            </w:tcMar>
+          </w:tcPr>
+          <w:p>
+            <w:pPr>
+              <w:spacing w:after="0" w:before="0" w:line="276"/>
+            </w:pPr>
+            <w:r>
+              <w:rPr>
+                <w:rFonts w:ascii="Calibri" w:cs="Calibri" w:eastAsia="Calibri" w:hAnsi="Calibri"/>
+                <w:color w:val="2A3C52"/>
+                <w:sz w:val="19"/>
+                <w:szCs w:val="19"/>
+              </w:rPr>
+              <w:t xml:space="preserve">Correctly names the pain point and the requirements behind this concern, not just the surface ask.</w:t>
+            </w:r>
+          </w:p>
+        </w:tc>
+      </w:tr>
+      <w:tr>
+        <w:tc>
+          <w:tcPr>
+            <w:tcW w:type="dxa" w:w="2995"/>
+            <w:tcBorders>
+              <w:top w:val="single" w:color="E4EBF3" w:sz="4"/>
+              <w:left w:val="none" w:color="FFFFFF" w:sz="0"/>
+              <w:bottom w:val="none" w:color="FFFFFF" w:sz="0"/>
+              <w:right w:val="none" w:color="FFFFFF" w:sz="0"/>
+            </w:tcBorders>
+            <w:tcMar>
+              <w:top w:type="dxa" w:w="80"/>
+              <w:left w:type="dxa" w:w="150"/>
+              <w:bottom w:type="dxa" w:w="80"/>
+              <w:right w:type="dxa" w:w="120"/>
+            </w:tcMar>
+          </w:tcPr>
+          <w:p>
+            <w:pPr>
+              <w:spacing w:after="0" w:before="0" w:line="276"/>
+            </w:pPr>
+            <w:r>
+              <w:rPr>
+                <w:rFonts w:ascii="Calibri" w:cs="Calibri" w:eastAsia="Calibri" w:hAnsi="Calibri"/>
+                <w:b/>
+                <w:bCs/>
+                <w:color w:val="0B6670"/>
+                <w:sz w:val="19"/>
+                <w:szCs w:val="19"/>
+              </w:rPr>
+              <w:t xml:space="preserve">Solution Designer</w:t>
+            </w:r>
+          </w:p>
+        </w:tc>
+        <w:tc>
+          <w:tcPr>
+            <w:tcW w:type="dxa" w:w="6365"/>
+            <w:tcBorders>
+              <w:top w:val="single" w:color="E4EBF3" w:sz="4"/>
+              <w:left w:val="none" w:color="FFFFFF" w:sz="0"/>
+              <w:bottom w:val="none" w:color="FFFFFF" w:sz="0"/>
+              <w:right w:val="none" w:color="FFFFFF" w:sz="0"/>
+            </w:tcBorders>
+            <w:tcMar>
+              <w:top w:type="dxa" w:w="80"/>
+              <w:left w:type="dxa" w:w="140"/>
+              <w:bottom w:type="dxa" w:w="80"/>
+              <w:right w:type="dxa" w:w="140"/>
+            </w:tcMar>
+          </w:tcPr>
+          <w:p>
+            <w:pPr>
+              <w:spacing w:after="0" w:before="0" w:line="276"/>
+            </w:pPr>
+            <w:r>
+              <w:rPr>
+                <w:rFonts w:ascii="Calibri" w:cs="Calibri" w:eastAsia="Calibri" w:hAnsi="Calibri"/>
+                <w:b/>
+                <w:bCs/>
+                <w:color w:val="0B6670"/>
+                <w:sz w:val="19"/>
+                <w:szCs w:val="19"/>
+              </w:rPr>
               <w:t xml:space="preserve">Cisco Secure Workload. Cisco Secure Firewall (Application dependency mapping)</w:t>
             </w:r>
             <w:r>
@@ -8302,15 +6928,15 @@
                 <w:sz w:val="19"/>
                 <w:szCs w:val="19"/>
               </w:rPr>
-              <w:t xml:space="preserve">. Reward the right solution, architecture and approach for Cedarline.</w:t>
-            </w:r>
-          </w:p>
-        </w:tc>
-      </w:tr>
-      <w:tr>
-        <w:tc>
-          <w:tcPr>
-            <w:tcW w:type="dxa" w:w="3182"/>
+              <w:t xml:space="preserve">. The right solution, architecture and approach for Cedarline.</w:t>
+            </w:r>
+          </w:p>
+        </w:tc>
+      </w:tr>
+      <w:tr>
+        <w:tc>
+          <w:tcPr>
+            <w:tcW w:type="dxa" w:w="2995"/>
             <w:tcBorders>
               <w:top w:val="single" w:color="E4EBF3" w:sz="4"/>
               <w:left w:val="none" w:color="FFFFFF" w:sz="0"/>
@@ -8326,7 +6952,7 @@
           </w:tcPr>
           <w:p>
             <w:pPr>
-              <w:spacing w:after="6" w:before="0" w:line="276"/>
+              <w:spacing w:after="0" w:before="0" w:line="276"/>
             </w:pPr>
             <w:r>
               <w:rPr>
@@ -8337,27 +6963,13 @@
                 <w:sz w:val="19"/>
                 <w:szCs w:val="19"/>
               </w:rPr>
-              <w:t xml:space="preserve">🎯 Value Communicator</w:t>
-            </w:r>
-          </w:p>
-          <w:p>
-            <w:pPr>
-              <w:spacing w:after="0" w:before="0" w:line="276"/>
-            </w:pPr>
-            <w:r>
-              <w:rPr>
-                <w:rFonts w:ascii="Calibri" w:cs="Calibri" w:eastAsia="Calibri" w:hAnsi="Calibri"/>
-                <w:color w:val="7E8CA1"/>
-                <w:sz w:val="15"/>
-                <w:szCs w:val="15"/>
-              </w:rPr>
-              <w:t xml:space="preserve">/ 10</w:t>
-            </w:r>
-          </w:p>
-        </w:tc>
-        <w:tc>
-          <w:tcPr>
-            <w:tcW w:type="dxa" w:w="6178"/>
+              <w:t xml:space="preserve">Value Communicator</w:t>
+            </w:r>
+          </w:p>
+        </w:tc>
+        <w:tc>
+          <w:tcPr>
+            <w:tcW w:type="dxa" w:w="6365"/>
             <w:tcBorders>
               <w:top w:val="single" w:color="E4EBF3" w:sz="4"/>
               <w:left w:val="none" w:color="FFFFFF" w:sz="0"/>

--- a/case-study-pack/docx/HMF-Solution-Guide.docx
+++ b/case-study-pack/docx/HMF-Solution-Guide.docx
@@ -16,7 +16,7 @@
           <w:sz w:val="16"/>
           <w:szCs w:val="16"/>
         </w:rPr>
-        <w:t xml:space="preserve">Cisco Secure · HMF Design Clinic · Facilitator</w:t>
+        <w:t xml:space="preserve">Cisco Secure · Facilitator</w:t>
       </w:r>
     </w:p>
     <w:p>
@@ -29,10 +29,10 @@
           <w:b/>
           <w:bCs/>
           <w:color w:val="0D274D"/>
-          <w:sz w:val="42"/>
-          <w:szCs w:val="42"/>
-        </w:rPr>
-        <w:t xml:space="preserve">Solution Guide</w:t>
+          <w:sz w:val="40"/>
+          <w:szCs w:val="40"/>
+        </w:rPr>
+        <w:t xml:space="preserve">HMF Design Clinic Solution Guide</w:t>
       </w:r>
     </w:p>
     <w:p>
@@ -851,7 +851,16 @@
                 <w:sz w:val="19"/>
                 <w:szCs w:val="19"/>
               </w:rPr>
-              <w:t xml:space="preserve">Correctly names the pain point and the requirements behind this concern, not just the surface ask.</w:t>
+              <w:t xml:space="preserve">The team should recognise: </w:t>
+            </w:r>
+            <w:r>
+              <w:rPr>
+                <w:rFonts w:ascii="Calibri" w:cs="Calibri" w:eastAsia="Calibri" w:hAnsi="Calibri"/>
+                <w:color w:val="2A3C52"/>
+                <w:sz w:val="19"/>
+                <w:szCs w:val="19"/>
+              </w:rPr>
+              <w:t xml:space="preserve">Provider-level evidence of robustness and cybersecurity under EU AI Act Article 15.</w:t>
             </w:r>
           </w:p>
         </w:tc>
@@ -919,16 +928,7 @@
                 <w:sz w:val="19"/>
                 <w:szCs w:val="19"/>
               </w:rPr>
-              <w:t xml:space="preserve">AI Defense (AI Model and Application Validation)</w:t>
-            </w:r>
-            <w:r>
-              <w:rPr>
-                <w:rFonts w:ascii="Calibri" w:cs="Calibri" w:eastAsia="Calibri" w:hAnsi="Calibri"/>
-                <w:color w:val="2A3C52"/>
-                <w:sz w:val="19"/>
-                <w:szCs w:val="19"/>
-              </w:rPr>
-              <w:t xml:space="preserve">. The right solution, architecture and approach for Cedarline.</w:t>
+              <w:t xml:space="preserve">Cisco AI Defense (AI Model and Application Validation)</w:t>
             </w:r>
           </w:p>
         </w:tc>
@@ -1214,7 +1214,16 @@
                 <w:sz w:val="19"/>
                 <w:szCs w:val="19"/>
               </w:rPr>
-              <w:t xml:space="preserve">Correctly names the pain point and the requirements behind this concern, not just the surface ask.</w:t>
+              <w:t xml:space="preserve">The team should recognise: </w:t>
+            </w:r>
+            <w:r>
+              <w:rPr>
+                <w:rFonts w:ascii="Calibri" w:cs="Calibri" w:eastAsia="Calibri" w:hAnsi="Calibri"/>
+                <w:color w:val="2A3C52"/>
+                <w:sz w:val="19"/>
+                <w:szCs w:val="19"/>
+              </w:rPr>
+              <w:t xml:space="preserve">Vetting AI models and third-party agents for vulnerabilities before they reach production.</w:t>
             </w:r>
           </w:p>
         </w:tc>
@@ -1282,16 +1291,7 @@
                 <w:sz w:val="19"/>
                 <w:szCs w:val="19"/>
               </w:rPr>
-              <w:t xml:space="preserve">AI Defense (Supply Chain Risk Management)</w:t>
-            </w:r>
-            <w:r>
-              <w:rPr>
-                <w:rFonts w:ascii="Calibri" w:cs="Calibri" w:eastAsia="Calibri" w:hAnsi="Calibri"/>
-                <w:color w:val="2A3C52"/>
-                <w:sz w:val="19"/>
-                <w:szCs w:val="19"/>
-              </w:rPr>
-              <w:t xml:space="preserve">. The right solution, architecture and approach for Cedarline.</w:t>
+              <w:t xml:space="preserve">Cisco AI Defense (Supply Chain Risk Management)</w:t>
             </w:r>
           </w:p>
         </w:tc>
@@ -1577,7 +1577,16 @@
                 <w:sz w:val="19"/>
                 <w:szCs w:val="19"/>
               </w:rPr>
-              <w:t xml:space="preserve">Correctly names the pain point and the requirements behind this concern, not just the surface ask.</w:t>
+              <w:t xml:space="preserve">The team should recognise: </w:t>
+            </w:r>
+            <w:r>
+              <w:rPr>
+                <w:rFonts w:ascii="Calibri" w:cs="Calibri" w:eastAsia="Calibri" w:hAnsi="Calibri"/>
+                <w:color w:val="2A3C52"/>
+                <w:sz w:val="19"/>
+                <w:szCs w:val="19"/>
+              </w:rPr>
+              <w:t xml:space="preserve">Visibility and consistent control over AI assets (models, agents, datasets and MCP tools) across the cloud.</w:t>
             </w:r>
           </w:p>
         </w:tc>
@@ -1645,7 +1654,75 @@
                 <w:sz w:val="19"/>
                 <w:szCs w:val="19"/>
               </w:rPr>
-              <w:t xml:space="preserve">Cisco AI Defense, AI Cloud Visibility (Ai Cloud Visibility)</w:t>
+              <w:t xml:space="preserve">Cisco AI Defense (AI Cloud Visibility)</w:t>
+            </w:r>
+          </w:p>
+        </w:tc>
+      </w:tr>
+      <w:tr>
+        <w:tc>
+          <w:tcPr>
+            <w:tcW w:type="dxa" w:w="2995"/>
+            <w:tcBorders>
+              <w:top w:val="single" w:color="E4EBF3" w:sz="4"/>
+              <w:left w:val="none" w:color="FFFFFF" w:sz="0"/>
+              <w:bottom w:val="none" w:color="FFFFFF" w:sz="0"/>
+              <w:right w:val="none" w:color="FFFFFF" w:sz="0"/>
+            </w:tcBorders>
+            <w:tcMar>
+              <w:top w:type="dxa" w:w="80"/>
+              <w:left w:type="dxa" w:w="150"/>
+              <w:bottom w:type="dxa" w:w="80"/>
+              <w:right w:type="dxa" w:w="120"/>
+            </w:tcMar>
+          </w:tcPr>
+          <w:p>
+            <w:pPr>
+              <w:spacing w:after="0" w:before="0" w:line="276"/>
+            </w:pPr>
+            <w:r>
+              <w:rPr>
+                <w:rFonts w:ascii="Calibri" w:cs="Calibri" w:eastAsia="Calibri" w:hAnsi="Calibri"/>
+                <w:b/>
+                <w:bCs/>
+                <w:color w:val="9A6516"/>
+                <w:sz w:val="19"/>
+                <w:szCs w:val="19"/>
+              </w:rPr>
+              <w:t xml:space="preserve">Value Communicator</w:t>
+            </w:r>
+          </w:p>
+        </w:tc>
+        <w:tc>
+          <w:tcPr>
+            <w:tcW w:type="dxa" w:w="6365"/>
+            <w:tcBorders>
+              <w:top w:val="single" w:color="E4EBF3" w:sz="4"/>
+              <w:left w:val="none" w:color="FFFFFF" w:sz="0"/>
+              <w:bottom w:val="none" w:color="FFFFFF" w:sz="0"/>
+              <w:right w:val="none" w:color="FFFFFF" w:sz="0"/>
+            </w:tcBorders>
+            <w:tcMar>
+              <w:top w:type="dxa" w:w="80"/>
+              <w:left w:type="dxa" w:w="140"/>
+              <w:bottom w:type="dxa" w:w="80"/>
+              <w:right w:type="dxa" w:w="140"/>
+            </w:tcMar>
+          </w:tcPr>
+          <w:p>
+            <w:pPr>
+              <w:spacing w:after="0" w:before="0" w:line="276"/>
+            </w:pPr>
+            <w:r>
+              <w:rPr>
+                <w:rFonts w:ascii="Calibri" w:cs="Calibri" w:eastAsia="Calibri" w:hAnsi="Calibri"/>
+                <w:b/>
+                <w:bCs/>
+                <w:color w:val="0D274D"/>
+                <w:sz w:val="19"/>
+                <w:szCs w:val="19"/>
+              </w:rPr>
+              <w:t xml:space="preserve">How it works. </w:t>
             </w:r>
             <w:r>
               <w:rPr>
@@ -1654,65 +1731,8 @@
                 <w:sz w:val="19"/>
                 <w:szCs w:val="19"/>
               </w:rPr>
-              <w:t xml:space="preserve">. The right solution, architecture and approach for Cedarline.</w:t>
-            </w:r>
-          </w:p>
-        </w:tc>
-      </w:tr>
-      <w:tr>
-        <w:tc>
-          <w:tcPr>
-            <w:tcW w:type="dxa" w:w="2995"/>
-            <w:tcBorders>
-              <w:top w:val="single" w:color="E4EBF3" w:sz="4"/>
-              <w:left w:val="none" w:color="FFFFFF" w:sz="0"/>
-              <w:bottom w:val="none" w:color="FFFFFF" w:sz="0"/>
-              <w:right w:val="none" w:color="FFFFFF" w:sz="0"/>
-            </w:tcBorders>
-            <w:tcMar>
-              <w:top w:type="dxa" w:w="80"/>
-              <w:left w:type="dxa" w:w="150"/>
-              <w:bottom w:type="dxa" w:w="80"/>
-              <w:right w:type="dxa" w:w="120"/>
-            </w:tcMar>
-          </w:tcPr>
-          <w:p>
-            <w:pPr>
-              <w:spacing w:after="0" w:before="0" w:line="276"/>
-            </w:pPr>
-            <w:r>
-              <w:rPr>
-                <w:rFonts w:ascii="Calibri" w:cs="Calibri" w:eastAsia="Calibri" w:hAnsi="Calibri"/>
-                <w:b/>
-                <w:bCs/>
-                <w:color w:val="9A6516"/>
-                <w:sz w:val="19"/>
-                <w:szCs w:val="19"/>
-              </w:rPr>
-              <w:t xml:space="preserve">Value Communicator</w:t>
-            </w:r>
-          </w:p>
-        </w:tc>
-        <w:tc>
-          <w:tcPr>
-            <w:tcW w:type="dxa" w:w="6365"/>
-            <w:tcBorders>
-              <w:top w:val="single" w:color="E4EBF3" w:sz="4"/>
-              <w:left w:val="none" w:color="FFFFFF" w:sz="0"/>
-              <w:bottom w:val="none" w:color="FFFFFF" w:sz="0"/>
-              <w:right w:val="none" w:color="FFFFFF" w:sz="0"/>
-            </w:tcBorders>
-            <w:tcMar>
-              <w:top w:type="dxa" w:w="80"/>
-              <w:left w:type="dxa" w:w="140"/>
-              <w:bottom w:type="dxa" w:w="80"/>
-              <w:right w:type="dxa" w:w="140"/>
-            </w:tcMar>
-          </w:tcPr>
-          <w:p>
-            <w:pPr>
-              <w:spacing w:after="0" w:before="0" w:line="276"/>
-            </w:pPr>
+              <w:t xml:space="preserve">That's exactly the visibility gap Cisco AI Defense is built to solve. With AI Cloud Visibility, Cisco AI Defense continuously discovers AI assets across distributed cloud environments, including models, agents, datasets, MCP servers, and agent-to-tool workflows. </w:t>
+            </w:r>
             <w:r>
               <w:rPr>
                 <w:rFonts w:ascii="Calibri" w:cs="Calibri" w:eastAsia="Calibri" w:hAnsi="Calibri"/>
@@ -1722,7 +1742,7 @@
                 <w:sz w:val="19"/>
                 <w:szCs w:val="19"/>
               </w:rPr>
-              <w:t xml:space="preserve">How it works. </w:t>
+              <w:t xml:space="preserve">Outcome. </w:t>
             </w:r>
             <w:r>
               <w:rPr>
@@ -1731,27 +1751,7 @@
                 <w:sz w:val="19"/>
                 <w:szCs w:val="19"/>
               </w:rPr>
-              <w:t xml:space="preserve">That's exactly the visibility gap Cisco AI Defense is built to solve. With AI Cloud Visibility, Cisco AI Defense continuously discovers AI assets across distributed cloud environments, including models, agents, datasets, MCP servers, and agent-to-tool workflows. </w:t>
-            </w:r>
-            <w:r>
-              <w:rPr>
-                <w:rFonts w:ascii="Calibri" w:cs="Calibri" w:eastAsia="Calibri" w:hAnsi="Calibri"/>
-                <w:b/>
-                <w:bCs/>
-                <w:color w:val="0D274D"/>
-                <w:sz w:val="19"/>
-                <w:szCs w:val="19"/>
-              </w:rPr>
-              <w:t xml:space="preserve">Outcome. </w:t>
-            </w:r>
-            <w:r>
-              <w:rPr>
-                <w:rFonts w:ascii="Calibri" w:cs="Calibri" w:eastAsia="Calibri" w:hAnsi="Calibri"/>
-                <w:color w:val="2A3C52"/>
-                <w:sz w:val="19"/>
-                <w:szCs w:val="19"/>
-              </w:rPr>
-              <w:t xml:space="preserve">dentifies rogue or unsanctioned AI assets. Maps relationships across data, models, agents, and tools.</w:t>
+              <w:t xml:space="preserve">Identifies rogue or unsanctioned AI assets. Maps relationships across data, models, agents, and tools.</w:t>
             </w:r>
           </w:p>
         </w:tc>
@@ -1940,7 +1940,16 @@
                 <w:sz w:val="19"/>
                 <w:szCs w:val="19"/>
               </w:rPr>
-              <w:t xml:space="preserve">Correctly names the pain point and the requirements behind this concern, not just the surface ask.</w:t>
+              <w:t xml:space="preserve">The team should recognise: </w:t>
+            </w:r>
+            <w:r>
+              <w:rPr>
+                <w:rFonts w:ascii="Calibri" w:cs="Calibri" w:eastAsia="Calibri" w:hAnsi="Calibri"/>
+                <w:color w:val="2A3C52"/>
+                <w:sz w:val="19"/>
+                <w:szCs w:val="19"/>
+              </w:rPr>
+              <w:t xml:space="preserve">Seeing AI assets and third-party model usage, and enforcing runtime guardrails on AI traffic without changing applications.</w:t>
             </w:r>
           </w:p>
         </w:tc>
@@ -2008,7 +2017,75 @@
                 <w:sz w:val="19"/>
                 <w:szCs w:val="19"/>
               </w:rPr>
-              <w:t xml:space="preserve">AI Defense, AI visibility and guardrail integration. Multicloud Defense, cloud account connection, traffic visibility, policy attachment, and egress enforcement (AI Runtime Protection)</w:t>
+              <w:t xml:space="preserve">Cisco AI Defense with Cisco Multicloud Defense (AI Runtime Protection)</w:t>
+            </w:r>
+          </w:p>
+        </w:tc>
+      </w:tr>
+      <w:tr>
+        <w:tc>
+          <w:tcPr>
+            <w:tcW w:type="dxa" w:w="2995"/>
+            <w:tcBorders>
+              <w:top w:val="single" w:color="E4EBF3" w:sz="4"/>
+              <w:left w:val="none" w:color="FFFFFF" w:sz="0"/>
+              <w:bottom w:val="none" w:color="FFFFFF" w:sz="0"/>
+              <w:right w:val="none" w:color="FFFFFF" w:sz="0"/>
+            </w:tcBorders>
+            <w:tcMar>
+              <w:top w:type="dxa" w:w="80"/>
+              <w:left w:type="dxa" w:w="150"/>
+              <w:bottom w:type="dxa" w:w="80"/>
+              <w:right w:type="dxa" w:w="120"/>
+            </w:tcMar>
+          </w:tcPr>
+          <w:p>
+            <w:pPr>
+              <w:spacing w:after="0" w:before="0" w:line="276"/>
+            </w:pPr>
+            <w:r>
+              <w:rPr>
+                <w:rFonts w:ascii="Calibri" w:cs="Calibri" w:eastAsia="Calibri" w:hAnsi="Calibri"/>
+                <w:b/>
+                <w:bCs/>
+                <w:color w:val="9A6516"/>
+                <w:sz w:val="19"/>
+                <w:szCs w:val="19"/>
+              </w:rPr>
+              <w:t xml:space="preserve">Value Communicator</w:t>
+            </w:r>
+          </w:p>
+        </w:tc>
+        <w:tc>
+          <w:tcPr>
+            <w:tcW w:type="dxa" w:w="6365"/>
+            <w:tcBorders>
+              <w:top w:val="single" w:color="E4EBF3" w:sz="4"/>
+              <w:left w:val="none" w:color="FFFFFF" w:sz="0"/>
+              <w:bottom w:val="none" w:color="FFFFFF" w:sz="0"/>
+              <w:right w:val="none" w:color="FFFFFF" w:sz="0"/>
+            </w:tcBorders>
+            <w:tcMar>
+              <w:top w:type="dxa" w:w="80"/>
+              <w:left w:type="dxa" w:w="140"/>
+              <w:bottom w:type="dxa" w:w="80"/>
+              <w:right w:type="dxa" w:w="140"/>
+            </w:tcMar>
+          </w:tcPr>
+          <w:p>
+            <w:pPr>
+              <w:spacing w:after="0" w:before="0" w:line="276"/>
+            </w:pPr>
+            <w:r>
+              <w:rPr>
+                <w:rFonts w:ascii="Calibri" w:cs="Calibri" w:eastAsia="Calibri" w:hAnsi="Calibri"/>
+                <w:b/>
+                <w:bCs/>
+                <w:color w:val="0D274D"/>
+                <w:sz w:val="19"/>
+                <w:szCs w:val="19"/>
+              </w:rPr>
+              <w:t xml:space="preserve">How it works. </w:t>
             </w:r>
             <w:r>
               <w:rPr>
@@ -2017,84 +2094,7 @@
                 <w:sz w:val="19"/>
                 <w:szCs w:val="19"/>
               </w:rPr>
-              <w:t xml:space="preserve">. The right solution, architecture and approach for Cedarline.</w:t>
-            </w:r>
-          </w:p>
-        </w:tc>
-      </w:tr>
-      <w:tr>
-        <w:tc>
-          <w:tcPr>
-            <w:tcW w:type="dxa" w:w="2995"/>
-            <w:tcBorders>
-              <w:top w:val="single" w:color="E4EBF3" w:sz="4"/>
-              <w:left w:val="none" w:color="FFFFFF" w:sz="0"/>
-              <w:bottom w:val="none" w:color="FFFFFF" w:sz="0"/>
-              <w:right w:val="none" w:color="FFFFFF" w:sz="0"/>
-            </w:tcBorders>
-            <w:tcMar>
-              <w:top w:type="dxa" w:w="80"/>
-              <w:left w:type="dxa" w:w="150"/>
-              <w:bottom w:type="dxa" w:w="80"/>
-              <w:right w:type="dxa" w:w="120"/>
-            </w:tcMar>
-          </w:tcPr>
-          <w:p>
-            <w:pPr>
-              <w:spacing w:after="0" w:before="0" w:line="276"/>
-            </w:pPr>
-            <w:r>
-              <w:rPr>
-                <w:rFonts w:ascii="Calibri" w:cs="Calibri" w:eastAsia="Calibri" w:hAnsi="Calibri"/>
-                <w:b/>
-                <w:bCs/>
-                <w:color w:val="9A6516"/>
-                <w:sz w:val="19"/>
-                <w:szCs w:val="19"/>
-              </w:rPr>
-              <w:t xml:space="preserve">Value Communicator</w:t>
-            </w:r>
-          </w:p>
-        </w:tc>
-        <w:tc>
-          <w:tcPr>
-            <w:tcW w:type="dxa" w:w="6365"/>
-            <w:tcBorders>
-              <w:top w:val="single" w:color="E4EBF3" w:sz="4"/>
-              <w:left w:val="none" w:color="FFFFFF" w:sz="0"/>
-              <w:bottom w:val="none" w:color="FFFFFF" w:sz="0"/>
-              <w:right w:val="none" w:color="FFFFFF" w:sz="0"/>
-            </w:tcBorders>
-            <w:tcMar>
-              <w:top w:type="dxa" w:w="80"/>
-              <w:left w:type="dxa" w:w="140"/>
-              <w:bottom w:type="dxa" w:w="80"/>
-              <w:right w:type="dxa" w:w="140"/>
-            </w:tcMar>
-          </w:tcPr>
-          <w:p>
-            <w:pPr>
-              <w:spacing w:after="0" w:before="0" w:line="276"/>
-            </w:pPr>
-            <w:r>
-              <w:rPr>
-                <w:rFonts w:ascii="Calibri" w:cs="Calibri" w:eastAsia="Calibri" w:hAnsi="Calibri"/>
-                <w:b/>
-                <w:bCs/>
-                <w:color w:val="0D274D"/>
-                <w:sz w:val="19"/>
-                <w:szCs w:val="19"/>
-              </w:rPr>
-              <w:t xml:space="preserve">How it works. </w:t>
-            </w:r>
-            <w:r>
-              <w:rPr>
-                <w:rFonts w:ascii="Calibri" w:cs="Calibri" w:eastAsia="Calibri" w:hAnsi="Calibri"/>
-                <w:color w:val="2A3C52"/>
-                <w:sz w:val="19"/>
-                <w:szCs w:val="19"/>
-              </w:rPr>
-              <w:t xml:space="preserve">That's exactly what the AI Defense-Multicloud Defense integration is designed to address. Cisco AI Defense uses the integration to discover AI assets in your cloud environments and identify external AI destinations your workloads are calling. </w:t>
+              <w:t xml:space="preserve">That's exactly what the Cisco AI Defense-Cisco Multicloud Defense integration is designed to address. Cisco AI Defense uses the integration to discover AI assets in your cloud environments and identify external AI destinations your workloads are calling. </w:t>
             </w:r>
             <w:r>
               <w:rPr>
@@ -2488,7 +2488,16 @@
                 <w:sz w:val="19"/>
                 <w:szCs w:val="19"/>
               </w:rPr>
-              <w:t xml:space="preserve">Correctly names the pain point and the requirements behind this concern, not just the surface ask.</w:t>
+              <w:t xml:space="preserve">The team should recognise: </w:t>
+            </w:r>
+            <w:r>
+              <w:rPr>
+                <w:rFonts w:ascii="Calibri" w:cs="Calibri" w:eastAsia="Calibri" w:hAnsi="Calibri"/>
+                <w:color w:val="2A3C52"/>
+                <w:sz w:val="19"/>
+                <w:szCs w:val="19"/>
+              </w:rPr>
+              <w:t xml:space="preserve">Containing lateral movement between public cloud and on-prem in a multicloud environment.</w:t>
             </w:r>
           </w:p>
         </w:tc>
@@ -2556,7 +2565,75 @@
                 <w:sz w:val="19"/>
                 <w:szCs w:val="19"/>
               </w:rPr>
-              <w:t xml:space="preserve">Multicloud Defense (Multicloud Defense Gateways)</w:t>
+              <w:t xml:space="preserve">Cisco Multicloud Defense (macro and micro-segmentation gateways)</w:t>
+            </w:r>
+          </w:p>
+        </w:tc>
+      </w:tr>
+      <w:tr>
+        <w:tc>
+          <w:tcPr>
+            <w:tcW w:type="dxa" w:w="2995"/>
+            <w:tcBorders>
+              <w:top w:val="single" w:color="E4EBF3" w:sz="4"/>
+              <w:left w:val="none" w:color="FFFFFF" w:sz="0"/>
+              <w:bottom w:val="none" w:color="FFFFFF" w:sz="0"/>
+              <w:right w:val="none" w:color="FFFFFF" w:sz="0"/>
+            </w:tcBorders>
+            <w:tcMar>
+              <w:top w:type="dxa" w:w="80"/>
+              <w:left w:type="dxa" w:w="150"/>
+              <w:bottom w:type="dxa" w:w="80"/>
+              <w:right w:type="dxa" w:w="120"/>
+            </w:tcMar>
+          </w:tcPr>
+          <w:p>
+            <w:pPr>
+              <w:spacing w:after="0" w:before="0" w:line="276"/>
+            </w:pPr>
+            <w:r>
+              <w:rPr>
+                <w:rFonts w:ascii="Calibri" w:cs="Calibri" w:eastAsia="Calibri" w:hAnsi="Calibri"/>
+                <w:b/>
+                <w:bCs/>
+                <w:color w:val="9A6516"/>
+                <w:sz w:val="19"/>
+                <w:szCs w:val="19"/>
+              </w:rPr>
+              <w:t xml:space="preserve">Value Communicator</w:t>
+            </w:r>
+          </w:p>
+        </w:tc>
+        <w:tc>
+          <w:tcPr>
+            <w:tcW w:type="dxa" w:w="6365"/>
+            <w:tcBorders>
+              <w:top w:val="single" w:color="E4EBF3" w:sz="4"/>
+              <w:left w:val="none" w:color="FFFFFF" w:sz="0"/>
+              <w:bottom w:val="none" w:color="FFFFFF" w:sz="0"/>
+              <w:right w:val="none" w:color="FFFFFF" w:sz="0"/>
+            </w:tcBorders>
+            <w:tcMar>
+              <w:top w:type="dxa" w:w="80"/>
+              <w:left w:type="dxa" w:w="140"/>
+              <w:bottom w:type="dxa" w:w="80"/>
+              <w:right w:type="dxa" w:w="140"/>
+            </w:tcMar>
+          </w:tcPr>
+          <w:p>
+            <w:pPr>
+              <w:spacing w:after="0" w:before="0" w:line="276"/>
+            </w:pPr>
+            <w:r>
+              <w:rPr>
+                <w:rFonts w:ascii="Calibri" w:cs="Calibri" w:eastAsia="Calibri" w:hAnsi="Calibri"/>
+                <w:b/>
+                <w:bCs/>
+                <w:color w:val="0D274D"/>
+                <w:sz w:val="19"/>
+                <w:szCs w:val="19"/>
+              </w:rPr>
+              <w:t xml:space="preserve">How it works. </w:t>
             </w:r>
             <w:r>
               <w:rPr>
@@ -2565,84 +2642,7 @@
                 <w:sz w:val="19"/>
                 <w:szCs w:val="19"/>
               </w:rPr>
-              <w:t xml:space="preserve">. The right solution, architecture and approach for Cedarline.</w:t>
-            </w:r>
-          </w:p>
-        </w:tc>
-      </w:tr>
-      <w:tr>
-        <w:tc>
-          <w:tcPr>
-            <w:tcW w:type="dxa" w:w="2995"/>
-            <w:tcBorders>
-              <w:top w:val="single" w:color="E4EBF3" w:sz="4"/>
-              <w:left w:val="none" w:color="FFFFFF" w:sz="0"/>
-              <w:bottom w:val="none" w:color="FFFFFF" w:sz="0"/>
-              <w:right w:val="none" w:color="FFFFFF" w:sz="0"/>
-            </w:tcBorders>
-            <w:tcMar>
-              <w:top w:type="dxa" w:w="80"/>
-              <w:left w:type="dxa" w:w="150"/>
-              <w:bottom w:type="dxa" w:w="80"/>
-              <w:right w:type="dxa" w:w="120"/>
-            </w:tcMar>
-          </w:tcPr>
-          <w:p>
-            <w:pPr>
-              <w:spacing w:after="0" w:before="0" w:line="276"/>
-            </w:pPr>
-            <w:r>
-              <w:rPr>
-                <w:rFonts w:ascii="Calibri" w:cs="Calibri" w:eastAsia="Calibri" w:hAnsi="Calibri"/>
-                <w:b/>
-                <w:bCs/>
-                <w:color w:val="9A6516"/>
-                <w:sz w:val="19"/>
-                <w:szCs w:val="19"/>
-              </w:rPr>
-              <w:t xml:space="preserve">Value Communicator</w:t>
-            </w:r>
-          </w:p>
-        </w:tc>
-        <w:tc>
-          <w:tcPr>
-            <w:tcW w:type="dxa" w:w="6365"/>
-            <w:tcBorders>
-              <w:top w:val="single" w:color="E4EBF3" w:sz="4"/>
-              <w:left w:val="none" w:color="FFFFFF" w:sz="0"/>
-              <w:bottom w:val="none" w:color="FFFFFF" w:sz="0"/>
-              <w:right w:val="none" w:color="FFFFFF" w:sz="0"/>
-            </w:tcBorders>
-            <w:tcMar>
-              <w:top w:type="dxa" w:w="80"/>
-              <w:left w:type="dxa" w:w="140"/>
-              <w:bottom w:type="dxa" w:w="80"/>
-              <w:right w:type="dxa" w:w="140"/>
-            </w:tcMar>
-          </w:tcPr>
-          <w:p>
-            <w:pPr>
-              <w:spacing w:after="0" w:before="0" w:line="276"/>
-            </w:pPr>
-            <w:r>
-              <w:rPr>
-                <w:rFonts w:ascii="Calibri" w:cs="Calibri" w:eastAsia="Calibri" w:hAnsi="Calibri"/>
-                <w:b/>
-                <w:bCs/>
-                <w:color w:val="0D274D"/>
-                <w:sz w:val="19"/>
-                <w:szCs w:val="19"/>
-              </w:rPr>
-              <w:t xml:space="preserve">How it works. </w:t>
-            </w:r>
-            <w:r>
-              <w:rPr>
-                <w:rFonts w:ascii="Calibri" w:cs="Calibri" w:eastAsia="Calibri" w:hAnsi="Calibri"/>
-                <w:color w:val="2A3C52"/>
-                <w:sz w:val="19"/>
-                <w:szCs w:val="19"/>
-              </w:rPr>
-              <w:t xml:space="preserve">Multicloud Defense leverages macro and micro-segmentation capabilities to enforce strict communication boundaries. By integrating with our Hybrid Mesh Firewall and Hypershield, we can isolate workloads and inspect traffic between cloud segments, effectively stopping lateral movement before it reaches your sensitive data. </w:t>
+              <w:t xml:space="preserve">Cisco Multicloud Defense leverages macro and micro-segmentation capabilities to enforce strict communication boundaries. By integrating with our Hybrid Mesh Firewall and Hypershield, we can isolate workloads and inspect traffic between cloud segments, effectively stopping lateral movement before it reaches your sensitive data. </w:t>
             </w:r>
             <w:r>
               <w:rPr>
@@ -2851,7 +2851,16 @@
                 <w:sz w:val="19"/>
                 <w:szCs w:val="19"/>
               </w:rPr>
-              <w:t xml:space="preserve">Correctly names the pain point and the requirements behind this concern, not just the surface ask.</w:t>
+              <w:t xml:space="preserve">The team should recognise: </w:t>
+            </w:r>
+            <w:r>
+              <w:rPr>
+                <w:rFonts w:ascii="Calibri" w:cs="Calibri" w:eastAsia="Calibri" w:hAnsi="Calibri"/>
+                <w:color w:val="2A3C52"/>
+                <w:sz w:val="19"/>
+                <w:szCs w:val="19"/>
+              </w:rPr>
+              <w:t xml:space="preserve">Consistent, auditable proof that security controls are applied across all cloud workloads.</w:t>
             </w:r>
           </w:p>
         </w:tc>
@@ -2919,16 +2928,7 @@
                 <w:sz w:val="19"/>
                 <w:szCs w:val="19"/>
               </w:rPr>
-              <w:t xml:space="preserve">Multicloud Defense (Multicloud Defense Visibility)</w:t>
-            </w:r>
-            <w:r>
-              <w:rPr>
-                <w:rFonts w:ascii="Calibri" w:cs="Calibri" w:eastAsia="Calibri" w:hAnsi="Calibri"/>
-                <w:color w:val="2A3C52"/>
-                <w:sz w:val="19"/>
-                <w:szCs w:val="19"/>
-              </w:rPr>
-              <w:t xml:space="preserve">. The right solution, architecture and approach for Cedarline.</w:t>
+              <w:t xml:space="preserve">Cisco Multicloud Defense (unified logging and visibility)</w:t>
             </w:r>
           </w:p>
         </w:tc>
@@ -3214,7 +3214,16 @@
                 <w:sz w:val="19"/>
                 <w:szCs w:val="19"/>
               </w:rPr>
-              <w:t xml:space="preserve">Correctly names the pain point and the requirements behind this concern, not just the surface ask.</w:t>
+              <w:t xml:space="preserve">The team should recognise: </w:t>
+            </w:r>
+            <w:r>
+              <w:rPr>
+                <w:rFonts w:ascii="Calibri" w:cs="Calibri" w:eastAsia="Calibri" w:hAnsi="Calibri"/>
+                <w:color w:val="2A3C52"/>
+                <w:sz w:val="19"/>
+                <w:szCs w:val="19"/>
+              </w:rPr>
+              <w:t xml:space="preserve">One consistent policy model across AWS, Azure and on-prem, without per-cloud overhead.</w:t>
             </w:r>
           </w:p>
         </w:tc>
@@ -3282,16 +3291,7 @@
                 <w:sz w:val="19"/>
                 <w:szCs w:val="19"/>
               </w:rPr>
-              <w:t xml:space="preserve">Multicloud Defense (Unified Security across public clouds)</w:t>
-            </w:r>
-            <w:r>
-              <w:rPr>
-                <w:rFonts w:ascii="Calibri" w:cs="Calibri" w:eastAsia="Calibri" w:hAnsi="Calibri"/>
-                <w:color w:val="2A3C52"/>
-                <w:sz w:val="19"/>
-                <w:szCs w:val="19"/>
-              </w:rPr>
-              <w:t xml:space="preserve">. The right solution, architecture and approach for Cedarline.</w:t>
+              <w:t xml:space="preserve">Cisco Multicloud Defense (unified policy across public clouds)</w:t>
             </w:r>
           </w:p>
         </w:tc>
@@ -3577,7 +3577,16 @@
                 <w:sz w:val="19"/>
                 <w:szCs w:val="19"/>
               </w:rPr>
-              <w:t xml:space="preserve">Correctly names the pain point and the requirements behind this concern, not just the surface ask.</w:t>
+              <w:t xml:space="preserve">The team should recognise: </w:t>
+            </w:r>
+            <w:r>
+              <w:rPr>
+                <w:rFonts w:ascii="Calibri" w:cs="Calibri" w:eastAsia="Calibri" w:hAnsi="Calibri"/>
+                <w:color w:val="2A3C52"/>
+                <w:sz w:val="19"/>
+                <w:szCs w:val="19"/>
+              </w:rPr>
+              <w:t xml:space="preserve">Unified segmentation that prevents policy drift across hybrid and multicloud.</w:t>
             </w:r>
           </w:p>
         </w:tc>
@@ -3645,16 +3654,7 @@
                 <w:sz w:val="19"/>
                 <w:szCs w:val="19"/>
               </w:rPr>
-              <w:t xml:space="preserve">Cisco Secure Workload. Cisco Secure Firewall. Cisco Secure Firewall Management Center (FMC). Cisco Security Cloud Control (Secure Workload Integration with Secure Firewall Management Center)</w:t>
-            </w:r>
-            <w:r>
-              <w:rPr>
-                <w:rFonts w:ascii="Calibri" w:cs="Calibri" w:eastAsia="Calibri" w:hAnsi="Calibri"/>
-                <w:color w:val="2A3C52"/>
-                <w:sz w:val="19"/>
-                <w:szCs w:val="19"/>
-              </w:rPr>
-              <w:t xml:space="preserve">. The right solution, architecture and approach for Cedarline.</w:t>
+              <w:t xml:space="preserve">Cisco Secure Workload with Cisco Secure Firewall (managed via FMC and Security Cloud Control)</w:t>
             </w:r>
           </w:p>
         </w:tc>
@@ -4125,7 +4125,16 @@
                 <w:sz w:val="19"/>
                 <w:szCs w:val="19"/>
               </w:rPr>
-              <w:t xml:space="preserve">Correctly names the pain point and the requirements behind this concern, not just the surface ask.</w:t>
+              <w:t xml:space="preserve">The team should recognise: </w:t>
+            </w:r>
+            <w:r>
+              <w:rPr>
+                <w:rFonts w:ascii="Calibri" w:cs="Calibri" w:eastAsia="Calibri" w:hAnsi="Calibri"/>
+                <w:color w:val="2A3C52"/>
+                <w:sz w:val="19"/>
+                <w:szCs w:val="19"/>
+              </w:rPr>
+              <w:t xml:space="preserve">Automated, real-time isolation of a compromised device, faster than a manual response.</w:t>
             </w:r>
           </w:p>
         </w:tc>
@@ -4193,16 +4202,7 @@
                 <w:sz w:val="19"/>
                 <w:szCs w:val="19"/>
               </w:rPr>
-              <w:t xml:space="preserve">ISE (Security Group Tags (pxGrid integration))</w:t>
-            </w:r>
-            <w:r>
-              <w:rPr>
-                <w:rFonts w:ascii="Calibri" w:cs="Calibri" w:eastAsia="Calibri" w:hAnsi="Calibri"/>
-                <w:color w:val="2A3C52"/>
-                <w:sz w:val="19"/>
-                <w:szCs w:val="19"/>
-              </w:rPr>
-              <w:t xml:space="preserve">. The right solution, architecture and approach for Cedarline.</w:t>
+              <w:t xml:space="preserve">Cisco ISE (Security Group Tags via pxGrid and Adaptive Network Control)</w:t>
             </w:r>
           </w:p>
         </w:tc>
@@ -4488,7 +4488,16 @@
                 <w:sz w:val="19"/>
                 <w:szCs w:val="19"/>
               </w:rPr>
-              <w:t xml:space="preserve">Correctly names the pain point and the requirements behind this concern, not just the surface ask.</w:t>
+              <w:t xml:space="preserve">The team should recognise: </w:t>
+            </w:r>
+            <w:r>
+              <w:rPr>
+                <w:rFonts w:ascii="Calibri" w:cs="Calibri" w:eastAsia="Calibri" w:hAnsi="Calibri"/>
+                <w:color w:val="2A3C52"/>
+                <w:sz w:val="19"/>
+                <w:szCs w:val="19"/>
+              </w:rPr>
+              <w:t xml:space="preserve">Simplifying and cleaning up firewall policy administration at scale.</w:t>
             </w:r>
           </w:p>
         </w:tc>
@@ -4556,16 +4565,7 @@
                 <w:sz w:val="19"/>
                 <w:szCs w:val="19"/>
               </w:rPr>
-              <w:t xml:space="preserve">Cisco Security Cloud Control, FMC, FTD (Unified Policy Administration)</w:t>
-            </w:r>
-            <w:r>
-              <w:rPr>
-                <w:rFonts w:ascii="Calibri" w:cs="Calibri" w:eastAsia="Calibri" w:hAnsi="Calibri"/>
-                <w:color w:val="2A3C52"/>
-                <w:sz w:val="19"/>
-                <w:szCs w:val="19"/>
-              </w:rPr>
-              <w:t xml:space="preserve">. The right solution, architecture and approach for Cedarline.</w:t>
+              <w:t xml:space="preserve">Cisco Security Cloud Control with FMC and Cisco Secure Firewall (unified policy administration)</w:t>
             </w:r>
           </w:p>
         </w:tc>
@@ -4851,7 +4851,16 @@
                 <w:sz w:val="19"/>
                 <w:szCs w:val="19"/>
               </w:rPr>
-              <w:t xml:space="preserve">Correctly names the pain point and the requirements behind this concern, not just the surface ask.</w:t>
+              <w:t xml:space="preserve">The team should recognise: </w:t>
+            </w:r>
+            <w:r>
+              <w:rPr>
+                <w:rFonts w:ascii="Calibri" w:cs="Calibri" w:eastAsia="Calibri" w:hAnsi="Calibri"/>
+                <w:color w:val="2A3C52"/>
+                <w:sz w:val="19"/>
+                <w:szCs w:val="19"/>
+              </w:rPr>
+              <w:t xml:space="preserve">Restoring visibility into encrypted traffic without decrypting everything.</w:t>
             </w:r>
           </w:p>
         </w:tc>
@@ -4919,16 +4928,7 @@
                 <w:sz w:val="19"/>
                 <w:szCs w:val="19"/>
               </w:rPr>
-              <w:t xml:space="preserve">Cisco Secure Firewall (FTD), FMC, Security Cloud Control (EVE)</w:t>
-            </w:r>
-            <w:r>
-              <w:rPr>
-                <w:rFonts w:ascii="Calibri" w:cs="Calibri" w:eastAsia="Calibri" w:hAnsi="Calibri"/>
-                <w:color w:val="2A3C52"/>
-                <w:sz w:val="19"/>
-                <w:szCs w:val="19"/>
-              </w:rPr>
-              <w:t xml:space="preserve">. The right solution, architecture and approach for Cedarline.</w:t>
+              <w:t xml:space="preserve">Cisco Secure Firewall with the Encrypted Visibility Engine (EVE)</w:t>
             </w:r>
           </w:p>
         </w:tc>
@@ -5214,7 +5214,16 @@
                 <w:sz w:val="19"/>
                 <w:szCs w:val="19"/>
               </w:rPr>
-              <w:t xml:space="preserve">Correctly names the pain point and the requirements behind this concern, not just the surface ask.</w:t>
+              <w:t xml:space="preserve">The team should recognise: </w:t>
+            </w:r>
+            <w:r>
+              <w:rPr>
+                <w:rFonts w:ascii="Calibri" w:cs="Calibri" w:eastAsia="Calibri" w:hAnsi="Calibri"/>
+                <w:color w:val="2A3C52"/>
+                <w:sz w:val="19"/>
+                <w:szCs w:val="19"/>
+              </w:rPr>
+              <w:t xml:space="preserve">Detecting unknown and zero-day threats beyond signature-based detection.</w:t>
             </w:r>
           </w:p>
         </w:tc>
@@ -5282,16 +5291,7 @@
                 <w:sz w:val="19"/>
                 <w:szCs w:val="19"/>
               </w:rPr>
-              <w:t xml:space="preserve">Cisco Secure Firewall (FTD), FMC, Security Cloud Control (Snort ML)</w:t>
-            </w:r>
-            <w:r>
-              <w:rPr>
-                <w:rFonts w:ascii="Calibri" w:cs="Calibri" w:eastAsia="Calibri" w:hAnsi="Calibri"/>
-                <w:color w:val="2A3C52"/>
-                <w:sz w:val="19"/>
-                <w:szCs w:val="19"/>
-              </w:rPr>
-              <w:t xml:space="preserve">. The right solution, architecture and approach for Cedarline.</w:t>
+              <w:t xml:space="preserve">Cisco Secure Firewall with Snort ML</w:t>
             </w:r>
           </w:p>
         </w:tc>
@@ -5762,7 +5762,16 @@
                 <w:sz w:val="19"/>
                 <w:szCs w:val="19"/>
               </w:rPr>
-              <w:t xml:space="preserve">Correctly names the pain point and the requirements behind this concern, not just the surface ask.</w:t>
+              <w:t xml:space="preserve">The team should recognise: </w:t>
+            </w:r>
+            <w:r>
+              <w:rPr>
+                <w:rFonts w:ascii="Calibri" w:cs="Calibri" w:eastAsia="Calibri" w:hAnsi="Calibri"/>
+                <w:color w:val="2A3C52"/>
+                <w:sz w:val="19"/>
+                <w:szCs w:val="19"/>
+              </w:rPr>
+              <w:t xml:space="preserve">Runtime detection of suspicious behaviour and policy violations inside workloads.</w:t>
             </w:r>
           </w:p>
         </w:tc>
@@ -5830,16 +5839,7 @@
                 <w:sz w:val="19"/>
                 <w:szCs w:val="19"/>
               </w:rPr>
-              <w:t xml:space="preserve">Isovalent (Tetragon Runtime Security)</w:t>
-            </w:r>
-            <w:r>
-              <w:rPr>
-                <w:rFonts w:ascii="Calibri" w:cs="Calibri" w:eastAsia="Calibri" w:hAnsi="Calibri"/>
-                <w:color w:val="2A3C52"/>
-                <w:sz w:val="19"/>
-                <w:szCs w:val="19"/>
-              </w:rPr>
-              <w:t xml:space="preserve">. The right solution, architecture and approach for Cedarline.</w:t>
+              <w:t xml:space="preserve">Isovalent Tetragon (eBPF runtime security)</w:t>
             </w:r>
           </w:p>
         </w:tc>
@@ -6125,7 +6125,16 @@
                 <w:sz w:val="19"/>
                 <w:szCs w:val="19"/>
               </w:rPr>
-              <w:t xml:space="preserve">Correctly names the pain point and the requirements behind this concern, not just the surface ask.</w:t>
+              <w:t xml:space="preserve">The team should recognise: </w:t>
+            </w:r>
+            <w:r>
+              <w:rPr>
+                <w:rFonts w:ascii="Calibri" w:cs="Calibri" w:eastAsia="Calibri" w:hAnsi="Calibri"/>
+                <w:color w:val="2A3C52"/>
+                <w:sz w:val="19"/>
+                <w:szCs w:val="19"/>
+              </w:rPr>
+              <w:t xml:space="preserve">Consistent Kubernetes networking and policy across clusters, with less operational complexity.</w:t>
             </w:r>
           </w:p>
         </w:tc>
@@ -6193,16 +6202,7 @@
                 <w:sz w:val="19"/>
                 <w:szCs w:val="19"/>
               </w:rPr>
-              <w:t xml:space="preserve">the fitting Cisco solution (Cilium Networking Policies)</w:t>
-            </w:r>
-            <w:r>
-              <w:rPr>
-                <w:rFonts w:ascii="Calibri" w:cs="Calibri" w:eastAsia="Calibri" w:hAnsi="Calibri"/>
-                <w:color w:val="2A3C52"/>
-                <w:sz w:val="19"/>
-                <w:szCs w:val="19"/>
-              </w:rPr>
-              <w:t xml:space="preserve">. The right solution, architecture and approach for Cedarline.</w:t>
+              <w:t xml:space="preserve">Isovalent Cilium (eBPF Kubernetes networking and policy)</w:t>
             </w:r>
           </w:p>
         </w:tc>
@@ -6488,7 +6488,16 @@
                 <w:sz w:val="19"/>
                 <w:szCs w:val="19"/>
               </w:rPr>
-              <w:t xml:space="preserve">Correctly names the pain point and the requirements behind this concern, not just the surface ask.</w:t>
+              <w:t xml:space="preserve">The team should recognise: </w:t>
+            </w:r>
+            <w:r>
+              <w:rPr>
+                <w:rFonts w:ascii="Calibri" w:cs="Calibri" w:eastAsia="Calibri" w:hAnsi="Calibri"/>
+                <w:color w:val="2A3C52"/>
+                <w:sz w:val="19"/>
+                <w:szCs w:val="19"/>
+              </w:rPr>
+              <w:t xml:space="preserve">Consolidating Kubernetes networking, security and observability to reduce tool sprawl.</w:t>
             </w:r>
           </w:p>
         </w:tc>
@@ -6556,16 +6565,7 @@
                 <w:sz w:val="19"/>
                 <w:szCs w:val="19"/>
               </w:rPr>
-              <w:t xml:space="preserve">cilium and tetragon</w:t>
-            </w:r>
-            <w:r>
-              <w:rPr>
-                <w:rFonts w:ascii="Calibri" w:cs="Calibri" w:eastAsia="Calibri" w:hAnsi="Calibri"/>
-                <w:color w:val="2A3C52"/>
-                <w:sz w:val="19"/>
-                <w:szCs w:val="19"/>
-              </w:rPr>
-              <w:t xml:space="preserve">. The right solution, architecture and approach for Cedarline.</w:t>
+              <w:t xml:space="preserve">Isovalent Cilium with Tetragon</w:t>
             </w:r>
           </w:p>
         </w:tc>
@@ -6851,7 +6851,16 @@
                 <w:sz w:val="19"/>
                 <w:szCs w:val="19"/>
               </w:rPr>
-              <w:t xml:space="preserve">Correctly names the pain point and the requirements behind this concern, not just the surface ask.</w:t>
+              <w:t xml:space="preserve">The team should recognise: </w:t>
+            </w:r>
+            <w:r>
+              <w:rPr>
+                <w:rFonts w:ascii="Calibri" w:cs="Calibri" w:eastAsia="Calibri" w:hAnsi="Calibri"/>
+                <w:color w:val="2A3C52"/>
+                <w:sz w:val="19"/>
+                <w:szCs w:val="19"/>
+              </w:rPr>
+              <w:t xml:space="preserve">Mapping east-west flows and application dependencies to segment safely without breaking applications.</w:t>
             </w:r>
           </w:p>
         </w:tc>
@@ -6919,16 +6928,7 @@
                 <w:sz w:val="19"/>
                 <w:szCs w:val="19"/>
               </w:rPr>
-              <w:t xml:space="preserve">Cisco Secure Workload. Cisco Secure Firewall (Application dependency mapping)</w:t>
-            </w:r>
-            <w:r>
-              <w:rPr>
-                <w:rFonts w:ascii="Calibri" w:cs="Calibri" w:eastAsia="Calibri" w:hAnsi="Calibri"/>
-                <w:color w:val="2A3C52"/>
-                <w:sz w:val="19"/>
-                <w:szCs w:val="19"/>
-              </w:rPr>
-              <w:t xml:space="preserve">. The right solution, architecture and approach for Cedarline.</w:t>
+              <w:t xml:space="preserve">Cisco Secure Workload (application dependency mapping)</w:t>
             </w:r>
           </w:p>
         </w:tc>
@@ -7046,6 +7046,7 @@
       </w:r>
     </w:p>
     <w:sectPr>
+      <w:footerReference w:type="default" r:id="rId7"/>
       <w:pgSz w:w="12240" w:h="15840" w:orient="portrait"/>
       <w:pgMar w:top="1440" w:right="1440" w:bottom="1440" w:left="1440" w:header="708" w:footer="708" w:gutter="0"/>
       <w:pgNumType/>
@@ -7094,6 +7095,59 @@
     </w:p>
   </w:endnote>
 </w:endnotes>
+</file>
+
+<file path=word/footer1.xml><?xml version="1.0" encoding="utf-8"?>
+<w:ftr xmlns:wpc="http://schemas.microsoft.com/office/word/2010/wordprocessingCanvas" xmlns:mc="http://schemas.openxmlformats.org/markup-compatibility/2006" xmlns:o="urn:schemas-microsoft-com:office:office" xmlns:r="http://schemas.openxmlformats.org/officeDocument/2006/relationships" xmlns:m="http://schemas.openxmlformats.org/officeDocument/2006/math" xmlns:v="urn:schemas-microsoft-com:vml" xmlns:wp14="http://schemas.microsoft.com/office/word/2010/wordprocessingDrawing" xmlns:wp="http://schemas.openxmlformats.org/drawingml/2006/wordprocessingDrawing" xmlns:w10="urn:schemas-microsoft-com:office:word" xmlns:w="http://schemas.openxmlformats.org/wordprocessingml/2006/main" xmlns:w14="http://schemas.microsoft.com/office/word/2010/wordml" xmlns:w15="http://schemas.microsoft.com/office/word/2012/wordml" xmlns:wpg="http://schemas.microsoft.com/office/word/2010/wordprocessingGroup" xmlns:wpi="http://schemas.microsoft.com/office/word/2010/wordprocessingInk" xmlns:wne="http://schemas.microsoft.com/office/word/2006/wordml" xmlns:wps="http://schemas.microsoft.com/office/word/2010/wordprocessingShape">
+  <w:p>
+    <w:pPr>
+      <w:spacing w:before="60"/>
+      <w:jc w:val="center"/>
+    </w:pPr>
+    <w:r>
+      <w:rPr>
+        <w:rFonts w:ascii="Calibri" w:cs="Calibri" w:eastAsia="Calibri" w:hAnsi="Calibri"/>
+        <w:color w:val="8091A4"/>
+        <w:sz w:val="15"/>
+        <w:szCs w:val="15"/>
+      </w:rPr>
+      <w:t xml:space="preserve">HMF Design Clinic  ·  Page </w:t>
+    </w:r>
+    <w:r>
+      <w:rPr>
+        <w:rFonts w:ascii="Calibri" w:cs="Calibri" w:eastAsia="Calibri" w:hAnsi="Calibri"/>
+        <w:color w:val="8091A4"/>
+        <w:sz w:val="15"/>
+        <w:szCs w:val="15"/>
+      </w:rPr>
+      <w:fldChar w:fldCharType="begin"/>
+      <w:instrText xml:space="preserve">PAGE</w:instrText>
+      <w:fldChar w:fldCharType="separate"/>
+      <w:fldChar w:fldCharType="end"/>
+    </w:r>
+    <w:r>
+      <w:rPr>
+        <w:rFonts w:ascii="Calibri" w:cs="Calibri" w:eastAsia="Calibri" w:hAnsi="Calibri"/>
+        <w:color w:val="8091A4"/>
+        <w:sz w:val="15"/>
+        <w:szCs w:val="15"/>
+      </w:rPr>
+      <w:t xml:space="preserve"> of </w:t>
+    </w:r>
+    <w:r>
+      <w:rPr>
+        <w:rFonts w:ascii="Calibri" w:cs="Calibri" w:eastAsia="Calibri" w:hAnsi="Calibri"/>
+        <w:color w:val="8091A4"/>
+        <w:sz w:val="15"/>
+        <w:szCs w:val="15"/>
+      </w:rPr>
+      <w:fldChar w:fldCharType="begin"/>
+      <w:instrText xml:space="preserve">NUMPAGES</w:instrText>
+      <w:fldChar w:fldCharType="separate"/>
+      <w:fldChar w:fldCharType="end"/>
+    </w:r>
+  </w:p>
+</w:ftr>
 </file>
 
 <file path=word/footnotes.xml><?xml version="1.0" encoding="utf-8"?>

--- a/case-study-pack/docx/HMF-Solution-Guide.docx
+++ b/case-study-pack/docx/HMF-Solution-Guide.docx
@@ -240,7 +240,7 @@
           <w:sz w:val="30"/>
           <w:szCs w:val="30"/>
         </w:rPr>
-        <w:t xml:space="preserve">Score by case study, assess by dimension</w:t>
+        <w:t xml:space="preserve">Score each pain point across three dimensions</w:t>
       </w:r>
     </w:p>
     <w:p>
@@ -254,7 +254,7 @@
           <w:sz w:val="21"/>
           <w:szCs w:val="21"/>
         </w:rPr>
-        <w:t xml:space="preserve">Each case study is scored across its four pain points, giving a case study score out of 100 and an overall score out of 400. Alongside the score, assess each team on the three dimensions below and record qualitative feedback.</w:t>
+        <w:t xml:space="preserve">Each pain point is scored across the three dimensions below: Problem Identifier out of 5, Solution Designer out of 10, and Value Communicator out of 10, for 25 per pain point. Four pain points make a case study score out of 100, and the four case studies make an overall score out of 400. The model answers that follow map to these three dimensions. Use the Grading Guide for the full rubric.</w:t>
       </w:r>
     </w:p>
     <w:tbl>
@@ -307,6 +307,17 @@
               </w:rPr>
               <w:t xml:space="preserve">Problem Identifier</w:t>
             </w:r>
+            <w:r>
+              <w:rPr>
+                <w:rFonts w:ascii="Calibri" w:cs="Calibri" w:eastAsia="Calibri" w:hAnsi="Calibri"/>
+                <w:b/>
+                <w:bCs/>
+                <w:color w:val="036C8F"/>
+                <w:sz w:val="14"/>
+                <w:szCs w:val="14"/>
+              </w:rPr>
+              <w:t xml:space="preserve">  out of 5</w:t>
+            </w:r>
           </w:p>
           <w:p>
             <w:pPr>
@@ -355,6 +366,17 @@
               </w:rPr>
               <w:t xml:space="preserve">Solution Designer</w:t>
             </w:r>
+            <w:r>
+              <w:rPr>
+                <w:rFonts w:ascii="Calibri" w:cs="Calibri" w:eastAsia="Calibri" w:hAnsi="Calibri"/>
+                <w:b/>
+                <w:bCs/>
+                <w:color w:val="036C8F"/>
+                <w:sz w:val="14"/>
+                <w:szCs w:val="14"/>
+              </w:rPr>
+              <w:t xml:space="preserve">  out of 10</w:t>
+            </w:r>
           </w:p>
           <w:p>
             <w:pPr>
@@ -402,6 +424,17 @@
                 <w:szCs w:val="21"/>
               </w:rPr>
               <w:t xml:space="preserve">Value Communicator</w:t>
+            </w:r>
+            <w:r>
+              <w:rPr>
+                <w:rFonts w:ascii="Calibri" w:cs="Calibri" w:eastAsia="Calibri" w:hAnsi="Calibri"/>
+                <w:b/>
+                <w:bCs/>
+                <w:color w:val="036C8F"/>
+                <w:sz w:val="14"/>
+                <w:szCs w:val="14"/>
+              </w:rPr>
+              <w:t xml:space="preserve">  out of 10</w:t>
             </w:r>
           </w:p>
           <w:p>

--- a/case-study-pack/docx/HMF-Solution-Guide.docx
+++ b/case-study-pack/docx/HMF-Solution-Guide.docx
@@ -254,7 +254,7 @@
           <w:sz w:val="21"/>
           <w:szCs w:val="21"/>
         </w:rPr>
-        <w:t xml:space="preserve">Each pain point is scored across the three dimensions below: Problem Identifier out of 5, Solution Designer out of 10, and Value Communicator out of 10, for 25 per pain point. Four pain points make a case study score out of 100, and the four case studies make an overall score out of 400. The model answers that follow map to these three dimensions. Use the Grading Guide for the full rubric.</w:t>
+        <w:t xml:space="preserve">Each pain point is scored across the three dimensions below: Problem Identifier out of 5, Solution Designer out of 10, and Value Communicator out of 10, for 25 per pain point. Four pain points make a case study score out of 100, and the four case studies make a cumulative score out of 400. The model answers that follow map to these three dimensions. Use the Grading Guide for the full rubric.</w:t>
       </w:r>
     </w:p>
     <w:tbl>
